--- a/API de planes de ahorro bancario.docx
+++ b/API de planes de ahorro bancario.docx
@@ -89,19 +89,17 @@
         </w:rPr>
         <w:t xml:space="preserve">El presente proyecto plantea el desarrollo de una API de planes de ahorro como una nueva funcionalidad de un sistema bancario existente. Por lo tanto, no contempla la construcción de un </w:t>
       </w:r>
-      <w:proofErr w:type="spellStart"/>
-      <w:r>
-        <w:rPr>
-          <w:rFonts w:ascii="Times New Roman" w:hAnsi="Times New Roman" w:cs="Times New Roman"/>
-        </w:rPr>
-        <w:t>core</w:t>
-      </w:r>
-      <w:proofErr w:type="spellEnd"/>
-      <w:r>
-        <w:rPr>
-          <w:rFonts w:ascii="Times New Roman" w:hAnsi="Times New Roman" w:cs="Times New Roman"/>
-        </w:rPr>
-        <w:t xml:space="preserve"> bancario desde cero, sino la incorporación de un componente especializado que se conectará con las capacidades que ya forman parte del banco.</w:t>
+      <w:r>
+        <w:rPr>
+          <w:rFonts w:ascii="Times New Roman" w:hAnsi="Times New Roman" w:cs="Times New Roman"/>
+        </w:rPr>
+        <w:t>Core</w:t>
+      </w:r>
+      <w:r>
+        <w:rPr>
+          <w:rFonts w:ascii="Times New Roman" w:hAnsi="Times New Roman" w:cs="Times New Roman"/>
+        </w:rPr>
+        <w:t xml:space="preserve"> bancario desde cero, sino la incorporación de un componente especializado que utilizará las capacidades que ya forman parte del banco.</w:t>
       </w:r>
     </w:p>
     <w:p>
@@ -115,7 +113,7 @@
         <w:rPr>
           <w:rFonts w:ascii="Times New Roman" w:hAnsi="Times New Roman" w:cs="Times New Roman"/>
         </w:rPr>
-        <w:t>Esta API estará orientada a la gestión de planes de ahorro y operará dentro del ecosistema tecnológico de la institución. Dentro de este entorno, la planificación del ahorro requiere mecanismos que permitan organizar metas y mantener un seguimiento continuo desde la misma plataforma utilizada por el cliente para administrar sus cuentas.</w:t>
+        <w:t>La API estará orientada a la gestión de planes de ahorro y operará dentro del ecosistema tecnológico de la institución. Esta funcionalidad permitirá organizar metas, programar aportes y mantener un seguimiento continuo desde los canales digitales utilizados por el cliente para administrar sus productos bancarios.</w:t>
       </w:r>
     </w:p>
     <w:p>
@@ -162,7 +160,21 @@
         <w:rPr>
           <w:rFonts w:ascii="Times New Roman" w:hAnsi="Times New Roman" w:cs="Times New Roman"/>
         </w:rPr>
-        <w:t>El propósito de este documento es presentar la visión de la API de planes de ahorro bancario y establecer su relación con las necesidades del cliente y los objetivos del banco. También se delimita el contexto en el que será desarrollada, los participantes involucrados y su papel dentro del sistema bancario.</w:t>
+        <w:t>El propósito de este documento es presentar la visión de la API de planes de ahorro bancario y establecer su relación con las necesidades del cliente y los objetivos del banco. También se delimitan su alcance, los participantes involucrados, la cadena de valor y el modelo de monetización indirecta asociado con la captación y permanencia de fondos.</w:t>
+      </w:r>
+    </w:p>
+    <w:p>
+      <w:pPr>
+        <w:jc w:val="both"/>
+        <w:rPr>
+          <w:rFonts w:ascii="Times New Roman" w:hAnsi="Times New Roman" w:cs="Times New Roman"/>
+        </w:rPr>
+      </w:pPr>
+      <w:r>
+        <w:rPr>
+          <w:rFonts w:ascii="Times New Roman" w:hAnsi="Times New Roman" w:cs="Times New Roman"/>
+        </w:rPr>
+        <w:t>Además, se describen los objetivos, la anatomía y la naturaleza de la API, con el fin de establecer una base para las fases posteriores de arquitectura, diseño del contrato e implementación.</w:t>
       </w:r>
     </w:p>
     <w:p>
@@ -209,36 +221,55 @@
         <w:rPr>
           <w:rFonts w:ascii="Times New Roman" w:hAnsi="Times New Roman" w:cs="Times New Roman"/>
         </w:rPr>
-        <w:t xml:space="preserve">La API se integrará con los servicios existentes relacionados con clientes, cuentas y operaciones bancarias. Su responsabilidad se concentrará en el dominio de los planes de ahorro, mientras que los procesos propios del </w:t>
-      </w:r>
-      <w:proofErr w:type="spellStart"/>
-      <w:r>
-        <w:rPr>
-          <w:rFonts w:ascii="Times New Roman" w:hAnsi="Times New Roman" w:cs="Times New Roman"/>
-        </w:rPr>
-        <w:t>core</w:t>
-      </w:r>
-      <w:proofErr w:type="spellEnd"/>
-      <w:r>
-        <w:rPr>
-          <w:rFonts w:ascii="Times New Roman" w:hAnsi="Times New Roman" w:cs="Times New Roman"/>
-        </w:rPr>
-        <w:t xml:space="preserve"> continuarán bajo la gestión de los componentes correspondientes.</w:t>
-      </w:r>
-      <w:r>
-        <w:rPr>
-          <w:rFonts w:ascii="Times New Roman" w:hAnsi="Times New Roman" w:cs="Times New Roman"/>
-        </w:rPr>
-        <w:t xml:space="preserve"> </w:t>
-      </w:r>
-      <w:r>
-        <w:rPr>
-          <w:rFonts w:ascii="Times New Roman" w:hAnsi="Times New Roman" w:cs="Times New Roman"/>
-        </w:rPr>
-        <w:t>Esta separación permitirá utilizar la información y las capacidades disponibles en el banco sin duplicar funciones. La API coordinará las interacciones necesarias con estos servicios y mantendrá límites definidos respecto de los procesos centrales de la institución.</w:t>
-      </w:r>
-    </w:p>
-    <w:p/>
+        <w:t xml:space="preserve">La API se integrará con capacidades existentes del banco, principalmente el </w:t>
+      </w:r>
+      <w:r>
+        <w:rPr>
+          <w:rFonts w:ascii="Times New Roman" w:hAnsi="Times New Roman" w:cs="Times New Roman"/>
+        </w:rPr>
+        <w:t>Core</w:t>
+      </w:r>
+      <w:r>
+        <w:rPr>
+          <w:rFonts w:ascii="Times New Roman" w:hAnsi="Times New Roman" w:cs="Times New Roman"/>
+        </w:rPr>
+        <w:t xml:space="preserve"> bancario, el servicio de identidad y el servicio de notificaciones. Su responsabilidad se concentrará en la simulación, creación, configuración y seguimiento de los planes de ahorro, mientras que el </w:t>
+      </w:r>
+      <w:r>
+        <w:rPr>
+          <w:rFonts w:ascii="Times New Roman" w:hAnsi="Times New Roman" w:cs="Times New Roman"/>
+        </w:rPr>
+        <w:t>Core</w:t>
+      </w:r>
+      <w:r>
+        <w:rPr>
+          <w:rFonts w:ascii="Times New Roman" w:hAnsi="Times New Roman" w:cs="Times New Roman"/>
+        </w:rPr>
+        <w:t xml:space="preserve"> continuará administrando las cuentas, los saldos, los movimientos y la ejecución de los débitos.</w:t>
+      </w:r>
+    </w:p>
+    <w:p>
+      <w:pPr>
+        <w:jc w:val="both"/>
+        <w:rPr>
+          <w:rFonts w:ascii="Times New Roman" w:hAnsi="Times New Roman" w:cs="Times New Roman"/>
+        </w:rPr>
+      </w:pPr>
+      <w:r>
+        <w:rPr>
+          <w:rFonts w:ascii="Times New Roman" w:hAnsi="Times New Roman" w:cs="Times New Roman"/>
+        </w:rPr>
+        <w:t>Esta separación permitirá utilizar los servicios disponibles sin duplicar funciones ni trasladar a la nueva API responsabilidades propias de los sistemas centrales. La API coordinará las interacciones necesarias y mantendrá límites definidos respecto de los procesos bancarios existentes.</w:t>
+      </w:r>
+    </w:p>
+    <w:p>
+      <w:pPr>
+        <w:jc w:val="both"/>
+        <w:rPr>
+          <w:rFonts w:ascii="Times New Roman" w:hAnsi="Times New Roman" w:cs="Times New Roman"/>
+        </w:rPr>
+      </w:pPr>
+    </w:p>
     <w:p>
       <w:pPr>
         <w:pStyle w:val="Ttulo2"/>
@@ -261,6 +292,7 @@
           <w:sz w:val="28"/>
           <w:szCs w:val="28"/>
         </w:rPr>
+        <w:lastRenderedPageBreak/>
         <w:t>2. Visión del producto</w:t>
       </w:r>
     </w:p>
@@ -300,7 +332,7 @@
         <w:rPr>
           <w:rFonts w:ascii="Times New Roman" w:hAnsi="Times New Roman" w:cs="Times New Roman"/>
         </w:rPr>
-        <w:t>Muchas personas desean ahorrar, pero no siempre establecen un objetivo concreto ni definen una planificación para alcanzarlo. Aunque pueden tener una meta en mente, desconocen cuánto deberían aportar, durante cuánto tiempo y qué monto podrían obtener al finalizar el periodo. Esta falta de claridad dificulta iniciar el ahorro y mantenerlo de forma constante.</w:t>
+        <w:t>Muchas personas desean ahorrar, pero no siempre establecen una meta concreta ni definen un plan para alcanzarla. Con frecuencia, el ahorro se limita al dinero restante al final del mes, sin una cuota programada ni un plazo determinado. Esta situación dificulta mantener la constancia y conocer cuánto se necesita aportar para alcanzar un objetivo.</w:t>
       </w:r>
     </w:p>
     <w:p>
@@ -314,14 +346,7 @@
         <w:rPr>
           <w:rFonts w:ascii="Times New Roman" w:hAnsi="Times New Roman" w:cs="Times New Roman"/>
         </w:rPr>
-        <w:t xml:space="preserve">También existe una falta de seguimiento durante el proceso. Cuando el dinero permanece en la cuenta principal, sin estar asociado con un plan, resulta difícil identificar cuánto </w:t>
-      </w:r>
-      <w:r>
-        <w:rPr>
-          <w:rFonts w:ascii="Times New Roman" w:hAnsi="Times New Roman" w:cs="Times New Roman"/>
-        </w:rPr>
-        <w:lastRenderedPageBreak/>
-        <w:t>corresponde a la meta y cuánto se encuentra disponible para otros gastos. Al no existir una separación ni un control del progreso, el dinero puede utilizarse antes de alcanzar el objetivo.</w:t>
+        <w:t>También existe poca claridad sobre el resultado del ahorro. Sin una simulación previa, el cliente no conoce con precisión cuánto podría acumular al finalizar el periodo ni qué rendimiento generaría el dinero aportado. A esto se suma la falta de seguimiento cuando los fondos permanecen en la cuenta principal sin estar relacionados con una meta específica.</w:t>
       </w:r>
     </w:p>
     <w:p>
@@ -335,21 +360,7 @@
         <w:rPr>
           <w:rFonts w:ascii="Times New Roman" w:hAnsi="Times New Roman" w:cs="Times New Roman"/>
         </w:rPr>
-        <w:t>Además, mantener el dinero en una cuenta sin incorporarlo a un plan limita la posibilidad de obtener intereses. El cliente conserva sus fondos, pero no cuenta con una proyección que le permita conocer el rendimiento esperado ni comparar distintas alternativas de ahorro según el monto, el plazo y sus gastos mensuales.</w:t>
-      </w:r>
-    </w:p>
-    <w:p>
-      <w:pPr>
-        <w:jc w:val="both"/>
-        <w:rPr>
-          <w:rFonts w:ascii="Times New Roman" w:hAnsi="Times New Roman" w:cs="Times New Roman"/>
-        </w:rPr>
-      </w:pPr>
-      <w:r>
-        <w:rPr>
-          <w:rFonts w:ascii="Times New Roman" w:hAnsi="Times New Roman" w:cs="Times New Roman"/>
-        </w:rPr>
-        <w:t>Estas dificultades afectan la constancia del ahorro y reducen la posibilidad de alcanzar las metas establecidas. Sin una planificación y un seguimiento adecuados, el cliente no dispone de información suficiente para controlar el avance ni ajustar sus aportes durante el periodo.</w:t>
+        <w:t>Estas condiciones dificultan la formación de un hábito de ahorro. La ausencia de aportes automáticos, una proyección visible y un registro del progreso aumenta la posibilidad de utilizar los fondos antes de alcanzar el objetivo.</w:t>
       </w:r>
     </w:p>
     <w:p>
@@ -392,6 +403,12 @@
           <w:rFonts w:ascii="Times New Roman" w:hAnsi="Times New Roman" w:cs="Times New Roman"/>
         </w:rPr>
       </w:pPr>
+      <w:r>
+        <w:rPr>
+          <w:rFonts w:ascii="Times New Roman" w:hAnsi="Times New Roman" w:cs="Times New Roman"/>
+        </w:rPr>
+        <w:t>La incorporación de planes de ahorro permite ampliar los servicios disponibles en los canales digitales y captar depósitos recurrentes. Al ofrecer una simulación pública, un proceso de creación digital y aportes automáticos, el banco puede reducir las barreras para iniciar un plan y disminuir la necesidad de intervención en una agencia.</w:t>
+      </w:r>
     </w:p>
     <w:p>
       <w:pPr>
@@ -404,71 +421,27 @@
         <w:rPr>
           <w:rFonts w:ascii="Times New Roman" w:hAnsi="Times New Roman" w:cs="Times New Roman"/>
         </w:rPr>
-        <w:t xml:space="preserve">La incorporación de planes de ahorro representa una oportunidad para ampliar los servicios disponibles en los canales digitales del banco. Al facilitar la creación de objetivos y la programación de aportes, la institución puede mantener una relación más frecuente con sus clientes y </w:t>
-      </w:r>
-      <w:r>
-        <w:rPr>
-          <w:rFonts w:ascii="Times New Roman" w:hAnsi="Times New Roman" w:cs="Times New Roman"/>
-        </w:rPr>
-        <w:t>conocer mejor sus hábitos y necesidades financieras. Además, los aportes realizados a los planes incrementan los fondos captados por la institución.</w:t>
-      </w:r>
-      <w:r>
-        <w:rPr>
-          <w:rFonts w:ascii="Times New Roman" w:hAnsi="Times New Roman" w:cs="Times New Roman"/>
-        </w:rPr>
-        <w:t xml:space="preserve"> realizados a los planes también incrementan los fondos captados por la institución. </w:t>
-      </w:r>
-      <w:r>
-        <w:rPr>
-          <w:rFonts w:ascii="Times New Roman" w:hAnsi="Times New Roman" w:cs="Times New Roman"/>
-        </w:rPr>
-        <w:t>Los aportes realizados incrementan los fondos captados por la institución y fortalecen su capacidad de intermediación financiera</w:t>
+        <w:t>La permanencia de los fondos, especialmente en los planes bloqueados, proporciona un fondeo más estable para la actividad de intermediación financiera. Estos recursos pueden utilizarse en la colocación de créditos, mediante los cuales se generan ingresos por la diferencia entre la tasa pagada por los depósitos y la tasa cobrada por los préstamos.</w:t>
+      </w:r>
+    </w:p>
+    <w:p>
+      <w:pPr>
+        <w:jc w:val="both"/>
+        <w:rPr>
+          <w:rFonts w:ascii="Times New Roman" w:hAnsi="Times New Roman" w:cs="Times New Roman"/>
+        </w:rPr>
+      </w:pPr>
+      <w:r>
+        <w:rPr>
+          <w:rFonts w:ascii="Times New Roman" w:hAnsi="Times New Roman" w:cs="Times New Roman"/>
+        </w:rPr>
+        <w:t>La funcionalidad también permite medir la conversión entre las simulaciones realizadas y los planes creados. Esta información facilita la evaluación del proceso digital y del nivel de aceptación del producto</w:t>
       </w:r>
       <w:r>
         <w:rPr>
           <w:rFonts w:ascii="Times New Roman" w:hAnsi="Times New Roman" w:cs="Times New Roman"/>
         </w:rPr>
         <w:t>.</w:t>
-      </w:r>
-    </w:p>
-    <w:p>
-      <w:pPr>
-        <w:jc w:val="both"/>
-        <w:rPr>
-          <w:rFonts w:ascii="Times New Roman" w:hAnsi="Times New Roman" w:cs="Times New Roman"/>
-        </w:rPr>
-      </w:pPr>
-      <w:r>
-        <w:rPr>
-          <w:rFonts w:ascii="Times New Roman" w:hAnsi="Times New Roman" w:cs="Times New Roman"/>
-        </w:rPr>
-        <w:t>La permanencia de los planes permite conservar los fondos durante periodos definidos y ofrecer condiciones relacionadas con el cumplimiento y el monto acumulado.</w:t>
-      </w:r>
-      <w:r>
-        <w:rPr>
-          <w:rFonts w:ascii="Times New Roman" w:hAnsi="Times New Roman" w:cs="Times New Roman"/>
-        </w:rPr>
-        <w:t xml:space="preserve"> </w:t>
-      </w:r>
-      <w:r>
-        <w:rPr>
-          <w:rFonts w:ascii="Times New Roman" w:hAnsi="Times New Roman" w:cs="Times New Roman"/>
-        </w:rPr>
-        <w:t>Según el monto acumulado y las reglas establecidas por el banco, el ahorro podrá utilizarse como respaldo para acceder a determinados beneficios, como un crédito garantizado mediante el bloqueo de los fondos correspondientes.</w:t>
-      </w:r>
-    </w:p>
-    <w:p>
-      <w:pPr>
-        <w:jc w:val="both"/>
-        <w:rPr>
-          <w:rFonts w:ascii="Times New Roman" w:hAnsi="Times New Roman" w:cs="Times New Roman"/>
-        </w:rPr>
-      </w:pPr>
-      <w:r>
-        <w:rPr>
-          <w:rFonts w:ascii="Times New Roman" w:hAnsi="Times New Roman" w:cs="Times New Roman"/>
-        </w:rPr>
-        <w:t>La información generada durante la creación y el seguimiento de los planes permitirá identificar puntos de abandono, niveles de cumplimiento y preferencias de los clientes. Estos datos podrán utilizarse para ajustar la experiencia digital y presentar alternativas relacionadas con sus objetivos financieros.</w:t>
       </w:r>
     </w:p>
     <w:p>
@@ -522,12 +495,13 @@
           <w:lang w:eastAsia="es-EC"/>
           <w14:ligatures w14:val="none"/>
         </w:rPr>
-        <w:t>La funcionalidad estará dirigida a clientes que ya utilizan la aplicación bancaria y disponen de una cuenta habilitada para realizar aportes. Dentro de este grupo se consideran personas que desean iniciar su ahorro con montos desde USD 10 mensuales, así como clientes que mantienen uno o varios objetivos financieros de forma simultánea.</w:t>
+        <w:t>La funcionalidad estará dirigida principalmente a clientes que ya disponen de una cuenta bancaria y utilizan los canales digitales de la institución. Se consideran personas que desean comenzar con aportes pequeños, mantener uno o varios objetivos y automatizar el ahorro sin acudir a una agencia.</w:t>
       </w:r>
     </w:p>
     <w:p>
       <w:pPr>
         <w:spacing w:before="100" w:beforeAutospacing="1" w:after="100" w:afterAutospacing="1" w:line="240" w:lineRule="auto"/>
+        <w:jc w:val="both"/>
         <w:rPr>
           <w:rFonts w:ascii="Times New Roman" w:eastAsia="Times New Roman" w:hAnsi="Times New Roman" w:cs="Times New Roman"/>
           <w:kern w:val="0"/>
@@ -542,7 +516,6 @@
           <w:lang w:eastAsia="es-EC"/>
           <w14:ligatures w14:val="none"/>
         </w:rPr>
-        <w:lastRenderedPageBreak/>
         <w:t>Las necesidades identificadas son:</w:t>
       </w:r>
     </w:p>
@@ -551,7 +524,7 @@
         <w:pStyle w:val="Prrafodelista"/>
         <w:numPr>
           <w:ilvl w:val="0"/>
-          <w:numId w:val="27"/>
+          <w:numId w:val="37"/>
         </w:numPr>
         <w:spacing w:before="100" w:beforeAutospacing="1" w:after="100" w:afterAutospacing="1" w:line="240" w:lineRule="auto"/>
         <w:rPr>
@@ -576,7 +549,7 @@
         <w:pStyle w:val="Prrafodelista"/>
         <w:numPr>
           <w:ilvl w:val="0"/>
-          <w:numId w:val="27"/>
+          <w:numId w:val="37"/>
         </w:numPr>
         <w:spacing w:before="100" w:beforeAutospacing="1" w:after="100" w:afterAutospacing="1" w:line="240" w:lineRule="auto"/>
         <w:rPr>
@@ -593,7 +566,7 @@
           <w:lang w:eastAsia="es-EC"/>
           <w14:ligatures w14:val="none"/>
         </w:rPr>
-        <w:t>Conocer cuánto se debe aportar para alcanzar cada meta.</w:t>
+        <w:t>Conocer cuánto se debe aportar para alcanzar una meta.</w:t>
       </w:r>
     </w:p>
     <w:p>
@@ -601,7 +574,7 @@
         <w:pStyle w:val="Prrafodelista"/>
         <w:numPr>
           <w:ilvl w:val="0"/>
-          <w:numId w:val="27"/>
+          <w:numId w:val="37"/>
         </w:numPr>
         <w:spacing w:before="100" w:beforeAutospacing="1" w:after="100" w:afterAutospacing="1" w:line="240" w:lineRule="auto"/>
         <w:rPr>
@@ -618,7 +591,8 @@
           <w:lang w:eastAsia="es-EC"/>
           <w14:ligatures w14:val="none"/>
         </w:rPr>
-        <w:t>Determinar el tiempo necesario para completar el plan.</w:t>
+        <w:lastRenderedPageBreak/>
+        <w:t>Establecer un plazo y una fecha mensual de débito.</w:t>
       </w:r>
     </w:p>
     <w:p>
@@ -626,7 +600,7 @@
         <w:pStyle w:val="Prrafodelista"/>
         <w:numPr>
           <w:ilvl w:val="0"/>
-          <w:numId w:val="27"/>
+          <w:numId w:val="37"/>
         </w:numPr>
         <w:spacing w:before="100" w:beforeAutospacing="1" w:after="100" w:afterAutospacing="1" w:line="240" w:lineRule="auto"/>
         <w:rPr>
@@ -643,7 +617,7 @@
           <w:lang w:eastAsia="es-EC"/>
           <w14:ligatures w14:val="none"/>
         </w:rPr>
-        <w:t>Conocer el monto y los intereses proyectados al finalizar el periodo.</w:t>
+        <w:t>Consultar el monto y los intereses proyectados.</w:t>
       </w:r>
     </w:p>
     <w:p>
@@ -651,7 +625,7 @@
         <w:pStyle w:val="Prrafodelista"/>
         <w:numPr>
           <w:ilvl w:val="0"/>
-          <w:numId w:val="27"/>
+          <w:numId w:val="37"/>
         </w:numPr>
         <w:spacing w:before="100" w:beforeAutospacing="1" w:after="100" w:afterAutospacing="1" w:line="240" w:lineRule="auto"/>
         <w:rPr>
@@ -668,7 +642,7 @@
           <w:lang w:eastAsia="es-EC"/>
           <w14:ligatures w14:val="none"/>
         </w:rPr>
-        <w:t>Iniciar el ahorro con un aporte mensual accesible.</w:t>
+        <w:t>Iniciar un plan sin restricciones de monto mínimo o máximo.</w:t>
       </w:r>
     </w:p>
     <w:p>
@@ -676,7 +650,7 @@
         <w:pStyle w:val="Prrafodelista"/>
         <w:numPr>
           <w:ilvl w:val="0"/>
-          <w:numId w:val="27"/>
+          <w:numId w:val="37"/>
         </w:numPr>
         <w:spacing w:before="100" w:beforeAutospacing="1" w:after="100" w:afterAutospacing="1" w:line="240" w:lineRule="auto"/>
         <w:rPr>
@@ -693,7 +667,7 @@
           <w:lang w:eastAsia="es-EC"/>
           <w14:ligatures w14:val="none"/>
         </w:rPr>
-        <w:t>Mantener separados los fondos destinados a cada objetivo.</w:t>
+        <w:t>Automatizar los aportes desde una cuenta bancaria.</w:t>
       </w:r>
     </w:p>
     <w:p>
@@ -701,7 +675,7 @@
         <w:pStyle w:val="Prrafodelista"/>
         <w:numPr>
           <w:ilvl w:val="0"/>
-          <w:numId w:val="27"/>
+          <w:numId w:val="37"/>
         </w:numPr>
         <w:spacing w:before="100" w:beforeAutospacing="1" w:after="100" w:afterAutospacing="1" w:line="240" w:lineRule="auto"/>
         <w:rPr>
@@ -718,7 +692,7 @@
           <w:lang w:eastAsia="es-EC"/>
           <w14:ligatures w14:val="none"/>
         </w:rPr>
-        <w:t>Realizar aportes con regularidad.</w:t>
+        <w:t>Separar el ahorro destinado a cada objetivo.</w:t>
       </w:r>
     </w:p>
     <w:p>
@@ -726,7 +700,7 @@
         <w:pStyle w:val="Prrafodelista"/>
         <w:numPr>
           <w:ilvl w:val="0"/>
-          <w:numId w:val="27"/>
+          <w:numId w:val="37"/>
         </w:numPr>
         <w:spacing w:before="100" w:beforeAutospacing="1" w:after="100" w:afterAutospacing="1" w:line="240" w:lineRule="auto"/>
         <w:rPr>
@@ -743,7 +717,7 @@
           <w:lang w:eastAsia="es-EC"/>
           <w14:ligatures w14:val="none"/>
         </w:rPr>
-        <w:t>Consultar el avance y los movimientos del plan.</w:t>
+        <w:t>Consultar el progreso y los movimientos de cada plan.</w:t>
       </w:r>
     </w:p>
     <w:p>
@@ -751,7 +725,7 @@
         <w:pStyle w:val="Prrafodelista"/>
         <w:numPr>
           <w:ilvl w:val="0"/>
-          <w:numId w:val="27"/>
+          <w:numId w:val="37"/>
         </w:numPr>
         <w:spacing w:before="100" w:beforeAutospacing="1" w:after="100" w:afterAutospacing="1" w:line="240" w:lineRule="auto"/>
         <w:rPr>
@@ -768,7 +742,7 @@
           <w:lang w:eastAsia="es-EC"/>
           <w14:ligatures w14:val="none"/>
         </w:rPr>
-        <w:t>Recibir información sobre fechas y aportes pendientes.</w:t>
+        <w:t>Recibir información sobre los débitos y los eventos del plan.</w:t>
       </w:r>
     </w:p>
     <w:p>
@@ -776,7 +750,7 @@
         <w:pStyle w:val="Prrafodelista"/>
         <w:numPr>
           <w:ilvl w:val="0"/>
-          <w:numId w:val="27"/>
+          <w:numId w:val="37"/>
         </w:numPr>
         <w:spacing w:before="100" w:beforeAutospacing="1" w:after="100" w:afterAutospacing="1" w:line="240" w:lineRule="auto"/>
         <w:rPr>
@@ -793,7 +767,7 @@
           <w:lang w:eastAsia="es-EC"/>
           <w14:ligatures w14:val="none"/>
         </w:rPr>
-        <w:t>Comparar alternativas según el monto de ahorro y los gastos mensuales.</w:t>
+        <w:t>Bloquear el ahorro para acceder a una mejor tasa.</w:t>
       </w:r>
     </w:p>
     <w:p>
@@ -801,7 +775,7 @@
         <w:pStyle w:val="Prrafodelista"/>
         <w:numPr>
           <w:ilvl w:val="0"/>
-          <w:numId w:val="27"/>
+          <w:numId w:val="37"/>
         </w:numPr>
         <w:spacing w:before="100" w:beforeAutospacing="1" w:after="100" w:afterAutospacing="1" w:line="240" w:lineRule="auto"/>
         <w:rPr>
@@ -818,32 +792,7 @@
           <w:lang w:eastAsia="es-EC"/>
           <w14:ligatures w14:val="none"/>
         </w:rPr>
-        <w:t>Mantener la constancia durante el periodo establecido.</w:t>
-      </w:r>
-    </w:p>
-    <w:p>
-      <w:pPr>
-        <w:pStyle w:val="Prrafodelista"/>
-        <w:numPr>
-          <w:ilvl w:val="0"/>
-          <w:numId w:val="27"/>
-        </w:numPr>
-        <w:spacing w:before="100" w:beforeAutospacing="1" w:after="100" w:afterAutospacing="1" w:line="240" w:lineRule="auto"/>
-        <w:rPr>
-          <w:rFonts w:ascii="Times New Roman" w:eastAsia="Times New Roman" w:hAnsi="Times New Roman" w:cs="Times New Roman"/>
-          <w:kern w:val="0"/>
-          <w:lang w:eastAsia="es-EC"/>
-          <w14:ligatures w14:val="none"/>
-        </w:rPr>
-      </w:pPr>
-      <w:r>
-        <w:rPr>
-          <w:rFonts w:ascii="Times New Roman" w:eastAsia="Times New Roman" w:hAnsi="Times New Roman" w:cs="Times New Roman"/>
-          <w:kern w:val="0"/>
-          <w:lang w:eastAsia="es-EC"/>
-          <w14:ligatures w14:val="none"/>
-        </w:rPr>
-        <w:t>Acceder a mejores condiciones según el plazo y el monto acumulado.</w:t>
+        <w:t>Cancelar el plan y recuperar los fondos cuando sea necesario.</w:t>
       </w:r>
     </w:p>
     <w:p>
@@ -893,7 +842,7 @@
         <w:rPr>
           <w:rFonts w:ascii="Times New Roman" w:hAnsi="Times New Roman" w:cs="Times New Roman"/>
         </w:rPr>
-        <w:t>La API de planes de ahorro permitirá incorporar en la aplicación bancaria una funcionalidad para planificar, simular, crear y administrar diferentes objetivos de ahorro. Mediante un proceso guiado, el cliente podrá conocer cuánto necesita aportar, durante cuánto tiempo y qué monto podría obtener al finalizar el periodo.</w:t>
+        <w:t>La API de planes de ahorro permitirá incorporar en los canales digitales del banco una funcionalidad para simular, crear y administrar diferentes objetivos de ahorro. Antes de crear un plan, el usuario podrá realizar una simulación pública y anónima para conocer el monto proyectado y los intereses correspondientes.</w:t>
       </w:r>
     </w:p>
     <w:p>
@@ -907,7 +856,7 @@
         <w:rPr>
           <w:rFonts w:ascii="Times New Roman" w:hAnsi="Times New Roman" w:cs="Times New Roman"/>
         </w:rPr>
-        <w:t>Una vez creado el plan, la funcionalidad facilitará el seguimiento de los aportes y del progreso alcanzado. También permitirá comparar escenarios, mantener varios objetivos y acceder a condiciones relacionadas con la constancia, el bloqueo del ahorro y el monto acumulado.</w:t>
+        <w:t>Después de seleccionar una alternativa, el cliente podrá crear uno o varios planes, definir el monto objetivo y el plazo, establecer una cuota fija mensual y elegir la fecha del débito. Durante la vigencia del plan podrá consultar su avance, revisar los movimientos y recibir notificaciones relacionadas con los aportes y los cambios de estado.</w:t>
       </w:r>
     </w:p>
     <w:p>
@@ -921,13 +870,7 @@
         <w:rPr>
           <w:rFonts w:ascii="Times New Roman" w:hAnsi="Times New Roman" w:cs="Times New Roman"/>
         </w:rPr>
-        <w:t>La API se integrará con los servicios existentes del banco para utilizar las cuentas del cliente y solicitar las operaciones financieras necesarias. La gestión del plan corresponderá a la nueva funcionalidad, mientras que las transacciones bancarias continuarán bajo el control de los sistemas responsables</w:t>
-      </w:r>
-      <w:r>
-        <w:rPr>
-          <w:rFonts w:ascii="Times New Roman" w:hAnsi="Times New Roman" w:cs="Times New Roman"/>
-        </w:rPr>
-        <w:t>.</w:t>
+        <w:t>La propuesta incluye una modalidad de ahorro bloqueado con una tasa mayor. También permite cancelar el plan y devolver los fondos a la cuenta principal; si el ahorro se encontraba bloqueado, se perderán los intereses devengados. La gestión del plan corresponderá a la nueva funcionalidad, mientras que las cuentas y la ejecución de los débitos continuarán bajo la responsabilidad de los sistemas bancarios existentes.</w:t>
       </w:r>
     </w:p>
     <w:p>
@@ -972,7 +915,7 @@
         <w:rPr>
           <w:rFonts w:ascii="Times New Roman" w:hAnsi="Times New Roman" w:cs="Times New Roman"/>
         </w:rPr>
-        <w:t>La API administrará las funciones relacionadas directamente con los planes de ahorro:</w:t>
+        <w:t>La API administrará las siguientes funciones:</w:t>
       </w:r>
     </w:p>
     <w:p>
@@ -980,30 +923,17 @@
         <w:pStyle w:val="Prrafodelista"/>
         <w:numPr>
           <w:ilvl w:val="0"/>
-          <w:numId w:val="24"/>
+          <w:numId w:val="36"/>
         </w:numPr>
-        <w:jc w:val="both"/>
-        <w:rPr>
-          <w:rFonts w:ascii="Times New Roman" w:hAnsi="Times New Roman" w:cs="Times New Roman"/>
-        </w:rPr>
-      </w:pPr>
-      <w:r>
-        <w:rPr>
-          <w:rFonts w:ascii="Times New Roman" w:hAnsi="Times New Roman" w:cs="Times New Roman"/>
-        </w:rPr>
-        <w:t>S</w:t>
-      </w:r>
-      <w:r>
-        <w:rPr>
-          <w:rFonts w:ascii="Times New Roman" w:hAnsi="Times New Roman" w:cs="Times New Roman"/>
-        </w:rPr>
-        <w:t>imular el resultado del ahorro en el tiempo, incluidos los intereses proyectados</w:t>
-      </w:r>
-      <w:r>
-        <w:rPr>
-          <w:rFonts w:ascii="Times New Roman" w:hAnsi="Times New Roman" w:cs="Times New Roman"/>
-        </w:rPr>
-        <w:t>.</w:t>
+        <w:rPr>
+          <w:rFonts w:ascii="Times New Roman" w:hAnsi="Times New Roman" w:cs="Times New Roman"/>
+        </w:rPr>
+      </w:pPr>
+      <w:r>
+        <w:rPr>
+          <w:rFonts w:ascii="Times New Roman" w:hAnsi="Times New Roman" w:cs="Times New Roman"/>
+        </w:rPr>
+        <w:t>Simular de forma pública y anónima el rendimiento proyectado del ahorro.</w:t>
       </w:r>
     </w:p>
     <w:p>
@@ -1011,24 +941,17 @@
         <w:pStyle w:val="Prrafodelista"/>
         <w:numPr>
           <w:ilvl w:val="0"/>
-          <w:numId w:val="24"/>
+          <w:numId w:val="36"/>
         </w:numPr>
-        <w:jc w:val="both"/>
-        <w:rPr>
-          <w:rFonts w:ascii="Times New Roman" w:hAnsi="Times New Roman" w:cs="Times New Roman"/>
-        </w:rPr>
-      </w:pPr>
-      <w:r>
-        <w:rPr>
-          <w:rFonts w:ascii="Times New Roman" w:hAnsi="Times New Roman" w:cs="Times New Roman"/>
-        </w:rPr>
-        <w:t>Comparar escenarios a partir del monto de ahorro definido y los gastos mensuales ingresados por el cliente</w:t>
-      </w:r>
-      <w:r>
-        <w:rPr>
-          <w:rFonts w:ascii="Times New Roman" w:hAnsi="Times New Roman" w:cs="Times New Roman"/>
-        </w:rPr>
-        <w:t>.</w:t>
+        <w:rPr>
+          <w:rFonts w:ascii="Times New Roman" w:hAnsi="Times New Roman" w:cs="Times New Roman"/>
+        </w:rPr>
+      </w:pPr>
+      <w:r>
+        <w:rPr>
+          <w:rFonts w:ascii="Times New Roman" w:hAnsi="Times New Roman" w:cs="Times New Roman"/>
+        </w:rPr>
+        <w:t>Crear uno o varios planes con nombre, monto objetivo y plazo.</w:t>
       </w:r>
     </w:p>
     <w:p>
@@ -1036,30 +959,17 @@
         <w:pStyle w:val="Prrafodelista"/>
         <w:numPr>
           <w:ilvl w:val="0"/>
-          <w:numId w:val="24"/>
+          <w:numId w:val="36"/>
         </w:numPr>
-        <w:jc w:val="both"/>
-        <w:rPr>
-          <w:rFonts w:ascii="Times New Roman" w:hAnsi="Times New Roman" w:cs="Times New Roman"/>
-        </w:rPr>
-      </w:pPr>
-      <w:r>
-        <w:rPr>
-          <w:rFonts w:ascii="Times New Roman" w:hAnsi="Times New Roman" w:cs="Times New Roman"/>
-        </w:rPr>
-        <w:t>C</w:t>
-      </w:r>
-      <w:r>
-        <w:rPr>
-          <w:rFonts w:ascii="Times New Roman" w:hAnsi="Times New Roman" w:cs="Times New Roman"/>
-        </w:rPr>
-        <w:t>rear varios planes de ahorro por cliente</w:t>
-      </w:r>
-      <w:r>
-        <w:rPr>
-          <w:rFonts w:ascii="Times New Roman" w:hAnsi="Times New Roman" w:cs="Times New Roman"/>
-        </w:rPr>
-        <w:t>.</w:t>
+        <w:rPr>
+          <w:rFonts w:ascii="Times New Roman" w:hAnsi="Times New Roman" w:cs="Times New Roman"/>
+        </w:rPr>
+      </w:pPr>
+      <w:r>
+        <w:rPr>
+          <w:rFonts w:ascii="Times New Roman" w:hAnsi="Times New Roman" w:cs="Times New Roman"/>
+        </w:rPr>
+        <w:t>Permitir planes sin monto mínimo ni máximo.</w:t>
       </w:r>
     </w:p>
     <w:p>
@@ -1067,24 +977,17 @@
         <w:pStyle w:val="Prrafodelista"/>
         <w:numPr>
           <w:ilvl w:val="0"/>
-          <w:numId w:val="24"/>
+          <w:numId w:val="36"/>
         </w:numPr>
-        <w:jc w:val="both"/>
-        <w:rPr>
-          <w:rFonts w:ascii="Times New Roman" w:hAnsi="Times New Roman" w:cs="Times New Roman"/>
-        </w:rPr>
-      </w:pPr>
-      <w:r>
-        <w:rPr>
-          <w:rFonts w:ascii="Times New Roman" w:hAnsi="Times New Roman" w:cs="Times New Roman"/>
-        </w:rPr>
-        <w:t>Registrar el objetivo, monto, condición de interés, plazo y confirmación del plan</w:t>
-      </w:r>
-      <w:r>
-        <w:rPr>
-          <w:rFonts w:ascii="Times New Roman" w:hAnsi="Times New Roman" w:cs="Times New Roman"/>
-        </w:rPr>
-        <w:t>.</w:t>
+        <w:rPr>
+          <w:rFonts w:ascii="Times New Roman" w:hAnsi="Times New Roman" w:cs="Times New Roman"/>
+        </w:rPr>
+      </w:pPr>
+      <w:r>
+        <w:rPr>
+          <w:rFonts w:ascii="Times New Roman" w:hAnsi="Times New Roman" w:cs="Times New Roman"/>
+        </w:rPr>
+        <w:t>Configurar una cuota fija mensual.</w:t>
       </w:r>
     </w:p>
     <w:p>
@@ -1092,18 +995,17 @@
         <w:pStyle w:val="Prrafodelista"/>
         <w:numPr>
           <w:ilvl w:val="0"/>
-          <w:numId w:val="24"/>
+          <w:numId w:val="36"/>
         </w:numPr>
-        <w:jc w:val="both"/>
-        <w:rPr>
-          <w:rFonts w:ascii="Times New Roman" w:hAnsi="Times New Roman" w:cs="Times New Roman"/>
-        </w:rPr>
-      </w:pPr>
-      <w:r>
-        <w:rPr>
-          <w:rFonts w:ascii="Times New Roman" w:hAnsi="Times New Roman" w:cs="Times New Roman"/>
-        </w:rPr>
-        <w:t>Permitir la selección de la fecha del débito automático.</w:t>
+        <w:rPr>
+          <w:rFonts w:ascii="Times New Roman" w:hAnsi="Times New Roman" w:cs="Times New Roman"/>
+        </w:rPr>
+      </w:pPr>
+      <w:r>
+        <w:rPr>
+          <w:rFonts w:ascii="Times New Roman" w:hAnsi="Times New Roman" w:cs="Times New Roman"/>
+        </w:rPr>
+        <w:t>Elegir y modificar la fecha mensual del débito.</w:t>
       </w:r>
     </w:p>
     <w:p>
@@ -1111,30 +1013,17 @@
         <w:pStyle w:val="Prrafodelista"/>
         <w:numPr>
           <w:ilvl w:val="0"/>
-          <w:numId w:val="24"/>
+          <w:numId w:val="36"/>
         </w:numPr>
-        <w:jc w:val="both"/>
-        <w:rPr>
-          <w:rFonts w:ascii="Times New Roman" w:hAnsi="Times New Roman" w:cs="Times New Roman"/>
-        </w:rPr>
-      </w:pPr>
-      <w:r>
-        <w:rPr>
-          <w:rFonts w:ascii="Times New Roman" w:hAnsi="Times New Roman" w:cs="Times New Roman"/>
-        </w:rPr>
-        <w:t>P</w:t>
-      </w:r>
-      <w:r>
-        <w:rPr>
-          <w:rFonts w:ascii="Times New Roman" w:hAnsi="Times New Roman" w:cs="Times New Roman"/>
-        </w:rPr>
-        <w:t>ermitir aportes mensuales desde USD 10, sin un límite propio definido por la funcionalidad</w:t>
-      </w:r>
-      <w:r>
-        <w:rPr>
-          <w:rFonts w:ascii="Times New Roman" w:hAnsi="Times New Roman" w:cs="Times New Roman"/>
-        </w:rPr>
-        <w:t>.</w:t>
+        <w:rPr>
+          <w:rFonts w:ascii="Times New Roman" w:hAnsi="Times New Roman" w:cs="Times New Roman"/>
+        </w:rPr>
+      </w:pPr>
+      <w:r>
+        <w:rPr>
+          <w:rFonts w:ascii="Times New Roman" w:hAnsi="Times New Roman" w:cs="Times New Roman"/>
+        </w:rPr>
+        <w:t>Bloquear un plan a plazo para obtener una mejor tasa.</w:t>
       </w:r>
     </w:p>
     <w:p>
@@ -1142,30 +1031,17 @@
         <w:pStyle w:val="Prrafodelista"/>
         <w:numPr>
           <w:ilvl w:val="0"/>
-          <w:numId w:val="24"/>
+          <w:numId w:val="36"/>
         </w:numPr>
-        <w:jc w:val="both"/>
-        <w:rPr>
-          <w:rFonts w:ascii="Times New Roman" w:hAnsi="Times New Roman" w:cs="Times New Roman"/>
-        </w:rPr>
-      </w:pPr>
-      <w:r>
-        <w:rPr>
-          <w:rFonts w:ascii="Times New Roman" w:hAnsi="Times New Roman" w:cs="Times New Roman"/>
-        </w:rPr>
-        <w:t>P</w:t>
-      </w:r>
-      <w:r>
-        <w:rPr>
-          <w:rFonts w:ascii="Times New Roman" w:hAnsi="Times New Roman" w:cs="Times New Roman"/>
-        </w:rPr>
-        <w:t>rogramar débitos automáticos desde una cuenta seleccionada</w:t>
-      </w:r>
-      <w:r>
-        <w:rPr>
-          <w:rFonts w:ascii="Times New Roman" w:hAnsi="Times New Roman" w:cs="Times New Roman"/>
-        </w:rPr>
-        <w:t>.</w:t>
+        <w:rPr>
+          <w:rFonts w:ascii="Times New Roman" w:hAnsi="Times New Roman" w:cs="Times New Roman"/>
+        </w:rPr>
+      </w:pPr>
+      <w:r>
+        <w:rPr>
+          <w:rFonts w:ascii="Times New Roman" w:hAnsi="Times New Roman" w:cs="Times New Roman"/>
+        </w:rPr>
+        <w:t>Programar los débitos automáticos desde una cuenta seleccionada.</w:t>
       </w:r>
     </w:p>
     <w:p>
@@ -1173,31 +1049,17 @@
         <w:pStyle w:val="Prrafodelista"/>
         <w:numPr>
           <w:ilvl w:val="0"/>
-          <w:numId w:val="24"/>
+          <w:numId w:val="36"/>
         </w:numPr>
-        <w:jc w:val="both"/>
-        <w:rPr>
-          <w:rFonts w:ascii="Times New Roman" w:hAnsi="Times New Roman" w:cs="Times New Roman"/>
-        </w:rPr>
-      </w:pPr>
-      <w:r>
-        <w:rPr>
-          <w:rFonts w:ascii="Times New Roman" w:hAnsi="Times New Roman" w:cs="Times New Roman"/>
-        </w:rPr>
-        <w:lastRenderedPageBreak/>
-        <w:t>R</w:t>
-      </w:r>
-      <w:r>
-        <w:rPr>
-          <w:rFonts w:ascii="Times New Roman" w:hAnsi="Times New Roman" w:cs="Times New Roman"/>
-        </w:rPr>
-        <w:t>egistrar aportes realizados, pendientes o fallidos</w:t>
-      </w:r>
-      <w:r>
-        <w:rPr>
-          <w:rFonts w:ascii="Times New Roman" w:hAnsi="Times New Roman" w:cs="Times New Roman"/>
-        </w:rPr>
-        <w:t>.</w:t>
+        <w:rPr>
+          <w:rFonts w:ascii="Times New Roman" w:hAnsi="Times New Roman" w:cs="Times New Roman"/>
+        </w:rPr>
+      </w:pPr>
+      <w:r>
+        <w:rPr>
+          <w:rFonts w:ascii="Times New Roman" w:hAnsi="Times New Roman" w:cs="Times New Roman"/>
+        </w:rPr>
+        <w:t>Realizar hasta cinco intentos de cobro, separados por periodos de 24 horas.</w:t>
       </w:r>
     </w:p>
     <w:p>
@@ -1205,24 +1067,17 @@
         <w:pStyle w:val="Prrafodelista"/>
         <w:numPr>
           <w:ilvl w:val="0"/>
-          <w:numId w:val="24"/>
+          <w:numId w:val="36"/>
         </w:numPr>
-        <w:jc w:val="both"/>
-        <w:rPr>
-          <w:rFonts w:ascii="Times New Roman" w:hAnsi="Times New Roman" w:cs="Times New Roman"/>
-        </w:rPr>
-      </w:pPr>
-      <w:r>
-        <w:rPr>
-          <w:rFonts w:ascii="Times New Roman" w:hAnsi="Times New Roman" w:cs="Times New Roman"/>
-        </w:rPr>
-        <w:t>Realizar nuevos intentos de cobro de las cuotas pendientes y acumularlas con el aporte del siguiente periodo cuando no hayan sido recaudadas dentro del plazo definido</w:t>
-      </w:r>
-      <w:r>
-        <w:rPr>
-          <w:rFonts w:ascii="Times New Roman" w:hAnsi="Times New Roman" w:cs="Times New Roman"/>
-        </w:rPr>
-        <w:t>.</w:t>
+        <w:rPr>
+          <w:rFonts w:ascii="Times New Roman" w:hAnsi="Times New Roman" w:cs="Times New Roman"/>
+        </w:rPr>
+      </w:pPr>
+      <w:r>
+        <w:rPr>
+          <w:rFonts w:ascii="Times New Roman" w:hAnsi="Times New Roman" w:cs="Times New Roman"/>
+        </w:rPr>
+        <w:t>Cancelar la cuota cuando los cinco intentos fallen y extender el plazo del plan un mes.</w:t>
       </w:r>
     </w:p>
     <w:p>
@@ -1230,30 +1085,17 @@
         <w:pStyle w:val="Prrafodelista"/>
         <w:numPr>
           <w:ilvl w:val="0"/>
-          <w:numId w:val="24"/>
+          <w:numId w:val="36"/>
         </w:numPr>
-        <w:jc w:val="both"/>
-        <w:rPr>
-          <w:rFonts w:ascii="Times New Roman" w:hAnsi="Times New Roman" w:cs="Times New Roman"/>
-        </w:rPr>
-      </w:pPr>
-      <w:r>
-        <w:rPr>
-          <w:rFonts w:ascii="Times New Roman" w:hAnsi="Times New Roman" w:cs="Times New Roman"/>
-        </w:rPr>
-        <w:t>M</w:t>
-      </w:r>
-      <w:r>
-        <w:rPr>
-          <w:rFonts w:ascii="Times New Roman" w:hAnsi="Times New Roman" w:cs="Times New Roman"/>
-        </w:rPr>
-        <w:t>ostrar el saldo, avance, plazo restante e historial de cada plan</w:t>
-      </w:r>
-      <w:r>
-        <w:rPr>
-          <w:rFonts w:ascii="Times New Roman" w:hAnsi="Times New Roman" w:cs="Times New Roman"/>
-        </w:rPr>
-        <w:t>.</w:t>
+        <w:rPr>
+          <w:rFonts w:ascii="Times New Roman" w:hAnsi="Times New Roman" w:cs="Times New Roman"/>
+        </w:rPr>
+      </w:pPr>
+      <w:r>
+        <w:rPr>
+          <w:rFonts w:ascii="Times New Roman" w:hAnsi="Times New Roman" w:cs="Times New Roman"/>
+        </w:rPr>
+        <w:t>Generar un cargo independiente por cada plan.</w:t>
       </w:r>
     </w:p>
     <w:p>
@@ -1261,24 +1103,17 @@
         <w:pStyle w:val="Prrafodelista"/>
         <w:numPr>
           <w:ilvl w:val="0"/>
-          <w:numId w:val="24"/>
+          <w:numId w:val="36"/>
         </w:numPr>
-        <w:jc w:val="both"/>
-        <w:rPr>
-          <w:rFonts w:ascii="Times New Roman" w:hAnsi="Times New Roman" w:cs="Times New Roman"/>
-        </w:rPr>
-      </w:pPr>
-      <w:r>
-        <w:rPr>
-          <w:rFonts w:ascii="Times New Roman" w:hAnsi="Times New Roman" w:cs="Times New Roman"/>
-        </w:rPr>
-        <w:t>Mostrar hitos y medallas, y aplicar las bonificaciones asociadas con la constancia</w:t>
-      </w:r>
-      <w:r>
-        <w:rPr>
-          <w:rFonts w:ascii="Times New Roman" w:hAnsi="Times New Roman" w:cs="Times New Roman"/>
-        </w:rPr>
-        <w:t>.</w:t>
+        <w:rPr>
+          <w:rFonts w:ascii="Times New Roman" w:hAnsi="Times New Roman" w:cs="Times New Roman"/>
+        </w:rPr>
+      </w:pPr>
+      <w:r>
+        <w:rPr>
+          <w:rFonts w:ascii="Times New Roman" w:hAnsi="Times New Roman" w:cs="Times New Roman"/>
+        </w:rPr>
+        <w:t>Consultar y filtrar los planes activos, completados y cancelados.</w:t>
       </w:r>
     </w:p>
     <w:p>
@@ -1286,7 +1121,7 @@
         <w:pStyle w:val="Prrafodelista"/>
         <w:numPr>
           <w:ilvl w:val="0"/>
-          <w:numId w:val="24"/>
+          <w:numId w:val="36"/>
         </w:numPr>
         <w:jc w:val="both"/>
         <w:rPr>
@@ -1297,13 +1132,8 @@
         <w:rPr>
           <w:rFonts w:ascii="Times New Roman" w:hAnsi="Times New Roman" w:cs="Times New Roman"/>
         </w:rPr>
-        <w:t>Generar las solicitudes o eventos de notificación sobre débitos, vencimientos y fechas relevantes</w:t>
-      </w:r>
-      <w:r>
-        <w:rPr>
-          <w:rFonts w:ascii="Times New Roman" w:hAnsi="Times New Roman" w:cs="Times New Roman"/>
-        </w:rPr>
-        <w:t>.</w:t>
+        <w:lastRenderedPageBreak/>
+        <w:t>Consultar los movimientos asociados con cada plan.</w:t>
       </w:r>
     </w:p>
     <w:p>
@@ -1311,7 +1141,7 @@
         <w:pStyle w:val="Prrafodelista"/>
         <w:numPr>
           <w:ilvl w:val="0"/>
-          <w:numId w:val="24"/>
+          <w:numId w:val="36"/>
         </w:numPr>
         <w:jc w:val="both"/>
         <w:rPr>
@@ -1322,19 +1152,7 @@
         <w:rPr>
           <w:rFonts w:ascii="Times New Roman" w:hAnsi="Times New Roman" w:cs="Times New Roman"/>
         </w:rPr>
-        <w:t>A</w:t>
-      </w:r>
-      <w:r>
-        <w:rPr>
-          <w:rFonts w:ascii="Times New Roman" w:hAnsi="Times New Roman" w:cs="Times New Roman"/>
-        </w:rPr>
-        <w:t>dministrar la condición lógica de los planes con fondos bloqueados</w:t>
-      </w:r>
-      <w:r>
-        <w:rPr>
-          <w:rFonts w:ascii="Times New Roman" w:hAnsi="Times New Roman" w:cs="Times New Roman"/>
-        </w:rPr>
-        <w:t>.</w:t>
+        <w:t>Mostrar el avance de la meta mediante una barra y un porcentaje de cumplimiento.</w:t>
       </w:r>
     </w:p>
     <w:p>
@@ -1342,7 +1160,7 @@
         <w:pStyle w:val="Prrafodelista"/>
         <w:numPr>
           <w:ilvl w:val="0"/>
-          <w:numId w:val="24"/>
+          <w:numId w:val="36"/>
         </w:numPr>
         <w:jc w:val="both"/>
         <w:rPr>
@@ -1353,19 +1171,7 @@
         <w:rPr>
           <w:rFonts w:ascii="Times New Roman" w:hAnsi="Times New Roman" w:cs="Times New Roman"/>
         </w:rPr>
-        <w:t>E</w:t>
-      </w:r>
-      <w:r>
-        <w:rPr>
-          <w:rFonts w:ascii="Times New Roman" w:hAnsi="Times New Roman" w:cs="Times New Roman"/>
-        </w:rPr>
-        <w:t>valuar el cumplimiento de condiciones para acceder a beneficios</w:t>
-      </w:r>
-      <w:r>
-        <w:rPr>
-          <w:rFonts w:ascii="Times New Roman" w:hAnsi="Times New Roman" w:cs="Times New Roman"/>
-        </w:rPr>
-        <w:t>.</w:t>
+        <w:t>Generar eventos de notificación sobre los débitos y los cambios del plan.</w:t>
       </w:r>
     </w:p>
     <w:p>
@@ -1373,7 +1179,7 @@
         <w:pStyle w:val="Prrafodelista"/>
         <w:numPr>
           <w:ilvl w:val="0"/>
-          <w:numId w:val="24"/>
+          <w:numId w:val="36"/>
         </w:numPr>
         <w:jc w:val="both"/>
         <w:rPr>
@@ -1384,13 +1190,7 @@
         <w:rPr>
           <w:rFonts w:ascii="Times New Roman" w:hAnsi="Times New Roman" w:cs="Times New Roman"/>
         </w:rPr>
-        <w:t>Evaluar las condiciones de acceso y coordinar la solicitud de un crédito respaldado por el ahorro acumulado</w:t>
-      </w:r>
-      <w:r>
-        <w:rPr>
-          <w:rFonts w:ascii="Times New Roman" w:hAnsi="Times New Roman" w:cs="Times New Roman"/>
-        </w:rPr>
-        <w:t>.</w:t>
+        <w:t>Cancelar un plan y devolver los fondos a la cuenta principal.</w:t>
       </w:r>
     </w:p>
     <w:p>
@@ -1398,7 +1198,7 @@
         <w:pStyle w:val="Prrafodelista"/>
         <w:numPr>
           <w:ilvl w:val="0"/>
-          <w:numId w:val="24"/>
+          <w:numId w:val="36"/>
         </w:numPr>
         <w:jc w:val="both"/>
         <w:rPr>
@@ -1409,27 +1209,7 @@
         <w:rPr>
           <w:rFonts w:ascii="Times New Roman" w:hAnsi="Times New Roman" w:cs="Times New Roman"/>
         </w:rPr>
-        <w:t>R</w:t>
-      </w:r>
-      <w:r>
-        <w:rPr>
-          <w:rFonts w:ascii="Times New Roman" w:hAnsi="Times New Roman" w:cs="Times New Roman"/>
-        </w:rPr>
-        <w:t>egistrar eventos sobre el avance y abandono del proceso de creación.</w:t>
-      </w:r>
-    </w:p>
-    <w:p>
-      <w:pPr>
-        <w:jc w:val="both"/>
-        <w:rPr>
-          <w:rFonts w:ascii="Times New Roman" w:hAnsi="Times New Roman" w:cs="Times New Roman"/>
-        </w:rPr>
-      </w:pPr>
-      <w:r>
-        <w:rPr>
-          <w:rFonts w:ascii="Times New Roman" w:hAnsi="Times New Roman" w:cs="Times New Roman"/>
-        </w:rPr>
-        <w:t>La ejecución de las operaciones bancarias continuará a cargo de las capacidades existentes del banco. Entre ellas se encuentran:</w:t>
+        <w:t>Aplicar la pérdida de los intereses devengados cuando se cancele un plan bloqueado.</w:t>
       </w:r>
     </w:p>
     <w:p>
@@ -1437,7 +1217,7 @@
         <w:pStyle w:val="Prrafodelista"/>
         <w:numPr>
           <w:ilvl w:val="0"/>
-          <w:numId w:val="25"/>
+          <w:numId w:val="36"/>
         </w:numPr>
         <w:jc w:val="both"/>
         <w:rPr>
@@ -1448,19 +1228,21 @@
         <w:rPr>
           <w:rFonts w:ascii="Times New Roman" w:hAnsi="Times New Roman" w:cs="Times New Roman"/>
         </w:rPr>
-        <w:t>I</w:t>
-      </w:r>
-      <w:r>
-        <w:rPr>
-          <w:rFonts w:ascii="Times New Roman" w:hAnsi="Times New Roman" w:cs="Times New Roman"/>
-        </w:rPr>
-        <w:t>dentificar y autenticar al cliente</w:t>
-      </w:r>
-      <w:r>
-        <w:rPr>
-          <w:rFonts w:ascii="Times New Roman" w:hAnsi="Times New Roman" w:cs="Times New Roman"/>
-        </w:rPr>
-        <w:t>.</w:t>
+        <w:t>Conservar un historial inmutable de movimientos que permita reconstruir el saldo de cada plan.</w:t>
+      </w:r>
+    </w:p>
+    <w:p>
+      <w:pPr>
+        <w:jc w:val="both"/>
+        <w:rPr>
+          <w:rFonts w:ascii="Times New Roman" w:hAnsi="Times New Roman" w:cs="Times New Roman"/>
+        </w:rPr>
+      </w:pPr>
+      <w:r>
+        <w:rPr>
+          <w:rFonts w:ascii="Times New Roman" w:hAnsi="Times New Roman" w:cs="Times New Roman"/>
+        </w:rPr>
+        <w:t>La nueva funcionalidad utilizará capacidades existentes del banco para:</w:t>
       </w:r>
     </w:p>
     <w:p>
@@ -1468,7 +1250,7 @@
         <w:pStyle w:val="Prrafodelista"/>
         <w:numPr>
           <w:ilvl w:val="0"/>
-          <w:numId w:val="25"/>
+          <w:numId w:val="35"/>
         </w:numPr>
         <w:jc w:val="both"/>
         <w:rPr>
@@ -1479,19 +1261,7 @@
         <w:rPr>
           <w:rFonts w:ascii="Times New Roman" w:hAnsi="Times New Roman" w:cs="Times New Roman"/>
         </w:rPr>
-        <w:t>C</w:t>
-      </w:r>
-      <w:r>
-        <w:rPr>
-          <w:rFonts w:ascii="Times New Roman" w:hAnsi="Times New Roman" w:cs="Times New Roman"/>
-        </w:rPr>
-        <w:t>onsultar las cuentas habilitadas y sus saldos</w:t>
-      </w:r>
-      <w:r>
-        <w:rPr>
-          <w:rFonts w:ascii="Times New Roman" w:hAnsi="Times New Roman" w:cs="Times New Roman"/>
-        </w:rPr>
-        <w:t>.</w:t>
+        <w:t>Identificar y autenticar al cliente.</w:t>
       </w:r>
     </w:p>
     <w:p>
@@ -1499,7 +1269,7 @@
         <w:pStyle w:val="Prrafodelista"/>
         <w:numPr>
           <w:ilvl w:val="0"/>
-          <w:numId w:val="25"/>
+          <w:numId w:val="35"/>
         </w:numPr>
         <w:jc w:val="both"/>
         <w:rPr>
@@ -1510,19 +1280,7 @@
         <w:rPr>
           <w:rFonts w:ascii="Times New Roman" w:hAnsi="Times New Roman" w:cs="Times New Roman"/>
         </w:rPr>
-        <w:t>E</w:t>
-      </w:r>
-      <w:r>
-        <w:rPr>
-          <w:rFonts w:ascii="Times New Roman" w:hAnsi="Times New Roman" w:cs="Times New Roman"/>
-        </w:rPr>
-        <w:t>jecutar los débitos y registrar los movimientos contables</w:t>
-      </w:r>
-      <w:r>
-        <w:rPr>
-          <w:rFonts w:ascii="Times New Roman" w:hAnsi="Times New Roman" w:cs="Times New Roman"/>
-        </w:rPr>
-        <w:t>.</w:t>
+        <w:t>Consultar las cuentas habilitadas.</w:t>
       </w:r>
     </w:p>
     <w:p>
@@ -1530,7 +1288,7 @@
         <w:pStyle w:val="Prrafodelista"/>
         <w:numPr>
           <w:ilvl w:val="0"/>
-          <w:numId w:val="25"/>
+          <w:numId w:val="35"/>
         </w:numPr>
         <w:jc w:val="both"/>
         <w:rPr>
@@ -1541,19 +1299,7 @@
         <w:rPr>
           <w:rFonts w:ascii="Times New Roman" w:hAnsi="Times New Roman" w:cs="Times New Roman"/>
         </w:rPr>
-        <w:t>A</w:t>
-      </w:r>
-      <w:r>
-        <w:rPr>
-          <w:rFonts w:ascii="Times New Roman" w:hAnsi="Times New Roman" w:cs="Times New Roman"/>
-        </w:rPr>
-        <w:t>plicar el bloqueo efectivo de los fondos</w:t>
-      </w:r>
-      <w:r>
-        <w:rPr>
-          <w:rFonts w:ascii="Times New Roman" w:hAnsi="Times New Roman" w:cs="Times New Roman"/>
-        </w:rPr>
-        <w:t>.</w:t>
+        <w:t>Ejecutar los débitos y confirmar su resultado.</w:t>
       </w:r>
     </w:p>
     <w:p>
@@ -1561,7 +1307,7 @@
         <w:pStyle w:val="Prrafodelista"/>
         <w:numPr>
           <w:ilvl w:val="0"/>
-          <w:numId w:val="25"/>
+          <w:numId w:val="35"/>
         </w:numPr>
         <w:jc w:val="both"/>
         <w:rPr>
@@ -1572,19 +1318,7 @@
         <w:rPr>
           <w:rFonts w:ascii="Times New Roman" w:hAnsi="Times New Roman" w:cs="Times New Roman"/>
         </w:rPr>
-        <w:t>G</w:t>
-      </w:r>
-      <w:r>
-        <w:rPr>
-          <w:rFonts w:ascii="Times New Roman" w:hAnsi="Times New Roman" w:cs="Times New Roman"/>
-        </w:rPr>
-        <w:t>estionar la aprobación y administración de créditos</w:t>
-      </w:r>
-      <w:r>
-        <w:rPr>
-          <w:rFonts w:ascii="Times New Roman" w:hAnsi="Times New Roman" w:cs="Times New Roman"/>
-        </w:rPr>
-        <w:t>.</w:t>
+        <w:t>Devolver los fondos a la cuenta principal cuando se cancele o complete un plan.</w:t>
       </w:r>
     </w:p>
     <w:p>
@@ -1592,7 +1326,7 @@
         <w:pStyle w:val="Prrafodelista"/>
         <w:numPr>
           <w:ilvl w:val="0"/>
-          <w:numId w:val="25"/>
+          <w:numId w:val="35"/>
         </w:numPr>
         <w:jc w:val="both"/>
         <w:rPr>
@@ -1603,77 +1337,19 @@
         <w:rPr>
           <w:rFonts w:ascii="Times New Roman" w:hAnsi="Times New Roman" w:cs="Times New Roman"/>
         </w:rPr>
-        <w:t>E</w:t>
-      </w:r>
-      <w:r>
-        <w:rPr>
-          <w:rFonts w:ascii="Times New Roman" w:hAnsi="Times New Roman" w:cs="Times New Roman"/>
-        </w:rPr>
-        <w:t>nviar notificaciones mediante los canales institucionales</w:t>
-      </w:r>
-      <w:r>
-        <w:rPr>
-          <w:rFonts w:ascii="Times New Roman" w:hAnsi="Times New Roman" w:cs="Times New Roman"/>
-        </w:rPr>
-        <w:t>.</w:t>
-      </w:r>
-    </w:p>
-    <w:p>
-      <w:pPr>
-        <w:pStyle w:val="Prrafodelista"/>
-        <w:numPr>
-          <w:ilvl w:val="0"/>
-          <w:numId w:val="25"/>
-        </w:numPr>
+        <w:t>Enviar notificaciones mediante los canales institucionales.</w:t>
+      </w:r>
+    </w:p>
+    <w:p>
+      <w:pPr>
         <w:jc w:val="both"/>
         <w:rPr>
           <w:rFonts w:ascii="Times New Roman" w:hAnsi="Times New Roman" w:cs="Times New Roman"/>
         </w:rPr>
       </w:pPr>
-      <w:r>
-        <w:rPr>
-          <w:rFonts w:ascii="Times New Roman" w:hAnsi="Times New Roman" w:cs="Times New Roman"/>
-        </w:rPr>
-        <w:t>P</w:t>
-      </w:r>
-      <w:r>
-        <w:rPr>
-          <w:rFonts w:ascii="Times New Roman" w:hAnsi="Times New Roman" w:cs="Times New Roman"/>
-        </w:rPr>
-        <w:t xml:space="preserve">roporcionar la información de </w:t>
-      </w:r>
-      <w:r>
-        <w:rPr>
-          <w:rFonts w:ascii="Times New Roman" w:hAnsi="Times New Roman" w:cs="Times New Roman"/>
-        </w:rPr>
-        <w:t xml:space="preserve">los </w:t>
-      </w:r>
-      <w:r>
-        <w:rPr>
-          <w:rFonts w:ascii="Times New Roman" w:hAnsi="Times New Roman" w:cs="Times New Roman"/>
-        </w:rPr>
-        <w:t>movimientos</w:t>
-      </w:r>
-      <w:r>
-        <w:rPr>
-          <w:rFonts w:ascii="Times New Roman" w:hAnsi="Times New Roman" w:cs="Times New Roman"/>
-        </w:rPr>
-        <w:t xml:space="preserve"> contables</w:t>
-      </w:r>
-      <w:r>
-        <w:rPr>
-          <w:rFonts w:ascii="Times New Roman" w:hAnsi="Times New Roman" w:cs="Times New Roman"/>
-        </w:rPr>
-        <w:t>.</w:t>
-      </w:r>
-    </w:p>
-    <w:p>
-      <w:pPr>
-        <w:pStyle w:val="Prrafodelista"/>
-        <w:numPr>
-          <w:ilvl w:val="0"/>
-          <w:numId w:val="25"/>
-        </w:numPr>
+    </w:p>
+    <w:p>
+      <w:pPr>
         <w:jc w:val="both"/>
         <w:rPr>
           <w:rFonts w:ascii="Times New Roman" w:hAnsi="Times New Roman" w:cs="Times New Roman"/>
@@ -1683,43 +1359,31 @@
         <w:rPr>
           <w:rFonts w:ascii="Times New Roman" w:hAnsi="Times New Roman" w:cs="Times New Roman"/>
         </w:rPr>
-        <w:t>C</w:t>
-      </w:r>
-      <w:r>
-        <w:rPr>
-          <w:rFonts w:ascii="Times New Roman" w:hAnsi="Times New Roman" w:cs="Times New Roman"/>
-        </w:rPr>
-        <w:t>onservar los registros contables y de auditoría correspondientes.</w:t>
-      </w:r>
-    </w:p>
-    <w:p>
-      <w:pPr>
-        <w:jc w:val="both"/>
-        <w:rPr>
-          <w:rFonts w:ascii="Times New Roman" w:hAnsi="Times New Roman" w:cs="Times New Roman"/>
-          <w:sz w:val="22"/>
-          <w:szCs w:val="22"/>
-        </w:rPr>
-      </w:pPr>
-      <w:r>
-        <w:rPr>
-          <w:rFonts w:ascii="Times New Roman" w:hAnsi="Times New Roman" w:cs="Times New Roman"/>
-        </w:rPr>
-        <w:t xml:space="preserve">Esta delimitación permite incorporar la funcionalidad completa de los planes de ahorro sin trasladar a la nueva API las responsabilidades generales del </w:t>
-      </w:r>
-      <w:proofErr w:type="spellStart"/>
-      <w:r>
-        <w:rPr>
-          <w:rFonts w:ascii="Times New Roman" w:hAnsi="Times New Roman" w:cs="Times New Roman"/>
-        </w:rPr>
-        <w:t>core</w:t>
-      </w:r>
-      <w:proofErr w:type="spellEnd"/>
-      <w:r>
-        <w:rPr>
-          <w:rFonts w:ascii="Times New Roman" w:hAnsi="Times New Roman" w:cs="Times New Roman"/>
-        </w:rPr>
-        <w:t xml:space="preserve"> bancario.</w:t>
+        <w:t xml:space="preserve">Esta delimitación permite incorporar la Billetera de Ahorro sin duplicar las funciones del </w:t>
+      </w:r>
+      <w:r>
+        <w:rPr>
+          <w:rFonts w:ascii="Times New Roman" w:hAnsi="Times New Roman" w:cs="Times New Roman"/>
+        </w:rPr>
+        <w:t>Core</w:t>
+      </w:r>
+      <w:r>
+        <w:rPr>
+          <w:rFonts w:ascii="Times New Roman" w:hAnsi="Times New Roman" w:cs="Times New Roman"/>
+        </w:rPr>
+        <w:t xml:space="preserve"> bancario. La API administrará el ciclo de vida de los planes y su historial, mientras que el </w:t>
+      </w:r>
+      <w:r>
+        <w:rPr>
+          <w:rFonts w:ascii="Times New Roman" w:hAnsi="Times New Roman" w:cs="Times New Roman"/>
+        </w:rPr>
+        <w:t>Core</w:t>
+      </w:r>
+      <w:r>
+        <w:rPr>
+          <w:rFonts w:ascii="Times New Roman" w:hAnsi="Times New Roman" w:cs="Times New Roman"/>
+        </w:rPr>
+        <w:t xml:space="preserve"> continuará gestionando las cuentas y la ejecución de las operaciones financieras.</w:t>
       </w:r>
     </w:p>
     <w:p>
@@ -1790,7 +1454,7 @@
         <w:rPr>
           <w:rFonts w:ascii="Times New Roman" w:hAnsi="Times New Roman" w:cs="Times New Roman"/>
         </w:rPr>
-        <w:t>Desarrollar una API integrada al sistema bancario que permita planificar, simular y administrar planes de ahorro, con el fin de facilitar el cumplimiento de los objetivos financieros de los clientes y aumentar la captación y permanencia de fondos en la institución.</w:t>
+        <w:t>Desarrollar una API integrada al sistema bancario que permita simular, crear y administrar planes de ahorro, con el fin de facilitar el cumplimiento de los objetivos financieros de los clientes y aumentar la captación y permanencia de fondos en la institución.</w:t>
       </w:r>
     </w:p>
     <w:p>
@@ -1804,6 +1468,10 @@
     <w:p>
       <w:pPr>
         <w:pStyle w:val="Ttulo3"/>
+        <w:numPr>
+          <w:ilvl w:val="1"/>
+          <w:numId w:val="38"/>
+        </w:numPr>
         <w:rPr>
           <w:rFonts w:ascii="Times New Roman" w:hAnsi="Times New Roman" w:cs="Times New Roman"/>
           <w:b/>
@@ -1822,7 +1490,7 @@
           <w:sz w:val="24"/>
           <w:szCs w:val="24"/>
         </w:rPr>
-        <w:t>3.2 Objetivos específicos</w:t>
+        <w:t>Objetivos específicos</w:t>
       </w:r>
     </w:p>
     <w:p>
@@ -1830,7 +1498,7 @@
         <w:pStyle w:val="Prrafodelista"/>
         <w:numPr>
           <w:ilvl w:val="0"/>
-          <w:numId w:val="28"/>
+          <w:numId w:val="40"/>
         </w:numPr>
         <w:jc w:val="both"/>
         <w:rPr>
@@ -1841,7 +1509,7 @@
         <w:rPr>
           <w:rFonts w:ascii="Times New Roman" w:hAnsi="Times New Roman" w:cs="Times New Roman"/>
         </w:rPr>
-        <w:t>Permitir la planificación y simulación de objetivos de ahorro considerando el monto, el plazo, los aportes, los intereses proyectados y los gastos mensuales del cliente.</w:t>
+        <w:t>Permitir la simulación pública y anónima del rendimiento proyectado de un plan de ahorro.</w:t>
       </w:r>
     </w:p>
     <w:p>
@@ -1849,7 +1517,7 @@
         <w:pStyle w:val="Prrafodelista"/>
         <w:numPr>
           <w:ilvl w:val="0"/>
-          <w:numId w:val="28"/>
+          <w:numId w:val="40"/>
         </w:numPr>
         <w:jc w:val="both"/>
         <w:rPr>
@@ -1860,7 +1528,7 @@
         <w:rPr>
           <w:rFonts w:ascii="Times New Roman" w:hAnsi="Times New Roman" w:cs="Times New Roman"/>
         </w:rPr>
-        <w:t>Facilitar la creación y administración de varios planes de ahorro por cliente.</w:t>
+        <w:t>Facilitar la creación y administración de varios planes por cliente, sin establecer montos mínimos ni máximos.</w:t>
       </w:r>
     </w:p>
     <w:p>
@@ -1868,7 +1536,7 @@
         <w:pStyle w:val="Prrafodelista"/>
         <w:numPr>
           <w:ilvl w:val="0"/>
-          <w:numId w:val="28"/>
+          <w:numId w:val="40"/>
         </w:numPr>
         <w:jc w:val="both"/>
         <w:rPr>
@@ -1879,8 +1547,7 @@
         <w:rPr>
           <w:rFonts w:ascii="Times New Roman" w:hAnsi="Times New Roman" w:cs="Times New Roman"/>
         </w:rPr>
-        <w:lastRenderedPageBreak/>
-        <w:t>Automatizar los aportes mediante débitos programados desde una cuenta bancaria.</w:t>
+        <w:t>Permitir la configuración de una cuota fija mensual y la selección o modificación de la fecha del débito.</w:t>
       </w:r>
     </w:p>
     <w:p>
@@ -1888,7 +1555,7 @@
         <w:pStyle w:val="Prrafodelista"/>
         <w:numPr>
           <w:ilvl w:val="0"/>
-          <w:numId w:val="28"/>
+          <w:numId w:val="40"/>
         </w:numPr>
         <w:jc w:val="both"/>
         <w:rPr>
@@ -1899,7 +1566,7 @@
         <w:rPr>
           <w:rFonts w:ascii="Times New Roman" w:hAnsi="Times New Roman" w:cs="Times New Roman"/>
         </w:rPr>
-        <w:t>Facilitar el seguimiento de los planes mediante el registro de aportes, el historial, la visualización del progreso, los hitos y las bonificaciones asociadas con la constancia.</w:t>
+        <w:t>Automatizar los aportes mediante débitos programados desde una cuenta bancaria y aplicar la política de reintentos definida.</w:t>
       </w:r>
     </w:p>
     <w:p>
@@ -1907,7 +1574,7 @@
         <w:pStyle w:val="Prrafodelista"/>
         <w:numPr>
           <w:ilvl w:val="0"/>
-          <w:numId w:val="28"/>
+          <w:numId w:val="40"/>
         </w:numPr>
         <w:jc w:val="both"/>
         <w:rPr>
@@ -1918,13 +1585,7 @@
         <w:rPr>
           <w:rFonts w:ascii="Times New Roman" w:hAnsi="Times New Roman" w:cs="Times New Roman"/>
         </w:rPr>
-        <w:t>Permitir el acceso a condiciones y productos relacionados con el ahorro, como tasas mayores por el bloqueo de fondos y créditos respaldados por el monto acumulado</w:t>
-      </w:r>
-      <w:r>
-        <w:rPr>
-          <w:rFonts w:ascii="Times New Roman" w:hAnsi="Times New Roman" w:cs="Times New Roman"/>
-        </w:rPr>
-        <w:t>.</w:t>
+        <w:t>Facilitar el seguimiento mediante la consulta del progreso, el porcentaje de cumplimiento y el historial de movimientos de cada plan.</w:t>
       </w:r>
     </w:p>
     <w:p>
@@ -1932,7 +1593,7 @@
         <w:pStyle w:val="Prrafodelista"/>
         <w:numPr>
           <w:ilvl w:val="0"/>
-          <w:numId w:val="28"/>
+          <w:numId w:val="40"/>
         </w:numPr>
         <w:jc w:val="both"/>
         <w:rPr>
@@ -1943,21 +1604,8 @@
         <w:rPr>
           <w:rFonts w:ascii="Times New Roman" w:hAnsi="Times New Roman" w:cs="Times New Roman"/>
         </w:rPr>
-        <w:t xml:space="preserve">Integrar la nueva funcionalidad con las capacidades existentes del sistema bancario sin duplicar las responsabilidades del </w:t>
-      </w:r>
-      <w:proofErr w:type="spellStart"/>
-      <w:r>
-        <w:rPr>
-          <w:rFonts w:ascii="Times New Roman" w:hAnsi="Times New Roman" w:cs="Times New Roman"/>
-        </w:rPr>
-        <w:t>core</w:t>
-      </w:r>
-      <w:proofErr w:type="spellEnd"/>
-      <w:r>
-        <w:rPr>
-          <w:rFonts w:ascii="Times New Roman" w:hAnsi="Times New Roman" w:cs="Times New Roman"/>
-        </w:rPr>
-        <w:t>.</w:t>
+        <w:lastRenderedPageBreak/>
+        <w:t>Permitir el bloqueo del ahorro a plazo para acceder a una mejor tasa de interés.</w:t>
       </w:r>
     </w:p>
     <w:p>
@@ -1965,7 +1613,7 @@
         <w:pStyle w:val="Prrafodelista"/>
         <w:numPr>
           <w:ilvl w:val="0"/>
-          <w:numId w:val="28"/>
+          <w:numId w:val="40"/>
         </w:numPr>
         <w:jc w:val="both"/>
         <w:rPr>
@@ -1976,7 +1624,57 @@
         <w:rPr>
           <w:rFonts w:ascii="Times New Roman" w:hAnsi="Times New Roman" w:cs="Times New Roman"/>
         </w:rPr>
-        <w:t>Registrar información sobre el proceso de creación de los planes para identificar los pasos en los que se produce el abandono.</w:t>
+        <w:t>Permitir la cancelación del plan y la devolución de los fondos a la cuenta principal, con la pérdida de los intereses devengados cuando el plan se encuentre bloqueado.</w:t>
+      </w:r>
+    </w:p>
+    <w:p>
+      <w:pPr>
+        <w:pStyle w:val="Prrafodelista"/>
+        <w:numPr>
+          <w:ilvl w:val="0"/>
+          <w:numId w:val="40"/>
+        </w:numPr>
+        <w:jc w:val="both"/>
+        <w:rPr>
+          <w:rFonts w:ascii="Times New Roman" w:hAnsi="Times New Roman" w:cs="Times New Roman"/>
+        </w:rPr>
+      </w:pPr>
+      <w:r>
+        <w:rPr>
+          <w:rFonts w:ascii="Times New Roman" w:hAnsi="Times New Roman" w:cs="Times New Roman"/>
+        </w:rPr>
+        <w:t>Mantener un historial inmutable de movimientos que permita reconstruir y auditar el saldo de cada plan.</w:t>
+      </w:r>
+    </w:p>
+    <w:p>
+      <w:pPr>
+        <w:pStyle w:val="Prrafodelista"/>
+        <w:numPr>
+          <w:ilvl w:val="0"/>
+          <w:numId w:val="40"/>
+        </w:numPr>
+        <w:jc w:val="both"/>
+        <w:rPr>
+          <w:rFonts w:ascii="Times New Roman" w:hAnsi="Times New Roman" w:cs="Times New Roman"/>
+        </w:rPr>
+      </w:pPr>
+      <w:r>
+        <w:rPr>
+          <w:rFonts w:ascii="Times New Roman" w:hAnsi="Times New Roman" w:cs="Times New Roman"/>
+        </w:rPr>
+        <w:t xml:space="preserve">Integrar la nueva funcionalidad con el </w:t>
+      </w:r>
+      <w:r>
+        <w:rPr>
+          <w:rFonts w:ascii="Times New Roman" w:hAnsi="Times New Roman" w:cs="Times New Roman"/>
+        </w:rPr>
+        <w:t>Core</w:t>
+      </w:r>
+      <w:r>
+        <w:rPr>
+          <w:rFonts w:ascii="Times New Roman" w:hAnsi="Times New Roman" w:cs="Times New Roman"/>
+        </w:rPr>
+        <w:t xml:space="preserve"> bancario, el servicio de identidad y el servicio de notificaciones, sin duplicar las responsabilidades de estos sistemas.</w:t>
       </w:r>
     </w:p>
     <w:p>
@@ -2043,7 +1741,7 @@
         <w:rPr>
           <w:rFonts w:ascii="Times New Roman" w:hAnsi="Times New Roman" w:cs="Times New Roman"/>
         </w:rPr>
-        <w:t>Los resultados de la funcionalidad podrán evaluarse mediante los siguientes indicadores:</w:t>
+        <w:t>Los resultados de la funcionalidad se evaluarán mediante indicadores de negocio, producto, operación y desempeño de la API.</w:t>
       </w:r>
     </w:p>
     <w:tbl>
@@ -2053,8 +1751,8 @@
         <w:tblLook w:val="04A0" w:firstRow="1" w:lastRow="0" w:firstColumn="1" w:lastColumn="0" w:noHBand="0" w:noVBand="1"/>
       </w:tblPr>
       <w:tblGrid>
-        <w:gridCol w:w="2914"/>
-        <w:gridCol w:w="5580"/>
+        <w:gridCol w:w="2652"/>
+        <w:gridCol w:w="5842"/>
       </w:tblGrid>
       <w:tr>
         <w:tc>
@@ -2126,7 +1824,7 @@
               <w:rPr>
                 <w:rFonts w:ascii="Times New Roman" w:hAnsi="Times New Roman" w:cs="Times New Roman"/>
               </w:rPr>
-              <w:t>Conversión de simulaciones en planes</w:t>
+              <w:t>Saldo bajo gestión</w:t>
             </w:r>
           </w:p>
         </w:tc>
@@ -2170,7 +1868,7 @@
               <w:rPr>
                 <w:rFonts w:ascii="Times New Roman" w:hAnsi="Times New Roman" w:cs="Times New Roman"/>
               </w:rPr>
-              <w:t>Monto total captado</w:t>
+              <w:t>Aportes recurrentes por mes</w:t>
             </w:r>
           </w:p>
         </w:tc>
@@ -2191,7 +1889,13 @@
               <w:rPr>
                 <w:rFonts w:ascii="Times New Roman" w:hAnsi="Times New Roman" w:cs="Times New Roman"/>
               </w:rPr>
-              <w:t>Suma del dinero acumulado en los planes de ahorro.</w:t>
+              <w:t>Cantidad de aportes procesados durante cada mes</w:t>
+            </w:r>
+            <w:r>
+              <w:rPr>
+                <w:rFonts w:ascii="Times New Roman" w:hAnsi="Times New Roman" w:cs="Times New Roman"/>
+              </w:rPr>
+              <w:t>.</w:t>
             </w:r>
           </w:p>
         </w:tc>
@@ -2200,7 +1904,25 @@
         <w:tc>
           <w:tcPr>
             <w:tcW w:w="0" w:type="auto"/>
-            <w:hideMark/>
+          </w:tcPr>
+          <w:p>
+            <w:pPr>
+              <w:spacing w:after="160" w:line="278" w:lineRule="auto"/>
+              <w:rPr>
+                <w:rFonts w:ascii="Times New Roman" w:hAnsi="Times New Roman" w:cs="Times New Roman"/>
+              </w:rPr>
+            </w:pPr>
+            <w:r>
+              <w:rPr>
+                <w:rFonts w:ascii="Times New Roman" w:hAnsi="Times New Roman" w:cs="Times New Roman"/>
+              </w:rPr>
+              <w:t>Planes bloqueados</w:t>
+            </w:r>
+          </w:p>
+        </w:tc>
+        <w:tc>
+          <w:tcPr>
+            <w:tcW w:w="0" w:type="auto"/>
           </w:tcPr>
           <w:p>
             <w:pPr>
@@ -2214,28 +1936,7 @@
               <w:rPr>
                 <w:rFonts w:ascii="Times New Roman" w:hAnsi="Times New Roman" w:cs="Times New Roman"/>
               </w:rPr>
-              <w:t>Aporte promedio mensual</w:t>
-            </w:r>
-          </w:p>
-        </w:tc>
-        <w:tc>
-          <w:tcPr>
-            <w:tcW w:w="0" w:type="auto"/>
-            <w:hideMark/>
-          </w:tcPr>
-          <w:p>
-            <w:pPr>
-              <w:spacing w:after="160" w:line="278" w:lineRule="auto"/>
-              <w:jc w:val="both"/>
-              <w:rPr>
-                <w:rFonts w:ascii="Times New Roman" w:hAnsi="Times New Roman" w:cs="Times New Roman"/>
-              </w:rPr>
-            </w:pPr>
-            <w:r>
-              <w:rPr>
-                <w:rFonts w:ascii="Times New Roman" w:hAnsi="Times New Roman" w:cs="Times New Roman"/>
-              </w:rPr>
-              <w:t>Promedio de los aportes mensuales realizados por los clientes.</w:t>
+              <w:t>Porcentaje de planes activos que utilizan la modalidad de ahorro bloqueado.</w:t>
             </w:r>
           </w:p>
         </w:tc>
@@ -2244,7 +1945,6 @@
         <w:tc>
           <w:tcPr>
             <w:tcW w:w="0" w:type="auto"/>
-            <w:hideMark/>
           </w:tcPr>
           <w:p>
             <w:pPr>
@@ -2258,14 +1958,13 @@
               <w:rPr>
                 <w:rFonts w:ascii="Times New Roman" w:hAnsi="Times New Roman" w:cs="Times New Roman"/>
               </w:rPr>
-              <w:t>Permanencia de los planes</w:t>
+              <w:t>Cuotas canceladas</w:t>
             </w:r>
           </w:p>
         </w:tc>
         <w:tc>
           <w:tcPr>
             <w:tcW w:w="0" w:type="auto"/>
-            <w:hideMark/>
           </w:tcPr>
           <w:p>
             <w:pPr>
@@ -2279,7 +1978,13 @@
               <w:rPr>
                 <w:rFonts w:ascii="Times New Roman" w:hAnsi="Times New Roman" w:cs="Times New Roman"/>
               </w:rPr>
-              <w:t>Tiempo promedio durante el cual los planes se mantienen activos.</w:t>
+              <w:t>Porcentaje de cuotas canceladas después de cinco intentos fallidos por falta de fondo</w:t>
+            </w:r>
+            <w:r>
+              <w:rPr>
+                <w:rFonts w:ascii="Times New Roman" w:hAnsi="Times New Roman" w:cs="Times New Roman"/>
+              </w:rPr>
+              <w:t>s.</w:t>
             </w:r>
           </w:p>
         </w:tc>
@@ -2288,7 +1993,33 @@
         <w:tc>
           <w:tcPr>
             <w:tcW w:w="0" w:type="auto"/>
-            <w:hideMark/>
+          </w:tcPr>
+          <w:p>
+            <w:pPr>
+              <w:rPr>
+                <w:rFonts w:ascii="Times New Roman" w:hAnsi="Times New Roman" w:cs="Times New Roman"/>
+              </w:rPr>
+            </w:pPr>
+            <w:r>
+              <w:rPr>
+                <w:rFonts w:ascii="Times New Roman" w:hAnsi="Times New Roman" w:cs="Times New Roman"/>
+              </w:rPr>
+              <w:t>Conversión de simulaciones en planes</w:t>
+            </w:r>
+          </w:p>
+          <w:p>
+            <w:pPr>
+              <w:spacing w:after="160" w:line="278" w:lineRule="auto"/>
+              <w:jc w:val="both"/>
+              <w:rPr>
+                <w:rFonts w:ascii="Times New Roman" w:hAnsi="Times New Roman" w:cs="Times New Roman"/>
+              </w:rPr>
+            </w:pPr>
+          </w:p>
+        </w:tc>
+        <w:tc>
+          <w:tcPr>
+            <w:tcW w:w="0" w:type="auto"/>
           </w:tcPr>
           <w:p>
             <w:pPr>
@@ -2302,28 +2033,7 @@
               <w:rPr>
                 <w:rFonts w:ascii="Times New Roman" w:hAnsi="Times New Roman" w:cs="Times New Roman"/>
               </w:rPr>
-              <w:t>Cumplimiento de aportes</w:t>
-            </w:r>
-          </w:p>
-        </w:tc>
-        <w:tc>
-          <w:tcPr>
-            <w:tcW w:w="0" w:type="auto"/>
-            <w:hideMark/>
-          </w:tcPr>
-          <w:p>
-            <w:pPr>
-              <w:spacing w:after="160" w:line="278" w:lineRule="auto"/>
-              <w:jc w:val="both"/>
-              <w:rPr>
-                <w:rFonts w:ascii="Times New Roman" w:hAnsi="Times New Roman" w:cs="Times New Roman"/>
-              </w:rPr>
-            </w:pPr>
-            <w:r>
-              <w:rPr>
-                <w:rFonts w:ascii="Times New Roman" w:hAnsi="Times New Roman" w:cs="Times New Roman"/>
-              </w:rPr>
-              <w:t>Porcentaje de aportes realizados en la fecha programada.</w:t>
+              <w:t>Porcentaje de simulaciones que finalizan con la creación de un plan.</w:t>
             </w:r>
           </w:p>
         </w:tc>
@@ -2332,7 +2042,6 @@
         <w:tc>
           <w:tcPr>
             <w:tcW w:w="0" w:type="auto"/>
-            <w:hideMark/>
           </w:tcPr>
           <w:p>
             <w:pPr>
@@ -2346,14 +2055,13 @@
               <w:rPr>
                 <w:rFonts w:ascii="Times New Roman" w:hAnsi="Times New Roman" w:cs="Times New Roman"/>
               </w:rPr>
-              <w:t>Efectividad de cobro</w:t>
+              <w:t>Planes activos por cliente</w:t>
             </w:r>
           </w:p>
         </w:tc>
         <w:tc>
           <w:tcPr>
             <w:tcW w:w="0" w:type="auto"/>
-            <w:hideMark/>
           </w:tcPr>
           <w:p>
             <w:pPr>
@@ -2367,19 +2075,7 @@
               <w:rPr>
                 <w:rFonts w:ascii="Times New Roman" w:hAnsi="Times New Roman" w:cs="Times New Roman"/>
               </w:rPr>
-              <w:t xml:space="preserve">Porcentaje de </w:t>
-            </w:r>
-            <w:r>
-              <w:rPr>
-                <w:rFonts w:ascii="Times New Roman" w:hAnsi="Times New Roman" w:cs="Times New Roman"/>
-              </w:rPr>
-              <w:t>débitos completados, incluidos los recuperados mediante intentos posteriores</w:t>
-            </w:r>
-            <w:r>
-              <w:rPr>
-                <w:rFonts w:ascii="Times New Roman" w:hAnsi="Times New Roman" w:cs="Times New Roman"/>
-              </w:rPr>
-              <w:t>.</w:t>
+              <w:t>Cantidad promedio de planes activos asociados con cada cliente.</w:t>
             </w:r>
           </w:p>
         </w:tc>
@@ -2388,7 +2084,6 @@
         <w:tc>
           <w:tcPr>
             <w:tcW w:w="0" w:type="auto"/>
-            <w:hideMark/>
           </w:tcPr>
           <w:p>
             <w:pPr>
@@ -2402,14 +2097,13 @@
               <w:rPr>
                 <w:rFonts w:ascii="Times New Roman" w:hAnsi="Times New Roman" w:cs="Times New Roman"/>
               </w:rPr>
-              <w:t>Metas completadas</w:t>
+              <w:t>Cobros exitosos al primer intento</w:t>
             </w:r>
           </w:p>
         </w:tc>
         <w:tc>
           <w:tcPr>
             <w:tcW w:w="0" w:type="auto"/>
-            <w:hideMark/>
           </w:tcPr>
           <w:p>
             <w:pPr>
@@ -2423,7 +2117,7 @@
               <w:rPr>
                 <w:rFonts w:ascii="Times New Roman" w:hAnsi="Times New Roman" w:cs="Times New Roman"/>
               </w:rPr>
-              <w:t>Porcentaje de planes que alcanzan el objetivo definido.</w:t>
+              <w:t>Porcentaje de débitos completados en el primer intento de cobro.</w:t>
             </w:r>
           </w:p>
         </w:tc>
@@ -2432,7 +2126,6 @@
         <w:tc>
           <w:tcPr>
             <w:tcW w:w="0" w:type="auto"/>
-            <w:hideMark/>
           </w:tcPr>
           <w:p>
             <w:pPr>
@@ -2446,14 +2139,13 @@
               <w:rPr>
                 <w:rFonts w:ascii="Times New Roman" w:hAnsi="Times New Roman" w:cs="Times New Roman"/>
               </w:rPr>
-              <w:t>Abandono por paso</w:t>
+              <w:t>Corridas de cobro completadas</w:t>
             </w:r>
           </w:p>
         </w:tc>
         <w:tc>
           <w:tcPr>
             <w:tcW w:w="0" w:type="auto"/>
-            <w:hideMark/>
           </w:tcPr>
           <w:p>
             <w:pPr>
@@ -2467,7 +2159,7 @@
               <w:rPr>
                 <w:rFonts w:ascii="Times New Roman" w:hAnsi="Times New Roman" w:cs="Times New Roman"/>
               </w:rPr>
-              <w:t>Porcentaje de usuarios que abandonan cada etapa de creación del plan.</w:t>
+              <w:t>Porcentaje de procesos de cobro ejecutados completamente sin necesidad de reinicio.</w:t>
             </w:r>
           </w:p>
         </w:tc>
@@ -2476,7 +2168,6 @@
         <w:tc>
           <w:tcPr>
             <w:tcW w:w="0" w:type="auto"/>
-            <w:hideMark/>
           </w:tcPr>
           <w:p>
             <w:pPr>
@@ -2490,14 +2181,13 @@
               <w:rPr>
                 <w:rFonts w:ascii="Times New Roman" w:hAnsi="Times New Roman" w:cs="Times New Roman"/>
               </w:rPr>
-              <w:t>Uso del ahorro bloqueado</w:t>
+              <w:t>Latencia p95</w:t>
             </w:r>
           </w:p>
         </w:tc>
         <w:tc>
           <w:tcPr>
             <w:tcW w:w="0" w:type="auto"/>
-            <w:hideMark/>
           </w:tcPr>
           <w:p>
             <w:pPr>
@@ -2511,7 +2201,7 @@
               <w:rPr>
                 <w:rFonts w:ascii="Times New Roman" w:hAnsi="Times New Roman" w:cs="Times New Roman"/>
               </w:rPr>
-              <w:t>Porcentaje de planes que seleccionan la modalidad de bloqueo.</w:t>
+              <w:t>Percentil 95 de respuesta en los endpoints síncronos, con un objetivo inferior a 500 ms.</w:t>
             </w:r>
           </w:p>
         </w:tc>
@@ -2520,7 +2210,6 @@
         <w:tc>
           <w:tcPr>
             <w:tcW w:w="0" w:type="auto"/>
-            <w:hideMark/>
           </w:tcPr>
           <w:p>
             <w:pPr>
@@ -2534,20 +2223,13 @@
               <w:rPr>
                 <w:rFonts w:ascii="Times New Roman" w:hAnsi="Times New Roman" w:cs="Times New Roman"/>
               </w:rPr>
-              <w:t>Contratación de</w:t>
-            </w:r>
-            <w:r>
-              <w:rPr>
-                <w:rFonts w:ascii="Times New Roman" w:hAnsi="Times New Roman" w:cs="Times New Roman"/>
-              </w:rPr>
-              <w:t xml:space="preserve"> productos relacionados</w:t>
+              <w:t>Tasa de error</w:t>
             </w:r>
           </w:p>
         </w:tc>
         <w:tc>
           <w:tcPr>
             <w:tcW w:w="0" w:type="auto"/>
-            <w:hideMark/>
           </w:tcPr>
           <w:p>
             <w:pPr>
@@ -2561,13 +2243,92 @@
               <w:rPr>
                 <w:rFonts w:ascii="Times New Roman" w:hAnsi="Times New Roman" w:cs="Times New Roman"/>
               </w:rPr>
-              <w:t>Porcentaje de clientes que contratan un crédito u otro beneficio asociado con el ahorro.</w:t>
+              <w:t>Porcentaje de solicitudes fallidas, con un objetivo inferior al 1 % durante la carga sostenida.</w:t>
+            </w:r>
+          </w:p>
+        </w:tc>
+      </w:tr>
+      <w:tr>
+        <w:tc>
+          <w:tcPr>
+            <w:tcW w:w="0" w:type="auto"/>
+          </w:tcPr>
+          <w:p>
+            <w:pPr>
+              <w:jc w:val="both"/>
+              <w:rPr>
+                <w:rFonts w:ascii="Times New Roman" w:hAnsi="Times New Roman" w:cs="Times New Roman"/>
+              </w:rPr>
+            </w:pPr>
+            <w:r>
+              <w:rPr>
+                <w:rFonts w:ascii="Times New Roman" w:hAnsi="Times New Roman" w:cs="Times New Roman"/>
+              </w:rPr>
+              <w:t>Rendimiento</w:t>
+            </w:r>
+          </w:p>
+        </w:tc>
+        <w:tc>
+          <w:tcPr>
+            <w:tcW w:w="0" w:type="auto"/>
+          </w:tcPr>
+          <w:p>
+            <w:pPr>
+              <w:jc w:val="both"/>
+              <w:rPr>
+                <w:rFonts w:ascii="Times New Roman" w:hAnsi="Times New Roman" w:cs="Times New Roman"/>
+              </w:rPr>
+            </w:pPr>
+            <w:r>
+              <w:rPr>
+                <w:rFonts w:ascii="Times New Roman" w:hAnsi="Times New Roman" w:cs="Times New Roman"/>
+              </w:rPr>
+              <w:t>Cantidad de peticiones procesadas por segundo bajo carga.</w:t>
+            </w:r>
+          </w:p>
+        </w:tc>
+      </w:tr>
+      <w:tr>
+        <w:tc>
+          <w:tcPr>
+            <w:tcW w:w="0" w:type="auto"/>
+          </w:tcPr>
+          <w:p>
+            <w:pPr>
+              <w:jc w:val="both"/>
+              <w:rPr>
+                <w:rFonts w:ascii="Times New Roman" w:hAnsi="Times New Roman" w:cs="Times New Roman"/>
+              </w:rPr>
+            </w:pPr>
+            <w:r>
+              <w:rPr>
+                <w:rFonts w:ascii="Times New Roman" w:hAnsi="Times New Roman" w:cs="Times New Roman"/>
+              </w:rPr>
+              <w:t>Punto de ruptura</w:t>
+            </w:r>
+          </w:p>
+        </w:tc>
+        <w:tc>
+          <w:tcPr>
+            <w:tcW w:w="0" w:type="auto"/>
+          </w:tcPr>
+          <w:p>
+            <w:pPr>
+              <w:jc w:val="both"/>
+              <w:rPr>
+                <w:rFonts w:ascii="Times New Roman" w:hAnsi="Times New Roman" w:cs="Times New Roman"/>
+              </w:rPr>
+            </w:pPr>
+            <w:r>
+              <w:rPr>
+                <w:rFonts w:ascii="Times New Roman" w:hAnsi="Times New Roman" w:cs="Times New Roman"/>
+              </w:rPr>
+              <w:t>Nivel de usuarios concurrentes o peticiones por segundo a partir del cual la API comienza a degradarse.</w:t>
             </w:r>
           </w:p>
         </w:tc>
       </w:tr>
     </w:tbl>
-    <w:p/>
     <w:p>
       <w:pPr>
         <w:pStyle w:val="Ttulo2"/>
@@ -2604,7 +2365,25 @@
         <w:rPr>
           <w:rFonts w:ascii="Times New Roman" w:hAnsi="Times New Roman" w:cs="Times New Roman"/>
         </w:rPr>
-        <w:t>La cadena de valor describe el proceso mediante el cual una intención de ahorro se transforma en un plan activo, con aportes periódicos, seguimiento y acceso a beneficios. En este proceso intervienen el cliente, la aplicación bancaria, la API de planes de ahorro y los servicios existentes del banco.</w:t>
+        <w:t xml:space="preserve">La cadena de valor describe el proceso mediante el cual una intención de ahorro se transforma en un plan activo con aportes programados y seguimiento continuo. La API conecta los canales digitales con el </w:t>
+      </w:r>
+      <w:r>
+        <w:rPr>
+          <w:rFonts w:ascii="Times New Roman" w:hAnsi="Times New Roman" w:cs="Times New Roman"/>
+        </w:rPr>
+        <w:t>Core</w:t>
+      </w:r>
+      <w:r>
+        <w:rPr>
+          <w:rFonts w:ascii="Times New Roman" w:hAnsi="Times New Roman" w:cs="Times New Roman"/>
+        </w:rPr>
+        <w:t xml:space="preserve"> bancario, el servicio de identidad, el proceso de cobros y el servicio de notificaciones, sin duplicar sus responsabilidades</w:t>
+      </w:r>
+      <w:r>
+        <w:rPr>
+          <w:rFonts w:ascii="Times New Roman" w:hAnsi="Times New Roman" w:cs="Times New Roman"/>
+        </w:rPr>
+        <w:t>.</w:t>
       </w:r>
     </w:p>
     <w:p>
@@ -2652,11 +2431,15 @@
               <w:jc w:val="both"/>
               <w:rPr>
                 <w:rFonts w:ascii="Times New Roman" w:hAnsi="Times New Roman" w:cs="Times New Roman"/>
+                <w:b/>
+                <w:bCs/>
               </w:rPr>
             </w:pPr>
             <w:r>
               <w:rPr>
                 <w:rFonts w:ascii="Times New Roman" w:hAnsi="Times New Roman" w:cs="Times New Roman"/>
+                <w:b/>
+                <w:bCs/>
               </w:rPr>
               <w:t>Participante</w:t>
             </w:r>
@@ -2671,205 +2454,17 @@
               <w:jc w:val="both"/>
               <w:rPr>
                 <w:rFonts w:ascii="Times New Roman" w:hAnsi="Times New Roman" w:cs="Times New Roman"/>
+                <w:b/>
+                <w:bCs/>
               </w:rPr>
             </w:pPr>
             <w:r>
               <w:rPr>
                 <w:rFonts w:ascii="Times New Roman" w:hAnsi="Times New Roman" w:cs="Times New Roman"/>
+                <w:b/>
+                <w:bCs/>
               </w:rPr>
               <w:t>Participación</w:t>
-            </w:r>
-          </w:p>
-        </w:tc>
-      </w:tr>
-      <w:tr>
-        <w:tc>
-          <w:tcPr>
-            <w:tcW w:w="3114" w:type="dxa"/>
-          </w:tcPr>
-          <w:tbl>
-            <w:tblPr>
-              <w:tblW w:w="0" w:type="auto"/>
-              <w:tblCellSpacing w:w="15" w:type="dxa"/>
-              <w:tblCellMar>
-                <w:top w:w="15" w:type="dxa"/>
-                <w:left w:w="15" w:type="dxa"/>
-                <w:bottom w:w="15" w:type="dxa"/>
-                <w:right w:w="15" w:type="dxa"/>
-              </w:tblCellMar>
-              <w:tblLook w:val="04A0" w:firstRow="1" w:lastRow="0" w:firstColumn="1" w:lastColumn="0" w:noHBand="0" w:noVBand="1"/>
-            </w:tblPr>
-            <w:tblGrid>
-              <w:gridCol w:w="1776"/>
-            </w:tblGrid>
-            <w:tr>
-              <w:trPr>
-                <w:tblCellSpacing w:w="15" w:type="dxa"/>
-              </w:trPr>
-              <w:tc>
-                <w:tcPr>
-                  <w:tcW w:w="0" w:type="auto"/>
-                  <w:vAlign w:val="center"/>
-                  <w:hideMark/>
-                </w:tcPr>
-                <w:p>
-                  <w:pPr>
-                    <w:spacing w:after="0" w:line="240" w:lineRule="auto"/>
-                    <w:jc w:val="both"/>
-                    <w:rPr>
-                      <w:rFonts w:ascii="Times New Roman" w:hAnsi="Times New Roman" w:cs="Times New Roman"/>
-                    </w:rPr>
-                  </w:pPr>
-                  <w:r>
-                    <w:rPr>
-                      <w:rFonts w:ascii="Times New Roman" w:hAnsi="Times New Roman" w:cs="Times New Roman"/>
-                    </w:rPr>
-                    <w:t>Cliente ahorrador</w:t>
-                  </w:r>
-                </w:p>
-              </w:tc>
-            </w:tr>
-          </w:tbl>
-          <w:p>
-            <w:pPr>
-              <w:jc w:val="both"/>
-              <w:rPr>
-                <w:rFonts w:ascii="Times New Roman" w:hAnsi="Times New Roman" w:cs="Times New Roman"/>
-                <w:vanish/>
-              </w:rPr>
-            </w:pPr>
-          </w:p>
-          <w:p>
-            <w:pPr>
-              <w:jc w:val="both"/>
-              <w:rPr>
-                <w:rFonts w:ascii="Times New Roman" w:hAnsi="Times New Roman" w:cs="Times New Roman"/>
-              </w:rPr>
-            </w:pPr>
-          </w:p>
-        </w:tc>
-        <w:tc>
-          <w:tcPr>
-            <w:tcW w:w="5380" w:type="dxa"/>
-          </w:tcPr>
-          <w:p>
-            <w:pPr>
-              <w:jc w:val="both"/>
-              <w:rPr>
-                <w:rFonts w:ascii="Times New Roman" w:hAnsi="Times New Roman" w:cs="Times New Roman"/>
-              </w:rPr>
-            </w:pPr>
-            <w:r>
-              <w:rPr>
-                <w:rFonts w:ascii="Times New Roman" w:hAnsi="Times New Roman" w:cs="Times New Roman"/>
-              </w:rPr>
-              <w:t>Define una meta, compara escenarios, configura el plan y consulta su progreso.</w:t>
-            </w:r>
-          </w:p>
-        </w:tc>
-      </w:tr>
-      <w:tr>
-        <w:tc>
-          <w:tcPr>
-            <w:tcW w:w="3114" w:type="dxa"/>
-          </w:tcPr>
-          <w:tbl>
-            <w:tblPr>
-              <w:tblW w:w="0" w:type="auto"/>
-              <w:tblCellSpacing w:w="15" w:type="dxa"/>
-              <w:tblCellMar>
-                <w:top w:w="15" w:type="dxa"/>
-                <w:left w:w="15" w:type="dxa"/>
-                <w:bottom w:w="15" w:type="dxa"/>
-                <w:right w:w="15" w:type="dxa"/>
-              </w:tblCellMar>
-              <w:tblLook w:val="04A0" w:firstRow="1" w:lastRow="0" w:firstColumn="1" w:lastColumn="0" w:noHBand="0" w:noVBand="1"/>
-            </w:tblPr>
-            <w:tblGrid>
-              <w:gridCol w:w="2001"/>
-              <w:gridCol w:w="81"/>
-            </w:tblGrid>
-            <w:tr>
-              <w:trPr>
-                <w:tblCellSpacing w:w="15" w:type="dxa"/>
-              </w:trPr>
-              <w:tc>
-                <w:tcPr>
-                  <w:tcW w:w="0" w:type="auto"/>
-                  <w:vAlign w:val="center"/>
-                  <w:hideMark/>
-                </w:tcPr>
-                <w:p>
-                  <w:pPr>
-                    <w:spacing w:after="0" w:line="240" w:lineRule="auto"/>
-                    <w:jc w:val="both"/>
-                    <w:rPr>
-                      <w:rFonts w:ascii="Times New Roman" w:eastAsia="Times New Roman" w:hAnsi="Times New Roman" w:cs="Times New Roman"/>
-                      <w:kern w:val="0"/>
-                      <w:lang w:eastAsia="es-EC"/>
-                      <w14:ligatures w14:val="none"/>
-                    </w:rPr>
-                  </w:pPr>
-                  <w:r>
-                    <w:rPr>
-                      <w:rFonts w:ascii="Times New Roman" w:eastAsia="Times New Roman" w:hAnsi="Times New Roman" w:cs="Times New Roman"/>
-                      <w:kern w:val="0"/>
-                      <w:lang w:eastAsia="es-EC"/>
-                      <w14:ligatures w14:val="none"/>
-                    </w:rPr>
-                    <w:t>Aplicación bancaria</w:t>
-                  </w:r>
-                </w:p>
-              </w:tc>
-              <w:tc>
-                <w:tcPr>
-                  <w:tcW w:w="0" w:type="auto"/>
-                  <w:vAlign w:val="center"/>
-                  <w:hideMark/>
-                </w:tcPr>
-                <w:p>
-                  <w:pPr>
-                    <w:spacing w:after="0" w:line="240" w:lineRule="auto"/>
-                    <w:jc w:val="both"/>
-                    <w:rPr>
-                      <w:rFonts w:ascii="Times New Roman" w:eastAsia="Times New Roman" w:hAnsi="Times New Roman" w:cs="Times New Roman"/>
-                      <w:kern w:val="0"/>
-                      <w:lang w:eastAsia="es-EC"/>
-                      <w14:ligatures w14:val="none"/>
-                    </w:rPr>
-                  </w:pPr>
-                </w:p>
-              </w:tc>
-            </w:tr>
-          </w:tbl>
-          <w:p>
-            <w:pPr>
-              <w:jc w:val="both"/>
-              <w:rPr>
-                <w:rFonts w:ascii="Times New Roman" w:hAnsi="Times New Roman" w:cs="Times New Roman"/>
-              </w:rPr>
-            </w:pPr>
-          </w:p>
-        </w:tc>
-        <w:tc>
-          <w:tcPr>
-            <w:tcW w:w="5380" w:type="dxa"/>
-          </w:tcPr>
-          <w:p>
-            <w:pPr>
-              <w:jc w:val="both"/>
-              <w:rPr>
-                <w:rFonts w:ascii="Times New Roman" w:hAnsi="Times New Roman" w:cs="Times New Roman"/>
-              </w:rPr>
-            </w:pPr>
-            <w:r>
-              <w:rPr>
-                <w:rFonts w:ascii="Times New Roman" w:eastAsia="Times New Roman" w:hAnsi="Times New Roman" w:cs="Times New Roman"/>
-                <w:kern w:val="0"/>
-                <w:lang w:eastAsia="es-EC"/>
-                <w14:ligatures w14:val="none"/>
-              </w:rPr>
-              <w:t>Presenta la funcionalidad y permite al cliente interactuar con sus planes desde la banca web o móvil.</w:t>
             </w:r>
           </w:p>
         </w:tc>
@@ -2884,14 +2479,23 @@
               <w:jc w:val="both"/>
               <w:rPr>
                 <w:rFonts w:ascii="Times New Roman" w:hAnsi="Times New Roman" w:cs="Times New Roman"/>
+                <w:vanish/>
               </w:rPr>
             </w:pPr>
             <w:r>
               <w:rPr>
                 <w:rFonts w:ascii="Times New Roman" w:hAnsi="Times New Roman" w:cs="Times New Roman"/>
               </w:rPr>
-              <w:t>Sistema de Planes de Ahorro</w:t>
-            </w:r>
+              <w:t>Usuario interesado</w:t>
+            </w:r>
+          </w:p>
+          <w:p>
+            <w:pPr>
+              <w:jc w:val="both"/>
+              <w:rPr>
+                <w:rFonts w:ascii="Times New Roman" w:hAnsi="Times New Roman" w:cs="Times New Roman"/>
+              </w:rPr>
+            </w:pPr>
           </w:p>
         </w:tc>
         <w:tc>
@@ -2909,7 +2513,7 @@
               <w:rPr>
                 <w:rFonts w:ascii="Times New Roman" w:hAnsi="Times New Roman" w:cs="Times New Roman"/>
               </w:rPr>
-              <w:t>Administra la simulación, creación, configuración y seguimiento de los planes.</w:t>
+              <w:t>Realiza una simulación pública y anónima antes de crear un plan</w:t>
             </w:r>
           </w:p>
         </w:tc>
@@ -2930,7 +2534,7 @@
               <w:rPr>
                 <w:rFonts w:ascii="Times New Roman" w:hAnsi="Times New Roman" w:cs="Times New Roman"/>
               </w:rPr>
-              <w:t>Core bancario</w:t>
+              <w:t>Cliente ahorrador</w:t>
             </w:r>
           </w:p>
         </w:tc>
@@ -2949,7 +2553,7 @@
               <w:rPr>
                 <w:rFonts w:ascii="Times New Roman" w:hAnsi="Times New Roman" w:cs="Times New Roman"/>
               </w:rPr>
-              <w:t>Proporciona la información de las cuentas, ejecuta los débitos y aplica el bloqueo efectivo de los fondos cuando corresponde.</w:t>
+              <w:t>Crea uno o varios planes, configura la cuota y la fecha del débito, consulta el progreso y puede cancelar el plan.</w:t>
             </w:r>
           </w:p>
         </w:tc>
@@ -2970,7 +2574,7 @@
               <w:rPr>
                 <w:rFonts w:ascii="Times New Roman" w:hAnsi="Times New Roman" w:cs="Times New Roman"/>
               </w:rPr>
-              <w:t>Operador del banco</w:t>
+              <w:t>Banca web o móvil</w:t>
             </w:r>
           </w:p>
         </w:tc>
@@ -2989,7 +2593,7 @@
               <w:rPr>
                 <w:rFonts w:ascii="Times New Roman" w:hAnsi="Times New Roman" w:cs="Times New Roman"/>
               </w:rPr>
-              <w:t>Consulta el estado de los cobros y atiende reclamos relacionados con los aportes.</w:t>
+              <w:t>Presenta la funcionalidad y permite la interacción con los planes de ahorro.</w:t>
             </w:r>
           </w:p>
         </w:tc>
@@ -3010,7 +2614,7 @@
               <w:rPr>
                 <w:rFonts w:ascii="Times New Roman" w:hAnsi="Times New Roman" w:cs="Times New Roman"/>
               </w:rPr>
-              <w:t>Auditor financiero</w:t>
+              <w:t>API de planes de ahorro</w:t>
             </w:r>
           </w:p>
         </w:tc>
@@ -3029,7 +2633,7 @@
               <w:rPr>
                 <w:rFonts w:ascii="Times New Roman" w:hAnsi="Times New Roman" w:cs="Times New Roman"/>
               </w:rPr>
-              <w:t>Consulta el historial de movimientos para verificar los aportes y el saldo de los planes.</w:t>
+              <w:t>Administra la simulación, creación, configuración, estado y seguimiento de los planes.</w:t>
             </w:r>
           </w:p>
         </w:tc>
@@ -3050,7 +2654,7 @@
               <w:rPr>
                 <w:rFonts w:ascii="Times New Roman" w:hAnsi="Times New Roman" w:cs="Times New Roman"/>
               </w:rPr>
-              <w:t>Servicio de crédito</w:t>
+              <w:t>Proceso de cobros</w:t>
             </w:r>
           </w:p>
         </w:tc>
@@ -3069,7 +2673,56 @@
               <w:rPr>
                 <w:rFonts w:ascii="Times New Roman" w:hAnsi="Times New Roman" w:cs="Times New Roman"/>
               </w:rPr>
-              <w:t>Gestiona los créditos respaldados por el ahorro acumulado.</w:t>
+              <w:t>Programa las cuotas mensuales, controla los reintentos y registra el resultado de cada corrida</w:t>
+            </w:r>
+          </w:p>
+        </w:tc>
+      </w:tr>
+      <w:tr>
+        <w:tc>
+          <w:tcPr>
+            <w:tcW w:w="3114" w:type="dxa"/>
+          </w:tcPr>
+          <w:p>
+            <w:pPr>
+              <w:tabs>
+                <w:tab w:val="left" w:pos="1755"/>
+              </w:tabs>
+              <w:jc w:val="both"/>
+              <w:rPr>
+                <w:rFonts w:ascii="Times New Roman" w:hAnsi="Times New Roman" w:cs="Times New Roman"/>
+              </w:rPr>
+            </w:pPr>
+            <w:r>
+              <w:rPr>
+                <w:rFonts w:ascii="Times New Roman" w:hAnsi="Times New Roman" w:cs="Times New Roman"/>
+              </w:rPr>
+              <w:t>Core bancario</w:t>
+            </w:r>
+          </w:p>
+        </w:tc>
+        <w:tc>
+          <w:tcPr>
+            <w:tcW w:w="5380" w:type="dxa"/>
+          </w:tcPr>
+          <w:p>
+            <w:pPr>
+              <w:jc w:val="both"/>
+              <w:rPr>
+                <w:rFonts w:ascii="Times New Roman" w:hAnsi="Times New Roman" w:cs="Times New Roman"/>
+              </w:rPr>
+            </w:pPr>
+            <w:r>
+              <w:rPr>
+                <w:rFonts w:ascii="Times New Roman" w:hAnsi="Times New Roman" w:cs="Times New Roman"/>
+              </w:rPr>
+              <w:t>Proporciona las cuentas, ejecuta los débitos y confirma el resultado de las operaciones</w:t>
+            </w:r>
+            <w:r>
+              <w:rPr>
+                <w:rFonts w:ascii="Times New Roman" w:hAnsi="Times New Roman" w:cs="Times New Roman"/>
+              </w:rPr>
+              <w:t>.</w:t>
             </w:r>
           </w:p>
         </w:tc>
@@ -3109,7 +2762,7 @@
               <w:rPr>
                 <w:rFonts w:ascii="Times New Roman" w:hAnsi="Times New Roman" w:cs="Times New Roman"/>
               </w:rPr>
-              <w:t>Autentica al cliente y controla el acceso a la funcionalidad.</w:t>
+              <w:t>Autentica al cliente y controla los permisos de acceso a los recursos.</w:t>
             </w:r>
           </w:p>
         </w:tc>
@@ -3149,7 +2802,7 @@
               <w:rPr>
                 <w:rFonts w:ascii="Times New Roman" w:hAnsi="Times New Roman" w:cs="Times New Roman"/>
               </w:rPr>
-              <w:t>Envía avisos relacionados con débitos, fechas, cuotas pendientes, hitos y finalización del plan.</w:t>
+              <w:t>Envía avisos sobre débitos ejecutados, intentos fallidos, cambios y eventos del plan.</w:t>
             </w:r>
           </w:p>
         </w:tc>
@@ -3170,7 +2823,7 @@
               <w:rPr>
                 <w:rFonts w:ascii="Times New Roman" w:hAnsi="Times New Roman" w:cs="Times New Roman"/>
               </w:rPr>
-              <w:t>Servicio de analítica</w:t>
+              <w:t>Operador del banco</w:t>
             </w:r>
           </w:p>
         </w:tc>
@@ -3189,13 +2842,47 @@
               <w:rPr>
                 <w:rFonts w:ascii="Times New Roman" w:hAnsi="Times New Roman" w:cs="Times New Roman"/>
               </w:rPr>
-              <w:t>Registra el avance del proceso y los puntos en los que los usuarios abandonan la creación del plan</w:t>
-            </w:r>
-            <w:r>
-              <w:rPr>
-                <w:rFonts w:ascii="Times New Roman" w:hAnsi="Times New Roman" w:cs="Times New Roman"/>
-              </w:rPr>
-              <w:t>.</w:t>
+              <w:t>Consulta el estado de los cobros y atiende reclamos relacionados con los aportes.</w:t>
+            </w:r>
+          </w:p>
+        </w:tc>
+      </w:tr>
+      <w:tr>
+        <w:tc>
+          <w:tcPr>
+            <w:tcW w:w="3114" w:type="dxa"/>
+          </w:tcPr>
+          <w:p>
+            <w:pPr>
+              <w:jc w:val="both"/>
+              <w:rPr>
+                <w:rFonts w:ascii="Times New Roman" w:hAnsi="Times New Roman" w:cs="Times New Roman"/>
+              </w:rPr>
+            </w:pPr>
+            <w:r>
+              <w:rPr>
+                <w:rFonts w:ascii="Times New Roman" w:hAnsi="Times New Roman" w:cs="Times New Roman"/>
+              </w:rPr>
+              <w:t>Auditor financiero</w:t>
+            </w:r>
+          </w:p>
+        </w:tc>
+        <w:tc>
+          <w:tcPr>
+            <w:tcW w:w="5380" w:type="dxa"/>
+          </w:tcPr>
+          <w:p>
+            <w:pPr>
+              <w:jc w:val="both"/>
+              <w:rPr>
+                <w:rFonts w:ascii="Times New Roman" w:hAnsi="Times New Roman" w:cs="Times New Roman"/>
+              </w:rPr>
+            </w:pPr>
+            <w:r>
+              <w:rPr>
+                <w:rFonts w:ascii="Times New Roman" w:hAnsi="Times New Roman" w:cs="Times New Roman"/>
+              </w:rPr>
+              <w:t>Consulta el historial inmutable para verificar los movimientos y reconstruir el saldo de cada plan.</w:t>
             </w:r>
           </w:p>
         </w:tc>
@@ -3245,7 +2932,19 @@
         <w:rPr>
           <w:rFonts w:ascii="Times New Roman" w:hAnsi="Times New Roman" w:cs="Times New Roman"/>
         </w:rPr>
-        <w:t>La cadena comienza cuando el cliente establece un objetivo y realiza una simulación. En esta etapa se consideran el monto de ahorro, los gastos mensuales, el plazo y los intereses proyectados. La información obtenida permite comparar escenarios antes de seleccionar una alternativa.</w:t>
+        <w:t>La cadena comienza con una simulación pública y anónima. El usuario establece las condiciones del ahorro y consulta el monto acumulado y los intereses proyectados antes de asumir un compromiso.</w:t>
+      </w:r>
+      <w:r>
+        <w:rPr>
+          <w:rFonts w:ascii="Times New Roman" w:hAnsi="Times New Roman" w:cs="Times New Roman"/>
+        </w:rPr>
+        <w:t xml:space="preserve"> </w:t>
+      </w:r>
+      <w:r>
+        <w:rPr>
+          <w:rFonts w:ascii="Times New Roman" w:hAnsi="Times New Roman" w:cs="Times New Roman"/>
+        </w:rPr>
+        <w:t>Si decide continuar, se autentica en la aplicación bancaria y crea el plan. Durante este proceso define el nombre, el monto objetivo, el plazo, la cuota fija mensual, la fecha del débito y la modalidad de ahorro. El plan puede mantenerse disponible o bloquearse a plazo para obtener una mejor tasa.</w:t>
       </w:r>
     </w:p>
     <w:p>
@@ -3259,21 +2958,19 @@
         <w:rPr>
           <w:rFonts w:ascii="Times New Roman" w:hAnsi="Times New Roman" w:cs="Times New Roman"/>
         </w:rPr>
-        <w:t xml:space="preserve">Después de elegir las condiciones, el cliente crea el plan mediante un proceso guiado y configura el aporte mensual y la fecha del débito. A partir de esta configuración, el sistema solicita al </w:t>
-      </w:r>
-      <w:proofErr w:type="spellStart"/>
-      <w:r>
-        <w:rPr>
-          <w:rFonts w:ascii="Times New Roman" w:hAnsi="Times New Roman" w:cs="Times New Roman"/>
-        </w:rPr>
-        <w:t>core</w:t>
-      </w:r>
-      <w:proofErr w:type="spellEnd"/>
-      <w:r>
-        <w:rPr>
-          <w:rFonts w:ascii="Times New Roman" w:hAnsi="Times New Roman" w:cs="Times New Roman"/>
-        </w:rPr>
-        <w:t xml:space="preserve"> bancario la ejecución de los cobros programados desde la cuenta seleccionada.</w:t>
+        <w:t xml:space="preserve">Una vez activo, el proceso de cobros solicita mensualmente el débito al </w:t>
+      </w:r>
+      <w:r>
+        <w:rPr>
+          <w:rFonts w:ascii="Times New Roman" w:hAnsi="Times New Roman" w:cs="Times New Roman"/>
+        </w:rPr>
+        <w:t>Core</w:t>
+      </w:r>
+      <w:r>
+        <w:rPr>
+          <w:rFonts w:ascii="Times New Roman" w:hAnsi="Times New Roman" w:cs="Times New Roman"/>
+        </w:rPr>
+        <w:t xml:space="preserve"> bancario. Si el primer intento falla, se realizan nuevos intentos cada 24 horas hasta completar un máximo de cinco. Cuando ninguno tiene éxito, la cuota se cancela y el plazo del plan se extiende un mes. No se genera mora, no se acumula deuda y no se cobran dos cuotas juntas.</w:t>
       </w:r>
     </w:p>
     <w:p>
@@ -3287,7 +2984,26 @@
         <w:rPr>
           <w:rFonts w:ascii="Times New Roman" w:hAnsi="Times New Roman" w:cs="Times New Roman"/>
         </w:rPr>
-        <w:t>Durante la vigencia del plan se registran los aportes realizados, pendientes o fallidos. El cliente puede consultar el historial y visualizar el progreso mediante barras, hitos y medallas. También recibe notificaciones sobre los débitos, las fechas relevantes y la finalización del periodo.</w:t>
+        <w:t xml:space="preserve">Durante la vigencia del plan, el cliente consulta los movimientos, la barra de progreso y el porcentaje de cumplimiento. El historial inmutable permite reconstruir el saldo, </w:t>
+      </w:r>
+      <w:r>
+        <w:rPr>
+          <w:rFonts w:ascii="Times New Roman" w:hAnsi="Times New Roman" w:cs="Times New Roman"/>
+        </w:rPr>
+        <w:lastRenderedPageBreak/>
+        <w:t>mientras que las notificaciones informan los resultados de los débitos y los cambios del plan.</w:t>
+      </w:r>
+      <w:r>
+        <w:rPr>
+          <w:rFonts w:ascii="Times New Roman" w:hAnsi="Times New Roman" w:cs="Times New Roman"/>
+        </w:rPr>
+        <w:t xml:space="preserve"> </w:t>
+      </w:r>
+      <w:r>
+        <w:rPr>
+          <w:rFonts w:ascii="Times New Roman" w:hAnsi="Times New Roman" w:cs="Times New Roman"/>
+        </w:rPr>
+        <w:t>El proceso concluye cuando el saldo alcanza el monto objetivo y los fondos se liquidan al cliente. También puede finalizar por cancelación anticipada, caso en el que los fondos regresan a la cuenta principal. Si el plan se encontraba bloqueado, se pierden los intereses devengados.</w:t>
       </w:r>
     </w:p>
     <w:p>
@@ -3301,8 +3017,7 @@
         <w:rPr>
           <w:rFonts w:ascii="Times New Roman" w:hAnsi="Times New Roman" w:cs="Times New Roman"/>
         </w:rPr>
-        <w:lastRenderedPageBreak/>
-        <w:t>La cadena continúa hasta que se alcanza la meta o se completa el tiempo establecido. Según las condiciones del plan y el monto acumulado, el cliente puede acceder a una tasa mayor mediante el bloqueo del ahorro o utilizar los fondos como respaldo para solicitar un crédito.</w:t>
+        <w:t>La secuencia se resume de la siguiente manera:</w:t>
       </w:r>
     </w:p>
     <w:p>
@@ -3316,33 +3031,7 @@
         <w:rPr>
           <w:rFonts w:ascii="Times New Roman" w:hAnsi="Times New Roman" w:cs="Times New Roman"/>
         </w:rPr>
-        <w:t>La secuencia se resume de la siguiente manera:</w:t>
-      </w:r>
-    </w:p>
-    <w:p>
-      <w:pPr>
-        <w:jc w:val="both"/>
-        <w:rPr>
-          <w:rFonts w:ascii="Times New Roman" w:hAnsi="Times New Roman" w:cs="Times New Roman"/>
-        </w:rPr>
-      </w:pPr>
-      <w:r>
-        <w:rPr>
-          <w:rFonts w:ascii="Times New Roman" w:hAnsi="Times New Roman" w:cs="Times New Roman"/>
-        </w:rPr>
-        <w:t xml:space="preserve">Definición de la meta </w:t>
-      </w:r>
-      <w:r>
-        <w:rPr>
-          <w:rFonts w:ascii="Times New Roman" w:hAnsi="Times New Roman" w:cs="Times New Roman"/>
-        </w:rPr>
-        <w:t>→</w:t>
-      </w:r>
-      <w:r>
-        <w:rPr>
-          <w:rFonts w:ascii="Times New Roman" w:hAnsi="Times New Roman" w:cs="Times New Roman"/>
-        </w:rPr>
-        <w:t xml:space="preserve"> Simulación y comparación → Creación del plan → Programación de aportes → Seguimiento del progreso → Cumplimiento de la meta → Acceso a beneficios</w:t>
+        <w:t>Simulación pública → Creación y configuración → Programación del débito → Cobro y reintentos → Seguimiento del progreso → Cumplimiento o cancelación</w:t>
       </w:r>
     </w:p>
     <w:p>
@@ -3385,9 +3074,9 @@
         <w:tblLook w:val="04A0" w:firstRow="1" w:lastRow="0" w:firstColumn="1" w:lastColumn="0" w:noHBand="0" w:noVBand="1"/>
       </w:tblPr>
       <w:tblGrid>
-        <w:gridCol w:w="1925"/>
-        <w:gridCol w:w="3067"/>
-        <w:gridCol w:w="3502"/>
+        <w:gridCol w:w="1884"/>
+        <w:gridCol w:w="3294"/>
+        <w:gridCol w:w="3316"/>
       </w:tblGrid>
       <w:tr>
         <w:tc>
@@ -3398,7 +3087,6 @@
           <w:p>
             <w:pPr>
               <w:spacing w:after="160" w:line="278" w:lineRule="auto"/>
-              <w:jc w:val="both"/>
               <w:rPr>
                 <w:rFonts w:ascii="Times New Roman" w:hAnsi="Times New Roman" w:cs="Times New Roman"/>
                 <w:b/>
@@ -3423,7 +3111,6 @@
           <w:p>
             <w:pPr>
               <w:spacing w:after="160" w:line="278" w:lineRule="auto"/>
-              <w:jc w:val="both"/>
               <w:rPr>
                 <w:rFonts w:ascii="Times New Roman" w:hAnsi="Times New Roman" w:cs="Times New Roman"/>
                 <w:b/>
@@ -3448,7 +3135,6 @@
           <w:p>
             <w:pPr>
               <w:spacing w:after="160" w:line="278" w:lineRule="auto"/>
-              <w:jc w:val="both"/>
               <w:rPr>
                 <w:rFonts w:ascii="Times New Roman" w:hAnsi="Times New Roman" w:cs="Times New Roman"/>
                 <w:b/>
@@ -3475,7 +3161,6 @@
           <w:p>
             <w:pPr>
               <w:spacing w:after="160" w:line="278" w:lineRule="auto"/>
-              <w:jc w:val="both"/>
               <w:rPr>
                 <w:rFonts w:ascii="Times New Roman" w:hAnsi="Times New Roman" w:cs="Times New Roman"/>
               </w:rPr>
@@ -3484,7 +3169,7 @@
               <w:rPr>
                 <w:rFonts w:ascii="Times New Roman" w:hAnsi="Times New Roman" w:cs="Times New Roman"/>
               </w:rPr>
-              <w:t>Definición de la meta</w:t>
+              <w:t>Simulación pública</w:t>
             </w:r>
           </w:p>
         </w:tc>
@@ -3496,7 +3181,6 @@
           <w:p>
             <w:pPr>
               <w:spacing w:after="160" w:line="278" w:lineRule="auto"/>
-              <w:jc w:val="both"/>
               <w:rPr>
                 <w:rFonts w:ascii="Times New Roman" w:hAnsi="Times New Roman" w:cs="Times New Roman"/>
               </w:rPr>
@@ -3505,7 +3189,7 @@
               <w:rPr>
                 <w:rFonts w:ascii="Times New Roman" w:hAnsi="Times New Roman" w:cs="Times New Roman"/>
               </w:rPr>
-              <w:t>Establece el monto que desea alcanzar.</w:t>
+              <w:t>Conoce el monto y los intereses proyectados antes de registrarse.</w:t>
             </w:r>
           </w:p>
         </w:tc>
@@ -3517,7 +3201,6 @@
           <w:p>
             <w:pPr>
               <w:spacing w:after="160" w:line="278" w:lineRule="auto"/>
-              <w:jc w:val="both"/>
               <w:rPr>
                 <w:rFonts w:ascii="Times New Roman" w:hAnsi="Times New Roman" w:cs="Times New Roman"/>
               </w:rPr>
@@ -3526,7 +3209,7 @@
               <w:rPr>
                 <w:rFonts w:ascii="Times New Roman" w:hAnsi="Times New Roman" w:cs="Times New Roman"/>
               </w:rPr>
-              <w:t>Identifica la necesidad financiera del cliente.</w:t>
+              <w:t>Reduce la barrera de entrada y mide la conversión entre simulaciones y planes creados.</w:t>
             </w:r>
           </w:p>
         </w:tc>
@@ -3535,11 +3218,11 @@
         <w:tc>
           <w:tcPr>
             <w:tcW w:w="0" w:type="auto"/>
+            <w:hideMark/>
           </w:tcPr>
           <w:p>
             <w:pPr>
               <w:spacing w:after="160" w:line="278" w:lineRule="auto"/>
-              <w:jc w:val="both"/>
               <w:rPr>
                 <w:rFonts w:ascii="Times New Roman" w:hAnsi="Times New Roman" w:cs="Times New Roman"/>
               </w:rPr>
@@ -3548,18 +3231,18 @@
               <w:rPr>
                 <w:rFonts w:ascii="Times New Roman" w:hAnsi="Times New Roman" w:cs="Times New Roman"/>
               </w:rPr>
-              <w:t>Simulación y comparación</w:t>
+              <w:t>Creación y configuración</w:t>
             </w:r>
           </w:p>
         </w:tc>
         <w:tc>
           <w:tcPr>
             <w:tcW w:w="0" w:type="auto"/>
+            <w:hideMark/>
           </w:tcPr>
           <w:p>
             <w:pPr>
               <w:spacing w:after="160" w:line="278" w:lineRule="auto"/>
-              <w:jc w:val="both"/>
               <w:rPr>
                 <w:rFonts w:ascii="Times New Roman" w:hAnsi="Times New Roman" w:cs="Times New Roman"/>
               </w:rPr>
@@ -3568,18 +3251,18 @@
               <w:rPr>
                 <w:rFonts w:ascii="Times New Roman" w:hAnsi="Times New Roman" w:cs="Times New Roman"/>
               </w:rPr>
-              <w:t>Conoce el aporte, el plazo y los intereses proyectados antes de crear el plan.</w:t>
+              <w:t>Formaliza la meta, la cuota, el plazo y la fecha del débito.</w:t>
             </w:r>
           </w:p>
         </w:tc>
         <w:tc>
           <w:tcPr>
             <w:tcW w:w="0" w:type="auto"/>
+            <w:hideMark/>
           </w:tcPr>
           <w:p>
             <w:pPr>
               <w:spacing w:after="160" w:line="278" w:lineRule="auto"/>
-              <w:jc w:val="both"/>
               <w:rPr>
                 <w:rFonts w:ascii="Times New Roman" w:hAnsi="Times New Roman" w:cs="Times New Roman"/>
               </w:rPr>
@@ -3588,7 +3271,7 @@
               <w:rPr>
                 <w:rFonts w:ascii="Times New Roman" w:hAnsi="Times New Roman" w:cs="Times New Roman"/>
               </w:rPr>
-              <w:t>Registra la intención de ahorro y las alternativas consultadas.</w:t>
+              <w:t>Convierte una intención de ahorro en captación recurrente.</w:t>
             </w:r>
           </w:p>
         </w:tc>
@@ -3597,11 +3280,11 @@
         <w:tc>
           <w:tcPr>
             <w:tcW w:w="0" w:type="auto"/>
+            <w:hideMark/>
           </w:tcPr>
           <w:p>
             <w:pPr>
               <w:spacing w:after="160" w:line="278" w:lineRule="auto"/>
-              <w:jc w:val="both"/>
               <w:rPr>
                 <w:rFonts w:ascii="Times New Roman" w:hAnsi="Times New Roman" w:cs="Times New Roman"/>
               </w:rPr>
@@ -3610,18 +3293,18 @@
               <w:rPr>
                 <w:rFonts w:ascii="Times New Roman" w:hAnsi="Times New Roman" w:cs="Times New Roman"/>
               </w:rPr>
-              <w:t>Creación del plan</w:t>
+              <w:t>Programación del débito</w:t>
             </w:r>
           </w:p>
         </w:tc>
         <w:tc>
           <w:tcPr>
             <w:tcW w:w="0" w:type="auto"/>
+            <w:hideMark/>
           </w:tcPr>
           <w:p>
             <w:pPr>
               <w:spacing w:after="160" w:line="278" w:lineRule="auto"/>
-              <w:jc w:val="both"/>
               <w:rPr>
                 <w:rFonts w:ascii="Times New Roman" w:hAnsi="Times New Roman" w:cs="Times New Roman"/>
               </w:rPr>
@@ -3630,18 +3313,18 @@
               <w:rPr>
                 <w:rFonts w:ascii="Times New Roman" w:hAnsi="Times New Roman" w:cs="Times New Roman"/>
               </w:rPr>
-              <w:t>Formaliza su objetivo y selecciona las condiciones del ahorro.</w:t>
+              <w:t>Automatiza el aporte mensual desde una cuenta seleccionada.</w:t>
             </w:r>
           </w:p>
         </w:tc>
         <w:tc>
           <w:tcPr>
             <w:tcW w:w="0" w:type="auto"/>
+            <w:hideMark/>
           </w:tcPr>
           <w:p>
             <w:pPr>
               <w:spacing w:after="160" w:line="278" w:lineRule="auto"/>
-              <w:jc w:val="both"/>
               <w:rPr>
                 <w:rFonts w:ascii="Times New Roman" w:hAnsi="Times New Roman" w:cs="Times New Roman"/>
               </w:rPr>
@@ -3650,7 +3333,7 @@
               <w:rPr>
                 <w:rFonts w:ascii="Times New Roman" w:hAnsi="Times New Roman" w:cs="Times New Roman"/>
               </w:rPr>
-              <w:t>Convierte la intención en un plan activo e identifica los puntos de abandono del proceso.</w:t>
+              <w:t>Establece un flujo periódico de depósitos.</w:t>
             </w:r>
           </w:p>
         </w:tc>
@@ -3659,11 +3342,11 @@
         <w:tc>
           <w:tcPr>
             <w:tcW w:w="0" w:type="auto"/>
+            <w:hideMark/>
           </w:tcPr>
           <w:p>
             <w:pPr>
               <w:spacing w:after="160" w:line="278" w:lineRule="auto"/>
-              <w:jc w:val="both"/>
               <w:rPr>
                 <w:rFonts w:ascii="Times New Roman" w:hAnsi="Times New Roman" w:cs="Times New Roman"/>
               </w:rPr>
@@ -3672,18 +3355,18 @@
               <w:rPr>
                 <w:rFonts w:ascii="Times New Roman" w:hAnsi="Times New Roman" w:cs="Times New Roman"/>
               </w:rPr>
-              <w:t>Programación de aportes</w:t>
+              <w:t>Cobro y reintentos</w:t>
             </w:r>
           </w:p>
         </w:tc>
         <w:tc>
           <w:tcPr>
             <w:tcW w:w="0" w:type="auto"/>
+            <w:hideMark/>
           </w:tcPr>
           <w:p>
             <w:pPr>
               <w:spacing w:after="160" w:line="278" w:lineRule="auto"/>
-              <w:jc w:val="both"/>
               <w:rPr>
                 <w:rFonts w:ascii="Times New Roman" w:hAnsi="Times New Roman" w:cs="Times New Roman"/>
               </w:rPr>
@@ -3692,24 +3375,18 @@
               <w:rPr>
                 <w:rFonts w:ascii="Times New Roman" w:hAnsi="Times New Roman" w:cs="Times New Roman"/>
               </w:rPr>
-              <w:t>Automatiza el ahorro desde una cuenta y selecciona la fecha del débito</w:t>
-            </w:r>
-            <w:r>
-              <w:rPr>
-                <w:rFonts w:ascii="Times New Roman" w:hAnsi="Times New Roman" w:cs="Times New Roman"/>
-              </w:rPr>
-              <w:t>.</w:t>
+              <w:t>Cuenta con una política predecible que no genera mora ni acumula cuotas.</w:t>
             </w:r>
           </w:p>
         </w:tc>
         <w:tc>
           <w:tcPr>
             <w:tcW w:w="0" w:type="auto"/>
+            <w:hideMark/>
           </w:tcPr>
           <w:p>
             <w:pPr>
               <w:spacing w:after="160" w:line="278" w:lineRule="auto"/>
-              <w:jc w:val="both"/>
               <w:rPr>
                 <w:rFonts w:ascii="Times New Roman" w:hAnsi="Times New Roman" w:cs="Times New Roman"/>
               </w:rPr>
@@ -3718,7 +3395,7 @@
               <w:rPr>
                 <w:rFonts w:ascii="Times New Roman" w:hAnsi="Times New Roman" w:cs="Times New Roman"/>
               </w:rPr>
-              <w:t>Recibe aportes periódicos y aumenta los fondos captados.</w:t>
+              <w:t>Recupera cobros fallidos mediante reintentos controlados.</w:t>
             </w:r>
           </w:p>
         </w:tc>
@@ -3727,11 +3404,11 @@
         <w:tc>
           <w:tcPr>
             <w:tcW w:w="0" w:type="auto"/>
+            <w:hideMark/>
           </w:tcPr>
           <w:p>
             <w:pPr>
               <w:spacing w:after="160" w:line="278" w:lineRule="auto"/>
-              <w:jc w:val="both"/>
               <w:rPr>
                 <w:rFonts w:ascii="Times New Roman" w:hAnsi="Times New Roman" w:cs="Times New Roman"/>
               </w:rPr>
@@ -3747,11 +3424,11 @@
         <w:tc>
           <w:tcPr>
             <w:tcW w:w="0" w:type="auto"/>
+            <w:hideMark/>
           </w:tcPr>
           <w:p>
             <w:pPr>
               <w:spacing w:after="160" w:line="278" w:lineRule="auto"/>
-              <w:jc w:val="both"/>
               <w:rPr>
                 <w:rFonts w:ascii="Times New Roman" w:hAnsi="Times New Roman" w:cs="Times New Roman"/>
               </w:rPr>
@@ -3760,24 +3437,18 @@
               <w:rPr>
                 <w:rFonts w:ascii="Times New Roman" w:hAnsi="Times New Roman" w:cs="Times New Roman"/>
               </w:rPr>
-              <w:t>Consulta los aportes, el historial y el avance de la meta</w:t>
-            </w:r>
-            <w:r>
-              <w:rPr>
-                <w:rFonts w:ascii="Times New Roman" w:hAnsi="Times New Roman" w:cs="Times New Roman"/>
-              </w:rPr>
-              <w:t>.</w:t>
+              <w:t>Consulta los movimientos, el saldo y el porcentaje de cumplimiento.</w:t>
             </w:r>
           </w:p>
         </w:tc>
         <w:tc>
           <w:tcPr>
             <w:tcW w:w="0" w:type="auto"/>
+            <w:hideMark/>
           </w:tcPr>
           <w:p>
             <w:pPr>
               <w:spacing w:after="160" w:line="278" w:lineRule="auto"/>
-              <w:jc w:val="both"/>
               <w:rPr>
                 <w:rFonts w:ascii="Times New Roman" w:hAnsi="Times New Roman" w:cs="Times New Roman"/>
               </w:rPr>
@@ -3786,19 +3457,7 @@
               <w:rPr>
                 <w:rFonts w:ascii="Times New Roman" w:hAnsi="Times New Roman" w:cs="Times New Roman"/>
               </w:rPr>
-              <w:t xml:space="preserve">Obtiene información sobre la constancia, el cumplimiento </w:t>
-            </w:r>
-            <w:r>
-              <w:rPr>
-                <w:rFonts w:ascii="Times New Roman" w:hAnsi="Times New Roman" w:cs="Times New Roman"/>
-              </w:rPr>
-              <w:t>de los aportes</w:t>
-            </w:r>
-            <w:r>
-              <w:rPr>
-                <w:rFonts w:ascii="Times New Roman" w:hAnsi="Times New Roman" w:cs="Times New Roman"/>
-              </w:rPr>
-              <w:t>.</w:t>
+              <w:t>Favorece la constancia y la permanencia de los fondos.</w:t>
             </w:r>
           </w:p>
         </w:tc>
@@ -3807,11 +3466,11 @@
         <w:tc>
           <w:tcPr>
             <w:tcW w:w="0" w:type="auto"/>
+            <w:hideMark/>
           </w:tcPr>
           <w:p>
             <w:pPr>
               <w:spacing w:after="160" w:line="278" w:lineRule="auto"/>
-              <w:jc w:val="both"/>
               <w:rPr>
                 <w:rFonts w:ascii="Times New Roman" w:hAnsi="Times New Roman" w:cs="Times New Roman"/>
               </w:rPr>
@@ -3820,18 +3479,18 @@
               <w:rPr>
                 <w:rFonts w:ascii="Times New Roman" w:hAnsi="Times New Roman" w:cs="Times New Roman"/>
               </w:rPr>
-              <w:t>Cumplimiento de la meta</w:t>
+              <w:t>Cumplimiento del plan</w:t>
             </w:r>
           </w:p>
         </w:tc>
         <w:tc>
           <w:tcPr>
             <w:tcW w:w="0" w:type="auto"/>
+            <w:hideMark/>
           </w:tcPr>
           <w:p>
             <w:pPr>
               <w:spacing w:after="160" w:line="278" w:lineRule="auto"/>
-              <w:jc w:val="both"/>
               <w:rPr>
                 <w:rFonts w:ascii="Times New Roman" w:hAnsi="Times New Roman" w:cs="Times New Roman"/>
               </w:rPr>
@@ -3840,24 +3499,18 @@
               <w:rPr>
                 <w:rFonts w:ascii="Times New Roman" w:hAnsi="Times New Roman" w:cs="Times New Roman"/>
               </w:rPr>
-              <w:t>Alcanza el monto o completa el periodo establecido</w:t>
-            </w:r>
-            <w:r>
-              <w:rPr>
-                <w:rFonts w:ascii="Times New Roman" w:hAnsi="Times New Roman" w:cs="Times New Roman"/>
-              </w:rPr>
-              <w:t>.</w:t>
+              <w:t>Recibe los fondos cuando alcanza el monto objetivo.</w:t>
             </w:r>
           </w:p>
         </w:tc>
         <w:tc>
           <w:tcPr>
             <w:tcW w:w="0" w:type="auto"/>
+            <w:hideMark/>
           </w:tcPr>
           <w:p>
             <w:pPr>
               <w:spacing w:after="160" w:line="278" w:lineRule="auto"/>
-              <w:jc w:val="both"/>
               <w:rPr>
                 <w:rFonts w:ascii="Times New Roman" w:hAnsi="Times New Roman" w:cs="Times New Roman"/>
               </w:rPr>
@@ -3866,7 +3519,7 @@
               <w:rPr>
                 <w:rFonts w:ascii="Times New Roman" w:hAnsi="Times New Roman" w:cs="Times New Roman"/>
               </w:rPr>
-              <w:t>Consolida la relación con el cliente y facilita la creación de nuevos planes.</w:t>
+              <w:t>Completa el ciclo del producto y fortalece la relación con el cliente.</w:t>
             </w:r>
           </w:p>
         </w:tc>
@@ -3875,10 +3528,11 @@
         <w:tc>
           <w:tcPr>
             <w:tcW w:w="0" w:type="auto"/>
+            <w:hideMark/>
           </w:tcPr>
           <w:p>
             <w:pPr>
-              <w:jc w:val="both"/>
+              <w:spacing w:after="160" w:line="278" w:lineRule="auto"/>
               <w:rPr>
                 <w:rFonts w:ascii="Times New Roman" w:hAnsi="Times New Roman" w:cs="Times New Roman"/>
               </w:rPr>
@@ -3887,17 +3541,18 @@
               <w:rPr>
                 <w:rFonts w:ascii="Times New Roman" w:hAnsi="Times New Roman" w:cs="Times New Roman"/>
               </w:rPr>
-              <w:t>Acceso a beneficios</w:t>
+              <w:t>Cancelación anticipada</w:t>
             </w:r>
           </w:p>
         </w:tc>
         <w:tc>
           <w:tcPr>
             <w:tcW w:w="0" w:type="auto"/>
+            <w:hideMark/>
           </w:tcPr>
           <w:p>
             <w:pPr>
-              <w:jc w:val="both"/>
+              <w:spacing w:after="160" w:line="278" w:lineRule="auto"/>
               <w:rPr>
                 <w:rFonts w:ascii="Times New Roman" w:hAnsi="Times New Roman" w:cs="Times New Roman"/>
               </w:rPr>
@@ -3906,23 +3561,18 @@
               <w:rPr>
                 <w:rFonts w:ascii="Times New Roman" w:hAnsi="Times New Roman" w:cs="Times New Roman"/>
               </w:rPr>
-              <w:t>Puede obtener una tasa mayor o solicitar un crédito respaldado por el ahorro</w:t>
-            </w:r>
-            <w:r>
-              <w:rPr>
-                <w:rFonts w:ascii="Times New Roman" w:hAnsi="Times New Roman" w:cs="Times New Roman"/>
-              </w:rPr>
-              <w:t>.</w:t>
+              <w:t>Recupera los fondos; si el plan estaba bloqueado, pierde los intereses devengados.</w:t>
             </w:r>
           </w:p>
         </w:tc>
         <w:tc>
           <w:tcPr>
             <w:tcW w:w="0" w:type="auto"/>
+            <w:hideMark/>
           </w:tcPr>
           <w:p>
             <w:pPr>
-              <w:jc w:val="both"/>
+              <w:spacing w:after="160" w:line="278" w:lineRule="auto"/>
               <w:rPr>
                 <w:rFonts w:ascii="Times New Roman" w:hAnsi="Times New Roman" w:cs="Times New Roman"/>
               </w:rPr>
@@ -3931,19 +3581,454 @@
               <w:rPr>
                 <w:rFonts w:ascii="Times New Roman" w:hAnsi="Times New Roman" w:cs="Times New Roman"/>
               </w:rPr>
-              <w:t>Amplía la contratación de productos financieros relacionados</w:t>
-            </w:r>
-            <w:r>
-              <w:rPr>
-                <w:rFonts w:ascii="Times New Roman" w:hAnsi="Times New Roman" w:cs="Times New Roman"/>
-              </w:rPr>
-              <w:t>.</w:t>
+              <w:t>Mantiene una regla de salida clara y conserva la trazabilidad de la operación.</w:t>
             </w:r>
           </w:p>
         </w:tc>
       </w:tr>
     </w:tbl>
-    <w:p/>
+    <w:p>
+      <w:pPr>
+        <w:tabs>
+          <w:tab w:val="left" w:pos="1206"/>
+        </w:tabs>
+        <w:rPr>
+          <w:rFonts w:ascii="Times New Roman" w:hAnsi="Times New Roman" w:cs="Times New Roman"/>
+        </w:rPr>
+      </w:pPr>
+    </w:p>
+    <w:p>
+      <w:pPr>
+        <w:pStyle w:val="Ttulo3"/>
+        <w:jc w:val="both"/>
+        <w:rPr>
+          <w:rFonts w:ascii="Times New Roman" w:hAnsi="Times New Roman" w:cs="Times New Roman"/>
+          <w:b/>
+          <w:bCs/>
+          <w:color w:val="auto"/>
+          <w:sz w:val="24"/>
+          <w:szCs w:val="24"/>
+        </w:rPr>
+      </w:pPr>
+      <w:r>
+        <w:rPr>
+          <w:rFonts w:ascii="Times New Roman" w:hAnsi="Times New Roman" w:cs="Times New Roman"/>
+          <w:b/>
+          <w:bCs/>
+          <w:color w:val="auto"/>
+          <w:sz w:val="24"/>
+          <w:szCs w:val="24"/>
+        </w:rPr>
+        <w:t>4.</w:t>
+      </w:r>
+      <w:r>
+        <w:rPr>
+          <w:rFonts w:ascii="Times New Roman" w:hAnsi="Times New Roman" w:cs="Times New Roman"/>
+          <w:b/>
+          <w:bCs/>
+          <w:color w:val="auto"/>
+          <w:sz w:val="24"/>
+          <w:szCs w:val="24"/>
+        </w:rPr>
+        <w:t>4</w:t>
+      </w:r>
+      <w:r>
+        <w:rPr>
+          <w:rFonts w:ascii="Times New Roman" w:hAnsi="Times New Roman" w:cs="Times New Roman"/>
+          <w:b/>
+          <w:bCs/>
+          <w:color w:val="auto"/>
+          <w:sz w:val="24"/>
+          <w:szCs w:val="24"/>
+        </w:rPr>
+        <w:t xml:space="preserve"> </w:t>
+      </w:r>
+      <w:r>
+        <w:rPr>
+          <w:rFonts w:ascii="Times New Roman" w:hAnsi="Times New Roman" w:cs="Times New Roman"/>
+          <w:b/>
+          <w:bCs/>
+          <w:color w:val="auto"/>
+          <w:sz w:val="24"/>
+          <w:szCs w:val="24"/>
+        </w:rPr>
+        <w:t>Niveles de valor de la API</w:t>
+      </w:r>
+    </w:p>
+    <w:tbl>
+      <w:tblPr>
+        <w:tblStyle w:val="Tablaconcuadrcula"/>
+        <w:tblW w:w="0" w:type="auto"/>
+        <w:tblLook w:val="04A0" w:firstRow="1" w:lastRow="0" w:firstColumn="1" w:lastColumn="0" w:noHBand="0" w:noVBand="1"/>
+      </w:tblPr>
+      <w:tblGrid>
+        <w:gridCol w:w="2058"/>
+        <w:gridCol w:w="5287"/>
+        <w:gridCol w:w="1149"/>
+      </w:tblGrid>
+      <w:tr>
+        <w:tc>
+          <w:tcPr>
+            <w:tcW w:w="0" w:type="auto"/>
+            <w:hideMark/>
+          </w:tcPr>
+          <w:p>
+            <w:pPr>
+              <w:spacing w:after="160" w:line="278" w:lineRule="auto"/>
+              <w:rPr>
+                <w:rFonts w:ascii="Times New Roman" w:hAnsi="Times New Roman" w:cs="Times New Roman"/>
+                <w:b/>
+                <w:bCs/>
+              </w:rPr>
+            </w:pPr>
+            <w:r>
+              <w:rPr>
+                <w:rFonts w:ascii="Times New Roman" w:hAnsi="Times New Roman" w:cs="Times New Roman"/>
+                <w:b/>
+                <w:bCs/>
+              </w:rPr>
+              <w:t>Nivel</w:t>
+            </w:r>
+          </w:p>
+        </w:tc>
+        <w:tc>
+          <w:tcPr>
+            <w:tcW w:w="0" w:type="auto"/>
+            <w:hideMark/>
+          </w:tcPr>
+          <w:p>
+            <w:pPr>
+              <w:spacing w:after="160" w:line="278" w:lineRule="auto"/>
+              <w:rPr>
+                <w:rFonts w:ascii="Times New Roman" w:hAnsi="Times New Roman" w:cs="Times New Roman"/>
+                <w:b/>
+                <w:bCs/>
+              </w:rPr>
+            </w:pPr>
+            <w:r>
+              <w:rPr>
+                <w:rFonts w:ascii="Times New Roman" w:hAnsi="Times New Roman" w:cs="Times New Roman"/>
+                <w:b/>
+                <w:bCs/>
+              </w:rPr>
+              <w:t>Aplicación en el producto</w:t>
+            </w:r>
+          </w:p>
+        </w:tc>
+        <w:tc>
+          <w:tcPr>
+            <w:tcW w:w="0" w:type="auto"/>
+            <w:hideMark/>
+          </w:tcPr>
+          <w:p>
+            <w:pPr>
+              <w:spacing w:after="160" w:line="278" w:lineRule="auto"/>
+              <w:rPr>
+                <w:rFonts w:ascii="Times New Roman" w:hAnsi="Times New Roman" w:cs="Times New Roman"/>
+                <w:b/>
+                <w:bCs/>
+              </w:rPr>
+            </w:pPr>
+            <w:r>
+              <w:rPr>
+                <w:rFonts w:ascii="Times New Roman" w:hAnsi="Times New Roman" w:cs="Times New Roman"/>
+                <w:b/>
+                <w:bCs/>
+              </w:rPr>
+              <w:t>Estado</w:t>
+            </w:r>
+          </w:p>
+        </w:tc>
+      </w:tr>
+      <w:tr>
+        <w:tc>
+          <w:tcPr>
+            <w:tcW w:w="0" w:type="auto"/>
+            <w:hideMark/>
+          </w:tcPr>
+          <w:p>
+            <w:pPr>
+              <w:spacing w:after="160" w:line="278" w:lineRule="auto"/>
+              <w:rPr>
+                <w:rFonts w:ascii="Times New Roman" w:hAnsi="Times New Roman" w:cs="Times New Roman"/>
+              </w:rPr>
+            </w:pPr>
+            <w:r>
+              <w:rPr>
+                <w:rFonts w:ascii="Times New Roman" w:hAnsi="Times New Roman" w:cs="Times New Roman"/>
+              </w:rPr>
+              <w:t>Conectividad de sistemas</w:t>
+            </w:r>
+          </w:p>
+        </w:tc>
+        <w:tc>
+          <w:tcPr>
+            <w:tcW w:w="0" w:type="auto"/>
+            <w:hideMark/>
+          </w:tcPr>
+          <w:p>
+            <w:pPr>
+              <w:spacing w:after="160" w:line="278" w:lineRule="auto"/>
+              <w:rPr>
+                <w:rFonts w:ascii="Times New Roman" w:hAnsi="Times New Roman" w:cs="Times New Roman"/>
+              </w:rPr>
+            </w:pPr>
+            <w:r>
+              <w:rPr>
+                <w:rFonts w:ascii="Times New Roman" w:hAnsi="Times New Roman" w:cs="Times New Roman"/>
+              </w:rPr>
+              <w:t xml:space="preserve">Integra el </w:t>
+            </w:r>
+            <w:r>
+              <w:rPr>
+                <w:rFonts w:ascii="Times New Roman" w:hAnsi="Times New Roman" w:cs="Times New Roman"/>
+              </w:rPr>
+              <w:t>Core</w:t>
+            </w:r>
+            <w:r>
+              <w:rPr>
+                <w:rFonts w:ascii="Times New Roman" w:hAnsi="Times New Roman" w:cs="Times New Roman"/>
+              </w:rPr>
+              <w:t xml:space="preserve"> bancario, identidad, cobros y notificaciones.</w:t>
+            </w:r>
+          </w:p>
+        </w:tc>
+        <w:tc>
+          <w:tcPr>
+            <w:tcW w:w="0" w:type="auto"/>
+            <w:hideMark/>
+          </w:tcPr>
+          <w:p>
+            <w:pPr>
+              <w:spacing w:after="160" w:line="278" w:lineRule="auto"/>
+              <w:rPr>
+                <w:rFonts w:ascii="Times New Roman" w:hAnsi="Times New Roman" w:cs="Times New Roman"/>
+              </w:rPr>
+            </w:pPr>
+            <w:r>
+              <w:rPr>
+                <w:rFonts w:ascii="Times New Roman" w:hAnsi="Times New Roman" w:cs="Times New Roman"/>
+              </w:rPr>
+              <w:t>MVP</w:t>
+            </w:r>
+          </w:p>
+        </w:tc>
+      </w:tr>
+      <w:tr>
+        <w:tc>
+          <w:tcPr>
+            <w:tcW w:w="0" w:type="auto"/>
+            <w:hideMark/>
+          </w:tcPr>
+          <w:p>
+            <w:pPr>
+              <w:spacing w:after="160" w:line="278" w:lineRule="auto"/>
+              <w:rPr>
+                <w:rFonts w:ascii="Times New Roman" w:hAnsi="Times New Roman" w:cs="Times New Roman"/>
+              </w:rPr>
+            </w:pPr>
+            <w:r>
+              <w:rPr>
+                <w:rFonts w:ascii="Times New Roman" w:hAnsi="Times New Roman" w:cs="Times New Roman"/>
+              </w:rPr>
+              <w:lastRenderedPageBreak/>
+              <w:t>Habilitación omnicanal</w:t>
+            </w:r>
+          </w:p>
+        </w:tc>
+        <w:tc>
+          <w:tcPr>
+            <w:tcW w:w="0" w:type="auto"/>
+            <w:hideMark/>
+          </w:tcPr>
+          <w:p>
+            <w:pPr>
+              <w:spacing w:after="160" w:line="278" w:lineRule="auto"/>
+              <w:rPr>
+                <w:rFonts w:ascii="Times New Roman" w:hAnsi="Times New Roman" w:cs="Times New Roman"/>
+              </w:rPr>
+            </w:pPr>
+            <w:r>
+              <w:rPr>
+                <w:rFonts w:ascii="Times New Roman" w:hAnsi="Times New Roman" w:cs="Times New Roman"/>
+              </w:rPr>
+              <w:t>El mismo contrato puede ser consumido por la banca web y móvil sin duplicar la lógica.</w:t>
+            </w:r>
+          </w:p>
+        </w:tc>
+        <w:tc>
+          <w:tcPr>
+            <w:tcW w:w="0" w:type="auto"/>
+            <w:hideMark/>
+          </w:tcPr>
+          <w:p>
+            <w:pPr>
+              <w:spacing w:after="160" w:line="278" w:lineRule="auto"/>
+              <w:rPr>
+                <w:rFonts w:ascii="Times New Roman" w:hAnsi="Times New Roman" w:cs="Times New Roman"/>
+              </w:rPr>
+            </w:pPr>
+            <w:r>
+              <w:rPr>
+                <w:rFonts w:ascii="Times New Roman" w:hAnsi="Times New Roman" w:cs="Times New Roman"/>
+              </w:rPr>
+              <w:t>MVP</w:t>
+            </w:r>
+          </w:p>
+        </w:tc>
+      </w:tr>
+      <w:tr>
+        <w:tc>
+          <w:tcPr>
+            <w:tcW w:w="0" w:type="auto"/>
+            <w:hideMark/>
+          </w:tcPr>
+          <w:p>
+            <w:pPr>
+              <w:spacing w:after="160" w:line="278" w:lineRule="auto"/>
+              <w:rPr>
+                <w:rFonts w:ascii="Times New Roman" w:hAnsi="Times New Roman" w:cs="Times New Roman"/>
+              </w:rPr>
+            </w:pPr>
+            <w:r>
+              <w:rPr>
+                <w:rFonts w:ascii="Times New Roman" w:hAnsi="Times New Roman" w:cs="Times New Roman"/>
+              </w:rPr>
+              <w:t>Socios y monetización</w:t>
+            </w:r>
+          </w:p>
+        </w:tc>
+        <w:tc>
+          <w:tcPr>
+            <w:tcW w:w="0" w:type="auto"/>
+            <w:hideMark/>
+          </w:tcPr>
+          <w:p>
+            <w:pPr>
+              <w:spacing w:after="160" w:line="278" w:lineRule="auto"/>
+              <w:rPr>
+                <w:rFonts w:ascii="Times New Roman" w:hAnsi="Times New Roman" w:cs="Times New Roman"/>
+              </w:rPr>
+            </w:pPr>
+            <w:r>
+              <w:rPr>
+                <w:rFonts w:ascii="Times New Roman" w:hAnsi="Times New Roman" w:cs="Times New Roman"/>
+              </w:rPr>
+              <w:t>Un comercio o una fintech podrá ofrecer ahorro embebido mediante la API.</w:t>
+            </w:r>
+          </w:p>
+        </w:tc>
+        <w:tc>
+          <w:tcPr>
+            <w:tcW w:w="0" w:type="auto"/>
+            <w:hideMark/>
+          </w:tcPr>
+          <w:p>
+            <w:pPr>
+              <w:spacing w:after="160" w:line="278" w:lineRule="auto"/>
+              <w:rPr>
+                <w:rFonts w:ascii="Times New Roman" w:hAnsi="Times New Roman" w:cs="Times New Roman"/>
+              </w:rPr>
+            </w:pPr>
+            <w:r>
+              <w:rPr>
+                <w:rFonts w:ascii="Times New Roman" w:hAnsi="Times New Roman" w:cs="Times New Roman"/>
+              </w:rPr>
+              <w:t>Fase 2</w:t>
+            </w:r>
+          </w:p>
+        </w:tc>
+      </w:tr>
+      <w:tr>
+        <w:tc>
+          <w:tcPr>
+            <w:tcW w:w="0" w:type="auto"/>
+            <w:hideMark/>
+          </w:tcPr>
+          <w:p>
+            <w:pPr>
+              <w:spacing w:after="160" w:line="278" w:lineRule="auto"/>
+              <w:rPr>
+                <w:rFonts w:ascii="Times New Roman" w:hAnsi="Times New Roman" w:cs="Times New Roman"/>
+              </w:rPr>
+            </w:pPr>
+            <w:r>
+              <w:rPr>
+                <w:rFonts w:ascii="Times New Roman" w:hAnsi="Times New Roman" w:cs="Times New Roman"/>
+              </w:rPr>
+              <w:t>Diferenciación</w:t>
+            </w:r>
+          </w:p>
+        </w:tc>
+        <w:tc>
+          <w:tcPr>
+            <w:tcW w:w="0" w:type="auto"/>
+            <w:hideMark/>
+          </w:tcPr>
+          <w:p>
+            <w:pPr>
+              <w:spacing w:after="160" w:line="278" w:lineRule="auto"/>
+              <w:rPr>
+                <w:rFonts w:ascii="Times New Roman" w:hAnsi="Times New Roman" w:cs="Times New Roman"/>
+              </w:rPr>
+            </w:pPr>
+            <w:r>
+              <w:rPr>
+                <w:rFonts w:ascii="Times New Roman" w:hAnsi="Times New Roman" w:cs="Times New Roman"/>
+              </w:rPr>
+              <w:t>El historial de cumplimiento podrá utilizarse como insumo para un modelo interno de evaluación crediticia.</w:t>
+            </w:r>
+          </w:p>
+        </w:tc>
+        <w:tc>
+          <w:tcPr>
+            <w:tcW w:w="0" w:type="auto"/>
+            <w:hideMark/>
+          </w:tcPr>
+          <w:p>
+            <w:pPr>
+              <w:spacing w:after="160" w:line="278" w:lineRule="auto"/>
+              <w:rPr>
+                <w:rFonts w:ascii="Times New Roman" w:hAnsi="Times New Roman" w:cs="Times New Roman"/>
+              </w:rPr>
+            </w:pPr>
+            <w:r>
+              <w:rPr>
+                <w:rFonts w:ascii="Times New Roman" w:hAnsi="Times New Roman" w:cs="Times New Roman"/>
+              </w:rPr>
+              <w:t>Visión futura</w:t>
+            </w:r>
+          </w:p>
+        </w:tc>
+      </w:tr>
+    </w:tbl>
+    <w:p>
+      <w:pPr>
+        <w:tabs>
+          <w:tab w:val="left" w:pos="1206"/>
+        </w:tabs>
+        <w:spacing w:before="240"/>
+        <w:rPr>
+          <w:rFonts w:ascii="Times New Roman" w:hAnsi="Times New Roman" w:cs="Times New Roman"/>
+        </w:rPr>
+      </w:pPr>
+      <w:r>
+        <w:rPr>
+          <w:rFonts w:ascii="Times New Roman" w:hAnsi="Times New Roman" w:cs="Times New Roman"/>
+        </w:rPr>
+        <w:t>En el MVP, el valor principal de la API se encuentra en la integración de capacidades existentes y en la habilitación de un mismo producto para distintos canales digitales. La apertura a socios y el uso del historial para evaluación crediticia permanecen fuera del alcance actual.</w:t>
+      </w:r>
+    </w:p>
+    <w:p>
+      <w:pPr>
+        <w:tabs>
+          <w:tab w:val="left" w:pos="1206"/>
+        </w:tabs>
+        <w:rPr>
+          <w:rFonts w:ascii="Times New Roman" w:hAnsi="Times New Roman" w:cs="Times New Roman"/>
+        </w:rPr>
+      </w:pPr>
+    </w:p>
     <w:p>
       <w:pPr>
         <w:pStyle w:val="Ttulo2"/>
@@ -3965,7 +4050,18 @@
           <w:sz w:val="28"/>
           <w:szCs w:val="28"/>
         </w:rPr>
-        <w:t>5. Modelo de negocio y monetización</w:t>
+        <w:t>5.</w:t>
+      </w:r>
+      <w:r>
+        <w:rPr>
+          <w:rFonts w:ascii="Times New Roman" w:hAnsi="Times New Roman" w:cs="Times New Roman"/>
+          <w:b/>
+          <w:bCs/>
+          <w:color w:val="auto"/>
+          <w:sz w:val="28"/>
+          <w:szCs w:val="28"/>
+        </w:rPr>
+        <w:t xml:space="preserve"> Modelo de negocio y monetización</w:t>
       </w:r>
     </w:p>
     <w:p>
@@ -3973,25 +4069,25 @@
         <w:jc w:val="both"/>
         <w:rPr>
           <w:rFonts w:ascii="Times New Roman" w:hAnsi="Times New Roman" w:cs="Times New Roman"/>
-          <w:sz w:val="22"/>
-          <w:szCs w:val="22"/>
-        </w:rPr>
-      </w:pPr>
-      <w:r>
-        <w:rPr>
-          <w:rFonts w:ascii="Times New Roman" w:hAnsi="Times New Roman" w:cs="Times New Roman"/>
-          <w:sz w:val="22"/>
-          <w:szCs w:val="22"/>
-        </w:rPr>
-        <w:t>La API de planes de ahorro funcionará como una capacidad interna del banco y será utilizada desde la aplicación bancaria. Su monetización no estará basada en el cobro por el uso de la API, sino en los resultados financieros generados por la captación y permanencia de los fondos depositados en los planes.</w:t>
-      </w:r>
-    </w:p>
-    <w:p>
-      <w:pPr>
-        <w:rPr>
-          <w:rFonts w:ascii="Times New Roman" w:hAnsi="Times New Roman" w:cs="Times New Roman"/>
-          <w:sz w:val="22"/>
-          <w:szCs w:val="22"/>
+        </w:rPr>
+      </w:pPr>
+      <w:r>
+        <w:rPr>
+          <w:rFonts w:ascii="Times New Roman" w:hAnsi="Times New Roman" w:cs="Times New Roman"/>
+        </w:rPr>
+        <w:t>La API de planes de ahorro funcionará como una capacidad interna del banco y será consumida principalmente desde la banca web y móvil. Su monetización no se basará en el cobro por llamadas, suscripciones o comisiones al ahorrador, sino en los resultados financieros generados por la captación y permanencia de los depósitos</w:t>
+      </w:r>
+      <w:r>
+        <w:rPr>
+          <w:rFonts w:ascii="Times New Roman" w:hAnsi="Times New Roman" w:cs="Times New Roman"/>
+        </w:rPr>
+        <w:t>.</w:t>
+      </w:r>
+    </w:p>
+    <w:p>
+      <w:pPr>
+        <w:rPr>
+          <w:rFonts w:ascii="Times New Roman" w:hAnsi="Times New Roman" w:cs="Times New Roman"/>
         </w:rPr>
       </w:pPr>
     </w:p>
@@ -4028,35 +4124,19 @@
         <w:jc w:val="both"/>
         <w:rPr>
           <w:rFonts w:ascii="Times New Roman" w:hAnsi="Times New Roman" w:cs="Times New Roman"/>
-          <w:sz w:val="22"/>
-          <w:szCs w:val="22"/>
-        </w:rPr>
-      </w:pPr>
-      <w:r>
-        <w:rPr>
-          <w:rFonts w:ascii="Times New Roman" w:hAnsi="Times New Roman" w:cs="Times New Roman"/>
-          <w:sz w:val="22"/>
-          <w:szCs w:val="22"/>
-        </w:rPr>
-        <w:t xml:space="preserve">El modelo se orienta a clientes del banco que desean organizar uno o varios objetivos de ahorro. La funcionalidad se ofrecerá mediante los canales digitales existentes y se apoyará en el </w:t>
-      </w:r>
-      <w:proofErr w:type="spellStart"/>
-      <w:r>
-        <w:rPr>
-          <w:rFonts w:ascii="Times New Roman" w:hAnsi="Times New Roman" w:cs="Times New Roman"/>
-          <w:sz w:val="22"/>
-          <w:szCs w:val="22"/>
-        </w:rPr>
-        <w:t>core</w:t>
-      </w:r>
-      <w:proofErr w:type="spellEnd"/>
-      <w:r>
-        <w:rPr>
-          <w:rFonts w:ascii="Times New Roman" w:hAnsi="Times New Roman" w:cs="Times New Roman"/>
-          <w:sz w:val="22"/>
-          <w:szCs w:val="22"/>
-        </w:rPr>
-        <w:t xml:space="preserve"> bancario para consultar cuentas, ejecutar débitos y bloquear fondos.</w:t>
+        </w:rPr>
+      </w:pPr>
+      <w:r>
+        <w:rPr>
+          <w:rFonts w:ascii="Times New Roman" w:hAnsi="Times New Roman" w:cs="Times New Roman"/>
+        </w:rPr>
+        <w:t>El modelo se orienta a clientes que desean organizar uno o varios objetivos de ahorro mediante los canales digitales del banco. La funcionalidad permitirá realizar una simulación antes de registrarse, crear planes sin monto mínimo ni máximo, programar aportes mensuales y bloquear los fondos a plazo para obtener una mejor tasa</w:t>
+      </w:r>
+      <w:r>
+        <w:rPr>
+          <w:rFonts w:ascii="Times New Roman" w:hAnsi="Times New Roman" w:cs="Times New Roman"/>
+        </w:rPr>
+        <w:t>.</w:t>
       </w:r>
     </w:p>
     <w:tbl>
@@ -4079,15 +4159,15 @@
               <w:jc w:val="both"/>
               <w:rPr>
                 <w:rFonts w:ascii="Times New Roman" w:hAnsi="Times New Roman" w:cs="Times New Roman"/>
-                <w:sz w:val="22"/>
-                <w:szCs w:val="22"/>
+                <w:b/>
+                <w:bCs/>
               </w:rPr>
             </w:pPr>
             <w:r>
               <w:rPr>
                 <w:rFonts w:ascii="Times New Roman" w:hAnsi="Times New Roman" w:cs="Times New Roman"/>
-                <w:sz w:val="22"/>
-                <w:szCs w:val="22"/>
+                <w:b/>
+                <w:bCs/>
               </w:rPr>
               <w:t>Elemento</w:t>
             </w:r>
@@ -4102,15 +4182,15 @@
               <w:jc w:val="both"/>
               <w:rPr>
                 <w:rFonts w:ascii="Times New Roman" w:hAnsi="Times New Roman" w:cs="Times New Roman"/>
-                <w:sz w:val="22"/>
-                <w:szCs w:val="22"/>
+                <w:b/>
+                <w:bCs/>
               </w:rPr>
             </w:pPr>
             <w:r>
               <w:rPr>
                 <w:rFonts w:ascii="Times New Roman" w:hAnsi="Times New Roman" w:cs="Times New Roman"/>
-                <w:sz w:val="22"/>
-                <w:szCs w:val="22"/>
+                <w:b/>
+                <w:bCs/>
               </w:rPr>
               <w:t>Descripción</w:t>
             </w:r>
@@ -4127,15 +4207,11 @@
               <w:jc w:val="both"/>
               <w:rPr>
                 <w:rFonts w:ascii="Times New Roman" w:hAnsi="Times New Roman" w:cs="Times New Roman"/>
-                <w:sz w:val="22"/>
-                <w:szCs w:val="22"/>
               </w:rPr>
             </w:pPr>
             <w:r>
               <w:rPr>
                 <w:rFonts w:ascii="Times New Roman" w:hAnsi="Times New Roman" w:cs="Times New Roman"/>
-                <w:sz w:val="22"/>
-                <w:szCs w:val="22"/>
               </w:rPr>
               <w:t>Segmento de clientes</w:t>
             </w:r>
@@ -4150,15 +4226,11 @@
               <w:jc w:val="both"/>
               <w:rPr>
                 <w:rFonts w:ascii="Times New Roman" w:hAnsi="Times New Roman" w:cs="Times New Roman"/>
-                <w:sz w:val="22"/>
-                <w:szCs w:val="22"/>
               </w:rPr>
             </w:pPr>
             <w:r>
               <w:rPr>
                 <w:rFonts w:ascii="Times New Roman" w:hAnsi="Times New Roman" w:cs="Times New Roman"/>
-                <w:sz w:val="22"/>
-                <w:szCs w:val="22"/>
               </w:rPr>
               <w:t>Clientes de la aplicación bancaria, especialmente personas que desean iniciar con aportes pequeños o administrar varios objetivos.</w:t>
             </w:r>
@@ -4175,15 +4247,11 @@
               <w:jc w:val="both"/>
               <w:rPr>
                 <w:rFonts w:ascii="Times New Roman" w:hAnsi="Times New Roman" w:cs="Times New Roman"/>
-                <w:sz w:val="22"/>
-                <w:szCs w:val="22"/>
               </w:rPr>
             </w:pPr>
             <w:r>
               <w:rPr>
                 <w:rFonts w:ascii="Times New Roman" w:hAnsi="Times New Roman" w:cs="Times New Roman"/>
-                <w:sz w:val="22"/>
-                <w:szCs w:val="22"/>
               </w:rPr>
               <w:t>Canal</w:t>
             </w:r>
@@ -4198,15 +4266,11 @@
               <w:jc w:val="both"/>
               <w:rPr>
                 <w:rFonts w:ascii="Times New Roman" w:hAnsi="Times New Roman" w:cs="Times New Roman"/>
-                <w:sz w:val="22"/>
-                <w:szCs w:val="22"/>
               </w:rPr>
             </w:pPr>
             <w:r>
               <w:rPr>
                 <w:rFonts w:ascii="Times New Roman" w:hAnsi="Times New Roman" w:cs="Times New Roman"/>
-                <w:sz w:val="22"/>
-                <w:szCs w:val="22"/>
               </w:rPr>
               <w:t>Aplicación bancaria web o móvil.</w:t>
             </w:r>
@@ -4223,15 +4287,11 @@
               <w:jc w:val="both"/>
               <w:rPr>
                 <w:rFonts w:ascii="Times New Roman" w:hAnsi="Times New Roman" w:cs="Times New Roman"/>
-                <w:sz w:val="22"/>
-                <w:szCs w:val="22"/>
               </w:rPr>
             </w:pPr>
             <w:r>
               <w:rPr>
                 <w:rFonts w:ascii="Times New Roman" w:hAnsi="Times New Roman" w:cs="Times New Roman"/>
-                <w:sz w:val="22"/>
-                <w:szCs w:val="22"/>
               </w:rPr>
               <w:t>Producto</w:t>
             </w:r>
@@ -4246,15 +4306,11 @@
               <w:jc w:val="both"/>
               <w:rPr>
                 <w:rFonts w:ascii="Times New Roman" w:hAnsi="Times New Roman" w:cs="Times New Roman"/>
-                <w:sz w:val="22"/>
-                <w:szCs w:val="22"/>
               </w:rPr>
             </w:pPr>
             <w:r>
               <w:rPr>
                 <w:rFonts w:ascii="Times New Roman" w:hAnsi="Times New Roman" w:cs="Times New Roman"/>
-                <w:sz w:val="22"/>
-                <w:szCs w:val="22"/>
               </w:rPr>
               <w:t>Planes de ahorro con simulación, aportes automáticos, seguimiento y acceso a condiciones relacionadas con el monto acumulado</w:t>
             </w:r>
@@ -4271,15 +4327,11 @@
               <w:jc w:val="both"/>
               <w:rPr>
                 <w:rFonts w:ascii="Times New Roman" w:hAnsi="Times New Roman" w:cs="Times New Roman"/>
-                <w:sz w:val="22"/>
-                <w:szCs w:val="22"/>
               </w:rPr>
             </w:pPr>
             <w:r>
               <w:rPr>
                 <w:rFonts w:ascii="Times New Roman" w:hAnsi="Times New Roman" w:cs="Times New Roman"/>
-                <w:sz w:val="22"/>
-                <w:szCs w:val="22"/>
               </w:rPr>
               <w:t>Actividades principales</w:t>
             </w:r>
@@ -4294,15 +4346,11 @@
               <w:jc w:val="both"/>
               <w:rPr>
                 <w:rFonts w:ascii="Times New Roman" w:hAnsi="Times New Roman" w:cs="Times New Roman"/>
-                <w:sz w:val="22"/>
-                <w:szCs w:val="22"/>
               </w:rPr>
             </w:pPr>
             <w:r>
               <w:rPr>
                 <w:rFonts w:ascii="Times New Roman" w:hAnsi="Times New Roman" w:cs="Times New Roman"/>
-                <w:sz w:val="22"/>
-                <w:szCs w:val="22"/>
               </w:rPr>
               <w:t>Administración de planes, coordinación de aportes, seguimiento e integración con los servicios bancarios.</w:t>
             </w:r>
@@ -4319,15 +4367,11 @@
               <w:jc w:val="both"/>
               <w:rPr>
                 <w:rFonts w:ascii="Times New Roman" w:hAnsi="Times New Roman" w:cs="Times New Roman"/>
-                <w:sz w:val="22"/>
-                <w:szCs w:val="22"/>
               </w:rPr>
             </w:pPr>
             <w:r>
               <w:rPr>
                 <w:rFonts w:ascii="Times New Roman" w:hAnsi="Times New Roman" w:cs="Times New Roman"/>
-                <w:sz w:val="22"/>
-                <w:szCs w:val="22"/>
               </w:rPr>
               <w:t>Sistemas participantes</w:t>
             </w:r>
@@ -4342,15 +4386,11 @@
               <w:jc w:val="both"/>
               <w:rPr>
                 <w:rFonts w:ascii="Times New Roman" w:hAnsi="Times New Roman" w:cs="Times New Roman"/>
-                <w:sz w:val="22"/>
-                <w:szCs w:val="22"/>
               </w:rPr>
             </w:pPr>
             <w:r>
               <w:rPr>
                 <w:rFonts w:ascii="Times New Roman" w:hAnsi="Times New Roman" w:cs="Times New Roman"/>
-                <w:sz w:val="22"/>
-                <w:szCs w:val="22"/>
               </w:rPr>
               <w:t>Core bancario, identidad y acceso, crédito, notificaciones y analítica</w:t>
             </w:r>
@@ -4367,15 +4407,11 @@
               <w:jc w:val="both"/>
               <w:rPr>
                 <w:rFonts w:ascii="Times New Roman" w:hAnsi="Times New Roman" w:cs="Times New Roman"/>
-                <w:sz w:val="22"/>
-                <w:szCs w:val="22"/>
               </w:rPr>
             </w:pPr>
             <w:r>
               <w:rPr>
                 <w:rFonts w:ascii="Times New Roman" w:hAnsi="Times New Roman" w:cs="Times New Roman"/>
-                <w:sz w:val="22"/>
-                <w:szCs w:val="22"/>
               </w:rPr>
               <w:t>Lógica económica</w:t>
             </w:r>
@@ -4390,25 +4426,13 @@
               <w:jc w:val="both"/>
               <w:rPr>
                 <w:rFonts w:ascii="Times New Roman" w:hAnsi="Times New Roman" w:cs="Times New Roman"/>
-                <w:sz w:val="22"/>
-                <w:szCs w:val="22"/>
               </w:rPr>
             </w:pPr>
             <w:r>
               <w:rPr>
                 <w:rFonts w:ascii="Times New Roman" w:hAnsi="Times New Roman" w:cs="Times New Roman"/>
-                <w:sz w:val="22"/>
-                <w:szCs w:val="22"/>
-              </w:rPr>
-              <w:t>Captación y permanencia de fondos que pueden destinarse a la colocación de créditos y a la contratación de productos financieros relacionados</w:t>
-            </w:r>
-            <w:r>
-              <w:rPr>
-                <w:rFonts w:ascii="Times New Roman" w:hAnsi="Times New Roman" w:cs="Times New Roman"/>
-                <w:sz w:val="22"/>
-                <w:szCs w:val="22"/>
-              </w:rPr>
-              <w:t>.</w:t>
+              </w:rPr>
+              <w:t>Captación y permanencia de fondos que pueden destinarse a la colocación de créditos y a la contratación de productos financieros relacionados.</w:t>
             </w:r>
           </w:p>
         </w:tc>
@@ -4419,8 +4443,6 @@
         <w:jc w:val="both"/>
         <w:rPr>
           <w:rFonts w:ascii="Times New Roman" w:hAnsi="Times New Roman" w:cs="Times New Roman"/>
-          <w:sz w:val="22"/>
-          <w:szCs w:val="22"/>
         </w:rPr>
       </w:pPr>
     </w:p>
@@ -4445,6 +4467,7 @@
           <w:sz w:val="24"/>
           <w:szCs w:val="24"/>
         </w:rPr>
+        <w:lastRenderedPageBreak/>
         <w:t>5.2 Mecanismos de monetización</w:t>
       </w:r>
     </w:p>
@@ -4453,33 +4476,13 @@
         <w:jc w:val="both"/>
         <w:rPr>
           <w:rFonts w:ascii="Times New Roman" w:hAnsi="Times New Roman" w:cs="Times New Roman"/>
-          <w:sz w:val="22"/>
-          <w:szCs w:val="22"/>
-        </w:rPr>
-      </w:pPr>
-      <w:r>
-        <w:rPr>
-          <w:rFonts w:ascii="Times New Roman" w:hAnsi="Times New Roman" w:cs="Times New Roman"/>
-          <w:sz w:val="22"/>
-          <w:szCs w:val="22"/>
-        </w:rPr>
-        <w:t xml:space="preserve">El principal </w:t>
-      </w:r>
-      <w:r>
-        <w:rPr>
-          <w:rFonts w:ascii="Times New Roman" w:hAnsi="Times New Roman" w:cs="Times New Roman"/>
-          <w:sz w:val="20"/>
-          <w:szCs w:val="20"/>
-        </w:rPr>
-        <w:t>mecanismo</w:t>
-      </w:r>
-      <w:r>
-        <w:rPr>
-          <w:rFonts w:ascii="Times New Roman" w:hAnsi="Times New Roman" w:cs="Times New Roman"/>
-          <w:sz w:val="22"/>
-          <w:szCs w:val="22"/>
-        </w:rPr>
-        <w:t xml:space="preserve"> de monetización será indirecto. Los aportes realizados incrementarán los fondos captados por el banco y permitirán disponer de mayores recursos para su actividad de intermediación financiera. Estos recursos podrán destinarse a la colocación de créditos, mediante los cuales se generan ingresos por intereses.</w:t>
+        </w:rPr>
+      </w:pPr>
+      <w:r>
+        <w:rPr>
+          <w:rFonts w:ascii="Times New Roman" w:hAnsi="Times New Roman" w:cs="Times New Roman"/>
+        </w:rPr>
+        <w:t>El modelo utiliza tres mecanismos económicos dentro del alcance actual.</w:t>
       </w:r>
     </w:p>
     <w:p>
@@ -4487,17 +4490,13 @@
         <w:jc w:val="both"/>
         <w:rPr>
           <w:rFonts w:ascii="Times New Roman" w:hAnsi="Times New Roman" w:cs="Times New Roman"/>
-          <w:sz w:val="22"/>
-          <w:szCs w:val="22"/>
-        </w:rPr>
-      </w:pPr>
-      <w:r>
-        <w:rPr>
-          <w:rFonts w:ascii="Times New Roman" w:hAnsi="Times New Roman" w:cs="Times New Roman"/>
-          <w:sz w:val="22"/>
-          <w:szCs w:val="22"/>
-        </w:rPr>
-        <w:t>La permanencia del dinero durante el plazo del plan, especialmente en la modalidad de ahorro bloqueado, permitirá mantener los fondos durante periodos definidos. Como mecanismo complementario, el monto acumulado podrá utilizarse como garantía para solicitar un crédito, lo que generará ingresos adicionales mediante los intereses asociados a este producto.</w:t>
+        </w:rPr>
+      </w:pPr>
+      <w:r>
+        <w:rPr>
+          <w:rFonts w:ascii="Times New Roman" w:hAnsi="Times New Roman" w:cs="Times New Roman"/>
+        </w:rPr>
+        <w:t>El primero es el spread de intermediación. El banco paga una tasa pasiva por los depósitos recibidos y puede colocar esos recursos mediante créditos a una tasa activa. La diferencia entre ambas tasas representa el margen financiero generado por el saldo captado y el tiempo durante el cual permanece en la institución.</w:t>
       </w:r>
     </w:p>
     <w:p>
@@ -4505,25 +4504,61 @@
         <w:jc w:val="both"/>
         <w:rPr>
           <w:rFonts w:ascii="Times New Roman" w:hAnsi="Times New Roman" w:cs="Times New Roman"/>
-          <w:sz w:val="22"/>
-          <w:szCs w:val="22"/>
-        </w:rPr>
-      </w:pPr>
-      <w:r>
-        <w:rPr>
-          <w:rFonts w:ascii="Times New Roman" w:hAnsi="Times New Roman" w:cs="Times New Roman"/>
-          <w:sz w:val="22"/>
-          <w:szCs w:val="22"/>
-        </w:rPr>
-        <w:t>Por lo tanto, la API no genera ingresos por su consumo técnico. Su aporte económico se produce al facilitar la captación, permanencia y utilización de los fondos dentro de la actividad financiera del banco.</w:t>
-      </w:r>
-    </w:p>
-    <w:p>
-      <w:pPr>
-        <w:rPr>
-          <w:rFonts w:ascii="Times New Roman" w:hAnsi="Times New Roman" w:cs="Times New Roman"/>
-          <w:sz w:val="22"/>
-          <w:szCs w:val="22"/>
+        </w:rPr>
+      </w:pPr>
+      <w:r>
+        <w:rPr>
+          <w:rFonts w:ascii="Times New Roman" w:hAnsi="Times New Roman" w:cs="Times New Roman"/>
+        </w:rPr>
+        <w:t>El segundo es la calidad del fondeo. Los planes bloqueados mantienen los fondos durante un periodo definido y proporcionan mayor estabilidad que los depósitos disponibles para retiro inmediato. Esta permanencia permite al banco disponer de recursos con mayor previsibilidad y justifica el pago de una mejor tasa al cliente.</w:t>
+      </w:r>
+    </w:p>
+    <w:p>
+      <w:pPr>
+        <w:jc w:val="both"/>
+        <w:rPr>
+          <w:rFonts w:ascii="Times New Roman" w:hAnsi="Times New Roman" w:cs="Times New Roman"/>
+        </w:rPr>
+      </w:pPr>
+      <w:r>
+        <w:rPr>
+          <w:rFonts w:ascii="Times New Roman" w:hAnsi="Times New Roman" w:cs="Times New Roman"/>
+        </w:rPr>
+        <w:t>El tercero es la reducción del costo de adquisición. La simulación y creación digital del plan disminuyen la necesidad de atención en una agencia. Esta reducción no constituye un ingreso directo, pero libera margen al disminuir el costo asociado con la apertura y administración del producto.</w:t>
+      </w:r>
+    </w:p>
+    <w:p>
+      <w:pPr>
+        <w:jc w:val="both"/>
+        <w:rPr>
+          <w:rFonts w:ascii="Times New Roman" w:hAnsi="Times New Roman" w:cs="Times New Roman"/>
+        </w:rPr>
+      </w:pPr>
+      <w:r>
+        <w:rPr>
+          <w:rFonts w:ascii="Times New Roman" w:hAnsi="Times New Roman" w:cs="Times New Roman"/>
+        </w:rPr>
+        <w:t>En una fase futura, la API podría habilitar un canal de socios para ofrecer ahorro integrado desde comercios o empresas de tecnología financiera. Este escenario permitiría establecer acuerdos B2B basados en participación de ingresos o tarifas por volumen, pero no forma parte del MVP.</w:t>
+      </w:r>
+    </w:p>
+    <w:p>
+      <w:pPr>
+        <w:jc w:val="both"/>
+        <w:rPr>
+          <w:rFonts w:ascii="Times New Roman" w:hAnsi="Times New Roman" w:cs="Times New Roman"/>
+        </w:rPr>
+      </w:pPr>
+      <w:r>
+        <w:rPr>
+          <w:rFonts w:ascii="Times New Roman" w:hAnsi="Times New Roman" w:cs="Times New Roman"/>
+        </w:rPr>
+        <w:t>La API no se monetizará mediante pay-per-call, suscripciones, límites de planes, comisiones al ahorrador ni venta de datos. El modelo seleccionado es principalmente indirecto y depende del volumen de depósitos, su recurrencia y su permanencia.</w:t>
+      </w:r>
+    </w:p>
+    <w:p>
+      <w:pPr>
+        <w:rPr>
+          <w:rFonts w:ascii="Times New Roman" w:hAnsi="Times New Roman" w:cs="Times New Roman"/>
         </w:rPr>
       </w:pPr>
     </w:p>
@@ -4556,33 +4591,27 @@
         <w:jc w:val="both"/>
         <w:rPr>
           <w:rFonts w:ascii="Times New Roman" w:hAnsi="Times New Roman" w:cs="Times New Roman"/>
-          <w:sz w:val="22"/>
-          <w:szCs w:val="22"/>
-        </w:rPr>
-      </w:pPr>
-      <w:r>
-        <w:rPr>
-          <w:rFonts w:ascii="Times New Roman" w:hAnsi="Times New Roman" w:cs="Times New Roman"/>
-          <w:sz w:val="22"/>
-          <w:szCs w:val="22"/>
-        </w:rPr>
-        <w:t>Los costos asociados con la funcionalidad corresponden al desarrollo y mantenimiento de la API, su integración con los sistemas existentes, la infraestructura necesaria para su ejecución y el soporte operativo. También se consideran los costos relacionados con seguridad, notificaciones, monitoreo y almacenamiento de la información de los planes.</w:t>
-      </w:r>
-      <w:r>
-        <w:rPr>
-          <w:rFonts w:ascii="Times New Roman" w:hAnsi="Times New Roman" w:cs="Times New Roman"/>
-          <w:sz w:val="22"/>
-          <w:szCs w:val="22"/>
-        </w:rPr>
-        <w:t xml:space="preserve"> </w:t>
-      </w:r>
-      <w:r>
-        <w:rPr>
-          <w:rFonts w:ascii="Times New Roman" w:hAnsi="Times New Roman" w:cs="Times New Roman"/>
-          <w:sz w:val="22"/>
-          <w:szCs w:val="22"/>
-        </w:rPr>
-        <w:t>En consecuencia, se adopta un modelo de monetización principalmente indirecto, complementado por los ingresos generados mediante productos financieros relacionados.</w:t>
+        </w:rPr>
+      </w:pPr>
+      <w:r>
+        <w:rPr>
+          <w:rFonts w:ascii="Times New Roman" w:hAnsi="Times New Roman" w:cs="Times New Roman"/>
+        </w:rPr>
+        <w:t>Los costos corresponden al desarrollo y mantenimiento de la API, la integración con los sistemas existentes, la infraestructura de ejecución, el almacenamiento del historial de movimientos y el soporte operativo. También se consideran la seguridad, el monitoreo, las notificaciones y las pruebas necesarias para mantener el servicio.</w:t>
+      </w:r>
+    </w:p>
+    <w:p>
+      <w:pPr>
+        <w:jc w:val="both"/>
+        <w:rPr>
+          <w:rFonts w:ascii="Times New Roman" w:hAnsi="Times New Roman" w:cs="Times New Roman"/>
+        </w:rPr>
+      </w:pPr>
+      <w:r>
+        <w:rPr>
+          <w:rFonts w:ascii="Times New Roman" w:hAnsi="Times New Roman" w:cs="Times New Roman"/>
+        </w:rPr>
+        <w:t>Debido a que el margen depende del volumen y la permanencia de los depósitos, el costo de operación debe mantenerse controlado. Un costo elevado por cada plan reduciría el margen financiero obtenido, especialmente en los planes con cuotas pequeñas.</w:t>
       </w:r>
     </w:p>
     <w:p>
@@ -4616,8 +4645,21 @@
           <w:sz w:val="28"/>
           <w:szCs w:val="28"/>
         </w:rPr>
-        <w:lastRenderedPageBreak/>
         <w:t>6. Naturaleza y límites de la API</w:t>
+      </w:r>
+    </w:p>
+    <w:p>
+      <w:pPr>
+        <w:jc w:val="both"/>
+        <w:rPr>
+          <w:rFonts w:ascii="Times New Roman" w:hAnsi="Times New Roman" w:cs="Times New Roman"/>
+        </w:rPr>
+      </w:pPr>
+      <w:r>
+        <w:rPr>
+          <w:rFonts w:ascii="Times New Roman" w:hAnsi="Times New Roman" w:cs="Times New Roman"/>
+        </w:rPr>
+        <w:t>La API de planes de ahorro constituye una capacidad de negocio integrada al ecosistema tecnológico del banco. Su función es exponer y coordinar las operaciones relacionadas con los planes de ahorro, manteniendo separados este dominio y las responsabilidades propias de los sistemas bancarios existentes.</w:t>
       </w:r>
     </w:p>
     <w:p>
@@ -4641,112 +4683,144 @@
           <w:sz w:val="24"/>
           <w:szCs w:val="24"/>
         </w:rPr>
+        <w:lastRenderedPageBreak/>
         <w:t>6.1 Clasificación</w:t>
       </w:r>
     </w:p>
     <w:p>
       <w:pPr>
+        <w:jc w:val="both"/>
+        <w:rPr>
+          <w:rFonts w:ascii="Times New Roman" w:hAnsi="Times New Roman" w:cs="Times New Roman"/>
+        </w:rPr>
+      </w:pPr>
+      <w:r>
+        <w:rPr>
+          <w:rFonts w:ascii="Times New Roman" w:hAnsi="Times New Roman" w:cs="Times New Roman"/>
+        </w:rPr>
+        <w:t>La API se clasifica de la siguiente manera:</w:t>
+      </w:r>
+    </w:p>
+    <w:p>
+      <w:pPr>
+        <w:pStyle w:val="Prrafodelista"/>
         <w:numPr>
           <w:ilvl w:val="0"/>
-          <w:numId w:val="14"/>
+          <w:numId w:val="41"/>
         </w:numPr>
-        <w:rPr>
-          <w:rFonts w:ascii="Times New Roman" w:hAnsi="Times New Roman" w:cs="Times New Roman"/>
-          <w:sz w:val="22"/>
-          <w:szCs w:val="22"/>
-        </w:rPr>
-      </w:pPr>
-      <w:r>
-        <w:rPr>
-          <w:rFonts w:ascii="Times New Roman" w:hAnsi="Times New Roman" w:cs="Times New Roman"/>
-          <w:sz w:val="22"/>
-          <w:szCs w:val="22"/>
-        </w:rPr>
-        <w:t>API privada;</w:t>
-      </w:r>
-    </w:p>
-    <w:p>
-      <w:pPr>
+        <w:jc w:val="both"/>
+        <w:rPr>
+          <w:rFonts w:ascii="Times New Roman" w:hAnsi="Times New Roman" w:cs="Times New Roman"/>
+        </w:rPr>
+      </w:pPr>
+      <w:r>
+        <w:rPr>
+          <w:rFonts w:ascii="Times New Roman" w:hAnsi="Times New Roman" w:cs="Times New Roman"/>
+        </w:rPr>
+        <w:t>API de negocio, porque expone las capacidades relacionadas con la simulación, creación y administración de planes de ahorro.</w:t>
+      </w:r>
+    </w:p>
+    <w:p>
+      <w:pPr>
+        <w:pStyle w:val="Prrafodelista"/>
         <w:numPr>
           <w:ilvl w:val="0"/>
-          <w:numId w:val="14"/>
+          <w:numId w:val="41"/>
         </w:numPr>
-        <w:rPr>
-          <w:rFonts w:ascii="Times New Roman" w:hAnsi="Times New Roman" w:cs="Times New Roman"/>
-          <w:sz w:val="22"/>
-          <w:szCs w:val="22"/>
-        </w:rPr>
-      </w:pPr>
-      <w:r>
-        <w:rPr>
-          <w:rFonts w:ascii="Times New Roman" w:hAnsi="Times New Roman" w:cs="Times New Roman"/>
-          <w:sz w:val="22"/>
-          <w:szCs w:val="22"/>
-        </w:rPr>
-        <w:t>API de negocio;</w:t>
-      </w:r>
-    </w:p>
-    <w:p>
-      <w:pPr>
+        <w:jc w:val="both"/>
+        <w:rPr>
+          <w:rFonts w:ascii="Times New Roman" w:hAnsi="Times New Roman" w:cs="Times New Roman"/>
+        </w:rPr>
+      </w:pPr>
+      <w:r>
+        <w:rPr>
+          <w:rFonts w:ascii="Times New Roman" w:hAnsi="Times New Roman" w:cs="Times New Roman"/>
+        </w:rPr>
+        <w:t>Principalmente interna, porque sus operaciones serán consumidas por la banca web, la aplicación móvil y otros sistemas autorizados del banco.</w:t>
+      </w:r>
+    </w:p>
+    <w:p>
+      <w:pPr>
+        <w:pStyle w:val="Prrafodelista"/>
         <w:numPr>
           <w:ilvl w:val="0"/>
-          <w:numId w:val="14"/>
+          <w:numId w:val="41"/>
         </w:numPr>
-        <w:rPr>
-          <w:rFonts w:ascii="Times New Roman" w:hAnsi="Times New Roman" w:cs="Times New Roman"/>
-          <w:sz w:val="22"/>
-          <w:szCs w:val="22"/>
-        </w:rPr>
-      </w:pPr>
-      <w:r>
-        <w:rPr>
-          <w:rFonts w:ascii="Times New Roman" w:hAnsi="Times New Roman" w:cs="Times New Roman"/>
-          <w:sz w:val="22"/>
-          <w:szCs w:val="22"/>
-        </w:rPr>
-        <w:t>integrada al ecosistema del banco;</w:t>
-      </w:r>
-    </w:p>
-    <w:p>
-      <w:pPr>
+        <w:jc w:val="both"/>
+        <w:rPr>
+          <w:rFonts w:ascii="Times New Roman" w:hAnsi="Times New Roman" w:cs="Times New Roman"/>
+        </w:rPr>
+      </w:pPr>
+      <w:r>
+        <w:rPr>
+          <w:rFonts w:ascii="Times New Roman" w:hAnsi="Times New Roman" w:cs="Times New Roman"/>
+        </w:rPr>
+        <w:t>Pública de forma limitada, porque la simulación y la consulta de tarifas podrán utilizarse sin autenticación.</w:t>
+      </w:r>
+    </w:p>
+    <w:p>
+      <w:pPr>
+        <w:pStyle w:val="Prrafodelista"/>
         <w:numPr>
           <w:ilvl w:val="0"/>
-          <w:numId w:val="14"/>
+          <w:numId w:val="41"/>
         </w:numPr>
-        <w:rPr>
-          <w:rFonts w:ascii="Times New Roman" w:hAnsi="Times New Roman" w:cs="Times New Roman"/>
-          <w:sz w:val="22"/>
-          <w:szCs w:val="22"/>
-        </w:rPr>
-      </w:pPr>
-      <w:r>
-        <w:rPr>
-          <w:rFonts w:ascii="Times New Roman" w:hAnsi="Times New Roman" w:cs="Times New Roman"/>
-          <w:sz w:val="22"/>
-          <w:szCs w:val="22"/>
-        </w:rPr>
-        <w:t>consumida por canales digitales;</w:t>
-      </w:r>
-    </w:p>
-    <w:p>
-      <w:pPr>
+        <w:jc w:val="both"/>
+        <w:rPr>
+          <w:rFonts w:ascii="Times New Roman" w:hAnsi="Times New Roman" w:cs="Times New Roman"/>
+        </w:rPr>
+      </w:pPr>
+      <w:r>
+        <w:rPr>
+          <w:rFonts w:ascii="Times New Roman" w:hAnsi="Times New Roman" w:cs="Times New Roman"/>
+        </w:rPr>
+        <w:t xml:space="preserve">Integrada, porque depende del </w:t>
+      </w:r>
+      <w:proofErr w:type="spellStart"/>
+      <w:r>
+        <w:rPr>
+          <w:rFonts w:ascii="Times New Roman" w:hAnsi="Times New Roman" w:cs="Times New Roman"/>
+        </w:rPr>
+        <w:t>core</w:t>
+      </w:r>
+      <w:proofErr w:type="spellEnd"/>
+      <w:r>
+        <w:rPr>
+          <w:rFonts w:ascii="Times New Roman" w:hAnsi="Times New Roman" w:cs="Times New Roman"/>
+        </w:rPr>
+        <w:t xml:space="preserve"> bancario, el servicio de identidad y el servicio de notificaciones.</w:t>
+      </w:r>
+    </w:p>
+    <w:p>
+      <w:pPr>
+        <w:pStyle w:val="Prrafodelista"/>
         <w:numPr>
           <w:ilvl w:val="0"/>
-          <w:numId w:val="14"/>
+          <w:numId w:val="41"/>
         </w:numPr>
-        <w:rPr>
-          <w:rFonts w:ascii="Times New Roman" w:hAnsi="Times New Roman" w:cs="Times New Roman"/>
-          <w:sz w:val="22"/>
-          <w:szCs w:val="22"/>
-        </w:rPr>
-      </w:pPr>
-      <w:r>
-        <w:rPr>
-          <w:rFonts w:ascii="Times New Roman" w:hAnsi="Times New Roman" w:cs="Times New Roman"/>
-          <w:sz w:val="22"/>
-          <w:szCs w:val="22"/>
-        </w:rPr>
-        <w:t>orientada al dominio de planes de ahorro.</w:t>
+        <w:jc w:val="both"/>
+        <w:rPr>
+          <w:rFonts w:ascii="Times New Roman" w:hAnsi="Times New Roman" w:cs="Times New Roman"/>
+        </w:rPr>
+      </w:pPr>
+      <w:r>
+        <w:rPr>
+          <w:rFonts w:ascii="Times New Roman" w:hAnsi="Times New Roman" w:cs="Times New Roman"/>
+        </w:rPr>
+        <w:t>Orientada al dominio, porque concentra las reglas y los datos correspondientes a los planes de ahorro.</w:t>
+      </w:r>
+    </w:p>
+    <w:p>
+      <w:pPr>
+        <w:rPr>
+          <w:rFonts w:ascii="Times New Roman" w:hAnsi="Times New Roman" w:cs="Times New Roman"/>
+        </w:rPr>
+      </w:pPr>
+      <w:r>
+        <w:rPr>
+          <w:rFonts w:ascii="Times New Roman" w:hAnsi="Times New Roman" w:cs="Times New Roman"/>
+        </w:rPr>
+        <w:t>La apertura a comercios o empresas de tecnología financiera se contempla para una fase posterior y no forma parte del MVP.</w:t>
       </w:r>
     </w:p>
     <w:p>
@@ -4775,66 +4849,126 @@
     </w:p>
     <w:p>
       <w:pPr>
+        <w:rPr>
+          <w:rFonts w:ascii="Times New Roman" w:hAnsi="Times New Roman" w:cs="Times New Roman"/>
+        </w:rPr>
+      </w:pPr>
+      <w:r>
+        <w:rPr>
+          <w:rFonts w:ascii="Times New Roman" w:hAnsi="Times New Roman" w:cs="Times New Roman"/>
+        </w:rPr>
+        <w:t>Los consumidores definidos para el alcance actual son:</w:t>
+      </w:r>
+    </w:p>
+    <w:p>
+      <w:pPr>
+        <w:pStyle w:val="Prrafodelista"/>
         <w:numPr>
           <w:ilvl w:val="0"/>
-          <w:numId w:val="15"/>
+          <w:numId w:val="42"/>
         </w:numPr>
         <w:rPr>
           <w:rFonts w:ascii="Times New Roman" w:hAnsi="Times New Roman" w:cs="Times New Roman"/>
-          <w:sz w:val="22"/>
-          <w:szCs w:val="22"/>
-        </w:rPr>
-      </w:pPr>
-      <w:r>
-        <w:rPr>
-          <w:rFonts w:ascii="Times New Roman" w:hAnsi="Times New Roman" w:cs="Times New Roman"/>
-          <w:sz w:val="22"/>
-          <w:szCs w:val="22"/>
-        </w:rPr>
-        <w:t>aplicación móvil;</w:t>
-      </w:r>
-    </w:p>
-    <w:p>
-      <w:pPr>
+        </w:rPr>
+      </w:pPr>
+      <w:r>
+        <w:rPr>
+          <w:rFonts w:ascii="Times New Roman" w:hAnsi="Times New Roman" w:cs="Times New Roman"/>
+        </w:rPr>
+        <w:t>Banca web.</w:t>
+      </w:r>
+    </w:p>
+    <w:p>
+      <w:pPr>
+        <w:pStyle w:val="Prrafodelista"/>
         <w:numPr>
           <w:ilvl w:val="0"/>
-          <w:numId w:val="15"/>
+          <w:numId w:val="42"/>
         </w:numPr>
         <w:rPr>
           <w:rFonts w:ascii="Times New Roman" w:hAnsi="Times New Roman" w:cs="Times New Roman"/>
-          <w:sz w:val="22"/>
-          <w:szCs w:val="22"/>
-        </w:rPr>
-      </w:pPr>
-      <w:r>
-        <w:rPr>
-          <w:rFonts w:ascii="Times New Roman" w:hAnsi="Times New Roman" w:cs="Times New Roman"/>
-          <w:sz w:val="22"/>
-          <w:szCs w:val="22"/>
-        </w:rPr>
-        <w:t>banca web;</w:t>
-      </w:r>
-    </w:p>
-    <w:p>
-      <w:pPr>
+        </w:rPr>
+      </w:pPr>
+      <w:r>
+        <w:rPr>
+          <w:rFonts w:ascii="Times New Roman" w:hAnsi="Times New Roman" w:cs="Times New Roman"/>
+        </w:rPr>
+        <w:t>Aplicación móvil.</w:t>
+      </w:r>
+    </w:p>
+    <w:p>
+      <w:pPr>
+        <w:pStyle w:val="Prrafodelista"/>
         <w:numPr>
           <w:ilvl w:val="0"/>
-          <w:numId w:val="15"/>
+          <w:numId w:val="42"/>
         </w:numPr>
         <w:rPr>
           <w:rFonts w:ascii="Times New Roman" w:hAnsi="Times New Roman" w:cs="Times New Roman"/>
-          <w:sz w:val="22"/>
-          <w:szCs w:val="22"/>
-        </w:rPr>
-      </w:pPr>
-      <w:r>
-        <w:rPr>
-          <w:rFonts w:ascii="Times New Roman" w:hAnsi="Times New Roman" w:cs="Times New Roman"/>
-          <w:sz w:val="22"/>
-          <w:szCs w:val="22"/>
-        </w:rPr>
-        <w:t>sistemas internos autorizados.</w:t>
-      </w:r>
+        </w:rPr>
+      </w:pPr>
+      <w:r>
+        <w:rPr>
+          <w:rFonts w:ascii="Times New Roman" w:hAnsi="Times New Roman" w:cs="Times New Roman"/>
+        </w:rPr>
+        <w:t>Usuarios anónimos que acceden a la simulación y consulta de tarifas.</w:t>
+      </w:r>
+    </w:p>
+    <w:p>
+      <w:pPr>
+        <w:pStyle w:val="Prrafodelista"/>
+        <w:numPr>
+          <w:ilvl w:val="0"/>
+          <w:numId w:val="42"/>
+        </w:numPr>
+        <w:rPr>
+          <w:rFonts w:ascii="Times New Roman" w:hAnsi="Times New Roman" w:cs="Times New Roman"/>
+        </w:rPr>
+      </w:pPr>
+      <w:r>
+        <w:rPr>
+          <w:rFonts w:ascii="Times New Roman" w:hAnsi="Times New Roman" w:cs="Times New Roman"/>
+        </w:rPr>
+        <w:t>Sistemas internos autorizados.</w:t>
+      </w:r>
+    </w:p>
+    <w:p>
+      <w:pPr>
+        <w:pStyle w:val="Prrafodelista"/>
+        <w:numPr>
+          <w:ilvl w:val="0"/>
+          <w:numId w:val="42"/>
+        </w:numPr>
+        <w:rPr>
+          <w:rFonts w:ascii="Times New Roman" w:hAnsi="Times New Roman" w:cs="Times New Roman"/>
+        </w:rPr>
+      </w:pPr>
+      <w:r>
+        <w:rPr>
+          <w:rFonts w:ascii="Times New Roman" w:hAnsi="Times New Roman" w:cs="Times New Roman"/>
+        </w:rPr>
+        <w:t>Operadores y auditores con permisos específicos.</w:t>
+      </w:r>
+    </w:p>
+    <w:p>
+      <w:pPr>
+        <w:rPr>
+          <w:rFonts w:ascii="Times New Roman" w:hAnsi="Times New Roman" w:cs="Times New Roman"/>
+        </w:rPr>
+      </w:pPr>
+      <w:r>
+        <w:rPr>
+          <w:rFonts w:ascii="Times New Roman" w:hAnsi="Times New Roman" w:cs="Times New Roman"/>
+        </w:rPr>
+        <w:t>En una fase futura podrán incorporarse socios externos mediante contratos y permisos restringidos.</w:t>
+      </w:r>
+    </w:p>
+    <w:p>
+      <w:pPr>
+        <w:rPr>
+          <w:rFonts w:ascii="Times New Roman" w:hAnsi="Times New Roman" w:cs="Times New Roman"/>
+        </w:rPr>
+      </w:pPr>
     </w:p>
     <w:p>
       <w:pPr>
@@ -4862,129 +4996,303 @@
     </w:p>
     <w:p>
       <w:pPr>
+        <w:rPr>
+          <w:rFonts w:ascii="Times New Roman" w:hAnsi="Times New Roman" w:cs="Times New Roman"/>
+        </w:rPr>
+      </w:pPr>
+      <w:r>
+        <w:rPr>
+          <w:rFonts w:ascii="Times New Roman" w:hAnsi="Times New Roman" w:cs="Times New Roman"/>
+        </w:rPr>
+        <w:t>La API y los componentes propios del dominio serán responsables de:</w:t>
+      </w:r>
+    </w:p>
+    <w:p>
+      <w:pPr>
+        <w:pStyle w:val="Prrafodelista"/>
         <w:numPr>
           <w:ilvl w:val="0"/>
-          <w:numId w:val="16"/>
+          <w:numId w:val="43"/>
         </w:numPr>
         <w:rPr>
           <w:rFonts w:ascii="Times New Roman" w:hAnsi="Times New Roman" w:cs="Times New Roman"/>
-          <w:sz w:val="22"/>
-          <w:szCs w:val="22"/>
-        </w:rPr>
-      </w:pPr>
-      <w:r>
-        <w:rPr>
-          <w:rFonts w:ascii="Times New Roman" w:hAnsi="Times New Roman" w:cs="Times New Roman"/>
-          <w:sz w:val="22"/>
-          <w:szCs w:val="22"/>
-        </w:rPr>
-        <w:t>simulación;</w:t>
-      </w:r>
-    </w:p>
-    <w:p>
-      <w:pPr>
+        </w:rPr>
+      </w:pPr>
+      <w:r>
+        <w:rPr>
+          <w:rFonts w:ascii="Times New Roman" w:hAnsi="Times New Roman" w:cs="Times New Roman"/>
+        </w:rPr>
+        <w:t>Simular el rendimiento proyectado del ahorro.</w:t>
+      </w:r>
+    </w:p>
+    <w:p>
+      <w:pPr>
+        <w:pStyle w:val="Prrafodelista"/>
         <w:numPr>
           <w:ilvl w:val="0"/>
-          <w:numId w:val="16"/>
+          <w:numId w:val="43"/>
         </w:numPr>
         <w:rPr>
           <w:rFonts w:ascii="Times New Roman" w:hAnsi="Times New Roman" w:cs="Times New Roman"/>
-          <w:sz w:val="22"/>
-          <w:szCs w:val="22"/>
-        </w:rPr>
-      </w:pPr>
-      <w:r>
-        <w:rPr>
-          <w:rFonts w:ascii="Times New Roman" w:hAnsi="Times New Roman" w:cs="Times New Roman"/>
-          <w:sz w:val="22"/>
-          <w:szCs w:val="22"/>
-        </w:rPr>
-        <w:t>gestión de planes;</w:t>
-      </w:r>
-    </w:p>
-    <w:p>
-      <w:pPr>
+        </w:rPr>
+      </w:pPr>
+      <w:r>
+        <w:rPr>
+          <w:rFonts w:ascii="Times New Roman" w:hAnsi="Times New Roman" w:cs="Times New Roman"/>
+        </w:rPr>
+        <w:t>Crear y administrar uno o varios planes por cliente.</w:t>
+      </w:r>
+    </w:p>
+    <w:p>
+      <w:pPr>
+        <w:pStyle w:val="Prrafodelista"/>
         <w:numPr>
           <w:ilvl w:val="0"/>
-          <w:numId w:val="16"/>
+          <w:numId w:val="43"/>
         </w:numPr>
         <w:rPr>
           <w:rFonts w:ascii="Times New Roman" w:hAnsi="Times New Roman" w:cs="Times New Roman"/>
-          <w:sz w:val="22"/>
-          <w:szCs w:val="22"/>
-        </w:rPr>
-      </w:pPr>
-      <w:r>
-        <w:rPr>
-          <w:rFonts w:ascii="Times New Roman" w:hAnsi="Times New Roman" w:cs="Times New Roman"/>
-          <w:sz w:val="22"/>
-          <w:szCs w:val="22"/>
-        </w:rPr>
-        <w:t>programación de aportes;</w:t>
-      </w:r>
-    </w:p>
-    <w:p>
-      <w:pPr>
+        </w:rPr>
+      </w:pPr>
+      <w:r>
+        <w:rPr>
+          <w:rFonts w:ascii="Times New Roman" w:hAnsi="Times New Roman" w:cs="Times New Roman"/>
+        </w:rPr>
+        <w:t>Configurar el monto objetivo, el plazo y la cuota fija mensual.</w:t>
+      </w:r>
+    </w:p>
+    <w:p>
+      <w:pPr>
+        <w:pStyle w:val="Prrafodelista"/>
         <w:numPr>
           <w:ilvl w:val="0"/>
-          <w:numId w:val="16"/>
+          <w:numId w:val="43"/>
         </w:numPr>
         <w:rPr>
           <w:rFonts w:ascii="Times New Roman" w:hAnsi="Times New Roman" w:cs="Times New Roman"/>
-          <w:sz w:val="22"/>
-          <w:szCs w:val="22"/>
-        </w:rPr>
-      </w:pPr>
-      <w:r>
-        <w:rPr>
-          <w:rFonts w:ascii="Times New Roman" w:hAnsi="Times New Roman" w:cs="Times New Roman"/>
-          <w:sz w:val="22"/>
-          <w:szCs w:val="22"/>
-        </w:rPr>
-        <w:t>progreso e hitos;</w:t>
-      </w:r>
-    </w:p>
-    <w:p>
-      <w:pPr>
+        </w:rPr>
+      </w:pPr>
+      <w:r>
+        <w:rPr>
+          <w:rFonts w:ascii="Times New Roman" w:hAnsi="Times New Roman" w:cs="Times New Roman"/>
+        </w:rPr>
+        <w:t>Elegir y modificar la fecha mensual del débito.</w:t>
+      </w:r>
+    </w:p>
+    <w:p>
+      <w:pPr>
+        <w:pStyle w:val="Prrafodelista"/>
         <w:numPr>
           <w:ilvl w:val="0"/>
-          <w:numId w:val="16"/>
+          <w:numId w:val="43"/>
         </w:numPr>
         <w:rPr>
           <w:rFonts w:ascii="Times New Roman" w:hAnsi="Times New Roman" w:cs="Times New Roman"/>
-          <w:sz w:val="22"/>
-          <w:szCs w:val="22"/>
-        </w:rPr>
-      </w:pPr>
-      <w:r>
-        <w:rPr>
-          <w:rFonts w:ascii="Times New Roman" w:hAnsi="Times New Roman" w:cs="Times New Roman"/>
-          <w:sz w:val="22"/>
-          <w:szCs w:val="22"/>
-        </w:rPr>
-        <w:t>reglas del producto;</w:t>
-      </w:r>
-    </w:p>
-    <w:p>
-      <w:pPr>
+        </w:rPr>
+      </w:pPr>
+      <w:r>
+        <w:rPr>
+          <w:rFonts w:ascii="Times New Roman" w:hAnsi="Times New Roman" w:cs="Times New Roman"/>
+        </w:rPr>
+        <w:t>Administrar la modalidad de ahorro bloqueado y la tasa correspondiente.</w:t>
+      </w:r>
+    </w:p>
+    <w:p>
+      <w:pPr>
+        <w:pStyle w:val="Prrafodelista"/>
         <w:numPr>
           <w:ilvl w:val="0"/>
-          <w:numId w:val="16"/>
+          <w:numId w:val="43"/>
         </w:numPr>
         <w:rPr>
           <w:rFonts w:ascii="Times New Roman" w:hAnsi="Times New Roman" w:cs="Times New Roman"/>
-          <w:sz w:val="22"/>
-          <w:szCs w:val="22"/>
-        </w:rPr>
-      </w:pPr>
-      <w:r>
-        <w:rPr>
-          <w:rFonts w:ascii="Times New Roman" w:hAnsi="Times New Roman" w:cs="Times New Roman"/>
-          <w:sz w:val="22"/>
-          <w:szCs w:val="22"/>
-        </w:rPr>
-        <w:t>coordinación de integraciones.</w:t>
-      </w:r>
+        </w:rPr>
+      </w:pPr>
+      <w:r>
+        <w:rPr>
+          <w:rFonts w:ascii="Times New Roman" w:hAnsi="Times New Roman" w:cs="Times New Roman"/>
+        </w:rPr>
+        <w:t>Programar los cobros y controlar la política de cinco intentos.</w:t>
+      </w:r>
+    </w:p>
+    <w:p>
+      <w:pPr>
+        <w:pStyle w:val="Prrafodelista"/>
+        <w:numPr>
+          <w:ilvl w:val="0"/>
+          <w:numId w:val="43"/>
+        </w:numPr>
+        <w:rPr>
+          <w:rFonts w:ascii="Times New Roman" w:hAnsi="Times New Roman" w:cs="Times New Roman"/>
+        </w:rPr>
+      </w:pPr>
+      <w:r>
+        <w:rPr>
+          <w:rFonts w:ascii="Times New Roman" w:hAnsi="Times New Roman" w:cs="Times New Roman"/>
+        </w:rPr>
+        <w:t>Cancelar una cuota fallida y extender el plazo del plan un mes.</w:t>
+      </w:r>
+    </w:p>
+    <w:p>
+      <w:pPr>
+        <w:pStyle w:val="Prrafodelista"/>
+        <w:numPr>
+          <w:ilvl w:val="0"/>
+          <w:numId w:val="43"/>
+        </w:numPr>
+        <w:rPr>
+          <w:rFonts w:ascii="Times New Roman" w:hAnsi="Times New Roman" w:cs="Times New Roman"/>
+        </w:rPr>
+      </w:pPr>
+      <w:r>
+        <w:rPr>
+          <w:rFonts w:ascii="Times New Roman" w:hAnsi="Times New Roman" w:cs="Times New Roman"/>
+        </w:rPr>
+        <w:t>Consultar y filtrar los planes activos, completados y cancelados.</w:t>
+      </w:r>
+    </w:p>
+    <w:p>
+      <w:pPr>
+        <w:pStyle w:val="Prrafodelista"/>
+        <w:numPr>
+          <w:ilvl w:val="0"/>
+          <w:numId w:val="43"/>
+        </w:numPr>
+        <w:rPr>
+          <w:rFonts w:ascii="Times New Roman" w:hAnsi="Times New Roman" w:cs="Times New Roman"/>
+        </w:rPr>
+      </w:pPr>
+      <w:r>
+        <w:rPr>
+          <w:rFonts w:ascii="Times New Roman" w:hAnsi="Times New Roman" w:cs="Times New Roman"/>
+        </w:rPr>
+        <w:t>Consultar los movimientos de cada plan.</w:t>
+      </w:r>
+    </w:p>
+    <w:p>
+      <w:pPr>
+        <w:pStyle w:val="Prrafodelista"/>
+        <w:numPr>
+          <w:ilvl w:val="0"/>
+          <w:numId w:val="43"/>
+        </w:numPr>
+        <w:rPr>
+          <w:rFonts w:ascii="Times New Roman" w:hAnsi="Times New Roman" w:cs="Times New Roman"/>
+        </w:rPr>
+      </w:pPr>
+      <w:r>
+        <w:rPr>
+          <w:rFonts w:ascii="Times New Roman" w:hAnsi="Times New Roman" w:cs="Times New Roman"/>
+        </w:rPr>
+        <w:t>Calcular y mostrar la barra de progreso y el porcentaje de cumplimiento.</w:t>
+      </w:r>
+    </w:p>
+    <w:p>
+      <w:pPr>
+        <w:pStyle w:val="Prrafodelista"/>
+        <w:numPr>
+          <w:ilvl w:val="0"/>
+          <w:numId w:val="43"/>
+        </w:numPr>
+        <w:rPr>
+          <w:rFonts w:ascii="Times New Roman" w:hAnsi="Times New Roman" w:cs="Times New Roman"/>
+        </w:rPr>
+      </w:pPr>
+      <w:r>
+        <w:rPr>
+          <w:rFonts w:ascii="Times New Roman" w:hAnsi="Times New Roman" w:cs="Times New Roman"/>
+        </w:rPr>
+        <w:t>Cancelar el plan y solicitar la devolución de los fondos.</w:t>
+      </w:r>
+    </w:p>
+    <w:p>
+      <w:pPr>
+        <w:pStyle w:val="Prrafodelista"/>
+        <w:numPr>
+          <w:ilvl w:val="0"/>
+          <w:numId w:val="43"/>
+        </w:numPr>
+        <w:rPr>
+          <w:rFonts w:ascii="Times New Roman" w:hAnsi="Times New Roman" w:cs="Times New Roman"/>
+        </w:rPr>
+      </w:pPr>
+      <w:r>
+        <w:rPr>
+          <w:rFonts w:ascii="Times New Roman" w:hAnsi="Times New Roman" w:cs="Times New Roman"/>
+        </w:rPr>
+        <w:t>Aplicar la pérdida de intereses cuando se cancele un plan bloqueado.</w:t>
+      </w:r>
+    </w:p>
+    <w:p>
+      <w:pPr>
+        <w:pStyle w:val="Prrafodelista"/>
+        <w:numPr>
+          <w:ilvl w:val="0"/>
+          <w:numId w:val="43"/>
+        </w:numPr>
+        <w:rPr>
+          <w:rFonts w:ascii="Times New Roman" w:hAnsi="Times New Roman" w:cs="Times New Roman"/>
+        </w:rPr>
+      </w:pPr>
+      <w:r>
+        <w:rPr>
+          <w:rFonts w:ascii="Times New Roman" w:hAnsi="Times New Roman" w:cs="Times New Roman"/>
+        </w:rPr>
+        <w:lastRenderedPageBreak/>
+        <w:t>Generar eventos relacionados con débitos y cambios del plan.</w:t>
+      </w:r>
+    </w:p>
+    <w:p>
+      <w:pPr>
+        <w:pStyle w:val="Prrafodelista"/>
+        <w:numPr>
+          <w:ilvl w:val="0"/>
+          <w:numId w:val="43"/>
+        </w:numPr>
+        <w:rPr>
+          <w:rFonts w:ascii="Times New Roman" w:hAnsi="Times New Roman" w:cs="Times New Roman"/>
+        </w:rPr>
+      </w:pPr>
+      <w:r>
+        <w:rPr>
+          <w:rFonts w:ascii="Times New Roman" w:hAnsi="Times New Roman" w:cs="Times New Roman"/>
+        </w:rPr>
+        <w:t>Mantener un historial inmutable que permita reconstruir y auditar el saldo.</w:t>
+      </w:r>
+    </w:p>
+    <w:p>
+      <w:pPr>
+        <w:rPr>
+          <w:rFonts w:ascii="Times New Roman" w:hAnsi="Times New Roman" w:cs="Times New Roman"/>
+        </w:rPr>
+      </w:pPr>
+      <w:r>
+        <w:rPr>
+          <w:rFonts w:ascii="Times New Roman" w:hAnsi="Times New Roman" w:cs="Times New Roman"/>
+        </w:rPr>
+        <w:t xml:space="preserve">La API no ejecutará directamente las operaciones contables sobre las cuentas bancarias. El proceso de cobros solicitará las operaciones al </w:t>
+      </w:r>
+      <w:proofErr w:type="spellStart"/>
+      <w:r>
+        <w:rPr>
+          <w:rFonts w:ascii="Times New Roman" w:hAnsi="Times New Roman" w:cs="Times New Roman"/>
+        </w:rPr>
+        <w:t>core</w:t>
+      </w:r>
+      <w:proofErr w:type="spellEnd"/>
+      <w:r>
+        <w:rPr>
+          <w:rFonts w:ascii="Times New Roman" w:hAnsi="Times New Roman" w:cs="Times New Roman"/>
+        </w:rPr>
+        <w:t xml:space="preserve"> y registrará los resultados recibidos.</w:t>
+      </w:r>
+    </w:p>
+    <w:p>
+      <w:pPr>
+        <w:rPr>
+          <w:rFonts w:ascii="Times New Roman" w:hAnsi="Times New Roman" w:cs="Times New Roman"/>
+        </w:rPr>
+      </w:pPr>
     </w:p>
     <w:p>
       <w:pPr>
@@ -5012,129 +5320,308 @@
     </w:p>
     <w:p>
       <w:pPr>
-        <w:numPr>
-          <w:ilvl w:val="0"/>
-          <w:numId w:val="17"/>
-        </w:numPr>
-        <w:rPr>
-          <w:rFonts w:ascii="Times New Roman" w:hAnsi="Times New Roman" w:cs="Times New Roman"/>
-          <w:sz w:val="22"/>
-          <w:szCs w:val="22"/>
-        </w:rPr>
-      </w:pPr>
-      <w:r>
-        <w:rPr>
-          <w:rFonts w:ascii="Times New Roman" w:hAnsi="Times New Roman" w:cs="Times New Roman"/>
-          <w:sz w:val="22"/>
-          <w:szCs w:val="22"/>
-        </w:rPr>
-        <w:t>autenticación;</w:t>
-      </w:r>
-    </w:p>
-    <w:p>
-      <w:pPr>
-        <w:numPr>
-          <w:ilvl w:val="0"/>
-          <w:numId w:val="17"/>
-        </w:numPr>
-        <w:rPr>
-          <w:rFonts w:ascii="Times New Roman" w:hAnsi="Times New Roman" w:cs="Times New Roman"/>
-          <w:sz w:val="22"/>
-          <w:szCs w:val="22"/>
-        </w:rPr>
-      </w:pPr>
-      <w:r>
-        <w:rPr>
-          <w:rFonts w:ascii="Times New Roman" w:hAnsi="Times New Roman" w:cs="Times New Roman"/>
-          <w:sz w:val="22"/>
-          <w:szCs w:val="22"/>
-        </w:rPr>
-        <w:t>cuentas y saldos;</w:t>
-      </w:r>
-    </w:p>
-    <w:p>
-      <w:pPr>
-        <w:numPr>
-          <w:ilvl w:val="0"/>
-          <w:numId w:val="17"/>
-        </w:numPr>
-        <w:rPr>
-          <w:rFonts w:ascii="Times New Roman" w:hAnsi="Times New Roman" w:cs="Times New Roman"/>
-          <w:sz w:val="22"/>
-          <w:szCs w:val="22"/>
-        </w:rPr>
-      </w:pPr>
-      <w:r>
-        <w:rPr>
-          <w:rFonts w:ascii="Times New Roman" w:hAnsi="Times New Roman" w:cs="Times New Roman"/>
-          <w:sz w:val="22"/>
-          <w:szCs w:val="22"/>
-        </w:rPr>
-        <w:t>ejecución contable del débito;</w:t>
-      </w:r>
-    </w:p>
-    <w:p>
-      <w:pPr>
-        <w:numPr>
-          <w:ilvl w:val="0"/>
-          <w:numId w:val="17"/>
-        </w:numPr>
-        <w:rPr>
-          <w:rFonts w:ascii="Times New Roman" w:hAnsi="Times New Roman" w:cs="Times New Roman"/>
-          <w:sz w:val="22"/>
-          <w:szCs w:val="22"/>
-        </w:rPr>
-      </w:pPr>
-      <w:r>
-        <w:rPr>
-          <w:rFonts w:ascii="Times New Roman" w:hAnsi="Times New Roman" w:cs="Times New Roman"/>
-          <w:sz w:val="22"/>
-          <w:szCs w:val="22"/>
-        </w:rPr>
-        <w:t>bloqueo real de fondos;</w:t>
-      </w:r>
-    </w:p>
-    <w:p>
-      <w:pPr>
-        <w:numPr>
-          <w:ilvl w:val="0"/>
-          <w:numId w:val="17"/>
-        </w:numPr>
-        <w:rPr>
-          <w:rFonts w:ascii="Times New Roman" w:hAnsi="Times New Roman" w:cs="Times New Roman"/>
-          <w:sz w:val="22"/>
-          <w:szCs w:val="22"/>
-        </w:rPr>
-      </w:pPr>
-      <w:r>
-        <w:rPr>
-          <w:rFonts w:ascii="Times New Roman" w:hAnsi="Times New Roman" w:cs="Times New Roman"/>
-          <w:sz w:val="22"/>
-          <w:szCs w:val="22"/>
-        </w:rPr>
-        <w:t>crédito;</w:t>
-      </w:r>
-    </w:p>
-    <w:p>
-      <w:pPr>
-        <w:numPr>
-          <w:ilvl w:val="0"/>
-          <w:numId w:val="17"/>
-        </w:numPr>
-        <w:rPr>
-          <w:rFonts w:ascii="Times New Roman" w:hAnsi="Times New Roman" w:cs="Times New Roman"/>
-          <w:sz w:val="22"/>
-          <w:szCs w:val="22"/>
-        </w:rPr>
-      </w:pPr>
-      <w:r>
-        <w:rPr>
-          <w:rFonts w:ascii="Times New Roman" w:hAnsi="Times New Roman" w:cs="Times New Roman"/>
-          <w:sz w:val="22"/>
-          <w:szCs w:val="22"/>
-        </w:rPr>
-        <w:t>envío de notificaciones.</w:t>
-      </w:r>
+        <w:rPr>
+          <w:rFonts w:ascii="Times New Roman" w:hAnsi="Times New Roman" w:cs="Times New Roman"/>
+        </w:rPr>
+      </w:pPr>
+      <w:r>
+        <w:rPr>
+          <w:rFonts w:ascii="Times New Roman" w:hAnsi="Times New Roman" w:cs="Times New Roman"/>
+        </w:rPr>
+        <w:t>Las capacidades existentes del banco conservarán las siguientes responsabilidades:</w:t>
+      </w:r>
+    </w:p>
+    <w:tbl>
+      <w:tblPr>
+        <w:tblStyle w:val="Tablaconcuadrcula"/>
+        <w:tblW w:w="0" w:type="auto"/>
+        <w:tblLook w:val="04A0" w:firstRow="1" w:lastRow="0" w:firstColumn="1" w:lastColumn="0" w:noHBand="0" w:noVBand="1"/>
+      </w:tblPr>
+      <w:tblGrid>
+        <w:gridCol w:w="2320"/>
+        <w:gridCol w:w="6174"/>
+      </w:tblGrid>
+      <w:tr>
+        <w:tc>
+          <w:tcPr>
+            <w:tcW w:w="0" w:type="auto"/>
+            <w:hideMark/>
+          </w:tcPr>
+          <w:p>
+            <w:pPr>
+              <w:spacing w:after="160" w:line="278" w:lineRule="auto"/>
+              <w:rPr>
+                <w:rFonts w:ascii="Times New Roman" w:hAnsi="Times New Roman" w:cs="Times New Roman"/>
+                <w:b/>
+                <w:bCs/>
+              </w:rPr>
+            </w:pPr>
+            <w:r>
+              <w:rPr>
+                <w:rFonts w:ascii="Times New Roman" w:hAnsi="Times New Roman" w:cs="Times New Roman"/>
+                <w:b/>
+                <w:bCs/>
+              </w:rPr>
+              <w:t>Sistema</w:t>
+            </w:r>
+          </w:p>
+        </w:tc>
+        <w:tc>
+          <w:tcPr>
+            <w:tcW w:w="0" w:type="auto"/>
+            <w:hideMark/>
+          </w:tcPr>
+          <w:p>
+            <w:pPr>
+              <w:spacing w:after="160" w:line="278" w:lineRule="auto"/>
+              <w:rPr>
+                <w:rFonts w:ascii="Times New Roman" w:hAnsi="Times New Roman" w:cs="Times New Roman"/>
+                <w:b/>
+                <w:bCs/>
+              </w:rPr>
+            </w:pPr>
+            <w:r>
+              <w:rPr>
+                <w:rFonts w:ascii="Times New Roman" w:hAnsi="Times New Roman" w:cs="Times New Roman"/>
+                <w:b/>
+                <w:bCs/>
+              </w:rPr>
+              <w:t>Responsabilidad</w:t>
+            </w:r>
+          </w:p>
+        </w:tc>
+      </w:tr>
+      <w:tr>
+        <w:tc>
+          <w:tcPr>
+            <w:tcW w:w="0" w:type="auto"/>
+            <w:hideMark/>
+          </w:tcPr>
+          <w:p>
+            <w:pPr>
+              <w:spacing w:after="160" w:line="278" w:lineRule="auto"/>
+              <w:rPr>
+                <w:rFonts w:ascii="Times New Roman" w:hAnsi="Times New Roman" w:cs="Times New Roman"/>
+              </w:rPr>
+            </w:pPr>
+            <w:r>
+              <w:rPr>
+                <w:rFonts w:ascii="Times New Roman" w:hAnsi="Times New Roman" w:cs="Times New Roman"/>
+              </w:rPr>
+              <w:t>Banca web y móvil</w:t>
+            </w:r>
+          </w:p>
+        </w:tc>
+        <w:tc>
+          <w:tcPr>
+            <w:tcW w:w="0" w:type="auto"/>
+            <w:hideMark/>
+          </w:tcPr>
+          <w:p>
+            <w:pPr>
+              <w:spacing w:after="160" w:line="278" w:lineRule="auto"/>
+              <w:rPr>
+                <w:rFonts w:ascii="Times New Roman" w:hAnsi="Times New Roman" w:cs="Times New Roman"/>
+              </w:rPr>
+            </w:pPr>
+            <w:r>
+              <w:rPr>
+                <w:rFonts w:ascii="Times New Roman" w:hAnsi="Times New Roman" w:cs="Times New Roman"/>
+              </w:rPr>
+              <w:t>Presentar la interfaz y permitir la interacción del cliente con la funcionalidad.</w:t>
+            </w:r>
+          </w:p>
+        </w:tc>
+      </w:tr>
+      <w:tr>
+        <w:tc>
+          <w:tcPr>
+            <w:tcW w:w="0" w:type="auto"/>
+            <w:hideMark/>
+          </w:tcPr>
+          <w:p>
+            <w:pPr>
+              <w:spacing w:after="160" w:line="278" w:lineRule="auto"/>
+              <w:rPr>
+                <w:rFonts w:ascii="Times New Roman" w:hAnsi="Times New Roman" w:cs="Times New Roman"/>
+              </w:rPr>
+            </w:pPr>
+            <w:r>
+              <w:rPr>
+                <w:rFonts w:ascii="Times New Roman" w:hAnsi="Times New Roman" w:cs="Times New Roman"/>
+              </w:rPr>
+              <w:t>API Gateway</w:t>
+            </w:r>
+          </w:p>
+        </w:tc>
+        <w:tc>
+          <w:tcPr>
+            <w:tcW w:w="0" w:type="auto"/>
+            <w:hideMark/>
+          </w:tcPr>
+          <w:p>
+            <w:pPr>
+              <w:spacing w:after="160" w:line="278" w:lineRule="auto"/>
+              <w:rPr>
+                <w:rFonts w:ascii="Times New Roman" w:hAnsi="Times New Roman" w:cs="Times New Roman"/>
+              </w:rPr>
+            </w:pPr>
+            <w:r>
+              <w:rPr>
+                <w:rFonts w:ascii="Times New Roman" w:hAnsi="Times New Roman" w:cs="Times New Roman"/>
+              </w:rPr>
+              <w:t>Enrutar las solicitudes y aplicar las políticas generales de acceso y protección.</w:t>
+            </w:r>
+          </w:p>
+        </w:tc>
+      </w:tr>
+      <w:tr>
+        <w:tc>
+          <w:tcPr>
+            <w:tcW w:w="0" w:type="auto"/>
+            <w:hideMark/>
+          </w:tcPr>
+          <w:p>
+            <w:pPr>
+              <w:spacing w:after="160" w:line="278" w:lineRule="auto"/>
+              <w:rPr>
+                <w:rFonts w:ascii="Times New Roman" w:hAnsi="Times New Roman" w:cs="Times New Roman"/>
+              </w:rPr>
+            </w:pPr>
+            <w:r>
+              <w:rPr>
+                <w:rFonts w:ascii="Times New Roman" w:hAnsi="Times New Roman" w:cs="Times New Roman"/>
+              </w:rPr>
+              <w:t>Servicio de identidad y acceso</w:t>
+            </w:r>
+          </w:p>
+        </w:tc>
+        <w:tc>
+          <w:tcPr>
+            <w:tcW w:w="0" w:type="auto"/>
+            <w:hideMark/>
+          </w:tcPr>
+          <w:p>
+            <w:pPr>
+              <w:spacing w:after="160" w:line="278" w:lineRule="auto"/>
+              <w:rPr>
+                <w:rFonts w:ascii="Times New Roman" w:hAnsi="Times New Roman" w:cs="Times New Roman"/>
+              </w:rPr>
+            </w:pPr>
+            <w:r>
+              <w:rPr>
+                <w:rFonts w:ascii="Times New Roman" w:hAnsi="Times New Roman" w:cs="Times New Roman"/>
+              </w:rPr>
+              <w:t>Autenticar al cliente, emitir los tokens y proporcionar la información necesaria para autorizar las operaciones.</w:t>
+            </w:r>
+          </w:p>
+        </w:tc>
+      </w:tr>
+      <w:tr>
+        <w:tc>
+          <w:tcPr>
+            <w:tcW w:w="0" w:type="auto"/>
+            <w:hideMark/>
+          </w:tcPr>
+          <w:p>
+            <w:pPr>
+              <w:spacing w:after="160" w:line="278" w:lineRule="auto"/>
+              <w:rPr>
+                <w:rFonts w:ascii="Times New Roman" w:hAnsi="Times New Roman" w:cs="Times New Roman"/>
+              </w:rPr>
+            </w:pPr>
+            <w:r>
+              <w:rPr>
+                <w:rFonts w:ascii="Times New Roman" w:hAnsi="Times New Roman" w:cs="Times New Roman"/>
+              </w:rPr>
+              <w:t>Core bancario</w:t>
+            </w:r>
+          </w:p>
+        </w:tc>
+        <w:tc>
+          <w:tcPr>
+            <w:tcW w:w="0" w:type="auto"/>
+            <w:hideMark/>
+          </w:tcPr>
+          <w:p>
+            <w:pPr>
+              <w:spacing w:after="160" w:line="278" w:lineRule="auto"/>
+              <w:rPr>
+                <w:rFonts w:ascii="Times New Roman" w:hAnsi="Times New Roman" w:cs="Times New Roman"/>
+              </w:rPr>
+            </w:pPr>
+            <w:r>
+              <w:rPr>
+                <w:rFonts w:ascii="Times New Roman" w:hAnsi="Times New Roman" w:cs="Times New Roman"/>
+              </w:rPr>
+              <w:t>Consultar cuentas, ejecutar débitos, devolver fondos y confirmar el resultado de las operaciones financieras.</w:t>
+            </w:r>
+          </w:p>
+        </w:tc>
+      </w:tr>
+      <w:tr>
+        <w:tc>
+          <w:tcPr>
+            <w:tcW w:w="0" w:type="auto"/>
+            <w:hideMark/>
+          </w:tcPr>
+          <w:p>
+            <w:pPr>
+              <w:spacing w:after="160" w:line="278" w:lineRule="auto"/>
+              <w:rPr>
+                <w:rFonts w:ascii="Times New Roman" w:hAnsi="Times New Roman" w:cs="Times New Roman"/>
+              </w:rPr>
+            </w:pPr>
+            <w:r>
+              <w:rPr>
+                <w:rFonts w:ascii="Times New Roman" w:hAnsi="Times New Roman" w:cs="Times New Roman"/>
+              </w:rPr>
+              <w:t>Servicio de notificaciones</w:t>
+            </w:r>
+          </w:p>
+        </w:tc>
+        <w:tc>
+          <w:tcPr>
+            <w:tcW w:w="0" w:type="auto"/>
+            <w:hideMark/>
+          </w:tcPr>
+          <w:p>
+            <w:pPr>
+              <w:spacing w:after="160" w:line="278" w:lineRule="auto"/>
+              <w:rPr>
+                <w:rFonts w:ascii="Times New Roman" w:hAnsi="Times New Roman" w:cs="Times New Roman"/>
+              </w:rPr>
+            </w:pPr>
+            <w:r>
+              <w:rPr>
+                <w:rFonts w:ascii="Times New Roman" w:hAnsi="Times New Roman" w:cs="Times New Roman"/>
+              </w:rPr>
+              <w:t>Entregar los avisos generados por los eventos de la Billetera de Ahorro.</w:t>
+            </w:r>
+          </w:p>
+        </w:tc>
+      </w:tr>
+    </w:tbl>
+    <w:p>
+      <w:pPr>
+        <w:spacing w:before="240"/>
+        <w:rPr>
+          <w:rFonts w:ascii="Times New Roman" w:hAnsi="Times New Roman" w:cs="Times New Roman"/>
+        </w:rPr>
+      </w:pPr>
+      <w:r>
+        <w:rPr>
+          <w:rFonts w:ascii="Times New Roman" w:hAnsi="Times New Roman" w:cs="Times New Roman"/>
+        </w:rPr>
+        <w:t>Esta separación evita duplicar las capacidades existentes y limita la nueva solución al dominio de los planes de ahorro.</w:t>
+      </w:r>
+    </w:p>
+    <w:p>
+      <w:pPr>
+        <w:rPr>
+          <w:rFonts w:ascii="Times New Roman" w:hAnsi="Times New Roman" w:cs="Times New Roman"/>
+        </w:rPr>
+      </w:pPr>
     </w:p>
     <w:p>
       <w:pPr>
@@ -5160,6 +5647,340 @@
         <w:t>6.5 Cinco dimensiones del diseño</w:t>
       </w:r>
     </w:p>
+    <w:tbl>
+      <w:tblPr>
+        <w:tblStyle w:val="Tablaconcuadrcula"/>
+        <w:tblW w:w="0" w:type="auto"/>
+        <w:tblLook w:val="04A0" w:firstRow="1" w:lastRow="0" w:firstColumn="1" w:lastColumn="0" w:noHBand="0" w:noVBand="1"/>
+      </w:tblPr>
+      <w:tblGrid>
+        <w:gridCol w:w="1869"/>
+        <w:gridCol w:w="6625"/>
+      </w:tblGrid>
+      <w:tr>
+        <w:tc>
+          <w:tcPr>
+            <w:tcW w:w="0" w:type="auto"/>
+            <w:hideMark/>
+          </w:tcPr>
+          <w:p>
+            <w:pPr>
+              <w:spacing w:after="160" w:line="278" w:lineRule="auto"/>
+              <w:rPr>
+                <w:rFonts w:ascii="Times New Roman" w:hAnsi="Times New Roman" w:cs="Times New Roman"/>
+                <w:b/>
+                <w:bCs/>
+              </w:rPr>
+            </w:pPr>
+            <w:r>
+              <w:rPr>
+                <w:rFonts w:ascii="Times New Roman" w:hAnsi="Times New Roman" w:cs="Times New Roman"/>
+                <w:b/>
+                <w:bCs/>
+              </w:rPr>
+              <w:t>Dimensión</w:t>
+            </w:r>
+          </w:p>
+        </w:tc>
+        <w:tc>
+          <w:tcPr>
+            <w:tcW w:w="0" w:type="auto"/>
+            <w:hideMark/>
+          </w:tcPr>
+          <w:p>
+            <w:pPr>
+              <w:spacing w:after="160" w:line="278" w:lineRule="auto"/>
+              <w:rPr>
+                <w:rFonts w:ascii="Times New Roman" w:hAnsi="Times New Roman" w:cs="Times New Roman"/>
+                <w:b/>
+                <w:bCs/>
+              </w:rPr>
+            </w:pPr>
+            <w:r>
+              <w:rPr>
+                <w:rFonts w:ascii="Times New Roman" w:hAnsi="Times New Roman" w:cs="Times New Roman"/>
+                <w:b/>
+                <w:bCs/>
+              </w:rPr>
+              <w:t>Aplicación en la API</w:t>
+            </w:r>
+          </w:p>
+        </w:tc>
+      </w:tr>
+      <w:tr>
+        <w:tc>
+          <w:tcPr>
+            <w:tcW w:w="0" w:type="auto"/>
+            <w:hideMark/>
+          </w:tcPr>
+          <w:p>
+            <w:pPr>
+              <w:spacing w:after="160" w:line="278" w:lineRule="auto"/>
+              <w:rPr>
+                <w:rFonts w:ascii="Times New Roman" w:hAnsi="Times New Roman" w:cs="Times New Roman"/>
+              </w:rPr>
+            </w:pPr>
+            <w:r>
+              <w:rPr>
+                <w:rFonts w:ascii="Times New Roman" w:hAnsi="Times New Roman" w:cs="Times New Roman"/>
+              </w:rPr>
+              <w:t>Interoperabilidad</w:t>
+            </w:r>
+          </w:p>
+        </w:tc>
+        <w:tc>
+          <w:tcPr>
+            <w:tcW w:w="0" w:type="auto"/>
+            <w:hideMark/>
+          </w:tcPr>
+          <w:p>
+            <w:pPr>
+              <w:spacing w:after="160" w:line="278" w:lineRule="auto"/>
+              <w:rPr>
+                <w:rFonts w:ascii="Times New Roman" w:hAnsi="Times New Roman" w:cs="Times New Roman"/>
+              </w:rPr>
+            </w:pPr>
+            <w:r>
+              <w:rPr>
+                <w:rFonts w:ascii="Times New Roman" w:hAnsi="Times New Roman" w:cs="Times New Roman"/>
+              </w:rPr>
+              <w:t>Las capacidades se exponen mediante un contrato REST que puede ser consumido por la banca web, la aplicación móvil y, en una fase futura, por socios externos.</w:t>
+            </w:r>
+          </w:p>
+        </w:tc>
+      </w:tr>
+      <w:tr>
+        <w:tc>
+          <w:tcPr>
+            <w:tcW w:w="0" w:type="auto"/>
+            <w:hideMark/>
+          </w:tcPr>
+          <w:p>
+            <w:pPr>
+              <w:spacing w:after="160" w:line="278" w:lineRule="auto"/>
+              <w:rPr>
+                <w:rFonts w:ascii="Times New Roman" w:hAnsi="Times New Roman" w:cs="Times New Roman"/>
+              </w:rPr>
+            </w:pPr>
+            <w:r>
+              <w:rPr>
+                <w:rFonts w:ascii="Times New Roman" w:hAnsi="Times New Roman" w:cs="Times New Roman"/>
+              </w:rPr>
+              <w:t>Modularidad</w:t>
+            </w:r>
+          </w:p>
+        </w:tc>
+        <w:tc>
+          <w:tcPr>
+            <w:tcW w:w="0" w:type="auto"/>
+            <w:hideMark/>
+          </w:tcPr>
+          <w:p>
+            <w:pPr>
+              <w:spacing w:after="160" w:line="278" w:lineRule="auto"/>
+              <w:rPr>
+                <w:rFonts w:ascii="Times New Roman" w:hAnsi="Times New Roman" w:cs="Times New Roman"/>
+              </w:rPr>
+            </w:pPr>
+            <w:r>
+              <w:rPr>
+                <w:rFonts w:ascii="Times New Roman" w:hAnsi="Times New Roman" w:cs="Times New Roman"/>
+              </w:rPr>
+              <w:t xml:space="preserve">La interfaz, la API, el proceso de cobros y el </w:t>
+            </w:r>
+            <w:r>
+              <w:rPr>
+                <w:rFonts w:ascii="Times New Roman" w:hAnsi="Times New Roman" w:cs="Times New Roman"/>
+              </w:rPr>
+              <w:t>Core</w:t>
+            </w:r>
+            <w:r>
+              <w:rPr>
+                <w:rFonts w:ascii="Times New Roman" w:hAnsi="Times New Roman" w:cs="Times New Roman"/>
+              </w:rPr>
+              <w:t xml:space="preserve"> bancario mantienen responsabilidades separadas. El contrato OpenAPI permite que </w:t>
+            </w:r>
+            <w:r>
+              <w:rPr>
+                <w:rFonts w:ascii="Times New Roman" w:hAnsi="Times New Roman" w:cs="Times New Roman"/>
+              </w:rPr>
+              <w:t>Frontend</w:t>
+            </w:r>
+            <w:r>
+              <w:rPr>
+                <w:rFonts w:ascii="Times New Roman" w:hAnsi="Times New Roman" w:cs="Times New Roman"/>
+              </w:rPr>
+              <w:t xml:space="preserve"> y </w:t>
+            </w:r>
+            <w:r>
+              <w:rPr>
+                <w:rFonts w:ascii="Times New Roman" w:hAnsi="Times New Roman" w:cs="Times New Roman"/>
+              </w:rPr>
+              <w:t>Backend</w:t>
+            </w:r>
+            <w:r>
+              <w:rPr>
+                <w:rFonts w:ascii="Times New Roman" w:hAnsi="Times New Roman" w:cs="Times New Roman"/>
+              </w:rPr>
+              <w:t xml:space="preserve"> evolucionen de manera independiente.</w:t>
+            </w:r>
+          </w:p>
+        </w:tc>
+      </w:tr>
+      <w:tr>
+        <w:tc>
+          <w:tcPr>
+            <w:tcW w:w="0" w:type="auto"/>
+            <w:hideMark/>
+          </w:tcPr>
+          <w:p>
+            <w:pPr>
+              <w:spacing w:after="160" w:line="278" w:lineRule="auto"/>
+              <w:rPr>
+                <w:rFonts w:ascii="Times New Roman" w:hAnsi="Times New Roman" w:cs="Times New Roman"/>
+              </w:rPr>
+            </w:pPr>
+            <w:r>
+              <w:rPr>
+                <w:rFonts w:ascii="Times New Roman" w:hAnsi="Times New Roman" w:cs="Times New Roman"/>
+              </w:rPr>
+              <w:t>Escalabilidad</w:t>
+            </w:r>
+          </w:p>
+        </w:tc>
+        <w:tc>
+          <w:tcPr>
+            <w:tcW w:w="0" w:type="auto"/>
+            <w:hideMark/>
+          </w:tcPr>
+          <w:p>
+            <w:pPr>
+              <w:spacing w:after="160" w:line="278" w:lineRule="auto"/>
+              <w:rPr>
+                <w:rFonts w:ascii="Times New Roman" w:hAnsi="Times New Roman" w:cs="Times New Roman"/>
+              </w:rPr>
+            </w:pPr>
+            <w:r>
+              <w:rPr>
+                <w:rFonts w:ascii="Times New Roman" w:hAnsi="Times New Roman" w:cs="Times New Roman"/>
+              </w:rPr>
+              <w:t>La API y el proceso de cobros podrán escalar horizontalmente para atender el crecimiento de usuarios, planes y débitos programados.</w:t>
+            </w:r>
+          </w:p>
+        </w:tc>
+      </w:tr>
+      <w:tr>
+        <w:tc>
+          <w:tcPr>
+            <w:tcW w:w="0" w:type="auto"/>
+            <w:hideMark/>
+          </w:tcPr>
+          <w:p>
+            <w:pPr>
+              <w:spacing w:after="160" w:line="278" w:lineRule="auto"/>
+              <w:rPr>
+                <w:rFonts w:ascii="Times New Roman" w:hAnsi="Times New Roman" w:cs="Times New Roman"/>
+              </w:rPr>
+            </w:pPr>
+            <w:r>
+              <w:rPr>
+                <w:rFonts w:ascii="Times New Roman" w:hAnsi="Times New Roman" w:cs="Times New Roman"/>
+              </w:rPr>
+              <w:lastRenderedPageBreak/>
+              <w:t>Estandarización</w:t>
+            </w:r>
+          </w:p>
+        </w:tc>
+        <w:tc>
+          <w:tcPr>
+            <w:tcW w:w="0" w:type="auto"/>
+            <w:hideMark/>
+          </w:tcPr>
+          <w:p>
+            <w:pPr>
+              <w:spacing w:after="160" w:line="278" w:lineRule="auto"/>
+              <w:rPr>
+                <w:rFonts w:ascii="Times New Roman" w:hAnsi="Times New Roman" w:cs="Times New Roman"/>
+              </w:rPr>
+            </w:pPr>
+            <w:r>
+              <w:rPr>
+                <w:rFonts w:ascii="Times New Roman" w:hAnsi="Times New Roman" w:cs="Times New Roman"/>
+              </w:rPr>
+              <w:t>Se utilizarán REST, OpenAPI 3.1, JSON, OAuth 2.0 y formatos estandarizados para fechas, montos y errores.</w:t>
+            </w:r>
+          </w:p>
+        </w:tc>
+      </w:tr>
+      <w:tr>
+        <w:tc>
+          <w:tcPr>
+            <w:tcW w:w="0" w:type="auto"/>
+            <w:hideMark/>
+          </w:tcPr>
+          <w:p>
+            <w:pPr>
+              <w:spacing w:after="160" w:line="278" w:lineRule="auto"/>
+              <w:rPr>
+                <w:rFonts w:ascii="Times New Roman" w:hAnsi="Times New Roman" w:cs="Times New Roman"/>
+              </w:rPr>
+            </w:pPr>
+            <w:r>
+              <w:rPr>
+                <w:rFonts w:ascii="Times New Roman" w:hAnsi="Times New Roman" w:cs="Times New Roman"/>
+              </w:rPr>
+              <w:t>Seguridad</w:t>
+            </w:r>
+          </w:p>
+        </w:tc>
+        <w:tc>
+          <w:tcPr>
+            <w:tcW w:w="0" w:type="auto"/>
+            <w:hideMark/>
+          </w:tcPr>
+          <w:p>
+            <w:pPr>
+              <w:spacing w:after="160" w:line="278" w:lineRule="auto"/>
+              <w:rPr>
+                <w:rFonts w:ascii="Times New Roman" w:hAnsi="Times New Roman" w:cs="Times New Roman"/>
+              </w:rPr>
+            </w:pPr>
+            <w:r>
+              <w:rPr>
+                <w:rFonts w:ascii="Times New Roman" w:hAnsi="Times New Roman" w:cs="Times New Roman"/>
+              </w:rPr>
+              <w:t>El acceso utilizará OAuth 2.0 y tokens JWT de corta duración. También se aplicarán permisos por rol, validación de titularidad, cifrado y auditoría inmutable de los movimientos.</w:t>
+            </w:r>
+          </w:p>
+        </w:tc>
+      </w:tr>
+    </w:tbl>
+    <w:p>
+      <w:pPr>
+        <w:spacing w:before="240"/>
+        <w:rPr>
+          <w:rFonts w:ascii="Times New Roman" w:hAnsi="Times New Roman" w:cs="Times New Roman"/>
+        </w:rPr>
+      </w:pPr>
+      <w:r>
+        <w:rPr>
+          <w:rFonts w:ascii="Times New Roman" w:hAnsi="Times New Roman" w:cs="Times New Roman"/>
+        </w:rPr>
+        <w:t xml:space="preserve">Estas dimensiones </w:t>
+      </w:r>
+      <w:r>
+        <w:rPr>
+          <w:rFonts w:ascii="Times New Roman" w:hAnsi="Times New Roman" w:cs="Times New Roman"/>
+        </w:rPr>
+        <w:t>establecen</w:t>
+      </w:r>
+      <w:r>
+        <w:rPr>
+          <w:rFonts w:ascii="Times New Roman" w:hAnsi="Times New Roman" w:cs="Times New Roman"/>
+        </w:rPr>
+        <w:t xml:space="preserve"> los principios generales del diseño. La selección detallada del estilo arquitectónico, los patrones y la infraestructura corresponde a la fase de arquitectura.</w:t>
+      </w:r>
+    </w:p>
     <w:p>
       <w:pPr>
         <w:rPr>
@@ -5168,137 +5989,6 @@
           <w:szCs w:val="22"/>
         </w:rPr>
       </w:pPr>
-      <w:r>
-        <w:rPr>
-          <w:rFonts w:ascii="Times New Roman" w:hAnsi="Times New Roman" w:cs="Times New Roman"/>
-          <w:sz w:val="22"/>
-          <w:szCs w:val="22"/>
-        </w:rPr>
-        <w:t>Se explican brevemente:</w:t>
-      </w:r>
-    </w:p>
-    <w:p>
-      <w:pPr>
-        <w:numPr>
-          <w:ilvl w:val="0"/>
-          <w:numId w:val="18"/>
-        </w:numPr>
-        <w:rPr>
-          <w:rFonts w:ascii="Times New Roman" w:hAnsi="Times New Roman" w:cs="Times New Roman"/>
-          <w:sz w:val="22"/>
-          <w:szCs w:val="22"/>
-        </w:rPr>
-      </w:pPr>
-      <w:r>
-        <w:rPr>
-          <w:rFonts w:ascii="Times New Roman" w:hAnsi="Times New Roman" w:cs="Times New Roman"/>
-          <w:sz w:val="22"/>
-          <w:szCs w:val="22"/>
-        </w:rPr>
-        <w:t>interoperabilidad;</w:t>
-      </w:r>
-    </w:p>
-    <w:p>
-      <w:pPr>
-        <w:numPr>
-          <w:ilvl w:val="0"/>
-          <w:numId w:val="18"/>
-        </w:numPr>
-        <w:rPr>
-          <w:rFonts w:ascii="Times New Roman" w:hAnsi="Times New Roman" w:cs="Times New Roman"/>
-          <w:sz w:val="22"/>
-          <w:szCs w:val="22"/>
-        </w:rPr>
-      </w:pPr>
-      <w:r>
-        <w:rPr>
-          <w:rFonts w:ascii="Times New Roman" w:hAnsi="Times New Roman" w:cs="Times New Roman"/>
-          <w:sz w:val="22"/>
-          <w:szCs w:val="22"/>
-        </w:rPr>
-        <w:t>modularidad;</w:t>
-      </w:r>
-    </w:p>
-    <w:p>
-      <w:pPr>
-        <w:numPr>
-          <w:ilvl w:val="0"/>
-          <w:numId w:val="18"/>
-        </w:numPr>
-        <w:rPr>
-          <w:rFonts w:ascii="Times New Roman" w:hAnsi="Times New Roman" w:cs="Times New Roman"/>
-          <w:sz w:val="22"/>
-          <w:szCs w:val="22"/>
-        </w:rPr>
-      </w:pPr>
-      <w:r>
-        <w:rPr>
-          <w:rFonts w:ascii="Times New Roman" w:hAnsi="Times New Roman" w:cs="Times New Roman"/>
-          <w:sz w:val="22"/>
-          <w:szCs w:val="22"/>
-        </w:rPr>
-        <w:t>escalabilidad;</w:t>
-      </w:r>
-    </w:p>
-    <w:p>
-      <w:pPr>
-        <w:numPr>
-          <w:ilvl w:val="0"/>
-          <w:numId w:val="18"/>
-        </w:numPr>
-        <w:rPr>
-          <w:rFonts w:ascii="Times New Roman" w:hAnsi="Times New Roman" w:cs="Times New Roman"/>
-          <w:sz w:val="22"/>
-          <w:szCs w:val="22"/>
-        </w:rPr>
-      </w:pPr>
-      <w:r>
-        <w:rPr>
-          <w:rFonts w:ascii="Times New Roman" w:hAnsi="Times New Roman" w:cs="Times New Roman"/>
-          <w:sz w:val="22"/>
-          <w:szCs w:val="22"/>
-        </w:rPr>
-        <w:t>estandarización;</w:t>
-      </w:r>
-    </w:p>
-    <w:p>
-      <w:pPr>
-        <w:numPr>
-          <w:ilvl w:val="0"/>
-          <w:numId w:val="18"/>
-        </w:numPr>
-        <w:rPr>
-          <w:rFonts w:ascii="Times New Roman" w:hAnsi="Times New Roman" w:cs="Times New Roman"/>
-          <w:sz w:val="22"/>
-          <w:szCs w:val="22"/>
-        </w:rPr>
-      </w:pPr>
-      <w:r>
-        <w:rPr>
-          <w:rFonts w:ascii="Times New Roman" w:hAnsi="Times New Roman" w:cs="Times New Roman"/>
-          <w:sz w:val="22"/>
-          <w:szCs w:val="22"/>
-        </w:rPr>
-        <w:lastRenderedPageBreak/>
-        <w:t>seguridad.</w:t>
-      </w:r>
-    </w:p>
-    <w:p>
-      <w:pPr>
-        <w:rPr>
-          <w:rFonts w:ascii="Times New Roman" w:hAnsi="Times New Roman" w:cs="Times New Roman"/>
-          <w:sz w:val="22"/>
-          <w:szCs w:val="22"/>
-        </w:rPr>
-      </w:pPr>
-      <w:r>
-        <w:rPr>
-          <w:rFonts w:ascii="Times New Roman" w:hAnsi="Times New Roman" w:cs="Times New Roman"/>
-          <w:sz w:val="22"/>
-          <w:szCs w:val="22"/>
-        </w:rPr>
-        <w:t>Esta parte no debería exceder una página porque la justificación técnica profunda corresponde a RA2.</w:t>
-      </w:r>
     </w:p>
     <w:p>
       <w:pPr>
@@ -5321,21 +6011,44 @@
           <w:sz w:val="28"/>
           <w:szCs w:val="28"/>
         </w:rPr>
-        <w:t xml:space="preserve">7. Representación </w:t>
-      </w:r>
-      <w:proofErr w:type="spellStart"/>
-      <w:r>
-        <w:rPr>
-          <w:rFonts w:ascii="Times New Roman" w:hAnsi="Times New Roman" w:cs="Times New Roman"/>
-          <w:b/>
-          <w:bCs/>
-          <w:color w:val="auto"/>
-          <w:sz w:val="28"/>
-          <w:szCs w:val="28"/>
-        </w:rPr>
-        <w:t>ArchiMate</w:t>
-      </w:r>
-      <w:proofErr w:type="spellEnd"/>
+        <w:t>7. Representación ArchiMate</w:t>
+      </w:r>
+    </w:p>
+    <w:p>
+      <w:pPr>
+        <w:jc w:val="both"/>
+        <w:rPr>
+          <w:rFonts w:ascii="Times New Roman" w:hAnsi="Times New Roman" w:cs="Times New Roman"/>
+        </w:rPr>
+      </w:pPr>
+      <w:r>
+        <w:rPr>
+          <w:rFonts w:ascii="Times New Roman" w:hAnsi="Times New Roman" w:cs="Times New Roman"/>
+        </w:rPr>
+        <w:t>La representación ArchiMate permite visualizar la relación entre las necesidades del negocio, el servicio de planes de ahorro, los componentes de aplicación y la infraestructura que respalda su funcionamiento. Para este proyecto se utiliza una vista integrada organizada en tres grupos: arquitectura de negocio, arquitectura de aplicaciones y arquitectura de infraestructura.</w:t>
+      </w:r>
+    </w:p>
+    <w:p>
+      <w:pPr>
+        <w:jc w:val="both"/>
+        <w:rPr>
+          <w:rFonts w:ascii="Times New Roman" w:hAnsi="Times New Roman" w:cs="Times New Roman"/>
+        </w:rPr>
+      </w:pPr>
+      <w:r>
+        <w:rPr>
+          <w:rFonts w:ascii="Times New Roman" w:hAnsi="Times New Roman" w:cs="Times New Roman"/>
+        </w:rPr>
+        <w:t>El modelo complementa la descripción realizada en las secciones anteriores y permite identificar cómo los objetivos del banco se relacionan con los procesos y componentes tecnológicos de la solución. No sustituye el modelo de negocio ni la definición funcional de la API.</w:t>
+      </w:r>
+    </w:p>
+    <w:p>
+      <w:pPr>
+        <w:jc w:val="both"/>
+        <w:rPr>
+          <w:rFonts w:ascii="Times New Roman" w:hAnsi="Times New Roman" w:cs="Times New Roman"/>
+        </w:rPr>
+      </w:pPr>
     </w:p>
     <w:p>
       <w:pPr>
@@ -5363,6 +6076,146 @@
     </w:p>
     <w:p>
       <w:pPr>
+        <w:jc w:val="both"/>
+        <w:rPr>
+          <w:rFonts w:ascii="Times New Roman" w:hAnsi="Times New Roman" w:cs="Times New Roman"/>
+        </w:rPr>
+      </w:pPr>
+      <w:r>
+        <w:rPr>
+          <w:rFonts w:ascii="Times New Roman" w:hAnsi="Times New Roman" w:cs="Times New Roman"/>
+        </w:rPr>
+        <w:t>La vista de motivación identifica al cliente ahorrador y al banco como las partes interesadas principales. Las necesidades del cliente se relacionan con la planificación transparente del ahorro, mientras que el banco busca incrementar la captación recurrente y mantener los fondos durante periodos definidos.</w:t>
+      </w:r>
+    </w:p>
+    <w:p>
+      <w:pPr>
+        <w:jc w:val="both"/>
+        <w:rPr>
+          <w:rFonts w:ascii="Times New Roman" w:hAnsi="Times New Roman" w:cs="Times New Roman"/>
+        </w:rPr>
+      </w:pPr>
+      <w:r>
+        <w:rPr>
+          <w:rFonts w:ascii="Times New Roman" w:hAnsi="Times New Roman" w:cs="Times New Roman"/>
+        </w:rPr>
+        <w:t>Los principales elementos de motivación representados son:</w:t>
+      </w:r>
+    </w:p>
+    <w:p>
+      <w:pPr>
+        <w:pStyle w:val="Prrafodelista"/>
+        <w:numPr>
+          <w:ilvl w:val="0"/>
+          <w:numId w:val="44"/>
+        </w:numPr>
+        <w:jc w:val="both"/>
+        <w:rPr>
+          <w:rFonts w:ascii="Times New Roman" w:hAnsi="Times New Roman" w:cs="Times New Roman"/>
+        </w:rPr>
+      </w:pPr>
+      <w:r>
+        <w:rPr>
+          <w:rFonts w:ascii="Times New Roman" w:hAnsi="Times New Roman" w:cs="Times New Roman"/>
+        </w:rPr>
+        <w:t>Impulsores: baja barrera de entrada para comenzar a ahorrar y necesidad de contar con fondos estables.</w:t>
+      </w:r>
+    </w:p>
+    <w:p>
+      <w:pPr>
+        <w:pStyle w:val="Prrafodelista"/>
+        <w:numPr>
+          <w:ilvl w:val="0"/>
+          <w:numId w:val="44"/>
+        </w:numPr>
+        <w:jc w:val="both"/>
+        <w:rPr>
+          <w:rFonts w:ascii="Times New Roman" w:hAnsi="Times New Roman" w:cs="Times New Roman"/>
+        </w:rPr>
+      </w:pPr>
+      <w:r>
+        <w:rPr>
+          <w:rFonts w:ascii="Times New Roman" w:hAnsi="Times New Roman" w:cs="Times New Roman"/>
+        </w:rPr>
+        <w:t>Objetivos: facilitar el ahorro planificado y transparente e incrementar la captación recurrente.</w:t>
+      </w:r>
+    </w:p>
+    <w:p>
+      <w:pPr>
+        <w:pStyle w:val="Prrafodelista"/>
+        <w:numPr>
+          <w:ilvl w:val="0"/>
+          <w:numId w:val="44"/>
+        </w:numPr>
+        <w:jc w:val="both"/>
+        <w:rPr>
+          <w:rFonts w:ascii="Times New Roman" w:hAnsi="Times New Roman" w:cs="Times New Roman"/>
+        </w:rPr>
+      </w:pPr>
+      <w:r>
+        <w:rPr>
+          <w:rFonts w:ascii="Times New Roman" w:hAnsi="Times New Roman" w:cs="Times New Roman"/>
+        </w:rPr>
+        <w:t>Resultado esperado: disponer de un producto mínimo viable que pueda utilizarse, medirse y operarse dentro del ecosistema bancario.</w:t>
+      </w:r>
+    </w:p>
+    <w:p>
+      <w:pPr>
+        <w:pStyle w:val="Prrafodelista"/>
+        <w:numPr>
+          <w:ilvl w:val="0"/>
+          <w:numId w:val="44"/>
+        </w:numPr>
+        <w:jc w:val="both"/>
+        <w:rPr>
+          <w:rFonts w:ascii="Times New Roman" w:hAnsi="Times New Roman" w:cs="Times New Roman"/>
+        </w:rPr>
+      </w:pPr>
+      <w:r>
+        <w:rPr>
+          <w:rFonts w:ascii="Times New Roman" w:hAnsi="Times New Roman" w:cs="Times New Roman"/>
+        </w:rPr>
+        <w:t>Requisitos: permitir aportes sin un monto mínimo o máximo propio, informar las condiciones de tasa, plazo, bloqueo y retorno, y mantener consentimiento, seguridad y trazabilidad.</w:t>
+      </w:r>
+    </w:p>
+    <w:p>
+      <w:pPr>
+        <w:jc w:val="both"/>
+        <w:rPr>
+          <w:rFonts w:ascii="Times New Roman" w:hAnsi="Times New Roman" w:cs="Times New Roman"/>
+        </w:rPr>
+      </w:pPr>
+      <w:r>
+        <w:rPr>
+          <w:rFonts w:ascii="Times New Roman" w:hAnsi="Times New Roman" w:cs="Times New Roman"/>
+        </w:rPr>
+        <w:t xml:space="preserve">En la capa de negocio, el cliente desempeña el rol de ahorrador y utiliza el servicio de planes de ahorro digital. Este servicio comprende los procesos de simulación, </w:t>
+      </w:r>
+      <w:r>
+        <w:rPr>
+          <w:rFonts w:ascii="Times New Roman" w:hAnsi="Times New Roman" w:cs="Times New Roman"/>
+        </w:rPr>
+        <w:lastRenderedPageBreak/>
+        <w:t>configuración y creación del plan, cobro de aportes programados, consulta del progreso e historial, notificación de eventos y cancelación del plan.</w:t>
+      </w:r>
+    </w:p>
+    <w:p>
+      <w:pPr>
+        <w:jc w:val="both"/>
+        <w:rPr>
+          <w:rFonts w:ascii="Times New Roman" w:hAnsi="Times New Roman" w:cs="Times New Roman"/>
+        </w:rPr>
+      </w:pPr>
+      <w:r>
+        <w:rPr>
+          <w:rFonts w:ascii="Times New Roman" w:hAnsi="Times New Roman" w:cs="Times New Roman"/>
+        </w:rPr>
+        <w:t>El objeto central del negocio es el plan de ahorro, cuyas condiciones deben ser aceptadas por el cliente. La fecha de débito funciona como el evento que inicia periódicamente el proceso de cobro del aporte programado.</w:t>
+      </w:r>
+    </w:p>
+    <w:p/>
+    <w:p>
+      <w:pPr>
         <w:pStyle w:val="Ttulo3"/>
         <w:rPr>
           <w:rFonts w:ascii="Times New Roman" w:hAnsi="Times New Roman" w:cs="Times New Roman"/>
@@ -5387,6 +6240,7 @@
     </w:p>
     <w:p>
       <w:pPr>
+        <w:jc w:val="both"/>
         <w:rPr>
           <w:rFonts w:ascii="Times New Roman" w:hAnsi="Times New Roman" w:cs="Times New Roman"/>
           <w:sz w:val="22"/>
@@ -5399,15 +6253,53 @@
           <w:sz w:val="22"/>
           <w:szCs w:val="22"/>
         </w:rPr>
-        <w:t>Pueden realizar una sola vista combinada o dos vistas pequeñas:</w:t>
-      </w:r>
-    </w:p>
-    <w:p>
-      <w:pPr>
+        <w:t>La vista de aplicaciones muestra los componentes que participan en la prestación del servicio. El cliente accede mediante la aplicación bancaria web o móvil y utiliza un proceso guiado para simular y configurar el plan.</w:t>
+      </w:r>
+    </w:p>
+    <w:p>
+      <w:pPr>
+        <w:jc w:val="both"/>
+        <w:rPr>
+          <w:rFonts w:ascii="Times New Roman" w:hAnsi="Times New Roman" w:cs="Times New Roman"/>
+          <w:sz w:val="22"/>
+          <w:szCs w:val="22"/>
+        </w:rPr>
+      </w:pPr>
+      <w:r>
+        <w:rPr>
+          <w:rFonts w:ascii="Times New Roman" w:hAnsi="Times New Roman" w:cs="Times New Roman"/>
+          <w:sz w:val="22"/>
+          <w:szCs w:val="22"/>
+        </w:rPr>
+        <w:t>Las solicitudes son recibidas por el API Gateway, que controla el acceso y dirige las operaciones hacia el servicio de planes de ahorro. La simulación podrá ejecutarse sin autenticación, bajo las restricciones correspondientes, mientras que la creación y administración de planes requerirán la validación del cliente mediante el servicio institucional de identidad y acceso.</w:t>
+      </w:r>
+    </w:p>
+    <w:p>
+      <w:pPr>
+        <w:jc w:val="both"/>
+        <w:rPr>
+          <w:rFonts w:ascii="Times New Roman" w:hAnsi="Times New Roman" w:cs="Times New Roman"/>
+          <w:sz w:val="22"/>
+          <w:szCs w:val="22"/>
+        </w:rPr>
+      </w:pPr>
+      <w:r>
+        <w:rPr>
+          <w:rFonts w:ascii="Times New Roman" w:hAnsi="Times New Roman" w:cs="Times New Roman"/>
+          <w:sz w:val="22"/>
+          <w:szCs w:val="22"/>
+        </w:rPr>
+        <w:t>El servicio de planes de ahorro administra la lógica correspondiente a:</w:t>
+      </w:r>
+    </w:p>
+    <w:p>
+      <w:pPr>
+        <w:pStyle w:val="Prrafodelista"/>
         <w:numPr>
           <w:ilvl w:val="0"/>
-          <w:numId w:val="19"/>
+          <w:numId w:val="45"/>
         </w:numPr>
+        <w:jc w:val="both"/>
         <w:rPr>
           <w:rFonts w:ascii="Times New Roman" w:hAnsi="Times New Roman" w:cs="Times New Roman"/>
           <w:sz w:val="22"/>
@@ -5420,15 +6312,33 @@
           <w:sz w:val="22"/>
           <w:szCs w:val="22"/>
         </w:rPr>
-        <w:t>Motivación y negocio: objetivos, necesidades, producto y servicio.</w:t>
-      </w:r>
-    </w:p>
-    <w:p>
-      <w:pPr>
+        <w:t>S</w:t>
+      </w:r>
+      <w:r>
+        <w:rPr>
+          <w:rFonts w:ascii="Times New Roman" w:hAnsi="Times New Roman" w:cs="Times New Roman"/>
+          <w:sz w:val="22"/>
+          <w:szCs w:val="22"/>
+        </w:rPr>
+        <w:t>imulación del ahorro</w:t>
+      </w:r>
+      <w:r>
+        <w:rPr>
+          <w:rFonts w:ascii="Times New Roman" w:hAnsi="Times New Roman" w:cs="Times New Roman"/>
+          <w:sz w:val="22"/>
+          <w:szCs w:val="22"/>
+        </w:rPr>
+        <w:t>.</w:t>
+      </w:r>
+    </w:p>
+    <w:p>
+      <w:pPr>
+        <w:pStyle w:val="Prrafodelista"/>
         <w:numPr>
           <w:ilvl w:val="0"/>
-          <w:numId w:val="19"/>
+          <w:numId w:val="45"/>
         </w:numPr>
+        <w:jc w:val="both"/>
         <w:rPr>
           <w:rFonts w:ascii="Times New Roman" w:hAnsi="Times New Roman" w:cs="Times New Roman"/>
           <w:sz w:val="22"/>
@@ -5441,53 +6351,512 @@
           <w:sz w:val="22"/>
           <w:szCs w:val="22"/>
         </w:rPr>
-        <w:t xml:space="preserve">Aplicaciones: aplicación bancaria, API, </w:t>
-      </w:r>
-      <w:proofErr w:type="spellStart"/>
+        <w:t>C</w:t>
+      </w:r>
       <w:r>
         <w:rPr>
           <w:rFonts w:ascii="Times New Roman" w:hAnsi="Times New Roman" w:cs="Times New Roman"/>
           <w:sz w:val="22"/>
           <w:szCs w:val="22"/>
         </w:rPr>
-        <w:t>core</w:t>
-      </w:r>
-      <w:proofErr w:type="spellEnd"/>
+        <w:t>reación y configuración de planes</w:t>
+      </w:r>
       <w:r>
         <w:rPr>
           <w:rFonts w:ascii="Times New Roman" w:hAnsi="Times New Roman" w:cs="Times New Roman"/>
           <w:sz w:val="22"/>
           <w:szCs w:val="22"/>
         </w:rPr>
-        <w:t>, crédito, notificaciones y analítica.</w:t>
-      </w:r>
-    </w:p>
-    <w:p>
-      <w:pPr>
+        <w:t>.</w:t>
+      </w:r>
+    </w:p>
+    <w:p>
+      <w:pPr>
+        <w:pStyle w:val="Prrafodelista"/>
+        <w:numPr>
+          <w:ilvl w:val="0"/>
+          <w:numId w:val="45"/>
+        </w:numPr>
+        <w:jc w:val="both"/>
         <w:rPr>
           <w:rFonts w:ascii="Times New Roman" w:hAnsi="Times New Roman" w:cs="Times New Roman"/>
           <w:sz w:val="22"/>
           <w:szCs w:val="22"/>
         </w:rPr>
       </w:pPr>
-      <w:proofErr w:type="spellStart"/>
       <w:r>
         <w:rPr>
           <w:rFonts w:ascii="Times New Roman" w:hAnsi="Times New Roman" w:cs="Times New Roman"/>
           <w:sz w:val="22"/>
           <w:szCs w:val="22"/>
         </w:rPr>
-        <w:t>ArchiMate</w:t>
-      </w:r>
-      <w:proofErr w:type="spellEnd"/>
+        <w:t>A</w:t>
+      </w:r>
       <w:r>
         <w:rPr>
           <w:rFonts w:ascii="Times New Roman" w:hAnsi="Times New Roman" w:cs="Times New Roman"/>
           <w:sz w:val="22"/>
           <w:szCs w:val="22"/>
         </w:rPr>
-        <w:t xml:space="preserve"> funciona aquí como respaldo visual del documento, no como sustituto del modelo de negocio.</w:t>
-      </w:r>
+        <w:t>dministración del bloqueo</w:t>
+      </w:r>
+      <w:r>
+        <w:rPr>
+          <w:rFonts w:ascii="Times New Roman" w:hAnsi="Times New Roman" w:cs="Times New Roman"/>
+          <w:sz w:val="22"/>
+          <w:szCs w:val="22"/>
+        </w:rPr>
+        <w:t>.</w:t>
+      </w:r>
+    </w:p>
+    <w:p>
+      <w:pPr>
+        <w:pStyle w:val="Prrafodelista"/>
+        <w:numPr>
+          <w:ilvl w:val="0"/>
+          <w:numId w:val="45"/>
+        </w:numPr>
+        <w:jc w:val="both"/>
+        <w:rPr>
+          <w:rFonts w:ascii="Times New Roman" w:hAnsi="Times New Roman" w:cs="Times New Roman"/>
+          <w:sz w:val="22"/>
+          <w:szCs w:val="22"/>
+        </w:rPr>
+      </w:pPr>
+      <w:r>
+        <w:rPr>
+          <w:rFonts w:ascii="Times New Roman" w:hAnsi="Times New Roman" w:cs="Times New Roman"/>
+          <w:sz w:val="22"/>
+          <w:szCs w:val="22"/>
+        </w:rPr>
+        <w:t>S</w:t>
+      </w:r>
+      <w:r>
+        <w:rPr>
+          <w:rFonts w:ascii="Times New Roman" w:hAnsi="Times New Roman" w:cs="Times New Roman"/>
+          <w:sz w:val="22"/>
+          <w:szCs w:val="22"/>
+        </w:rPr>
+        <w:t>eguimiento del progreso</w:t>
+      </w:r>
+      <w:r>
+        <w:rPr>
+          <w:rFonts w:ascii="Times New Roman" w:hAnsi="Times New Roman" w:cs="Times New Roman"/>
+          <w:sz w:val="22"/>
+          <w:szCs w:val="22"/>
+        </w:rPr>
+        <w:t>.</w:t>
+      </w:r>
+    </w:p>
+    <w:p>
+      <w:pPr>
+        <w:pStyle w:val="Prrafodelista"/>
+        <w:numPr>
+          <w:ilvl w:val="0"/>
+          <w:numId w:val="45"/>
+        </w:numPr>
+        <w:jc w:val="both"/>
+        <w:rPr>
+          <w:rFonts w:ascii="Times New Roman" w:hAnsi="Times New Roman" w:cs="Times New Roman"/>
+          <w:sz w:val="22"/>
+          <w:szCs w:val="22"/>
+        </w:rPr>
+      </w:pPr>
+      <w:r>
+        <w:rPr>
+          <w:rFonts w:ascii="Times New Roman" w:hAnsi="Times New Roman" w:cs="Times New Roman"/>
+          <w:sz w:val="22"/>
+          <w:szCs w:val="22"/>
+        </w:rPr>
+        <w:t>C</w:t>
+      </w:r>
+      <w:r>
+        <w:rPr>
+          <w:rFonts w:ascii="Times New Roman" w:hAnsi="Times New Roman" w:cs="Times New Roman"/>
+          <w:sz w:val="22"/>
+          <w:szCs w:val="22"/>
+        </w:rPr>
+        <w:t>onsulta del historial</w:t>
+      </w:r>
+      <w:r>
+        <w:rPr>
+          <w:rFonts w:ascii="Times New Roman" w:hAnsi="Times New Roman" w:cs="Times New Roman"/>
+          <w:sz w:val="22"/>
+          <w:szCs w:val="22"/>
+        </w:rPr>
+        <w:t>.</w:t>
+      </w:r>
+    </w:p>
+    <w:p>
+      <w:pPr>
+        <w:pStyle w:val="Prrafodelista"/>
+        <w:numPr>
+          <w:ilvl w:val="0"/>
+          <w:numId w:val="45"/>
+        </w:numPr>
+        <w:jc w:val="both"/>
+        <w:rPr>
+          <w:rFonts w:ascii="Times New Roman" w:hAnsi="Times New Roman" w:cs="Times New Roman"/>
+          <w:sz w:val="22"/>
+          <w:szCs w:val="22"/>
+        </w:rPr>
+      </w:pPr>
+      <w:r>
+        <w:rPr>
+          <w:rFonts w:ascii="Times New Roman" w:hAnsi="Times New Roman" w:cs="Times New Roman"/>
+          <w:sz w:val="22"/>
+          <w:szCs w:val="22"/>
+        </w:rPr>
+        <w:t>C</w:t>
+      </w:r>
+      <w:r>
+        <w:rPr>
+          <w:rFonts w:ascii="Times New Roman" w:hAnsi="Times New Roman" w:cs="Times New Roman"/>
+          <w:sz w:val="22"/>
+          <w:szCs w:val="22"/>
+        </w:rPr>
+        <w:t>oordinación de los aportes programados</w:t>
+      </w:r>
+      <w:r>
+        <w:rPr>
+          <w:rFonts w:ascii="Times New Roman" w:hAnsi="Times New Roman" w:cs="Times New Roman"/>
+          <w:sz w:val="22"/>
+          <w:szCs w:val="22"/>
+        </w:rPr>
+        <w:t>.</w:t>
+      </w:r>
+    </w:p>
+    <w:p>
+      <w:pPr>
+        <w:pStyle w:val="Prrafodelista"/>
+        <w:numPr>
+          <w:ilvl w:val="0"/>
+          <w:numId w:val="45"/>
+        </w:numPr>
+        <w:jc w:val="both"/>
+        <w:rPr>
+          <w:rFonts w:ascii="Times New Roman" w:hAnsi="Times New Roman" w:cs="Times New Roman"/>
+          <w:sz w:val="22"/>
+          <w:szCs w:val="22"/>
+        </w:rPr>
+      </w:pPr>
+      <w:r>
+        <w:rPr>
+          <w:rFonts w:ascii="Times New Roman" w:hAnsi="Times New Roman" w:cs="Times New Roman"/>
+          <w:sz w:val="22"/>
+          <w:szCs w:val="22"/>
+        </w:rPr>
+        <w:t>C</w:t>
+      </w:r>
+      <w:r>
+        <w:rPr>
+          <w:rFonts w:ascii="Times New Roman" w:hAnsi="Times New Roman" w:cs="Times New Roman"/>
+          <w:sz w:val="22"/>
+          <w:szCs w:val="22"/>
+        </w:rPr>
+        <w:t>ancelación de planes</w:t>
+      </w:r>
+      <w:r>
+        <w:rPr>
+          <w:rFonts w:ascii="Times New Roman" w:hAnsi="Times New Roman" w:cs="Times New Roman"/>
+          <w:sz w:val="22"/>
+          <w:szCs w:val="22"/>
+        </w:rPr>
+        <w:t>.</w:t>
+      </w:r>
+    </w:p>
+    <w:p>
+      <w:pPr>
+        <w:pStyle w:val="Prrafodelista"/>
+        <w:numPr>
+          <w:ilvl w:val="0"/>
+          <w:numId w:val="45"/>
+        </w:numPr>
+        <w:jc w:val="both"/>
+        <w:rPr>
+          <w:rFonts w:ascii="Times New Roman" w:hAnsi="Times New Roman" w:cs="Times New Roman"/>
+          <w:sz w:val="22"/>
+          <w:szCs w:val="22"/>
+        </w:rPr>
+      </w:pPr>
+      <w:r>
+        <w:rPr>
+          <w:rFonts w:ascii="Times New Roman" w:hAnsi="Times New Roman" w:cs="Times New Roman"/>
+          <w:sz w:val="22"/>
+          <w:szCs w:val="22"/>
+        </w:rPr>
+        <w:t>G</w:t>
+      </w:r>
+      <w:r>
+        <w:rPr>
+          <w:rFonts w:ascii="Times New Roman" w:hAnsi="Times New Roman" w:cs="Times New Roman"/>
+          <w:sz w:val="22"/>
+          <w:szCs w:val="22"/>
+        </w:rPr>
+        <w:t>eneración de eventos de notificación.</w:t>
+      </w:r>
+    </w:p>
+    <w:p>
+      <w:pPr>
+        <w:jc w:val="both"/>
+        <w:rPr>
+          <w:rFonts w:ascii="Times New Roman" w:hAnsi="Times New Roman" w:cs="Times New Roman"/>
+          <w:sz w:val="22"/>
+          <w:szCs w:val="22"/>
+        </w:rPr>
+      </w:pPr>
+      <w:r>
+        <w:rPr>
+          <w:rFonts w:ascii="Times New Roman" w:hAnsi="Times New Roman" w:cs="Times New Roman"/>
+          <w:sz w:val="22"/>
+          <w:szCs w:val="22"/>
+        </w:rPr>
+        <w:t xml:space="preserve">El trabajador de débitos ejecuta las tareas programadas y solicita al </w:t>
+      </w:r>
+      <w:r>
+        <w:rPr>
+          <w:rFonts w:ascii="Times New Roman" w:hAnsi="Times New Roman" w:cs="Times New Roman"/>
+          <w:sz w:val="22"/>
+          <w:szCs w:val="22"/>
+        </w:rPr>
+        <w:t>Core</w:t>
+      </w:r>
+      <w:r>
+        <w:rPr>
+          <w:rFonts w:ascii="Times New Roman" w:hAnsi="Times New Roman" w:cs="Times New Roman"/>
+          <w:sz w:val="22"/>
+          <w:szCs w:val="22"/>
+        </w:rPr>
+        <w:t xml:space="preserve"> bancario el cobro de cada aporte. Cuando un débito no puede completarse, se aplicará la política de hasta cinco intentos, separados por periodos de 24 horas. Si el quinto intento falla, la cuota se cancela y el plazo del plan se extiende un mes, sin generar deuda acumulada.</w:t>
+      </w:r>
+    </w:p>
+    <w:p>
+      <w:pPr>
+        <w:jc w:val="both"/>
+        <w:rPr>
+          <w:rFonts w:ascii="Times New Roman" w:hAnsi="Times New Roman" w:cs="Times New Roman"/>
+          <w:sz w:val="22"/>
+          <w:szCs w:val="22"/>
+        </w:rPr>
+      </w:pPr>
+      <w:r>
+        <w:rPr>
+          <w:rFonts w:ascii="Times New Roman" w:hAnsi="Times New Roman" w:cs="Times New Roman"/>
+          <w:sz w:val="22"/>
+          <w:szCs w:val="22"/>
+        </w:rPr>
+        <w:t xml:space="preserve">El </w:t>
+      </w:r>
+      <w:r>
+        <w:rPr>
+          <w:rFonts w:ascii="Times New Roman" w:hAnsi="Times New Roman" w:cs="Times New Roman"/>
+          <w:sz w:val="22"/>
+          <w:szCs w:val="22"/>
+        </w:rPr>
+        <w:t>Core</w:t>
+      </w:r>
+      <w:r>
+        <w:rPr>
+          <w:rFonts w:ascii="Times New Roman" w:hAnsi="Times New Roman" w:cs="Times New Roman"/>
+          <w:sz w:val="22"/>
+          <w:szCs w:val="22"/>
+        </w:rPr>
+        <w:t xml:space="preserve"> bancario mantiene la responsabilidad sobre las cuentas, los saldos, los movimientos contables, los débitos y el bloqueo efectivo de los fondos. El servicio institucional de notificaciones entrega los avisos generados por los eventos del plan.</w:t>
+      </w:r>
+    </w:p>
+    <w:p>
+      <w:pPr>
+        <w:jc w:val="both"/>
+        <w:rPr>
+          <w:rFonts w:ascii="Times New Roman" w:hAnsi="Times New Roman" w:cs="Times New Roman"/>
+          <w:sz w:val="22"/>
+          <w:szCs w:val="22"/>
+        </w:rPr>
+      </w:pPr>
+      <w:r>
+        <w:rPr>
+          <w:rFonts w:ascii="Times New Roman" w:hAnsi="Times New Roman" w:cs="Times New Roman"/>
+          <w:sz w:val="22"/>
+          <w:szCs w:val="22"/>
+        </w:rPr>
+        <w:t xml:space="preserve">La información propia del dominio se organiza en los registros del plan, el calendario de aportes y el historial inmutable de movimientos. Esta separación permite que la API administre el ciclo de vida del plan sin asumir las responsabilidades financieras y contables del </w:t>
+      </w:r>
+      <w:r>
+        <w:rPr>
+          <w:rFonts w:ascii="Times New Roman" w:hAnsi="Times New Roman" w:cs="Times New Roman"/>
+          <w:sz w:val="22"/>
+          <w:szCs w:val="22"/>
+        </w:rPr>
+        <w:t>Core</w:t>
+      </w:r>
+      <w:r>
+        <w:rPr>
+          <w:rFonts w:ascii="Times New Roman" w:hAnsi="Times New Roman" w:cs="Times New Roman"/>
+          <w:sz w:val="22"/>
+          <w:szCs w:val="22"/>
+        </w:rPr>
+        <w:t xml:space="preserve"> bancario.</w:t>
+      </w:r>
+    </w:p>
+    <w:p>
+      <w:pPr>
+        <w:jc w:val="both"/>
+        <w:rPr>
+          <w:rFonts w:ascii="Times New Roman" w:hAnsi="Times New Roman" w:cs="Times New Roman"/>
+          <w:sz w:val="22"/>
+          <w:szCs w:val="22"/>
+        </w:rPr>
+      </w:pPr>
+    </w:p>
+    <w:p>
+      <w:pPr>
+        <w:pStyle w:val="Ttulo3"/>
+        <w:rPr>
+          <w:rFonts w:ascii="Times New Roman" w:hAnsi="Times New Roman" w:cs="Times New Roman"/>
+          <w:b/>
+          <w:bCs/>
+          <w:color w:val="auto"/>
+          <w:sz w:val="24"/>
+          <w:szCs w:val="24"/>
+        </w:rPr>
+      </w:pPr>
+      <w:r>
+        <w:rPr>
+          <w:rFonts w:ascii="Times New Roman" w:hAnsi="Times New Roman" w:cs="Times New Roman"/>
+          <w:b/>
+          <w:bCs/>
+          <w:color w:val="auto"/>
+          <w:sz w:val="24"/>
+          <w:szCs w:val="24"/>
+        </w:rPr>
+        <w:t>7.</w:t>
+      </w:r>
+      <w:r>
+        <w:rPr>
+          <w:rFonts w:ascii="Times New Roman" w:hAnsi="Times New Roman" w:cs="Times New Roman"/>
+          <w:b/>
+          <w:bCs/>
+          <w:color w:val="auto"/>
+          <w:sz w:val="24"/>
+          <w:szCs w:val="24"/>
+        </w:rPr>
+        <w:t>3</w:t>
+      </w:r>
+      <w:r>
+        <w:rPr>
+          <w:rFonts w:ascii="Times New Roman" w:hAnsi="Times New Roman" w:cs="Times New Roman"/>
+          <w:b/>
+          <w:bCs/>
+          <w:color w:val="auto"/>
+          <w:sz w:val="24"/>
+          <w:szCs w:val="24"/>
+        </w:rPr>
+        <w:t xml:space="preserve"> Vista de </w:t>
+      </w:r>
+      <w:r>
+        <w:rPr>
+          <w:rFonts w:ascii="Times New Roman" w:hAnsi="Times New Roman" w:cs="Times New Roman"/>
+          <w:b/>
+          <w:bCs/>
+          <w:color w:val="auto"/>
+          <w:sz w:val="24"/>
+          <w:szCs w:val="24"/>
+        </w:rPr>
+        <w:t>infraestructura</w:t>
+      </w:r>
+    </w:p>
+    <w:p>
+      <w:pPr>
+        <w:jc w:val="both"/>
+        <w:rPr>
+          <w:rFonts w:ascii="Times New Roman" w:hAnsi="Times New Roman" w:cs="Times New Roman"/>
+          <w:sz w:val="22"/>
+          <w:szCs w:val="22"/>
+        </w:rPr>
+      </w:pPr>
+      <w:r>
+        <w:rPr>
+          <w:rFonts w:ascii="Times New Roman" w:hAnsi="Times New Roman" w:cs="Times New Roman"/>
+          <w:sz w:val="22"/>
+          <w:szCs w:val="22"/>
+        </w:rPr>
+        <w:t>La vista de infraestructura presenta los recursos necesarios para ejecutar los componentes de la nueva funcionalidad. La API y el trabajador de débitos se desplegarán en una plataforma de ejecución basada en contenedores.</w:t>
+      </w:r>
+    </w:p>
+    <w:p>
+      <w:pPr>
+        <w:jc w:val="both"/>
+        <w:rPr>
+          <w:rFonts w:ascii="Times New Roman" w:hAnsi="Times New Roman" w:cs="Times New Roman"/>
+          <w:sz w:val="22"/>
+          <w:szCs w:val="22"/>
+        </w:rPr>
+      </w:pPr>
+      <w:r>
+        <w:rPr>
+          <w:rFonts w:ascii="Times New Roman" w:hAnsi="Times New Roman" w:cs="Times New Roman"/>
+          <w:sz w:val="22"/>
+          <w:szCs w:val="22"/>
+        </w:rPr>
+        <w:lastRenderedPageBreak/>
+        <w:t>La solución utilizará una base de datos relacional para almacenar los planes, calendarios de aportes y movimientos. También contará con mecanismos de mensajería o eventos para coordinar procesos como las notificaciones, además de servicios de gestión de secretos, cifrado, registros, métricas y trazas.</w:t>
+      </w:r>
+    </w:p>
+    <w:p>
+      <w:pPr>
+        <w:jc w:val="both"/>
+        <w:rPr>
+          <w:rFonts w:ascii="Times New Roman" w:hAnsi="Times New Roman" w:cs="Times New Roman"/>
+          <w:sz w:val="22"/>
+          <w:szCs w:val="22"/>
+        </w:rPr>
+      </w:pPr>
+      <w:r>
+        <w:rPr>
+          <w:rFonts w:ascii="Times New Roman" w:hAnsi="Times New Roman" w:cs="Times New Roman"/>
+          <w:sz w:val="22"/>
+          <w:szCs w:val="22"/>
+        </w:rPr>
+        <w:t xml:space="preserve">La infraestructura reutilizará los servicios existentes de identidad, </w:t>
+      </w:r>
+      <w:proofErr w:type="spellStart"/>
+      <w:r>
+        <w:rPr>
+          <w:rFonts w:ascii="Times New Roman" w:hAnsi="Times New Roman" w:cs="Times New Roman"/>
+          <w:sz w:val="22"/>
+          <w:szCs w:val="22"/>
+        </w:rPr>
+        <w:t>core</w:t>
+      </w:r>
+      <w:proofErr w:type="spellEnd"/>
+      <w:r>
+        <w:rPr>
+          <w:rFonts w:ascii="Times New Roman" w:hAnsi="Times New Roman" w:cs="Times New Roman"/>
+          <w:sz w:val="22"/>
+          <w:szCs w:val="22"/>
+        </w:rPr>
+        <w:t xml:space="preserve"> bancario y notificaciones. Por tanto, el nuevo despliegue se concentrará en la API, el trabajador de débitos y el almacenamiento correspondiente al dominio de planes de ahorro.</w:t>
+      </w:r>
+    </w:p>
+    <w:p>
+      <w:pPr>
+        <w:jc w:val="both"/>
+        <w:rPr>
+          <w:rFonts w:ascii="Times New Roman" w:hAnsi="Times New Roman" w:cs="Times New Roman"/>
+          <w:sz w:val="22"/>
+          <w:szCs w:val="22"/>
+        </w:rPr>
+      </w:pPr>
+    </w:p>
+    <w:p>
+      <w:pPr>
+        <w:jc w:val="both"/>
+        <w:rPr>
+          <w:rFonts w:ascii="Times New Roman" w:hAnsi="Times New Roman" w:cs="Times New Roman"/>
+          <w:sz w:val="22"/>
+          <w:szCs w:val="22"/>
+        </w:rPr>
+      </w:pPr>
     </w:p>
     <w:p>
       <w:pPr>
@@ -5711,16 +7080,14 @@
               </w:rPr>
               <w:t xml:space="preserve">El </w:t>
             </w:r>
-            <w:proofErr w:type="spellStart"/>
             <w:r>
               <w:rPr>
                 <w:rFonts w:ascii="Times New Roman" w:hAnsi="Times New Roman" w:cs="Times New Roman"/>
                 <w:sz w:val="22"/>
                 <w:szCs w:val="22"/>
               </w:rPr>
-              <w:t>core</w:t>
-            </w:r>
-            <w:proofErr w:type="spellEnd"/>
+              <w:t>Core</w:t>
+            </w:r>
             <w:r>
               <w:rPr>
                 <w:rFonts w:ascii="Times New Roman" w:hAnsi="Times New Roman" w:cs="Times New Roman"/>
@@ -5941,16 +7308,14 @@
               </w:rPr>
               <w:t xml:space="preserve">La API no modifica directamente los datos del </w:t>
             </w:r>
-            <w:proofErr w:type="spellStart"/>
             <w:r>
               <w:rPr>
                 <w:rFonts w:ascii="Times New Roman" w:hAnsi="Times New Roman" w:cs="Times New Roman"/>
                 <w:sz w:val="22"/>
                 <w:szCs w:val="22"/>
               </w:rPr>
-              <w:t>core</w:t>
-            </w:r>
-            <w:proofErr w:type="spellEnd"/>
+              <w:t>Core</w:t>
+            </w:r>
           </w:p>
         </w:tc>
       </w:tr>
@@ -6426,6 +7791,232 @@
     </w:lvl>
   </w:abstractNum>
   <w:abstractNum w:abstractNumId="2" w15:restartNumberingAfterBreak="0">
+    <w:nsid w:val="03806976"/>
+    <w:multiLevelType w:val="multilevel"/>
+    <w:tmpl w:val="67A8F5CE"/>
+    <w:lvl w:ilvl="0">
+      <w:start w:val="3"/>
+      <w:numFmt w:val="decimal"/>
+      <w:lvlText w:val="%1"/>
+      <w:lvlJc w:val="left"/>
+      <w:pPr>
+        <w:ind w:left="360" w:hanging="360"/>
+      </w:pPr>
+      <w:rPr>
+        <w:rFonts w:hint="default"/>
+      </w:rPr>
+    </w:lvl>
+    <w:lvl w:ilvl="1">
+      <w:start w:val="2"/>
+      <w:numFmt w:val="decimal"/>
+      <w:lvlText w:val="%1.%2"/>
+      <w:lvlJc w:val="left"/>
+      <w:pPr>
+        <w:ind w:left="360" w:hanging="360"/>
+      </w:pPr>
+      <w:rPr>
+        <w:rFonts w:hint="default"/>
+      </w:rPr>
+    </w:lvl>
+    <w:lvl w:ilvl="2">
+      <w:start w:val="1"/>
+      <w:numFmt w:val="decimal"/>
+      <w:lvlText w:val="%1.%2.%3"/>
+      <w:lvlJc w:val="left"/>
+      <w:pPr>
+        <w:ind w:left="720" w:hanging="720"/>
+      </w:pPr>
+      <w:rPr>
+        <w:rFonts w:hint="default"/>
+      </w:rPr>
+    </w:lvl>
+    <w:lvl w:ilvl="3">
+      <w:start w:val="1"/>
+      <w:numFmt w:val="decimal"/>
+      <w:lvlText w:val="%1.%2.%3.%4"/>
+      <w:lvlJc w:val="left"/>
+      <w:pPr>
+        <w:ind w:left="720" w:hanging="720"/>
+      </w:pPr>
+      <w:rPr>
+        <w:rFonts w:hint="default"/>
+      </w:rPr>
+    </w:lvl>
+    <w:lvl w:ilvl="4">
+      <w:start w:val="1"/>
+      <w:numFmt w:val="decimal"/>
+      <w:lvlText w:val="%1.%2.%3.%4.%5"/>
+      <w:lvlJc w:val="left"/>
+      <w:pPr>
+        <w:ind w:left="1080" w:hanging="1080"/>
+      </w:pPr>
+      <w:rPr>
+        <w:rFonts w:hint="default"/>
+      </w:rPr>
+    </w:lvl>
+    <w:lvl w:ilvl="5">
+      <w:start w:val="1"/>
+      <w:numFmt w:val="decimal"/>
+      <w:lvlText w:val="%1.%2.%3.%4.%5.%6"/>
+      <w:lvlJc w:val="left"/>
+      <w:pPr>
+        <w:ind w:left="1080" w:hanging="1080"/>
+      </w:pPr>
+      <w:rPr>
+        <w:rFonts w:hint="default"/>
+      </w:rPr>
+    </w:lvl>
+    <w:lvl w:ilvl="6">
+      <w:start w:val="1"/>
+      <w:numFmt w:val="decimal"/>
+      <w:lvlText w:val="%1.%2.%3.%4.%5.%6.%7"/>
+      <w:lvlJc w:val="left"/>
+      <w:pPr>
+        <w:ind w:left="1440" w:hanging="1440"/>
+      </w:pPr>
+      <w:rPr>
+        <w:rFonts w:hint="default"/>
+      </w:rPr>
+    </w:lvl>
+    <w:lvl w:ilvl="7">
+      <w:start w:val="1"/>
+      <w:numFmt w:val="decimal"/>
+      <w:lvlText w:val="%1.%2.%3.%4.%5.%6.%7.%8"/>
+      <w:lvlJc w:val="left"/>
+      <w:pPr>
+        <w:ind w:left="1440" w:hanging="1440"/>
+      </w:pPr>
+      <w:rPr>
+        <w:rFonts w:hint="default"/>
+      </w:rPr>
+    </w:lvl>
+    <w:lvl w:ilvl="8">
+      <w:start w:val="1"/>
+      <w:numFmt w:val="decimal"/>
+      <w:lvlText w:val="%1.%2.%3.%4.%5.%6.%7.%8.%9"/>
+      <w:lvlJc w:val="left"/>
+      <w:pPr>
+        <w:ind w:left="1800" w:hanging="1800"/>
+      </w:pPr>
+      <w:rPr>
+        <w:rFonts w:hint="default"/>
+      </w:rPr>
+    </w:lvl>
+  </w:abstractNum>
+  <w:abstractNum w:abstractNumId="3" w15:restartNumberingAfterBreak="0">
+    <w:nsid w:val="04DE6868"/>
+    <w:multiLevelType w:val="hybridMultilevel"/>
+    <w:tmpl w:val="724C3ACA"/>
+    <w:lvl w:ilvl="0" w:tplc="300A0001">
+      <w:start w:val="1"/>
+      <w:numFmt w:val="bullet"/>
+      <w:lvlText w:val=""/>
+      <w:lvlJc w:val="left"/>
+      <w:pPr>
+        <w:ind w:left="720" w:hanging="360"/>
+      </w:pPr>
+      <w:rPr>
+        <w:rFonts w:ascii="Symbol" w:hAnsi="Symbol" w:hint="default"/>
+      </w:rPr>
+    </w:lvl>
+    <w:lvl w:ilvl="1" w:tplc="300A0003" w:tentative="1">
+      <w:start w:val="1"/>
+      <w:numFmt w:val="bullet"/>
+      <w:lvlText w:val="o"/>
+      <w:lvlJc w:val="left"/>
+      <w:pPr>
+        <w:ind w:left="1440" w:hanging="360"/>
+      </w:pPr>
+      <w:rPr>
+        <w:rFonts w:ascii="Courier New" w:hAnsi="Courier New" w:cs="Courier New" w:hint="default"/>
+      </w:rPr>
+    </w:lvl>
+    <w:lvl w:ilvl="2" w:tplc="300A0005" w:tentative="1">
+      <w:start w:val="1"/>
+      <w:numFmt w:val="bullet"/>
+      <w:lvlText w:val=""/>
+      <w:lvlJc w:val="left"/>
+      <w:pPr>
+        <w:ind w:left="2160" w:hanging="360"/>
+      </w:pPr>
+      <w:rPr>
+        <w:rFonts w:ascii="Wingdings" w:hAnsi="Wingdings" w:hint="default"/>
+      </w:rPr>
+    </w:lvl>
+    <w:lvl w:ilvl="3" w:tplc="300A0001" w:tentative="1">
+      <w:start w:val="1"/>
+      <w:numFmt w:val="bullet"/>
+      <w:lvlText w:val=""/>
+      <w:lvlJc w:val="left"/>
+      <w:pPr>
+        <w:ind w:left="2880" w:hanging="360"/>
+      </w:pPr>
+      <w:rPr>
+        <w:rFonts w:ascii="Symbol" w:hAnsi="Symbol" w:hint="default"/>
+      </w:rPr>
+    </w:lvl>
+    <w:lvl w:ilvl="4" w:tplc="300A0003" w:tentative="1">
+      <w:start w:val="1"/>
+      <w:numFmt w:val="bullet"/>
+      <w:lvlText w:val="o"/>
+      <w:lvlJc w:val="left"/>
+      <w:pPr>
+        <w:ind w:left="3600" w:hanging="360"/>
+      </w:pPr>
+      <w:rPr>
+        <w:rFonts w:ascii="Courier New" w:hAnsi="Courier New" w:cs="Courier New" w:hint="default"/>
+      </w:rPr>
+    </w:lvl>
+    <w:lvl w:ilvl="5" w:tplc="300A0005" w:tentative="1">
+      <w:start w:val="1"/>
+      <w:numFmt w:val="bullet"/>
+      <w:lvlText w:val=""/>
+      <w:lvlJc w:val="left"/>
+      <w:pPr>
+        <w:ind w:left="4320" w:hanging="360"/>
+      </w:pPr>
+      <w:rPr>
+        <w:rFonts w:ascii="Wingdings" w:hAnsi="Wingdings" w:hint="default"/>
+      </w:rPr>
+    </w:lvl>
+    <w:lvl w:ilvl="6" w:tplc="300A0001" w:tentative="1">
+      <w:start w:val="1"/>
+      <w:numFmt w:val="bullet"/>
+      <w:lvlText w:val=""/>
+      <w:lvlJc w:val="left"/>
+      <w:pPr>
+        <w:ind w:left="5040" w:hanging="360"/>
+      </w:pPr>
+      <w:rPr>
+        <w:rFonts w:ascii="Symbol" w:hAnsi="Symbol" w:hint="default"/>
+      </w:rPr>
+    </w:lvl>
+    <w:lvl w:ilvl="7" w:tplc="300A0003" w:tentative="1">
+      <w:start w:val="1"/>
+      <w:numFmt w:val="bullet"/>
+      <w:lvlText w:val="o"/>
+      <w:lvlJc w:val="left"/>
+      <w:pPr>
+        <w:ind w:left="5760" w:hanging="360"/>
+      </w:pPr>
+      <w:rPr>
+        <w:rFonts w:ascii="Courier New" w:hAnsi="Courier New" w:cs="Courier New" w:hint="default"/>
+      </w:rPr>
+    </w:lvl>
+    <w:lvl w:ilvl="8" w:tplc="300A0005" w:tentative="1">
+      <w:start w:val="1"/>
+      <w:numFmt w:val="bullet"/>
+      <w:lvlText w:val=""/>
+      <w:lvlJc w:val="left"/>
+      <w:pPr>
+        <w:ind w:left="6480" w:hanging="360"/>
+      </w:pPr>
+      <w:rPr>
+        <w:rFonts w:ascii="Wingdings" w:hAnsi="Wingdings" w:hint="default"/>
+      </w:rPr>
+    </w:lvl>
+  </w:abstractNum>
+  <w:abstractNum w:abstractNumId="4" w15:restartNumberingAfterBreak="0">
     <w:nsid w:val="05A535E3"/>
     <w:multiLevelType w:val="hybridMultilevel"/>
     <w:tmpl w:val="1AA6BA08"/>
@@ -6538,7 +8129,346 @@
       </w:rPr>
     </w:lvl>
   </w:abstractNum>
-  <w:abstractNum w:abstractNumId="3" w15:restartNumberingAfterBreak="0">
+  <w:abstractNum w:abstractNumId="5" w15:restartNumberingAfterBreak="0">
+    <w:nsid w:val="0AC42EE2"/>
+    <w:multiLevelType w:val="hybridMultilevel"/>
+    <w:tmpl w:val="C33A4044"/>
+    <w:lvl w:ilvl="0" w:tplc="300A0001">
+      <w:start w:val="1"/>
+      <w:numFmt w:val="bullet"/>
+      <w:lvlText w:val=""/>
+      <w:lvlJc w:val="left"/>
+      <w:pPr>
+        <w:ind w:left="720" w:hanging="360"/>
+      </w:pPr>
+      <w:rPr>
+        <w:rFonts w:ascii="Symbol" w:hAnsi="Symbol" w:hint="default"/>
+      </w:rPr>
+    </w:lvl>
+    <w:lvl w:ilvl="1" w:tplc="300A0003" w:tentative="1">
+      <w:start w:val="1"/>
+      <w:numFmt w:val="bullet"/>
+      <w:lvlText w:val="o"/>
+      <w:lvlJc w:val="left"/>
+      <w:pPr>
+        <w:ind w:left="1440" w:hanging="360"/>
+      </w:pPr>
+      <w:rPr>
+        <w:rFonts w:ascii="Courier New" w:hAnsi="Courier New" w:cs="Courier New" w:hint="default"/>
+      </w:rPr>
+    </w:lvl>
+    <w:lvl w:ilvl="2" w:tplc="300A0005" w:tentative="1">
+      <w:start w:val="1"/>
+      <w:numFmt w:val="bullet"/>
+      <w:lvlText w:val=""/>
+      <w:lvlJc w:val="left"/>
+      <w:pPr>
+        <w:ind w:left="2160" w:hanging="360"/>
+      </w:pPr>
+      <w:rPr>
+        <w:rFonts w:ascii="Wingdings" w:hAnsi="Wingdings" w:hint="default"/>
+      </w:rPr>
+    </w:lvl>
+    <w:lvl w:ilvl="3" w:tplc="300A0001" w:tentative="1">
+      <w:start w:val="1"/>
+      <w:numFmt w:val="bullet"/>
+      <w:lvlText w:val=""/>
+      <w:lvlJc w:val="left"/>
+      <w:pPr>
+        <w:ind w:left="2880" w:hanging="360"/>
+      </w:pPr>
+      <w:rPr>
+        <w:rFonts w:ascii="Symbol" w:hAnsi="Symbol" w:hint="default"/>
+      </w:rPr>
+    </w:lvl>
+    <w:lvl w:ilvl="4" w:tplc="300A0003" w:tentative="1">
+      <w:start w:val="1"/>
+      <w:numFmt w:val="bullet"/>
+      <w:lvlText w:val="o"/>
+      <w:lvlJc w:val="left"/>
+      <w:pPr>
+        <w:ind w:left="3600" w:hanging="360"/>
+      </w:pPr>
+      <w:rPr>
+        <w:rFonts w:ascii="Courier New" w:hAnsi="Courier New" w:cs="Courier New" w:hint="default"/>
+      </w:rPr>
+    </w:lvl>
+    <w:lvl w:ilvl="5" w:tplc="300A0005" w:tentative="1">
+      <w:start w:val="1"/>
+      <w:numFmt w:val="bullet"/>
+      <w:lvlText w:val=""/>
+      <w:lvlJc w:val="left"/>
+      <w:pPr>
+        <w:ind w:left="4320" w:hanging="360"/>
+      </w:pPr>
+      <w:rPr>
+        <w:rFonts w:ascii="Wingdings" w:hAnsi="Wingdings" w:hint="default"/>
+      </w:rPr>
+    </w:lvl>
+    <w:lvl w:ilvl="6" w:tplc="300A0001" w:tentative="1">
+      <w:start w:val="1"/>
+      <w:numFmt w:val="bullet"/>
+      <w:lvlText w:val=""/>
+      <w:lvlJc w:val="left"/>
+      <w:pPr>
+        <w:ind w:left="5040" w:hanging="360"/>
+      </w:pPr>
+      <w:rPr>
+        <w:rFonts w:ascii="Symbol" w:hAnsi="Symbol" w:hint="default"/>
+      </w:rPr>
+    </w:lvl>
+    <w:lvl w:ilvl="7" w:tplc="300A0003" w:tentative="1">
+      <w:start w:val="1"/>
+      <w:numFmt w:val="bullet"/>
+      <w:lvlText w:val="o"/>
+      <w:lvlJc w:val="left"/>
+      <w:pPr>
+        <w:ind w:left="5760" w:hanging="360"/>
+      </w:pPr>
+      <w:rPr>
+        <w:rFonts w:ascii="Courier New" w:hAnsi="Courier New" w:cs="Courier New" w:hint="default"/>
+      </w:rPr>
+    </w:lvl>
+    <w:lvl w:ilvl="8" w:tplc="300A0005" w:tentative="1">
+      <w:start w:val="1"/>
+      <w:numFmt w:val="bullet"/>
+      <w:lvlText w:val=""/>
+      <w:lvlJc w:val="left"/>
+      <w:pPr>
+        <w:ind w:left="6480" w:hanging="360"/>
+      </w:pPr>
+      <w:rPr>
+        <w:rFonts w:ascii="Wingdings" w:hAnsi="Wingdings" w:hint="default"/>
+      </w:rPr>
+    </w:lvl>
+  </w:abstractNum>
+  <w:abstractNum w:abstractNumId="6" w15:restartNumberingAfterBreak="0">
+    <w:nsid w:val="0C973C29"/>
+    <w:multiLevelType w:val="hybridMultilevel"/>
+    <w:tmpl w:val="7250F2CA"/>
+    <w:lvl w:ilvl="0" w:tplc="300A0001">
+      <w:start w:val="1"/>
+      <w:numFmt w:val="bullet"/>
+      <w:lvlText w:val=""/>
+      <w:lvlJc w:val="left"/>
+      <w:pPr>
+        <w:ind w:left="720" w:hanging="360"/>
+      </w:pPr>
+      <w:rPr>
+        <w:rFonts w:ascii="Symbol" w:hAnsi="Symbol" w:hint="default"/>
+      </w:rPr>
+    </w:lvl>
+    <w:lvl w:ilvl="1" w:tplc="300A0003" w:tentative="1">
+      <w:start w:val="1"/>
+      <w:numFmt w:val="bullet"/>
+      <w:lvlText w:val="o"/>
+      <w:lvlJc w:val="left"/>
+      <w:pPr>
+        <w:ind w:left="1440" w:hanging="360"/>
+      </w:pPr>
+      <w:rPr>
+        <w:rFonts w:ascii="Courier New" w:hAnsi="Courier New" w:cs="Courier New" w:hint="default"/>
+      </w:rPr>
+    </w:lvl>
+    <w:lvl w:ilvl="2" w:tplc="300A0005" w:tentative="1">
+      <w:start w:val="1"/>
+      <w:numFmt w:val="bullet"/>
+      <w:lvlText w:val=""/>
+      <w:lvlJc w:val="left"/>
+      <w:pPr>
+        <w:ind w:left="2160" w:hanging="360"/>
+      </w:pPr>
+      <w:rPr>
+        <w:rFonts w:ascii="Wingdings" w:hAnsi="Wingdings" w:hint="default"/>
+      </w:rPr>
+    </w:lvl>
+    <w:lvl w:ilvl="3" w:tplc="300A0001" w:tentative="1">
+      <w:start w:val="1"/>
+      <w:numFmt w:val="bullet"/>
+      <w:lvlText w:val=""/>
+      <w:lvlJc w:val="left"/>
+      <w:pPr>
+        <w:ind w:left="2880" w:hanging="360"/>
+      </w:pPr>
+      <w:rPr>
+        <w:rFonts w:ascii="Symbol" w:hAnsi="Symbol" w:hint="default"/>
+      </w:rPr>
+    </w:lvl>
+    <w:lvl w:ilvl="4" w:tplc="300A0003" w:tentative="1">
+      <w:start w:val="1"/>
+      <w:numFmt w:val="bullet"/>
+      <w:lvlText w:val="o"/>
+      <w:lvlJc w:val="left"/>
+      <w:pPr>
+        <w:ind w:left="3600" w:hanging="360"/>
+      </w:pPr>
+      <w:rPr>
+        <w:rFonts w:ascii="Courier New" w:hAnsi="Courier New" w:cs="Courier New" w:hint="default"/>
+      </w:rPr>
+    </w:lvl>
+    <w:lvl w:ilvl="5" w:tplc="300A0005" w:tentative="1">
+      <w:start w:val="1"/>
+      <w:numFmt w:val="bullet"/>
+      <w:lvlText w:val=""/>
+      <w:lvlJc w:val="left"/>
+      <w:pPr>
+        <w:ind w:left="4320" w:hanging="360"/>
+      </w:pPr>
+      <w:rPr>
+        <w:rFonts w:ascii="Wingdings" w:hAnsi="Wingdings" w:hint="default"/>
+      </w:rPr>
+    </w:lvl>
+    <w:lvl w:ilvl="6" w:tplc="300A0001" w:tentative="1">
+      <w:start w:val="1"/>
+      <w:numFmt w:val="bullet"/>
+      <w:lvlText w:val=""/>
+      <w:lvlJc w:val="left"/>
+      <w:pPr>
+        <w:ind w:left="5040" w:hanging="360"/>
+      </w:pPr>
+      <w:rPr>
+        <w:rFonts w:ascii="Symbol" w:hAnsi="Symbol" w:hint="default"/>
+      </w:rPr>
+    </w:lvl>
+    <w:lvl w:ilvl="7" w:tplc="300A0003" w:tentative="1">
+      <w:start w:val="1"/>
+      <w:numFmt w:val="bullet"/>
+      <w:lvlText w:val="o"/>
+      <w:lvlJc w:val="left"/>
+      <w:pPr>
+        <w:ind w:left="5760" w:hanging="360"/>
+      </w:pPr>
+      <w:rPr>
+        <w:rFonts w:ascii="Courier New" w:hAnsi="Courier New" w:cs="Courier New" w:hint="default"/>
+      </w:rPr>
+    </w:lvl>
+    <w:lvl w:ilvl="8" w:tplc="300A0005" w:tentative="1">
+      <w:start w:val="1"/>
+      <w:numFmt w:val="bullet"/>
+      <w:lvlText w:val=""/>
+      <w:lvlJc w:val="left"/>
+      <w:pPr>
+        <w:ind w:left="6480" w:hanging="360"/>
+      </w:pPr>
+      <w:rPr>
+        <w:rFonts w:ascii="Wingdings" w:hAnsi="Wingdings" w:hint="default"/>
+      </w:rPr>
+    </w:lvl>
+  </w:abstractNum>
+  <w:abstractNum w:abstractNumId="7" w15:restartNumberingAfterBreak="0">
+    <w:nsid w:val="0FC24043"/>
+    <w:multiLevelType w:val="hybridMultilevel"/>
+    <w:tmpl w:val="2976200A"/>
+    <w:lvl w:ilvl="0" w:tplc="300A0001">
+      <w:start w:val="1"/>
+      <w:numFmt w:val="bullet"/>
+      <w:lvlText w:val=""/>
+      <w:lvlJc w:val="left"/>
+      <w:pPr>
+        <w:ind w:left="720" w:hanging="360"/>
+      </w:pPr>
+      <w:rPr>
+        <w:rFonts w:ascii="Symbol" w:hAnsi="Symbol" w:hint="default"/>
+      </w:rPr>
+    </w:lvl>
+    <w:lvl w:ilvl="1" w:tplc="300A0003" w:tentative="1">
+      <w:start w:val="1"/>
+      <w:numFmt w:val="bullet"/>
+      <w:lvlText w:val="o"/>
+      <w:lvlJc w:val="left"/>
+      <w:pPr>
+        <w:ind w:left="1440" w:hanging="360"/>
+      </w:pPr>
+      <w:rPr>
+        <w:rFonts w:ascii="Courier New" w:hAnsi="Courier New" w:cs="Courier New" w:hint="default"/>
+      </w:rPr>
+    </w:lvl>
+    <w:lvl w:ilvl="2" w:tplc="300A0005" w:tentative="1">
+      <w:start w:val="1"/>
+      <w:numFmt w:val="bullet"/>
+      <w:lvlText w:val=""/>
+      <w:lvlJc w:val="left"/>
+      <w:pPr>
+        <w:ind w:left="2160" w:hanging="360"/>
+      </w:pPr>
+      <w:rPr>
+        <w:rFonts w:ascii="Wingdings" w:hAnsi="Wingdings" w:hint="default"/>
+      </w:rPr>
+    </w:lvl>
+    <w:lvl w:ilvl="3" w:tplc="300A0001" w:tentative="1">
+      <w:start w:val="1"/>
+      <w:numFmt w:val="bullet"/>
+      <w:lvlText w:val=""/>
+      <w:lvlJc w:val="left"/>
+      <w:pPr>
+        <w:ind w:left="2880" w:hanging="360"/>
+      </w:pPr>
+      <w:rPr>
+        <w:rFonts w:ascii="Symbol" w:hAnsi="Symbol" w:hint="default"/>
+      </w:rPr>
+    </w:lvl>
+    <w:lvl w:ilvl="4" w:tplc="300A0003" w:tentative="1">
+      <w:start w:val="1"/>
+      <w:numFmt w:val="bullet"/>
+      <w:lvlText w:val="o"/>
+      <w:lvlJc w:val="left"/>
+      <w:pPr>
+        <w:ind w:left="3600" w:hanging="360"/>
+      </w:pPr>
+      <w:rPr>
+        <w:rFonts w:ascii="Courier New" w:hAnsi="Courier New" w:cs="Courier New" w:hint="default"/>
+      </w:rPr>
+    </w:lvl>
+    <w:lvl w:ilvl="5" w:tplc="300A0005" w:tentative="1">
+      <w:start w:val="1"/>
+      <w:numFmt w:val="bullet"/>
+      <w:lvlText w:val=""/>
+      <w:lvlJc w:val="left"/>
+      <w:pPr>
+        <w:ind w:left="4320" w:hanging="360"/>
+      </w:pPr>
+      <w:rPr>
+        <w:rFonts w:ascii="Wingdings" w:hAnsi="Wingdings" w:hint="default"/>
+      </w:rPr>
+    </w:lvl>
+    <w:lvl w:ilvl="6" w:tplc="300A0001" w:tentative="1">
+      <w:start w:val="1"/>
+      <w:numFmt w:val="bullet"/>
+      <w:lvlText w:val=""/>
+      <w:lvlJc w:val="left"/>
+      <w:pPr>
+        <w:ind w:left="5040" w:hanging="360"/>
+      </w:pPr>
+      <w:rPr>
+        <w:rFonts w:ascii="Symbol" w:hAnsi="Symbol" w:hint="default"/>
+      </w:rPr>
+    </w:lvl>
+    <w:lvl w:ilvl="7" w:tplc="300A0003" w:tentative="1">
+      <w:start w:val="1"/>
+      <w:numFmt w:val="bullet"/>
+      <w:lvlText w:val="o"/>
+      <w:lvlJc w:val="left"/>
+      <w:pPr>
+        <w:ind w:left="5760" w:hanging="360"/>
+      </w:pPr>
+      <w:rPr>
+        <w:rFonts w:ascii="Courier New" w:hAnsi="Courier New" w:cs="Courier New" w:hint="default"/>
+      </w:rPr>
+    </w:lvl>
+    <w:lvl w:ilvl="8" w:tplc="300A0005" w:tentative="1">
+      <w:start w:val="1"/>
+      <w:numFmt w:val="bullet"/>
+      <w:lvlText w:val=""/>
+      <w:lvlJc w:val="left"/>
+      <w:pPr>
+        <w:ind w:left="6480" w:hanging="360"/>
+      </w:pPr>
+      <w:rPr>
+        <w:rFonts w:ascii="Wingdings" w:hAnsi="Wingdings" w:hint="default"/>
+      </w:rPr>
+    </w:lvl>
+  </w:abstractNum>
+  <w:abstractNum w:abstractNumId="8" w15:restartNumberingAfterBreak="0">
     <w:nsid w:val="15977EA7"/>
     <w:multiLevelType w:val="multilevel"/>
     <w:tmpl w:val="2436AB26"/>
@@ -6687,7 +8617,7 @@
       </w:rPr>
     </w:lvl>
   </w:abstractNum>
-  <w:abstractNum w:abstractNumId="4" w15:restartNumberingAfterBreak="0">
+  <w:abstractNum w:abstractNumId="9" w15:restartNumberingAfterBreak="0">
     <w:nsid w:val="17827996"/>
     <w:multiLevelType w:val="hybridMultilevel"/>
     <w:tmpl w:val="DECA7528"/>
@@ -6776,7 +8706,7 @@
       </w:pPr>
     </w:lvl>
   </w:abstractNum>
-  <w:abstractNum w:abstractNumId="5" w15:restartNumberingAfterBreak="0">
+  <w:abstractNum w:abstractNumId="10" w15:restartNumberingAfterBreak="0">
     <w:nsid w:val="17D20D30"/>
     <w:multiLevelType w:val="multilevel"/>
     <w:tmpl w:val="3D509930"/>
@@ -6925,7 +8855,120 @@
       </w:rPr>
     </w:lvl>
   </w:abstractNum>
-  <w:abstractNum w:abstractNumId="6" w15:restartNumberingAfterBreak="0">
+  <w:abstractNum w:abstractNumId="11" w15:restartNumberingAfterBreak="0">
+    <w:nsid w:val="1A7E1CAD"/>
+    <w:multiLevelType w:val="hybridMultilevel"/>
+    <w:tmpl w:val="C31ED4EA"/>
+    <w:lvl w:ilvl="0" w:tplc="300A0001">
+      <w:start w:val="1"/>
+      <w:numFmt w:val="bullet"/>
+      <w:lvlText w:val=""/>
+      <w:lvlJc w:val="left"/>
+      <w:pPr>
+        <w:ind w:left="720" w:hanging="360"/>
+      </w:pPr>
+      <w:rPr>
+        <w:rFonts w:ascii="Symbol" w:hAnsi="Symbol" w:hint="default"/>
+      </w:rPr>
+    </w:lvl>
+    <w:lvl w:ilvl="1" w:tplc="300A0003" w:tentative="1">
+      <w:start w:val="1"/>
+      <w:numFmt w:val="bullet"/>
+      <w:lvlText w:val="o"/>
+      <w:lvlJc w:val="left"/>
+      <w:pPr>
+        <w:ind w:left="1440" w:hanging="360"/>
+      </w:pPr>
+      <w:rPr>
+        <w:rFonts w:ascii="Courier New" w:hAnsi="Courier New" w:cs="Courier New" w:hint="default"/>
+      </w:rPr>
+    </w:lvl>
+    <w:lvl w:ilvl="2" w:tplc="300A0005" w:tentative="1">
+      <w:start w:val="1"/>
+      <w:numFmt w:val="bullet"/>
+      <w:lvlText w:val=""/>
+      <w:lvlJc w:val="left"/>
+      <w:pPr>
+        <w:ind w:left="2160" w:hanging="360"/>
+      </w:pPr>
+      <w:rPr>
+        <w:rFonts w:ascii="Wingdings" w:hAnsi="Wingdings" w:hint="default"/>
+      </w:rPr>
+    </w:lvl>
+    <w:lvl w:ilvl="3" w:tplc="300A0001" w:tentative="1">
+      <w:start w:val="1"/>
+      <w:numFmt w:val="bullet"/>
+      <w:lvlText w:val=""/>
+      <w:lvlJc w:val="left"/>
+      <w:pPr>
+        <w:ind w:left="2880" w:hanging="360"/>
+      </w:pPr>
+      <w:rPr>
+        <w:rFonts w:ascii="Symbol" w:hAnsi="Symbol" w:hint="default"/>
+      </w:rPr>
+    </w:lvl>
+    <w:lvl w:ilvl="4" w:tplc="300A0003" w:tentative="1">
+      <w:start w:val="1"/>
+      <w:numFmt w:val="bullet"/>
+      <w:lvlText w:val="o"/>
+      <w:lvlJc w:val="left"/>
+      <w:pPr>
+        <w:ind w:left="3600" w:hanging="360"/>
+      </w:pPr>
+      <w:rPr>
+        <w:rFonts w:ascii="Courier New" w:hAnsi="Courier New" w:cs="Courier New" w:hint="default"/>
+      </w:rPr>
+    </w:lvl>
+    <w:lvl w:ilvl="5" w:tplc="300A0005" w:tentative="1">
+      <w:start w:val="1"/>
+      <w:numFmt w:val="bullet"/>
+      <w:lvlText w:val=""/>
+      <w:lvlJc w:val="left"/>
+      <w:pPr>
+        <w:ind w:left="4320" w:hanging="360"/>
+      </w:pPr>
+      <w:rPr>
+        <w:rFonts w:ascii="Wingdings" w:hAnsi="Wingdings" w:hint="default"/>
+      </w:rPr>
+    </w:lvl>
+    <w:lvl w:ilvl="6" w:tplc="300A0001" w:tentative="1">
+      <w:start w:val="1"/>
+      <w:numFmt w:val="bullet"/>
+      <w:lvlText w:val=""/>
+      <w:lvlJc w:val="left"/>
+      <w:pPr>
+        <w:ind w:left="5040" w:hanging="360"/>
+      </w:pPr>
+      <w:rPr>
+        <w:rFonts w:ascii="Symbol" w:hAnsi="Symbol" w:hint="default"/>
+      </w:rPr>
+    </w:lvl>
+    <w:lvl w:ilvl="7" w:tplc="300A0003" w:tentative="1">
+      <w:start w:val="1"/>
+      <w:numFmt w:val="bullet"/>
+      <w:lvlText w:val="o"/>
+      <w:lvlJc w:val="left"/>
+      <w:pPr>
+        <w:ind w:left="5760" w:hanging="360"/>
+      </w:pPr>
+      <w:rPr>
+        <w:rFonts w:ascii="Courier New" w:hAnsi="Courier New" w:cs="Courier New" w:hint="default"/>
+      </w:rPr>
+    </w:lvl>
+    <w:lvl w:ilvl="8" w:tplc="300A0005" w:tentative="1">
+      <w:start w:val="1"/>
+      <w:numFmt w:val="bullet"/>
+      <w:lvlText w:val=""/>
+      <w:lvlJc w:val="left"/>
+      <w:pPr>
+        <w:ind w:left="6480" w:hanging="360"/>
+      </w:pPr>
+      <w:rPr>
+        <w:rFonts w:ascii="Wingdings" w:hAnsi="Wingdings" w:hint="default"/>
+      </w:rPr>
+    </w:lvl>
+  </w:abstractNum>
+  <w:abstractNum w:abstractNumId="12" w15:restartNumberingAfterBreak="0">
     <w:nsid w:val="1BAD045F"/>
     <w:multiLevelType w:val="multilevel"/>
     <w:tmpl w:val="B09C02F2"/>
@@ -7047,7 +9090,120 @@
       </w:rPr>
     </w:lvl>
   </w:abstractNum>
-  <w:abstractNum w:abstractNumId="7" w15:restartNumberingAfterBreak="0">
+  <w:abstractNum w:abstractNumId="13" w15:restartNumberingAfterBreak="0">
+    <w:nsid w:val="1D405065"/>
+    <w:multiLevelType w:val="hybridMultilevel"/>
+    <w:tmpl w:val="16564EEC"/>
+    <w:lvl w:ilvl="0" w:tplc="300A0001">
+      <w:start w:val="1"/>
+      <w:numFmt w:val="bullet"/>
+      <w:lvlText w:val=""/>
+      <w:lvlJc w:val="left"/>
+      <w:pPr>
+        <w:ind w:left="720" w:hanging="360"/>
+      </w:pPr>
+      <w:rPr>
+        <w:rFonts w:ascii="Symbol" w:hAnsi="Symbol" w:hint="default"/>
+      </w:rPr>
+    </w:lvl>
+    <w:lvl w:ilvl="1" w:tplc="300A0003" w:tentative="1">
+      <w:start w:val="1"/>
+      <w:numFmt w:val="bullet"/>
+      <w:lvlText w:val="o"/>
+      <w:lvlJc w:val="left"/>
+      <w:pPr>
+        <w:ind w:left="1440" w:hanging="360"/>
+      </w:pPr>
+      <w:rPr>
+        <w:rFonts w:ascii="Courier New" w:hAnsi="Courier New" w:cs="Courier New" w:hint="default"/>
+      </w:rPr>
+    </w:lvl>
+    <w:lvl w:ilvl="2" w:tplc="300A0005" w:tentative="1">
+      <w:start w:val="1"/>
+      <w:numFmt w:val="bullet"/>
+      <w:lvlText w:val=""/>
+      <w:lvlJc w:val="left"/>
+      <w:pPr>
+        <w:ind w:left="2160" w:hanging="360"/>
+      </w:pPr>
+      <w:rPr>
+        <w:rFonts w:ascii="Wingdings" w:hAnsi="Wingdings" w:hint="default"/>
+      </w:rPr>
+    </w:lvl>
+    <w:lvl w:ilvl="3" w:tplc="300A0001" w:tentative="1">
+      <w:start w:val="1"/>
+      <w:numFmt w:val="bullet"/>
+      <w:lvlText w:val=""/>
+      <w:lvlJc w:val="left"/>
+      <w:pPr>
+        <w:ind w:left="2880" w:hanging="360"/>
+      </w:pPr>
+      <w:rPr>
+        <w:rFonts w:ascii="Symbol" w:hAnsi="Symbol" w:hint="default"/>
+      </w:rPr>
+    </w:lvl>
+    <w:lvl w:ilvl="4" w:tplc="300A0003" w:tentative="1">
+      <w:start w:val="1"/>
+      <w:numFmt w:val="bullet"/>
+      <w:lvlText w:val="o"/>
+      <w:lvlJc w:val="left"/>
+      <w:pPr>
+        <w:ind w:left="3600" w:hanging="360"/>
+      </w:pPr>
+      <w:rPr>
+        <w:rFonts w:ascii="Courier New" w:hAnsi="Courier New" w:cs="Courier New" w:hint="default"/>
+      </w:rPr>
+    </w:lvl>
+    <w:lvl w:ilvl="5" w:tplc="300A0005" w:tentative="1">
+      <w:start w:val="1"/>
+      <w:numFmt w:val="bullet"/>
+      <w:lvlText w:val=""/>
+      <w:lvlJc w:val="left"/>
+      <w:pPr>
+        <w:ind w:left="4320" w:hanging="360"/>
+      </w:pPr>
+      <w:rPr>
+        <w:rFonts w:ascii="Wingdings" w:hAnsi="Wingdings" w:hint="default"/>
+      </w:rPr>
+    </w:lvl>
+    <w:lvl w:ilvl="6" w:tplc="300A0001" w:tentative="1">
+      <w:start w:val="1"/>
+      <w:numFmt w:val="bullet"/>
+      <w:lvlText w:val=""/>
+      <w:lvlJc w:val="left"/>
+      <w:pPr>
+        <w:ind w:left="5040" w:hanging="360"/>
+      </w:pPr>
+      <w:rPr>
+        <w:rFonts w:ascii="Symbol" w:hAnsi="Symbol" w:hint="default"/>
+      </w:rPr>
+    </w:lvl>
+    <w:lvl w:ilvl="7" w:tplc="300A0003" w:tentative="1">
+      <w:start w:val="1"/>
+      <w:numFmt w:val="bullet"/>
+      <w:lvlText w:val="o"/>
+      <w:lvlJc w:val="left"/>
+      <w:pPr>
+        <w:ind w:left="5760" w:hanging="360"/>
+      </w:pPr>
+      <w:rPr>
+        <w:rFonts w:ascii="Courier New" w:hAnsi="Courier New" w:cs="Courier New" w:hint="default"/>
+      </w:rPr>
+    </w:lvl>
+    <w:lvl w:ilvl="8" w:tplc="300A0005" w:tentative="1">
+      <w:start w:val="1"/>
+      <w:numFmt w:val="bullet"/>
+      <w:lvlText w:val=""/>
+      <w:lvlJc w:val="left"/>
+      <w:pPr>
+        <w:ind w:left="6480" w:hanging="360"/>
+      </w:pPr>
+      <w:rPr>
+        <w:rFonts w:ascii="Wingdings" w:hAnsi="Wingdings" w:hint="default"/>
+      </w:rPr>
+    </w:lvl>
+  </w:abstractNum>
+  <w:abstractNum w:abstractNumId="14" w15:restartNumberingAfterBreak="0">
     <w:nsid w:val="1F8269FD"/>
     <w:multiLevelType w:val="multilevel"/>
     <w:tmpl w:val="9D380F4E"/>
@@ -7196,7 +9352,156 @@
       </w:rPr>
     </w:lvl>
   </w:abstractNum>
-  <w:abstractNum w:abstractNumId="8" w15:restartNumberingAfterBreak="0">
+  <w:abstractNum w:abstractNumId="15" w15:restartNumberingAfterBreak="0">
+    <w:nsid w:val="229D23E6"/>
+    <w:multiLevelType w:val="multilevel"/>
+    <w:tmpl w:val="BF604106"/>
+    <w:lvl w:ilvl="0">
+      <w:start w:val="1"/>
+      <w:numFmt w:val="bullet"/>
+      <w:lvlText w:val=""/>
+      <w:lvlJc w:val="left"/>
+      <w:pPr>
+        <w:tabs>
+          <w:tab w:val="num" w:pos="720"/>
+        </w:tabs>
+        <w:ind w:left="720" w:hanging="360"/>
+      </w:pPr>
+      <w:rPr>
+        <w:rFonts w:ascii="Symbol" w:hAnsi="Symbol" w:hint="default"/>
+        <w:sz w:val="20"/>
+      </w:rPr>
+    </w:lvl>
+    <w:lvl w:ilvl="1" w:tentative="1">
+      <w:start w:val="1"/>
+      <w:numFmt w:val="bullet"/>
+      <w:lvlText w:val="o"/>
+      <w:lvlJc w:val="left"/>
+      <w:pPr>
+        <w:tabs>
+          <w:tab w:val="num" w:pos="1440"/>
+        </w:tabs>
+        <w:ind w:left="1440" w:hanging="360"/>
+      </w:pPr>
+      <w:rPr>
+        <w:rFonts w:ascii="Courier New" w:hAnsi="Courier New" w:hint="default"/>
+        <w:sz w:val="20"/>
+      </w:rPr>
+    </w:lvl>
+    <w:lvl w:ilvl="2" w:tentative="1">
+      <w:start w:val="1"/>
+      <w:numFmt w:val="bullet"/>
+      <w:lvlText w:val=""/>
+      <w:lvlJc w:val="left"/>
+      <w:pPr>
+        <w:tabs>
+          <w:tab w:val="num" w:pos="2160"/>
+        </w:tabs>
+        <w:ind w:left="2160" w:hanging="360"/>
+      </w:pPr>
+      <w:rPr>
+        <w:rFonts w:ascii="Wingdings" w:hAnsi="Wingdings" w:hint="default"/>
+        <w:sz w:val="20"/>
+      </w:rPr>
+    </w:lvl>
+    <w:lvl w:ilvl="3" w:tentative="1">
+      <w:start w:val="1"/>
+      <w:numFmt w:val="bullet"/>
+      <w:lvlText w:val=""/>
+      <w:lvlJc w:val="left"/>
+      <w:pPr>
+        <w:tabs>
+          <w:tab w:val="num" w:pos="2880"/>
+        </w:tabs>
+        <w:ind w:left="2880" w:hanging="360"/>
+      </w:pPr>
+      <w:rPr>
+        <w:rFonts w:ascii="Wingdings" w:hAnsi="Wingdings" w:hint="default"/>
+        <w:sz w:val="20"/>
+      </w:rPr>
+    </w:lvl>
+    <w:lvl w:ilvl="4" w:tentative="1">
+      <w:start w:val="1"/>
+      <w:numFmt w:val="bullet"/>
+      <w:lvlText w:val=""/>
+      <w:lvlJc w:val="left"/>
+      <w:pPr>
+        <w:tabs>
+          <w:tab w:val="num" w:pos="3600"/>
+        </w:tabs>
+        <w:ind w:left="3600" w:hanging="360"/>
+      </w:pPr>
+      <w:rPr>
+        <w:rFonts w:ascii="Wingdings" w:hAnsi="Wingdings" w:hint="default"/>
+        <w:sz w:val="20"/>
+      </w:rPr>
+    </w:lvl>
+    <w:lvl w:ilvl="5" w:tentative="1">
+      <w:start w:val="1"/>
+      <w:numFmt w:val="bullet"/>
+      <w:lvlText w:val=""/>
+      <w:lvlJc w:val="left"/>
+      <w:pPr>
+        <w:tabs>
+          <w:tab w:val="num" w:pos="4320"/>
+        </w:tabs>
+        <w:ind w:left="4320" w:hanging="360"/>
+      </w:pPr>
+      <w:rPr>
+        <w:rFonts w:ascii="Wingdings" w:hAnsi="Wingdings" w:hint="default"/>
+        <w:sz w:val="20"/>
+      </w:rPr>
+    </w:lvl>
+    <w:lvl w:ilvl="6" w:tentative="1">
+      <w:start w:val="1"/>
+      <w:numFmt w:val="bullet"/>
+      <w:lvlText w:val=""/>
+      <w:lvlJc w:val="left"/>
+      <w:pPr>
+        <w:tabs>
+          <w:tab w:val="num" w:pos="5040"/>
+        </w:tabs>
+        <w:ind w:left="5040" w:hanging="360"/>
+      </w:pPr>
+      <w:rPr>
+        <w:rFonts w:ascii="Wingdings" w:hAnsi="Wingdings" w:hint="default"/>
+        <w:sz w:val="20"/>
+      </w:rPr>
+    </w:lvl>
+    <w:lvl w:ilvl="7" w:tentative="1">
+      <w:start w:val="1"/>
+      <w:numFmt w:val="bullet"/>
+      <w:lvlText w:val=""/>
+      <w:lvlJc w:val="left"/>
+      <w:pPr>
+        <w:tabs>
+          <w:tab w:val="num" w:pos="5760"/>
+        </w:tabs>
+        <w:ind w:left="5760" w:hanging="360"/>
+      </w:pPr>
+      <w:rPr>
+        <w:rFonts w:ascii="Wingdings" w:hAnsi="Wingdings" w:hint="default"/>
+        <w:sz w:val="20"/>
+      </w:rPr>
+    </w:lvl>
+    <w:lvl w:ilvl="8" w:tentative="1">
+      <w:start w:val="1"/>
+      <w:numFmt w:val="bullet"/>
+      <w:lvlText w:val=""/>
+      <w:lvlJc w:val="left"/>
+      <w:pPr>
+        <w:tabs>
+          <w:tab w:val="num" w:pos="6480"/>
+        </w:tabs>
+        <w:ind w:left="6480" w:hanging="360"/>
+      </w:pPr>
+      <w:rPr>
+        <w:rFonts w:ascii="Wingdings" w:hAnsi="Wingdings" w:hint="default"/>
+        <w:sz w:val="20"/>
+      </w:rPr>
+    </w:lvl>
+  </w:abstractNum>
+  <w:abstractNum w:abstractNumId="16" w15:restartNumberingAfterBreak="0">
     <w:nsid w:val="269E3CC5"/>
     <w:multiLevelType w:val="multilevel"/>
     <w:tmpl w:val="3092B7C8"/>
@@ -7345,7 +9650,269 @@
       </w:rPr>
     </w:lvl>
   </w:abstractNum>
-  <w:abstractNum w:abstractNumId="9" w15:restartNumberingAfterBreak="0">
+  <w:abstractNum w:abstractNumId="17" w15:restartNumberingAfterBreak="0">
+    <w:nsid w:val="283F3B33"/>
+    <w:multiLevelType w:val="hybridMultilevel"/>
+    <w:tmpl w:val="B9EE6F76"/>
+    <w:lvl w:ilvl="0" w:tplc="300A0001">
+      <w:start w:val="1"/>
+      <w:numFmt w:val="bullet"/>
+      <w:lvlText w:val=""/>
+      <w:lvlJc w:val="left"/>
+      <w:pPr>
+        <w:ind w:left="720" w:hanging="360"/>
+      </w:pPr>
+      <w:rPr>
+        <w:rFonts w:ascii="Symbol" w:hAnsi="Symbol" w:hint="default"/>
+      </w:rPr>
+    </w:lvl>
+    <w:lvl w:ilvl="1" w:tplc="300A0003" w:tentative="1">
+      <w:start w:val="1"/>
+      <w:numFmt w:val="bullet"/>
+      <w:lvlText w:val="o"/>
+      <w:lvlJc w:val="left"/>
+      <w:pPr>
+        <w:ind w:left="1440" w:hanging="360"/>
+      </w:pPr>
+      <w:rPr>
+        <w:rFonts w:ascii="Courier New" w:hAnsi="Courier New" w:cs="Courier New" w:hint="default"/>
+      </w:rPr>
+    </w:lvl>
+    <w:lvl w:ilvl="2" w:tplc="300A0005" w:tentative="1">
+      <w:start w:val="1"/>
+      <w:numFmt w:val="bullet"/>
+      <w:lvlText w:val=""/>
+      <w:lvlJc w:val="left"/>
+      <w:pPr>
+        <w:ind w:left="2160" w:hanging="360"/>
+      </w:pPr>
+      <w:rPr>
+        <w:rFonts w:ascii="Wingdings" w:hAnsi="Wingdings" w:hint="default"/>
+      </w:rPr>
+    </w:lvl>
+    <w:lvl w:ilvl="3" w:tplc="300A0001" w:tentative="1">
+      <w:start w:val="1"/>
+      <w:numFmt w:val="bullet"/>
+      <w:lvlText w:val=""/>
+      <w:lvlJc w:val="left"/>
+      <w:pPr>
+        <w:ind w:left="2880" w:hanging="360"/>
+      </w:pPr>
+      <w:rPr>
+        <w:rFonts w:ascii="Symbol" w:hAnsi="Symbol" w:hint="default"/>
+      </w:rPr>
+    </w:lvl>
+    <w:lvl w:ilvl="4" w:tplc="300A0003" w:tentative="1">
+      <w:start w:val="1"/>
+      <w:numFmt w:val="bullet"/>
+      <w:lvlText w:val="o"/>
+      <w:lvlJc w:val="left"/>
+      <w:pPr>
+        <w:ind w:left="3600" w:hanging="360"/>
+      </w:pPr>
+      <w:rPr>
+        <w:rFonts w:ascii="Courier New" w:hAnsi="Courier New" w:cs="Courier New" w:hint="default"/>
+      </w:rPr>
+    </w:lvl>
+    <w:lvl w:ilvl="5" w:tplc="300A0005" w:tentative="1">
+      <w:start w:val="1"/>
+      <w:numFmt w:val="bullet"/>
+      <w:lvlText w:val=""/>
+      <w:lvlJc w:val="left"/>
+      <w:pPr>
+        <w:ind w:left="4320" w:hanging="360"/>
+      </w:pPr>
+      <w:rPr>
+        <w:rFonts w:ascii="Wingdings" w:hAnsi="Wingdings" w:hint="default"/>
+      </w:rPr>
+    </w:lvl>
+    <w:lvl w:ilvl="6" w:tplc="300A0001" w:tentative="1">
+      <w:start w:val="1"/>
+      <w:numFmt w:val="bullet"/>
+      <w:lvlText w:val=""/>
+      <w:lvlJc w:val="left"/>
+      <w:pPr>
+        <w:ind w:left="5040" w:hanging="360"/>
+      </w:pPr>
+      <w:rPr>
+        <w:rFonts w:ascii="Symbol" w:hAnsi="Symbol" w:hint="default"/>
+      </w:rPr>
+    </w:lvl>
+    <w:lvl w:ilvl="7" w:tplc="300A0003" w:tentative="1">
+      <w:start w:val="1"/>
+      <w:numFmt w:val="bullet"/>
+      <w:lvlText w:val="o"/>
+      <w:lvlJc w:val="left"/>
+      <w:pPr>
+        <w:ind w:left="5760" w:hanging="360"/>
+      </w:pPr>
+      <w:rPr>
+        <w:rFonts w:ascii="Courier New" w:hAnsi="Courier New" w:cs="Courier New" w:hint="default"/>
+      </w:rPr>
+    </w:lvl>
+    <w:lvl w:ilvl="8" w:tplc="300A0005" w:tentative="1">
+      <w:start w:val="1"/>
+      <w:numFmt w:val="bullet"/>
+      <w:lvlText w:val=""/>
+      <w:lvlJc w:val="left"/>
+      <w:pPr>
+        <w:ind w:left="6480" w:hanging="360"/>
+      </w:pPr>
+      <w:rPr>
+        <w:rFonts w:ascii="Wingdings" w:hAnsi="Wingdings" w:hint="default"/>
+      </w:rPr>
+    </w:lvl>
+  </w:abstractNum>
+  <w:abstractNum w:abstractNumId="18" w15:restartNumberingAfterBreak="0">
+    <w:nsid w:val="287307A0"/>
+    <w:multiLevelType w:val="multilevel"/>
+    <w:tmpl w:val="884417AE"/>
+    <w:lvl w:ilvl="0">
+      <w:start w:val="1"/>
+      <w:numFmt w:val="bullet"/>
+      <w:lvlText w:val=""/>
+      <w:lvlJc w:val="left"/>
+      <w:pPr>
+        <w:tabs>
+          <w:tab w:val="num" w:pos="720"/>
+        </w:tabs>
+        <w:ind w:left="720" w:hanging="360"/>
+      </w:pPr>
+      <w:rPr>
+        <w:rFonts w:ascii="Symbol" w:hAnsi="Symbol" w:hint="default"/>
+        <w:sz w:val="20"/>
+      </w:rPr>
+    </w:lvl>
+    <w:lvl w:ilvl="1" w:tentative="1">
+      <w:start w:val="1"/>
+      <w:numFmt w:val="bullet"/>
+      <w:lvlText w:val="o"/>
+      <w:lvlJc w:val="left"/>
+      <w:pPr>
+        <w:tabs>
+          <w:tab w:val="num" w:pos="1440"/>
+        </w:tabs>
+        <w:ind w:left="1440" w:hanging="360"/>
+      </w:pPr>
+      <w:rPr>
+        <w:rFonts w:ascii="Courier New" w:hAnsi="Courier New" w:hint="default"/>
+        <w:sz w:val="20"/>
+      </w:rPr>
+    </w:lvl>
+    <w:lvl w:ilvl="2" w:tentative="1">
+      <w:start w:val="1"/>
+      <w:numFmt w:val="bullet"/>
+      <w:lvlText w:val=""/>
+      <w:lvlJc w:val="left"/>
+      <w:pPr>
+        <w:tabs>
+          <w:tab w:val="num" w:pos="2160"/>
+        </w:tabs>
+        <w:ind w:left="2160" w:hanging="360"/>
+      </w:pPr>
+      <w:rPr>
+        <w:rFonts w:ascii="Wingdings" w:hAnsi="Wingdings" w:hint="default"/>
+        <w:sz w:val="20"/>
+      </w:rPr>
+    </w:lvl>
+    <w:lvl w:ilvl="3" w:tentative="1">
+      <w:start w:val="1"/>
+      <w:numFmt w:val="bullet"/>
+      <w:lvlText w:val=""/>
+      <w:lvlJc w:val="left"/>
+      <w:pPr>
+        <w:tabs>
+          <w:tab w:val="num" w:pos="2880"/>
+        </w:tabs>
+        <w:ind w:left="2880" w:hanging="360"/>
+      </w:pPr>
+      <w:rPr>
+        <w:rFonts w:ascii="Wingdings" w:hAnsi="Wingdings" w:hint="default"/>
+        <w:sz w:val="20"/>
+      </w:rPr>
+    </w:lvl>
+    <w:lvl w:ilvl="4" w:tentative="1">
+      <w:start w:val="1"/>
+      <w:numFmt w:val="bullet"/>
+      <w:lvlText w:val=""/>
+      <w:lvlJc w:val="left"/>
+      <w:pPr>
+        <w:tabs>
+          <w:tab w:val="num" w:pos="3600"/>
+        </w:tabs>
+        <w:ind w:left="3600" w:hanging="360"/>
+      </w:pPr>
+      <w:rPr>
+        <w:rFonts w:ascii="Wingdings" w:hAnsi="Wingdings" w:hint="default"/>
+        <w:sz w:val="20"/>
+      </w:rPr>
+    </w:lvl>
+    <w:lvl w:ilvl="5" w:tentative="1">
+      <w:start w:val="1"/>
+      <w:numFmt w:val="bullet"/>
+      <w:lvlText w:val=""/>
+      <w:lvlJc w:val="left"/>
+      <w:pPr>
+        <w:tabs>
+          <w:tab w:val="num" w:pos="4320"/>
+        </w:tabs>
+        <w:ind w:left="4320" w:hanging="360"/>
+      </w:pPr>
+      <w:rPr>
+        <w:rFonts w:ascii="Wingdings" w:hAnsi="Wingdings" w:hint="default"/>
+        <w:sz w:val="20"/>
+      </w:rPr>
+    </w:lvl>
+    <w:lvl w:ilvl="6" w:tentative="1">
+      <w:start w:val="1"/>
+      <w:numFmt w:val="bullet"/>
+      <w:lvlText w:val=""/>
+      <w:lvlJc w:val="left"/>
+      <w:pPr>
+        <w:tabs>
+          <w:tab w:val="num" w:pos="5040"/>
+        </w:tabs>
+        <w:ind w:left="5040" w:hanging="360"/>
+      </w:pPr>
+      <w:rPr>
+        <w:rFonts w:ascii="Wingdings" w:hAnsi="Wingdings" w:hint="default"/>
+        <w:sz w:val="20"/>
+      </w:rPr>
+    </w:lvl>
+    <w:lvl w:ilvl="7" w:tentative="1">
+      <w:start w:val="1"/>
+      <w:numFmt w:val="bullet"/>
+      <w:lvlText w:val=""/>
+      <w:lvlJc w:val="left"/>
+      <w:pPr>
+        <w:tabs>
+          <w:tab w:val="num" w:pos="5760"/>
+        </w:tabs>
+        <w:ind w:left="5760" w:hanging="360"/>
+      </w:pPr>
+      <w:rPr>
+        <w:rFonts w:ascii="Wingdings" w:hAnsi="Wingdings" w:hint="default"/>
+        <w:sz w:val="20"/>
+      </w:rPr>
+    </w:lvl>
+    <w:lvl w:ilvl="8" w:tentative="1">
+      <w:start w:val="1"/>
+      <w:numFmt w:val="bullet"/>
+      <w:lvlText w:val=""/>
+      <w:lvlJc w:val="left"/>
+      <w:pPr>
+        <w:tabs>
+          <w:tab w:val="num" w:pos="6480"/>
+        </w:tabs>
+        <w:ind w:left="6480" w:hanging="360"/>
+      </w:pPr>
+      <w:rPr>
+        <w:rFonts w:ascii="Wingdings" w:hAnsi="Wingdings" w:hint="default"/>
+        <w:sz w:val="20"/>
+      </w:rPr>
+    </w:lvl>
+  </w:abstractNum>
+  <w:abstractNum w:abstractNumId="19" w15:restartNumberingAfterBreak="0">
     <w:nsid w:val="29DB7AFE"/>
     <w:multiLevelType w:val="multilevel"/>
     <w:tmpl w:val="6A2CBC38"/>
@@ -7494,7 +10061,7 @@
       </w:rPr>
     </w:lvl>
   </w:abstractNum>
-  <w:abstractNum w:abstractNumId="10" w15:restartNumberingAfterBreak="0">
+  <w:abstractNum w:abstractNumId="20" w15:restartNumberingAfterBreak="0">
     <w:nsid w:val="2BB902A1"/>
     <w:multiLevelType w:val="multilevel"/>
     <w:tmpl w:val="B09C02F2"/>
@@ -7616,7 +10183,7 @@
       </w:rPr>
     </w:lvl>
   </w:abstractNum>
-  <w:abstractNum w:abstractNumId="11" w15:restartNumberingAfterBreak="0">
+  <w:abstractNum w:abstractNumId="21" w15:restartNumberingAfterBreak="0">
     <w:nsid w:val="2D431C04"/>
     <w:multiLevelType w:val="multilevel"/>
     <w:tmpl w:val="0B8E8EE6"/>
@@ -7765,7 +10332,7 @@
       </w:rPr>
     </w:lvl>
   </w:abstractNum>
-  <w:abstractNum w:abstractNumId="12" w15:restartNumberingAfterBreak="0">
+  <w:abstractNum w:abstractNumId="22" w15:restartNumberingAfterBreak="0">
     <w:nsid w:val="2E6F066D"/>
     <w:multiLevelType w:val="multilevel"/>
     <w:tmpl w:val="6548ED6A"/>
@@ -7914,7 +10481,7 @@
       </w:rPr>
     </w:lvl>
   </w:abstractNum>
-  <w:abstractNum w:abstractNumId="13" w15:restartNumberingAfterBreak="0">
+  <w:abstractNum w:abstractNumId="23" w15:restartNumberingAfterBreak="0">
     <w:nsid w:val="2E715935"/>
     <w:multiLevelType w:val="multilevel"/>
     <w:tmpl w:val="1E980F2E"/>
@@ -8063,7 +10630,7 @@
       </w:rPr>
     </w:lvl>
   </w:abstractNum>
-  <w:abstractNum w:abstractNumId="14" w15:restartNumberingAfterBreak="0">
+  <w:abstractNum w:abstractNumId="24" w15:restartNumberingAfterBreak="0">
     <w:nsid w:val="30B0116D"/>
     <w:multiLevelType w:val="multilevel"/>
     <w:tmpl w:val="821AA752"/>
@@ -8212,7 +10779,7 @@
       </w:rPr>
     </w:lvl>
   </w:abstractNum>
-  <w:abstractNum w:abstractNumId="15" w15:restartNumberingAfterBreak="0">
+  <w:abstractNum w:abstractNumId="25" w15:restartNumberingAfterBreak="0">
     <w:nsid w:val="3109649C"/>
     <w:multiLevelType w:val="multilevel"/>
     <w:tmpl w:val="0D8C363E"/>
@@ -8325,7 +10892,7 @@
       </w:pPr>
     </w:lvl>
   </w:abstractNum>
-  <w:abstractNum w:abstractNumId="16" w15:restartNumberingAfterBreak="0">
+  <w:abstractNum w:abstractNumId="26" w15:restartNumberingAfterBreak="0">
     <w:nsid w:val="3C0554AC"/>
     <w:multiLevelType w:val="multilevel"/>
     <w:tmpl w:val="33C8EE3C"/>
@@ -8438,7 +11005,7 @@
       </w:rPr>
     </w:lvl>
   </w:abstractNum>
-  <w:abstractNum w:abstractNumId="17" w15:restartNumberingAfterBreak="0">
+  <w:abstractNum w:abstractNumId="27" w15:restartNumberingAfterBreak="0">
     <w:nsid w:val="3FCA6C35"/>
     <w:multiLevelType w:val="multilevel"/>
     <w:tmpl w:val="F364F25E"/>
@@ -8587,7 +11154,7 @@
       </w:rPr>
     </w:lvl>
   </w:abstractNum>
-  <w:abstractNum w:abstractNumId="18" w15:restartNumberingAfterBreak="0">
+  <w:abstractNum w:abstractNumId="28" w15:restartNumberingAfterBreak="0">
     <w:nsid w:val="44397DC8"/>
     <w:multiLevelType w:val="hybridMultilevel"/>
     <w:tmpl w:val="5B30D914"/>
@@ -8700,7 +11267,7 @@
       </w:rPr>
     </w:lvl>
   </w:abstractNum>
-  <w:abstractNum w:abstractNumId="19" w15:restartNumberingAfterBreak="0">
+  <w:abstractNum w:abstractNumId="29" w15:restartNumberingAfterBreak="0">
     <w:nsid w:val="488C5FA5"/>
     <w:multiLevelType w:val="multilevel"/>
     <w:tmpl w:val="04102514"/>
@@ -8849,7 +11416,305 @@
       </w:rPr>
     </w:lvl>
   </w:abstractNum>
-  <w:abstractNum w:abstractNumId="20" w15:restartNumberingAfterBreak="0">
+  <w:abstractNum w:abstractNumId="30" w15:restartNumberingAfterBreak="0">
+    <w:nsid w:val="49701FB9"/>
+    <w:multiLevelType w:val="multilevel"/>
+    <w:tmpl w:val="7FA68A28"/>
+    <w:lvl w:ilvl="0">
+      <w:start w:val="1"/>
+      <w:numFmt w:val="bullet"/>
+      <w:lvlText w:val=""/>
+      <w:lvlJc w:val="left"/>
+      <w:pPr>
+        <w:tabs>
+          <w:tab w:val="num" w:pos="720"/>
+        </w:tabs>
+        <w:ind w:left="720" w:hanging="360"/>
+      </w:pPr>
+      <w:rPr>
+        <w:rFonts w:ascii="Symbol" w:hAnsi="Symbol" w:hint="default"/>
+        <w:sz w:val="20"/>
+      </w:rPr>
+    </w:lvl>
+    <w:lvl w:ilvl="1" w:tentative="1">
+      <w:start w:val="1"/>
+      <w:numFmt w:val="bullet"/>
+      <w:lvlText w:val="o"/>
+      <w:lvlJc w:val="left"/>
+      <w:pPr>
+        <w:tabs>
+          <w:tab w:val="num" w:pos="1440"/>
+        </w:tabs>
+        <w:ind w:left="1440" w:hanging="360"/>
+      </w:pPr>
+      <w:rPr>
+        <w:rFonts w:ascii="Courier New" w:hAnsi="Courier New" w:hint="default"/>
+        <w:sz w:val="20"/>
+      </w:rPr>
+    </w:lvl>
+    <w:lvl w:ilvl="2" w:tentative="1">
+      <w:start w:val="1"/>
+      <w:numFmt w:val="bullet"/>
+      <w:lvlText w:val=""/>
+      <w:lvlJc w:val="left"/>
+      <w:pPr>
+        <w:tabs>
+          <w:tab w:val="num" w:pos="2160"/>
+        </w:tabs>
+        <w:ind w:left="2160" w:hanging="360"/>
+      </w:pPr>
+      <w:rPr>
+        <w:rFonts w:ascii="Wingdings" w:hAnsi="Wingdings" w:hint="default"/>
+        <w:sz w:val="20"/>
+      </w:rPr>
+    </w:lvl>
+    <w:lvl w:ilvl="3" w:tentative="1">
+      <w:start w:val="1"/>
+      <w:numFmt w:val="bullet"/>
+      <w:lvlText w:val=""/>
+      <w:lvlJc w:val="left"/>
+      <w:pPr>
+        <w:tabs>
+          <w:tab w:val="num" w:pos="2880"/>
+        </w:tabs>
+        <w:ind w:left="2880" w:hanging="360"/>
+      </w:pPr>
+      <w:rPr>
+        <w:rFonts w:ascii="Wingdings" w:hAnsi="Wingdings" w:hint="default"/>
+        <w:sz w:val="20"/>
+      </w:rPr>
+    </w:lvl>
+    <w:lvl w:ilvl="4" w:tentative="1">
+      <w:start w:val="1"/>
+      <w:numFmt w:val="bullet"/>
+      <w:lvlText w:val=""/>
+      <w:lvlJc w:val="left"/>
+      <w:pPr>
+        <w:tabs>
+          <w:tab w:val="num" w:pos="3600"/>
+        </w:tabs>
+        <w:ind w:left="3600" w:hanging="360"/>
+      </w:pPr>
+      <w:rPr>
+        <w:rFonts w:ascii="Wingdings" w:hAnsi="Wingdings" w:hint="default"/>
+        <w:sz w:val="20"/>
+      </w:rPr>
+    </w:lvl>
+    <w:lvl w:ilvl="5" w:tentative="1">
+      <w:start w:val="1"/>
+      <w:numFmt w:val="bullet"/>
+      <w:lvlText w:val=""/>
+      <w:lvlJc w:val="left"/>
+      <w:pPr>
+        <w:tabs>
+          <w:tab w:val="num" w:pos="4320"/>
+        </w:tabs>
+        <w:ind w:left="4320" w:hanging="360"/>
+      </w:pPr>
+      <w:rPr>
+        <w:rFonts w:ascii="Wingdings" w:hAnsi="Wingdings" w:hint="default"/>
+        <w:sz w:val="20"/>
+      </w:rPr>
+    </w:lvl>
+    <w:lvl w:ilvl="6" w:tentative="1">
+      <w:start w:val="1"/>
+      <w:numFmt w:val="bullet"/>
+      <w:lvlText w:val=""/>
+      <w:lvlJc w:val="left"/>
+      <w:pPr>
+        <w:tabs>
+          <w:tab w:val="num" w:pos="5040"/>
+        </w:tabs>
+        <w:ind w:left="5040" w:hanging="360"/>
+      </w:pPr>
+      <w:rPr>
+        <w:rFonts w:ascii="Wingdings" w:hAnsi="Wingdings" w:hint="default"/>
+        <w:sz w:val="20"/>
+      </w:rPr>
+    </w:lvl>
+    <w:lvl w:ilvl="7" w:tentative="1">
+      <w:start w:val="1"/>
+      <w:numFmt w:val="bullet"/>
+      <w:lvlText w:val=""/>
+      <w:lvlJc w:val="left"/>
+      <w:pPr>
+        <w:tabs>
+          <w:tab w:val="num" w:pos="5760"/>
+        </w:tabs>
+        <w:ind w:left="5760" w:hanging="360"/>
+      </w:pPr>
+      <w:rPr>
+        <w:rFonts w:ascii="Wingdings" w:hAnsi="Wingdings" w:hint="default"/>
+        <w:sz w:val="20"/>
+      </w:rPr>
+    </w:lvl>
+    <w:lvl w:ilvl="8" w:tentative="1">
+      <w:start w:val="1"/>
+      <w:numFmt w:val="bullet"/>
+      <w:lvlText w:val=""/>
+      <w:lvlJc w:val="left"/>
+      <w:pPr>
+        <w:tabs>
+          <w:tab w:val="num" w:pos="6480"/>
+        </w:tabs>
+        <w:ind w:left="6480" w:hanging="360"/>
+      </w:pPr>
+      <w:rPr>
+        <w:rFonts w:ascii="Wingdings" w:hAnsi="Wingdings" w:hint="default"/>
+        <w:sz w:val="20"/>
+      </w:rPr>
+    </w:lvl>
+  </w:abstractNum>
+  <w:abstractNum w:abstractNumId="31" w15:restartNumberingAfterBreak="0">
+    <w:nsid w:val="4AFF4C94"/>
+    <w:multiLevelType w:val="multilevel"/>
+    <w:tmpl w:val="10387C4E"/>
+    <w:lvl w:ilvl="0">
+      <w:start w:val="1"/>
+      <w:numFmt w:val="bullet"/>
+      <w:lvlText w:val=""/>
+      <w:lvlJc w:val="left"/>
+      <w:pPr>
+        <w:tabs>
+          <w:tab w:val="num" w:pos="720"/>
+        </w:tabs>
+        <w:ind w:left="720" w:hanging="360"/>
+      </w:pPr>
+      <w:rPr>
+        <w:rFonts w:ascii="Symbol" w:hAnsi="Symbol" w:hint="default"/>
+        <w:sz w:val="20"/>
+      </w:rPr>
+    </w:lvl>
+    <w:lvl w:ilvl="1" w:tentative="1">
+      <w:start w:val="1"/>
+      <w:numFmt w:val="bullet"/>
+      <w:lvlText w:val="o"/>
+      <w:lvlJc w:val="left"/>
+      <w:pPr>
+        <w:tabs>
+          <w:tab w:val="num" w:pos="1440"/>
+        </w:tabs>
+        <w:ind w:left="1440" w:hanging="360"/>
+      </w:pPr>
+      <w:rPr>
+        <w:rFonts w:ascii="Courier New" w:hAnsi="Courier New" w:hint="default"/>
+        <w:sz w:val="20"/>
+      </w:rPr>
+    </w:lvl>
+    <w:lvl w:ilvl="2" w:tentative="1">
+      <w:start w:val="1"/>
+      <w:numFmt w:val="bullet"/>
+      <w:lvlText w:val=""/>
+      <w:lvlJc w:val="left"/>
+      <w:pPr>
+        <w:tabs>
+          <w:tab w:val="num" w:pos="2160"/>
+        </w:tabs>
+        <w:ind w:left="2160" w:hanging="360"/>
+      </w:pPr>
+      <w:rPr>
+        <w:rFonts w:ascii="Wingdings" w:hAnsi="Wingdings" w:hint="default"/>
+        <w:sz w:val="20"/>
+      </w:rPr>
+    </w:lvl>
+    <w:lvl w:ilvl="3" w:tentative="1">
+      <w:start w:val="1"/>
+      <w:numFmt w:val="bullet"/>
+      <w:lvlText w:val=""/>
+      <w:lvlJc w:val="left"/>
+      <w:pPr>
+        <w:tabs>
+          <w:tab w:val="num" w:pos="2880"/>
+        </w:tabs>
+        <w:ind w:left="2880" w:hanging="360"/>
+      </w:pPr>
+      <w:rPr>
+        <w:rFonts w:ascii="Wingdings" w:hAnsi="Wingdings" w:hint="default"/>
+        <w:sz w:val="20"/>
+      </w:rPr>
+    </w:lvl>
+    <w:lvl w:ilvl="4" w:tentative="1">
+      <w:start w:val="1"/>
+      <w:numFmt w:val="bullet"/>
+      <w:lvlText w:val=""/>
+      <w:lvlJc w:val="left"/>
+      <w:pPr>
+        <w:tabs>
+          <w:tab w:val="num" w:pos="3600"/>
+        </w:tabs>
+        <w:ind w:left="3600" w:hanging="360"/>
+      </w:pPr>
+      <w:rPr>
+        <w:rFonts w:ascii="Wingdings" w:hAnsi="Wingdings" w:hint="default"/>
+        <w:sz w:val="20"/>
+      </w:rPr>
+    </w:lvl>
+    <w:lvl w:ilvl="5" w:tentative="1">
+      <w:start w:val="1"/>
+      <w:numFmt w:val="bullet"/>
+      <w:lvlText w:val=""/>
+      <w:lvlJc w:val="left"/>
+      <w:pPr>
+        <w:tabs>
+          <w:tab w:val="num" w:pos="4320"/>
+        </w:tabs>
+        <w:ind w:left="4320" w:hanging="360"/>
+      </w:pPr>
+      <w:rPr>
+        <w:rFonts w:ascii="Wingdings" w:hAnsi="Wingdings" w:hint="default"/>
+        <w:sz w:val="20"/>
+      </w:rPr>
+    </w:lvl>
+    <w:lvl w:ilvl="6" w:tentative="1">
+      <w:start w:val="1"/>
+      <w:numFmt w:val="bullet"/>
+      <w:lvlText w:val=""/>
+      <w:lvlJc w:val="left"/>
+      <w:pPr>
+        <w:tabs>
+          <w:tab w:val="num" w:pos="5040"/>
+        </w:tabs>
+        <w:ind w:left="5040" w:hanging="360"/>
+      </w:pPr>
+      <w:rPr>
+        <w:rFonts w:ascii="Wingdings" w:hAnsi="Wingdings" w:hint="default"/>
+        <w:sz w:val="20"/>
+      </w:rPr>
+    </w:lvl>
+    <w:lvl w:ilvl="7" w:tentative="1">
+      <w:start w:val="1"/>
+      <w:numFmt w:val="bullet"/>
+      <w:lvlText w:val=""/>
+      <w:lvlJc w:val="left"/>
+      <w:pPr>
+        <w:tabs>
+          <w:tab w:val="num" w:pos="5760"/>
+        </w:tabs>
+        <w:ind w:left="5760" w:hanging="360"/>
+      </w:pPr>
+      <w:rPr>
+        <w:rFonts w:ascii="Wingdings" w:hAnsi="Wingdings" w:hint="default"/>
+        <w:sz w:val="20"/>
+      </w:rPr>
+    </w:lvl>
+    <w:lvl w:ilvl="8" w:tentative="1">
+      <w:start w:val="1"/>
+      <w:numFmt w:val="bullet"/>
+      <w:lvlText w:val=""/>
+      <w:lvlJc w:val="left"/>
+      <w:pPr>
+        <w:tabs>
+          <w:tab w:val="num" w:pos="6480"/>
+        </w:tabs>
+        <w:ind w:left="6480" w:hanging="360"/>
+      </w:pPr>
+      <w:rPr>
+        <w:rFonts w:ascii="Wingdings" w:hAnsi="Wingdings" w:hint="default"/>
+        <w:sz w:val="20"/>
+      </w:rPr>
+    </w:lvl>
+  </w:abstractNum>
+  <w:abstractNum w:abstractNumId="32" w15:restartNumberingAfterBreak="0">
     <w:nsid w:val="51DD60E7"/>
     <w:multiLevelType w:val="multilevel"/>
     <w:tmpl w:val="79E00146"/>
@@ -8998,7 +11863,7 @@
       </w:rPr>
     </w:lvl>
   </w:abstractNum>
-  <w:abstractNum w:abstractNumId="21" w15:restartNumberingAfterBreak="0">
+  <w:abstractNum w:abstractNumId="33" w15:restartNumberingAfterBreak="0">
     <w:nsid w:val="52717091"/>
     <w:multiLevelType w:val="multilevel"/>
     <w:tmpl w:val="988A7B10"/>
@@ -9111,7 +11976,233 @@
       </w:pPr>
     </w:lvl>
   </w:abstractNum>
-  <w:abstractNum w:abstractNumId="22" w15:restartNumberingAfterBreak="0">
+  <w:abstractNum w:abstractNumId="34" w15:restartNumberingAfterBreak="0">
+    <w:nsid w:val="53C152FF"/>
+    <w:multiLevelType w:val="hybridMultilevel"/>
+    <w:tmpl w:val="861A110C"/>
+    <w:lvl w:ilvl="0" w:tplc="300A0001">
+      <w:start w:val="1"/>
+      <w:numFmt w:val="bullet"/>
+      <w:lvlText w:val=""/>
+      <w:lvlJc w:val="left"/>
+      <w:pPr>
+        <w:ind w:left="720" w:hanging="360"/>
+      </w:pPr>
+      <w:rPr>
+        <w:rFonts w:ascii="Symbol" w:hAnsi="Symbol" w:hint="default"/>
+      </w:rPr>
+    </w:lvl>
+    <w:lvl w:ilvl="1" w:tplc="300A0003" w:tentative="1">
+      <w:start w:val="1"/>
+      <w:numFmt w:val="bullet"/>
+      <w:lvlText w:val="o"/>
+      <w:lvlJc w:val="left"/>
+      <w:pPr>
+        <w:ind w:left="1440" w:hanging="360"/>
+      </w:pPr>
+      <w:rPr>
+        <w:rFonts w:ascii="Courier New" w:hAnsi="Courier New" w:cs="Courier New" w:hint="default"/>
+      </w:rPr>
+    </w:lvl>
+    <w:lvl w:ilvl="2" w:tplc="300A0005" w:tentative="1">
+      <w:start w:val="1"/>
+      <w:numFmt w:val="bullet"/>
+      <w:lvlText w:val=""/>
+      <w:lvlJc w:val="left"/>
+      <w:pPr>
+        <w:ind w:left="2160" w:hanging="360"/>
+      </w:pPr>
+      <w:rPr>
+        <w:rFonts w:ascii="Wingdings" w:hAnsi="Wingdings" w:hint="default"/>
+      </w:rPr>
+    </w:lvl>
+    <w:lvl w:ilvl="3" w:tplc="300A0001" w:tentative="1">
+      <w:start w:val="1"/>
+      <w:numFmt w:val="bullet"/>
+      <w:lvlText w:val=""/>
+      <w:lvlJc w:val="left"/>
+      <w:pPr>
+        <w:ind w:left="2880" w:hanging="360"/>
+      </w:pPr>
+      <w:rPr>
+        <w:rFonts w:ascii="Symbol" w:hAnsi="Symbol" w:hint="default"/>
+      </w:rPr>
+    </w:lvl>
+    <w:lvl w:ilvl="4" w:tplc="300A0003" w:tentative="1">
+      <w:start w:val="1"/>
+      <w:numFmt w:val="bullet"/>
+      <w:lvlText w:val="o"/>
+      <w:lvlJc w:val="left"/>
+      <w:pPr>
+        <w:ind w:left="3600" w:hanging="360"/>
+      </w:pPr>
+      <w:rPr>
+        <w:rFonts w:ascii="Courier New" w:hAnsi="Courier New" w:cs="Courier New" w:hint="default"/>
+      </w:rPr>
+    </w:lvl>
+    <w:lvl w:ilvl="5" w:tplc="300A0005" w:tentative="1">
+      <w:start w:val="1"/>
+      <w:numFmt w:val="bullet"/>
+      <w:lvlText w:val=""/>
+      <w:lvlJc w:val="left"/>
+      <w:pPr>
+        <w:ind w:left="4320" w:hanging="360"/>
+      </w:pPr>
+      <w:rPr>
+        <w:rFonts w:ascii="Wingdings" w:hAnsi="Wingdings" w:hint="default"/>
+      </w:rPr>
+    </w:lvl>
+    <w:lvl w:ilvl="6" w:tplc="300A0001" w:tentative="1">
+      <w:start w:val="1"/>
+      <w:numFmt w:val="bullet"/>
+      <w:lvlText w:val=""/>
+      <w:lvlJc w:val="left"/>
+      <w:pPr>
+        <w:ind w:left="5040" w:hanging="360"/>
+      </w:pPr>
+      <w:rPr>
+        <w:rFonts w:ascii="Symbol" w:hAnsi="Symbol" w:hint="default"/>
+      </w:rPr>
+    </w:lvl>
+    <w:lvl w:ilvl="7" w:tplc="300A0003" w:tentative="1">
+      <w:start w:val="1"/>
+      <w:numFmt w:val="bullet"/>
+      <w:lvlText w:val="o"/>
+      <w:lvlJc w:val="left"/>
+      <w:pPr>
+        <w:ind w:left="5760" w:hanging="360"/>
+      </w:pPr>
+      <w:rPr>
+        <w:rFonts w:ascii="Courier New" w:hAnsi="Courier New" w:cs="Courier New" w:hint="default"/>
+      </w:rPr>
+    </w:lvl>
+    <w:lvl w:ilvl="8" w:tplc="300A0005" w:tentative="1">
+      <w:start w:val="1"/>
+      <w:numFmt w:val="bullet"/>
+      <w:lvlText w:val=""/>
+      <w:lvlJc w:val="left"/>
+      <w:pPr>
+        <w:ind w:left="6480" w:hanging="360"/>
+      </w:pPr>
+      <w:rPr>
+        <w:rFonts w:ascii="Wingdings" w:hAnsi="Wingdings" w:hint="default"/>
+      </w:rPr>
+    </w:lvl>
+  </w:abstractNum>
+  <w:abstractNum w:abstractNumId="35" w15:restartNumberingAfterBreak="0">
+    <w:nsid w:val="56CF1B97"/>
+    <w:multiLevelType w:val="hybridMultilevel"/>
+    <w:tmpl w:val="5E042A0A"/>
+    <w:lvl w:ilvl="0" w:tplc="300A0001">
+      <w:start w:val="1"/>
+      <w:numFmt w:val="bullet"/>
+      <w:lvlText w:val=""/>
+      <w:lvlJc w:val="left"/>
+      <w:pPr>
+        <w:ind w:left="720" w:hanging="360"/>
+      </w:pPr>
+      <w:rPr>
+        <w:rFonts w:ascii="Symbol" w:hAnsi="Symbol" w:hint="default"/>
+      </w:rPr>
+    </w:lvl>
+    <w:lvl w:ilvl="1" w:tplc="300A0003" w:tentative="1">
+      <w:start w:val="1"/>
+      <w:numFmt w:val="bullet"/>
+      <w:lvlText w:val="o"/>
+      <w:lvlJc w:val="left"/>
+      <w:pPr>
+        <w:ind w:left="1440" w:hanging="360"/>
+      </w:pPr>
+      <w:rPr>
+        <w:rFonts w:ascii="Courier New" w:hAnsi="Courier New" w:cs="Courier New" w:hint="default"/>
+      </w:rPr>
+    </w:lvl>
+    <w:lvl w:ilvl="2" w:tplc="300A0005" w:tentative="1">
+      <w:start w:val="1"/>
+      <w:numFmt w:val="bullet"/>
+      <w:lvlText w:val=""/>
+      <w:lvlJc w:val="left"/>
+      <w:pPr>
+        <w:ind w:left="2160" w:hanging="360"/>
+      </w:pPr>
+      <w:rPr>
+        <w:rFonts w:ascii="Wingdings" w:hAnsi="Wingdings" w:hint="default"/>
+      </w:rPr>
+    </w:lvl>
+    <w:lvl w:ilvl="3" w:tplc="300A0001" w:tentative="1">
+      <w:start w:val="1"/>
+      <w:numFmt w:val="bullet"/>
+      <w:lvlText w:val=""/>
+      <w:lvlJc w:val="left"/>
+      <w:pPr>
+        <w:ind w:left="2880" w:hanging="360"/>
+      </w:pPr>
+      <w:rPr>
+        <w:rFonts w:ascii="Symbol" w:hAnsi="Symbol" w:hint="default"/>
+      </w:rPr>
+    </w:lvl>
+    <w:lvl w:ilvl="4" w:tplc="300A0003" w:tentative="1">
+      <w:start w:val="1"/>
+      <w:numFmt w:val="bullet"/>
+      <w:lvlText w:val="o"/>
+      <w:lvlJc w:val="left"/>
+      <w:pPr>
+        <w:ind w:left="3600" w:hanging="360"/>
+      </w:pPr>
+      <w:rPr>
+        <w:rFonts w:ascii="Courier New" w:hAnsi="Courier New" w:cs="Courier New" w:hint="default"/>
+      </w:rPr>
+    </w:lvl>
+    <w:lvl w:ilvl="5" w:tplc="300A0005" w:tentative="1">
+      <w:start w:val="1"/>
+      <w:numFmt w:val="bullet"/>
+      <w:lvlText w:val=""/>
+      <w:lvlJc w:val="left"/>
+      <w:pPr>
+        <w:ind w:left="4320" w:hanging="360"/>
+      </w:pPr>
+      <w:rPr>
+        <w:rFonts w:ascii="Wingdings" w:hAnsi="Wingdings" w:hint="default"/>
+      </w:rPr>
+    </w:lvl>
+    <w:lvl w:ilvl="6" w:tplc="300A0001" w:tentative="1">
+      <w:start w:val="1"/>
+      <w:numFmt w:val="bullet"/>
+      <w:lvlText w:val=""/>
+      <w:lvlJc w:val="left"/>
+      <w:pPr>
+        <w:ind w:left="5040" w:hanging="360"/>
+      </w:pPr>
+      <w:rPr>
+        <w:rFonts w:ascii="Symbol" w:hAnsi="Symbol" w:hint="default"/>
+      </w:rPr>
+    </w:lvl>
+    <w:lvl w:ilvl="7" w:tplc="300A0003" w:tentative="1">
+      <w:start w:val="1"/>
+      <w:numFmt w:val="bullet"/>
+      <w:lvlText w:val="o"/>
+      <w:lvlJc w:val="left"/>
+      <w:pPr>
+        <w:ind w:left="5760" w:hanging="360"/>
+      </w:pPr>
+      <w:rPr>
+        <w:rFonts w:ascii="Courier New" w:hAnsi="Courier New" w:cs="Courier New" w:hint="default"/>
+      </w:rPr>
+    </w:lvl>
+    <w:lvl w:ilvl="8" w:tplc="300A0005" w:tentative="1">
+      <w:start w:val="1"/>
+      <w:numFmt w:val="bullet"/>
+      <w:lvlText w:val=""/>
+      <w:lvlJc w:val="left"/>
+      <w:pPr>
+        <w:ind w:left="6480" w:hanging="360"/>
+      </w:pPr>
+      <w:rPr>
+        <w:rFonts w:ascii="Wingdings" w:hAnsi="Wingdings" w:hint="default"/>
+      </w:rPr>
+    </w:lvl>
+  </w:abstractNum>
+  <w:abstractNum w:abstractNumId="36" w15:restartNumberingAfterBreak="0">
     <w:nsid w:val="5F725F4E"/>
     <w:multiLevelType w:val="multilevel"/>
     <w:tmpl w:val="2092CE58"/>
@@ -9260,7 +12351,120 @@
       </w:rPr>
     </w:lvl>
   </w:abstractNum>
-  <w:abstractNum w:abstractNumId="23" w15:restartNumberingAfterBreak="0">
+  <w:abstractNum w:abstractNumId="37" w15:restartNumberingAfterBreak="0">
+    <w:nsid w:val="5F8D6E8F"/>
+    <w:multiLevelType w:val="hybridMultilevel"/>
+    <w:tmpl w:val="7D56B80A"/>
+    <w:lvl w:ilvl="0" w:tplc="300A0001">
+      <w:start w:val="1"/>
+      <w:numFmt w:val="bullet"/>
+      <w:lvlText w:val=""/>
+      <w:lvlJc w:val="left"/>
+      <w:pPr>
+        <w:ind w:left="720" w:hanging="360"/>
+      </w:pPr>
+      <w:rPr>
+        <w:rFonts w:ascii="Symbol" w:hAnsi="Symbol" w:hint="default"/>
+      </w:rPr>
+    </w:lvl>
+    <w:lvl w:ilvl="1" w:tplc="300A0003" w:tentative="1">
+      <w:start w:val="1"/>
+      <w:numFmt w:val="bullet"/>
+      <w:lvlText w:val="o"/>
+      <w:lvlJc w:val="left"/>
+      <w:pPr>
+        <w:ind w:left="1440" w:hanging="360"/>
+      </w:pPr>
+      <w:rPr>
+        <w:rFonts w:ascii="Courier New" w:hAnsi="Courier New" w:cs="Courier New" w:hint="default"/>
+      </w:rPr>
+    </w:lvl>
+    <w:lvl w:ilvl="2" w:tplc="300A0005" w:tentative="1">
+      <w:start w:val="1"/>
+      <w:numFmt w:val="bullet"/>
+      <w:lvlText w:val=""/>
+      <w:lvlJc w:val="left"/>
+      <w:pPr>
+        <w:ind w:left="2160" w:hanging="360"/>
+      </w:pPr>
+      <w:rPr>
+        <w:rFonts w:ascii="Wingdings" w:hAnsi="Wingdings" w:hint="default"/>
+      </w:rPr>
+    </w:lvl>
+    <w:lvl w:ilvl="3" w:tplc="300A0001" w:tentative="1">
+      <w:start w:val="1"/>
+      <w:numFmt w:val="bullet"/>
+      <w:lvlText w:val=""/>
+      <w:lvlJc w:val="left"/>
+      <w:pPr>
+        <w:ind w:left="2880" w:hanging="360"/>
+      </w:pPr>
+      <w:rPr>
+        <w:rFonts w:ascii="Symbol" w:hAnsi="Symbol" w:hint="default"/>
+      </w:rPr>
+    </w:lvl>
+    <w:lvl w:ilvl="4" w:tplc="300A0003" w:tentative="1">
+      <w:start w:val="1"/>
+      <w:numFmt w:val="bullet"/>
+      <w:lvlText w:val="o"/>
+      <w:lvlJc w:val="left"/>
+      <w:pPr>
+        <w:ind w:left="3600" w:hanging="360"/>
+      </w:pPr>
+      <w:rPr>
+        <w:rFonts w:ascii="Courier New" w:hAnsi="Courier New" w:cs="Courier New" w:hint="default"/>
+      </w:rPr>
+    </w:lvl>
+    <w:lvl w:ilvl="5" w:tplc="300A0005" w:tentative="1">
+      <w:start w:val="1"/>
+      <w:numFmt w:val="bullet"/>
+      <w:lvlText w:val=""/>
+      <w:lvlJc w:val="left"/>
+      <w:pPr>
+        <w:ind w:left="4320" w:hanging="360"/>
+      </w:pPr>
+      <w:rPr>
+        <w:rFonts w:ascii="Wingdings" w:hAnsi="Wingdings" w:hint="default"/>
+      </w:rPr>
+    </w:lvl>
+    <w:lvl w:ilvl="6" w:tplc="300A0001" w:tentative="1">
+      <w:start w:val="1"/>
+      <w:numFmt w:val="bullet"/>
+      <w:lvlText w:val=""/>
+      <w:lvlJc w:val="left"/>
+      <w:pPr>
+        <w:ind w:left="5040" w:hanging="360"/>
+      </w:pPr>
+      <w:rPr>
+        <w:rFonts w:ascii="Symbol" w:hAnsi="Symbol" w:hint="default"/>
+      </w:rPr>
+    </w:lvl>
+    <w:lvl w:ilvl="7" w:tplc="300A0003" w:tentative="1">
+      <w:start w:val="1"/>
+      <w:numFmt w:val="bullet"/>
+      <w:lvlText w:val="o"/>
+      <w:lvlJc w:val="left"/>
+      <w:pPr>
+        <w:ind w:left="5760" w:hanging="360"/>
+      </w:pPr>
+      <w:rPr>
+        <w:rFonts w:ascii="Courier New" w:hAnsi="Courier New" w:cs="Courier New" w:hint="default"/>
+      </w:rPr>
+    </w:lvl>
+    <w:lvl w:ilvl="8" w:tplc="300A0005" w:tentative="1">
+      <w:start w:val="1"/>
+      <w:numFmt w:val="bullet"/>
+      <w:lvlText w:val=""/>
+      <w:lvlJc w:val="left"/>
+      <w:pPr>
+        <w:ind w:left="6480" w:hanging="360"/>
+      </w:pPr>
+      <w:rPr>
+        <w:rFonts w:ascii="Wingdings" w:hAnsi="Wingdings" w:hint="default"/>
+      </w:rPr>
+    </w:lvl>
+  </w:abstractNum>
+  <w:abstractNum w:abstractNumId="38" w15:restartNumberingAfterBreak="0">
     <w:nsid w:val="611705C2"/>
     <w:multiLevelType w:val="multilevel"/>
     <w:tmpl w:val="32346F9A"/>
@@ -9409,7 +12613,7 @@
       </w:rPr>
     </w:lvl>
   </w:abstractNum>
-  <w:abstractNum w:abstractNumId="24" w15:restartNumberingAfterBreak="0">
+  <w:abstractNum w:abstractNumId="39" w15:restartNumberingAfterBreak="0">
     <w:nsid w:val="6A6A2A5E"/>
     <w:multiLevelType w:val="multilevel"/>
     <w:tmpl w:val="2262929C"/>
@@ -9558,7 +12762,7 @@
       </w:rPr>
     </w:lvl>
   </w:abstractNum>
-  <w:abstractNum w:abstractNumId="25" w15:restartNumberingAfterBreak="0">
+  <w:abstractNum w:abstractNumId="40" w15:restartNumberingAfterBreak="0">
     <w:nsid w:val="6A9E1020"/>
     <w:multiLevelType w:val="multilevel"/>
     <w:tmpl w:val="787ED8D0"/>
@@ -9707,7 +12911,120 @@
       </w:rPr>
     </w:lvl>
   </w:abstractNum>
-  <w:abstractNum w:abstractNumId="26" w15:restartNumberingAfterBreak="0">
+  <w:abstractNum w:abstractNumId="41" w15:restartNumberingAfterBreak="0">
+    <w:nsid w:val="74EF39A5"/>
+    <w:multiLevelType w:val="hybridMultilevel"/>
+    <w:tmpl w:val="52A8843A"/>
+    <w:lvl w:ilvl="0" w:tplc="300A0001">
+      <w:start w:val="1"/>
+      <w:numFmt w:val="bullet"/>
+      <w:lvlText w:val=""/>
+      <w:lvlJc w:val="left"/>
+      <w:pPr>
+        <w:ind w:left="720" w:hanging="360"/>
+      </w:pPr>
+      <w:rPr>
+        <w:rFonts w:ascii="Symbol" w:hAnsi="Symbol" w:hint="default"/>
+      </w:rPr>
+    </w:lvl>
+    <w:lvl w:ilvl="1" w:tplc="300A0003" w:tentative="1">
+      <w:start w:val="1"/>
+      <w:numFmt w:val="bullet"/>
+      <w:lvlText w:val="o"/>
+      <w:lvlJc w:val="left"/>
+      <w:pPr>
+        <w:ind w:left="1440" w:hanging="360"/>
+      </w:pPr>
+      <w:rPr>
+        <w:rFonts w:ascii="Courier New" w:hAnsi="Courier New" w:cs="Courier New" w:hint="default"/>
+      </w:rPr>
+    </w:lvl>
+    <w:lvl w:ilvl="2" w:tplc="300A0005" w:tentative="1">
+      <w:start w:val="1"/>
+      <w:numFmt w:val="bullet"/>
+      <w:lvlText w:val=""/>
+      <w:lvlJc w:val="left"/>
+      <w:pPr>
+        <w:ind w:left="2160" w:hanging="360"/>
+      </w:pPr>
+      <w:rPr>
+        <w:rFonts w:ascii="Wingdings" w:hAnsi="Wingdings" w:hint="default"/>
+      </w:rPr>
+    </w:lvl>
+    <w:lvl w:ilvl="3" w:tplc="300A0001" w:tentative="1">
+      <w:start w:val="1"/>
+      <w:numFmt w:val="bullet"/>
+      <w:lvlText w:val=""/>
+      <w:lvlJc w:val="left"/>
+      <w:pPr>
+        <w:ind w:left="2880" w:hanging="360"/>
+      </w:pPr>
+      <w:rPr>
+        <w:rFonts w:ascii="Symbol" w:hAnsi="Symbol" w:hint="default"/>
+      </w:rPr>
+    </w:lvl>
+    <w:lvl w:ilvl="4" w:tplc="300A0003" w:tentative="1">
+      <w:start w:val="1"/>
+      <w:numFmt w:val="bullet"/>
+      <w:lvlText w:val="o"/>
+      <w:lvlJc w:val="left"/>
+      <w:pPr>
+        <w:ind w:left="3600" w:hanging="360"/>
+      </w:pPr>
+      <w:rPr>
+        <w:rFonts w:ascii="Courier New" w:hAnsi="Courier New" w:cs="Courier New" w:hint="default"/>
+      </w:rPr>
+    </w:lvl>
+    <w:lvl w:ilvl="5" w:tplc="300A0005" w:tentative="1">
+      <w:start w:val="1"/>
+      <w:numFmt w:val="bullet"/>
+      <w:lvlText w:val=""/>
+      <w:lvlJc w:val="left"/>
+      <w:pPr>
+        <w:ind w:left="4320" w:hanging="360"/>
+      </w:pPr>
+      <w:rPr>
+        <w:rFonts w:ascii="Wingdings" w:hAnsi="Wingdings" w:hint="default"/>
+      </w:rPr>
+    </w:lvl>
+    <w:lvl w:ilvl="6" w:tplc="300A0001" w:tentative="1">
+      <w:start w:val="1"/>
+      <w:numFmt w:val="bullet"/>
+      <w:lvlText w:val=""/>
+      <w:lvlJc w:val="left"/>
+      <w:pPr>
+        <w:ind w:left="5040" w:hanging="360"/>
+      </w:pPr>
+      <w:rPr>
+        <w:rFonts w:ascii="Symbol" w:hAnsi="Symbol" w:hint="default"/>
+      </w:rPr>
+    </w:lvl>
+    <w:lvl w:ilvl="7" w:tplc="300A0003" w:tentative="1">
+      <w:start w:val="1"/>
+      <w:numFmt w:val="bullet"/>
+      <w:lvlText w:val="o"/>
+      <w:lvlJc w:val="left"/>
+      <w:pPr>
+        <w:ind w:left="5760" w:hanging="360"/>
+      </w:pPr>
+      <w:rPr>
+        <w:rFonts w:ascii="Courier New" w:hAnsi="Courier New" w:cs="Courier New" w:hint="default"/>
+      </w:rPr>
+    </w:lvl>
+    <w:lvl w:ilvl="8" w:tplc="300A0005" w:tentative="1">
+      <w:start w:val="1"/>
+      <w:numFmt w:val="bullet"/>
+      <w:lvlText w:val=""/>
+      <w:lvlJc w:val="left"/>
+      <w:pPr>
+        <w:ind w:left="6480" w:hanging="360"/>
+      </w:pPr>
+      <w:rPr>
+        <w:rFonts w:ascii="Wingdings" w:hAnsi="Wingdings" w:hint="default"/>
+      </w:rPr>
+    </w:lvl>
+  </w:abstractNum>
+  <w:abstractNum w:abstractNumId="42" w15:restartNumberingAfterBreak="0">
     <w:nsid w:val="7538491D"/>
     <w:multiLevelType w:val="multilevel"/>
     <w:tmpl w:val="45C05FD4"/>
@@ -9856,7 +13173,7 @@
       </w:rPr>
     </w:lvl>
   </w:abstractNum>
-  <w:abstractNum w:abstractNumId="27" w15:restartNumberingAfterBreak="0">
+  <w:abstractNum w:abstractNumId="43" w15:restartNumberingAfterBreak="0">
     <w:nsid w:val="7D201A14"/>
     <w:multiLevelType w:val="hybridMultilevel"/>
     <w:tmpl w:val="311A2460"/>
@@ -9969,7 +13286,7 @@
       </w:rPr>
     </w:lvl>
   </w:abstractNum>
-  <w:abstractNum w:abstractNumId="28" w15:restartNumberingAfterBreak="0">
+  <w:abstractNum w:abstractNumId="44" w15:restartNumberingAfterBreak="0">
     <w:nsid w:val="7EFD7FF8"/>
     <w:multiLevelType w:val="multilevel"/>
     <w:tmpl w:val="1D04A5AE"/>
@@ -10119,91 +13436,139 @@
     </w:lvl>
   </w:abstractNum>
   <w:num w:numId="1" w16cid:durableId="813066296">
-    <w:abstractNumId w:val="4"/>
+    <w:abstractNumId w:val="9"/>
   </w:num>
   <w:num w:numId="2" w16cid:durableId="1605846589">
-    <w:abstractNumId w:val="6"/>
+    <w:abstractNumId w:val="12"/>
   </w:num>
   <w:num w:numId="3" w16cid:durableId="1542670812">
     <w:abstractNumId w:val="0"/>
   </w:num>
   <w:num w:numId="4" w16cid:durableId="105009469">
+    <w:abstractNumId w:val="20"/>
+  </w:num>
+  <w:num w:numId="5" w16cid:durableId="1959794845">
+    <w:abstractNumId w:val="38"/>
+  </w:num>
+  <w:num w:numId="6" w16cid:durableId="1054306068">
+    <w:abstractNumId w:val="44"/>
+  </w:num>
+  <w:num w:numId="7" w16cid:durableId="75826173">
+    <w:abstractNumId w:val="16"/>
+  </w:num>
+  <w:num w:numId="8" w16cid:durableId="973488736">
+    <w:abstractNumId w:val="21"/>
+  </w:num>
+  <w:num w:numId="9" w16cid:durableId="894243252">
+    <w:abstractNumId w:val="19"/>
+  </w:num>
+  <w:num w:numId="10" w16cid:durableId="1581711934">
+    <w:abstractNumId w:val="36"/>
+  </w:num>
+  <w:num w:numId="11" w16cid:durableId="1053314773">
+    <w:abstractNumId w:val="24"/>
+  </w:num>
+  <w:num w:numId="12" w16cid:durableId="982082801">
+    <w:abstractNumId w:val="8"/>
+  </w:num>
+  <w:num w:numId="13" w16cid:durableId="1942642195">
+    <w:abstractNumId w:val="29"/>
+  </w:num>
+  <w:num w:numId="14" w16cid:durableId="1521892649">
+    <w:abstractNumId w:val="27"/>
+  </w:num>
+  <w:num w:numId="15" w16cid:durableId="471140940">
     <w:abstractNumId w:val="10"/>
   </w:num>
-  <w:num w:numId="5" w16cid:durableId="1959794845">
+  <w:num w:numId="16" w16cid:durableId="1053582004">
+    <w:abstractNumId w:val="22"/>
+  </w:num>
+  <w:num w:numId="17" w16cid:durableId="835223349">
+    <w:abstractNumId w:val="40"/>
+  </w:num>
+  <w:num w:numId="18" w16cid:durableId="1779255702">
+    <w:abstractNumId w:val="42"/>
+  </w:num>
+  <w:num w:numId="19" w16cid:durableId="1259371244">
+    <w:abstractNumId w:val="33"/>
+  </w:num>
+  <w:num w:numId="20" w16cid:durableId="1247959597">
+    <w:abstractNumId w:val="14"/>
+  </w:num>
+  <w:num w:numId="21" w16cid:durableId="623586829">
+    <w:abstractNumId w:val="25"/>
+  </w:num>
+  <w:num w:numId="22" w16cid:durableId="444547677">
+    <w:abstractNumId w:val="32"/>
+  </w:num>
+  <w:num w:numId="23" w16cid:durableId="1435632158">
     <w:abstractNumId w:val="23"/>
   </w:num>
-  <w:num w:numId="6" w16cid:durableId="1054306068">
+  <w:num w:numId="24" w16cid:durableId="1338846850">
+    <w:abstractNumId w:val="43"/>
+  </w:num>
+  <w:num w:numId="25" w16cid:durableId="513811019">
     <w:abstractNumId w:val="28"/>
   </w:num>
-  <w:num w:numId="7" w16cid:durableId="75826173">
-    <w:abstractNumId w:val="8"/>
-  </w:num>
-  <w:num w:numId="8" w16cid:durableId="973488736">
-    <w:abstractNumId w:val="11"/>
-  </w:num>
-  <w:num w:numId="9" w16cid:durableId="894243252">
-    <w:abstractNumId w:val="9"/>
-  </w:num>
-  <w:num w:numId="10" w16cid:durableId="1581711934">
-    <w:abstractNumId w:val="22"/>
-  </w:num>
-  <w:num w:numId="11" w16cid:durableId="1053314773">
-    <w:abstractNumId w:val="14"/>
-  </w:num>
-  <w:num w:numId="12" w16cid:durableId="982082801">
-    <w:abstractNumId w:val="3"/>
-  </w:num>
-  <w:num w:numId="13" w16cid:durableId="1942642195">
-    <w:abstractNumId w:val="19"/>
-  </w:num>
-  <w:num w:numId="14" w16cid:durableId="1521892649">
-    <w:abstractNumId w:val="17"/>
-  </w:num>
-  <w:num w:numId="15" w16cid:durableId="471140940">
-    <w:abstractNumId w:val="5"/>
-  </w:num>
-  <w:num w:numId="16" w16cid:durableId="1053582004">
-    <w:abstractNumId w:val="12"/>
-  </w:num>
-  <w:num w:numId="17" w16cid:durableId="835223349">
-    <w:abstractNumId w:val="25"/>
-  </w:num>
-  <w:num w:numId="18" w16cid:durableId="1779255702">
-    <w:abstractNumId w:val="26"/>
-  </w:num>
-  <w:num w:numId="19" w16cid:durableId="1259371244">
-    <w:abstractNumId w:val="21"/>
-  </w:num>
-  <w:num w:numId="20" w16cid:durableId="1247959597">
-    <w:abstractNumId w:val="7"/>
-  </w:num>
-  <w:num w:numId="21" w16cid:durableId="623586829">
-    <w:abstractNumId w:val="15"/>
-  </w:num>
-  <w:num w:numId="22" w16cid:durableId="444547677">
-    <w:abstractNumId w:val="20"/>
-  </w:num>
-  <w:num w:numId="23" w16cid:durableId="1435632158">
-    <w:abstractNumId w:val="13"/>
-  </w:num>
-  <w:num w:numId="24" w16cid:durableId="1338846850">
-    <w:abstractNumId w:val="27"/>
-  </w:num>
-  <w:num w:numId="25" w16cid:durableId="513811019">
-    <w:abstractNumId w:val="18"/>
-  </w:num>
   <w:num w:numId="26" w16cid:durableId="2108496299">
-    <w:abstractNumId w:val="24"/>
+    <w:abstractNumId w:val="39"/>
   </w:num>
   <w:num w:numId="27" w16cid:durableId="938222797">
     <w:abstractNumId w:val="1"/>
   </w:num>
   <w:num w:numId="28" w16cid:durableId="743795105">
+    <w:abstractNumId w:val="4"/>
+  </w:num>
+  <w:num w:numId="29" w16cid:durableId="2037920253">
+    <w:abstractNumId w:val="26"/>
+  </w:num>
+  <w:num w:numId="30" w16cid:durableId="2061441317">
+    <w:abstractNumId w:val="18"/>
+  </w:num>
+  <w:num w:numId="31" w16cid:durableId="558830361">
+    <w:abstractNumId w:val="37"/>
+  </w:num>
+  <w:num w:numId="32" w16cid:durableId="2042048426">
+    <w:abstractNumId w:val="15"/>
+  </w:num>
+  <w:num w:numId="33" w16cid:durableId="291717604">
+    <w:abstractNumId w:val="6"/>
+  </w:num>
+  <w:num w:numId="34" w16cid:durableId="348530602">
+    <w:abstractNumId w:val="31"/>
+  </w:num>
+  <w:num w:numId="35" w16cid:durableId="223106676">
+    <w:abstractNumId w:val="35"/>
+  </w:num>
+  <w:num w:numId="36" w16cid:durableId="1212182648">
+    <w:abstractNumId w:val="3"/>
+  </w:num>
+  <w:num w:numId="37" w16cid:durableId="2094204862">
+    <w:abstractNumId w:val="17"/>
+  </w:num>
+  <w:num w:numId="38" w16cid:durableId="867450613">
     <w:abstractNumId w:val="2"/>
   </w:num>
-  <w:num w:numId="29" w16cid:durableId="2037920253">
-    <w:abstractNumId w:val="16"/>
+  <w:num w:numId="39" w16cid:durableId="1263999416">
+    <w:abstractNumId w:val="30"/>
+  </w:num>
+  <w:num w:numId="40" w16cid:durableId="129056618">
+    <w:abstractNumId w:val="41"/>
+  </w:num>
+  <w:num w:numId="41" w16cid:durableId="1062679952">
+    <w:abstractNumId w:val="11"/>
+  </w:num>
+  <w:num w:numId="42" w16cid:durableId="1076393173">
+    <w:abstractNumId w:val="34"/>
+  </w:num>
+  <w:num w:numId="43" w16cid:durableId="1803692851">
+    <w:abstractNumId w:val="5"/>
+  </w:num>
+  <w:num w:numId="44" w16cid:durableId="1892419007">
+    <w:abstractNumId w:val="7"/>
+  </w:num>
+  <w:num w:numId="45" w16cid:durableId="1101411171">
+    <w:abstractNumId w:val="13"/>
   </w:num>
 </w:numbering>
 </file>

--- a/API de planes de ahorro bancario.docx
+++ b/API de planes de ahorro bancario.docx
@@ -1978,13 +1978,7 @@
               <w:rPr>
                 <w:rFonts w:ascii="Times New Roman" w:hAnsi="Times New Roman" w:cs="Times New Roman"/>
               </w:rPr>
-              <w:t>Porcentaje de cuotas canceladas después de cinco intentos fallidos por falta de fondo</w:t>
-            </w:r>
-            <w:r>
-              <w:rPr>
-                <w:rFonts w:ascii="Times New Roman" w:hAnsi="Times New Roman" w:cs="Times New Roman"/>
-              </w:rPr>
-              <w:t>s.</w:t>
+              <w:t>Porcentaje de cuotas canceladas después de cinco intentos fallidos por falta de fondos.</w:t>
             </w:r>
           </w:p>
         </w:tc>
@@ -2314,6 +2308,7 @@
           </w:tcPr>
           <w:p>
             <w:pPr>
+              <w:keepNext/>
               <w:jc w:val="both"/>
               <w:rPr>
                 <w:rFonts w:ascii="Times New Roman" w:hAnsi="Times New Roman" w:cs="Times New Roman"/>
@@ -2329,6 +2324,67 @@
         </w:tc>
       </w:tr>
     </w:tbl>
+    <w:p>
+      <w:pPr>
+        <w:pStyle w:val="Descripcin"/>
+        <w:jc w:val="center"/>
+        <w:rPr>
+          <w:rFonts w:ascii="Times New Roman" w:hAnsi="Times New Roman" w:cs="Times New Roman"/>
+          <w:color w:val="auto"/>
+        </w:rPr>
+      </w:pPr>
+      <w:r>
+        <w:rPr>
+          <w:rFonts w:ascii="Times New Roman" w:hAnsi="Times New Roman" w:cs="Times New Roman"/>
+          <w:color w:val="auto"/>
+        </w:rPr>
+        <w:lastRenderedPageBreak/>
+        <w:t xml:space="preserve">Tabla </w:t>
+      </w:r>
+      <w:r>
+        <w:rPr>
+          <w:rFonts w:ascii="Times New Roman" w:hAnsi="Times New Roman" w:cs="Times New Roman"/>
+          <w:color w:val="auto"/>
+        </w:rPr>
+        <w:fldChar w:fldCharType="begin"/>
+      </w:r>
+      <w:r>
+        <w:rPr>
+          <w:rFonts w:ascii="Times New Roman" w:hAnsi="Times New Roman" w:cs="Times New Roman"/>
+          <w:color w:val="auto"/>
+        </w:rPr>
+        <w:instrText xml:space="preserve"> SEQ Tabla \* ARABIC </w:instrText>
+      </w:r>
+      <w:r>
+        <w:rPr>
+          <w:rFonts w:ascii="Times New Roman" w:hAnsi="Times New Roman" w:cs="Times New Roman"/>
+          <w:color w:val="auto"/>
+        </w:rPr>
+        <w:fldChar w:fldCharType="separate"/>
+      </w:r>
+      <w:r>
+        <w:rPr>
+          <w:rFonts w:ascii="Times New Roman" w:hAnsi="Times New Roman" w:cs="Times New Roman"/>
+          <w:noProof/>
+          <w:color w:val="auto"/>
+        </w:rPr>
+        <w:t>1</w:t>
+      </w:r>
+      <w:r>
+        <w:rPr>
+          <w:rFonts w:ascii="Times New Roman" w:hAnsi="Times New Roman" w:cs="Times New Roman"/>
+          <w:color w:val="auto"/>
+        </w:rPr>
+        <w:fldChar w:fldCharType="end"/>
+      </w:r>
+      <w:r>
+        <w:rPr>
+          <w:rFonts w:ascii="Times New Roman" w:hAnsi="Times New Roman" w:cs="Times New Roman"/>
+          <w:color w:val="auto"/>
+        </w:rPr>
+        <w:t>. Indicadores de éxito del sistema</w:t>
+      </w:r>
+    </w:p>
     <w:p>
       <w:pPr>
         <w:pStyle w:val="Ttulo2"/>
@@ -2350,7 +2406,6 @@
           <w:sz w:val="28"/>
           <w:szCs w:val="28"/>
         </w:rPr>
-        <w:lastRenderedPageBreak/>
         <w:t>4. Cadena de valor de la API</w:t>
       </w:r>
     </w:p>
@@ -2716,13 +2771,7 @@
               <w:rPr>
                 <w:rFonts w:ascii="Times New Roman" w:hAnsi="Times New Roman" w:cs="Times New Roman"/>
               </w:rPr>
-              <w:t>Proporciona las cuentas, ejecuta los débitos y confirma el resultado de las operaciones</w:t>
-            </w:r>
-            <w:r>
-              <w:rPr>
-                <w:rFonts w:ascii="Times New Roman" w:hAnsi="Times New Roman" w:cs="Times New Roman"/>
-              </w:rPr>
-              <w:t>.</w:t>
+              <w:t>Proporciona las cuentas, ejecuta los débitos y confirma el resultado de las operaciones.</w:t>
             </w:r>
           </w:p>
         </w:tc>
@@ -2873,6 +2922,7 @@
           </w:tcPr>
           <w:p>
             <w:pPr>
+              <w:keepNext/>
               <w:jc w:val="both"/>
               <w:rPr>
                 <w:rFonts w:ascii="Times New Roman" w:hAnsi="Times New Roman" w:cs="Times New Roman"/>
@@ -2890,11 +2940,63 @@
     </w:tbl>
     <w:p>
       <w:pPr>
-        <w:jc w:val="both"/>
-        <w:rPr>
-          <w:rFonts w:ascii="Times New Roman" w:hAnsi="Times New Roman" w:cs="Times New Roman"/>
-        </w:rPr>
-      </w:pPr>
+        <w:pStyle w:val="Descripcin"/>
+        <w:jc w:val="center"/>
+        <w:rPr>
+          <w:rFonts w:ascii="Times New Roman" w:hAnsi="Times New Roman" w:cs="Times New Roman"/>
+          <w:color w:val="auto"/>
+        </w:rPr>
+      </w:pPr>
+      <w:r>
+        <w:rPr>
+          <w:rFonts w:ascii="Times New Roman" w:hAnsi="Times New Roman" w:cs="Times New Roman"/>
+          <w:color w:val="auto"/>
+        </w:rPr>
+        <w:t xml:space="preserve">Tabla </w:t>
+      </w:r>
+      <w:r>
+        <w:rPr>
+          <w:rFonts w:ascii="Times New Roman" w:hAnsi="Times New Roman" w:cs="Times New Roman"/>
+          <w:color w:val="auto"/>
+        </w:rPr>
+        <w:fldChar w:fldCharType="begin"/>
+      </w:r>
+      <w:r>
+        <w:rPr>
+          <w:rFonts w:ascii="Times New Roman" w:hAnsi="Times New Roman" w:cs="Times New Roman"/>
+          <w:color w:val="auto"/>
+        </w:rPr>
+        <w:instrText xml:space="preserve"> SEQ Tabla \* ARABIC </w:instrText>
+      </w:r>
+      <w:r>
+        <w:rPr>
+          <w:rFonts w:ascii="Times New Roman" w:hAnsi="Times New Roman" w:cs="Times New Roman"/>
+          <w:color w:val="auto"/>
+        </w:rPr>
+        <w:fldChar w:fldCharType="separate"/>
+      </w:r>
+      <w:r>
+        <w:rPr>
+          <w:rFonts w:ascii="Times New Roman" w:hAnsi="Times New Roman" w:cs="Times New Roman"/>
+          <w:noProof/>
+          <w:color w:val="auto"/>
+        </w:rPr>
+        <w:t>2</w:t>
+      </w:r>
+      <w:r>
+        <w:rPr>
+          <w:rFonts w:ascii="Times New Roman" w:hAnsi="Times New Roman" w:cs="Times New Roman"/>
+          <w:color w:val="auto"/>
+        </w:rPr>
+        <w:fldChar w:fldCharType="end"/>
+      </w:r>
+      <w:r>
+        <w:rPr>
+          <w:rFonts w:ascii="Times New Roman" w:hAnsi="Times New Roman" w:cs="Times New Roman"/>
+          <w:color w:val="auto"/>
+        </w:rPr>
+        <w:t>. Participantes del sistema</w:t>
+      </w:r>
     </w:p>
     <w:p>
       <w:pPr>
@@ -2932,19 +3034,7 @@
         <w:rPr>
           <w:rFonts w:ascii="Times New Roman" w:hAnsi="Times New Roman" w:cs="Times New Roman"/>
         </w:rPr>
-        <w:t>La cadena comienza con una simulación pública y anónima. El usuario establece las condiciones del ahorro y consulta el monto acumulado y los intereses proyectados antes de asumir un compromiso.</w:t>
-      </w:r>
-      <w:r>
-        <w:rPr>
-          <w:rFonts w:ascii="Times New Roman" w:hAnsi="Times New Roman" w:cs="Times New Roman"/>
-        </w:rPr>
-        <w:t xml:space="preserve"> </w:t>
-      </w:r>
-      <w:r>
-        <w:rPr>
-          <w:rFonts w:ascii="Times New Roman" w:hAnsi="Times New Roman" w:cs="Times New Roman"/>
-        </w:rPr>
-        <w:t>Si decide continuar, se autentica en la aplicación bancaria y crea el plan. Durante este proceso define el nombre, el monto objetivo, el plazo, la cuota fija mensual, la fecha del débito y la modalidad de ahorro. El plan puede mantenerse disponible o bloquearse a plazo para obtener una mejor tasa.</w:t>
+        <w:t>La cadena comienza con una simulación pública y anónima. El usuario establece las condiciones del ahorro y consulta el monto acumulado y los intereses proyectados antes de asumir un compromiso. Si decide continuar, se autentica en la aplicación bancaria y crea el plan. Durante este proceso define el nombre, el monto objetivo, el plazo, la cuota fija mensual, la fecha del débito y la modalidad de ahorro. El plan puede mantenerse disponible o bloquearse a plazo para obtener una mejor tasa.</w:t>
       </w:r>
     </w:p>
     <w:p>
@@ -2984,26 +3074,8 @@
         <w:rPr>
           <w:rFonts w:ascii="Times New Roman" w:hAnsi="Times New Roman" w:cs="Times New Roman"/>
         </w:rPr>
-        <w:t xml:space="preserve">Durante la vigencia del plan, el cliente consulta los movimientos, la barra de progreso y el porcentaje de cumplimiento. El historial inmutable permite reconstruir el saldo, </w:t>
-      </w:r>
-      <w:r>
-        <w:rPr>
-          <w:rFonts w:ascii="Times New Roman" w:hAnsi="Times New Roman" w:cs="Times New Roman"/>
-        </w:rPr>
         <w:lastRenderedPageBreak/>
-        <w:t>mientras que las notificaciones informan los resultados de los débitos y los cambios del plan.</w:t>
-      </w:r>
-      <w:r>
-        <w:rPr>
-          <w:rFonts w:ascii="Times New Roman" w:hAnsi="Times New Roman" w:cs="Times New Roman"/>
-        </w:rPr>
-        <w:t xml:space="preserve"> </w:t>
-      </w:r>
-      <w:r>
-        <w:rPr>
-          <w:rFonts w:ascii="Times New Roman" w:hAnsi="Times New Roman" w:cs="Times New Roman"/>
-        </w:rPr>
-        <w:t>El proceso concluye cuando el saldo alcanza el monto objetivo y los fondos se liquidan al cliente. También puede finalizar por cancelación anticipada, caso en el que los fondos regresan a la cuenta principal. Si el plan se encontraba bloqueado, se pierden los intereses devengados.</w:t>
+        <w:t>Durante la vigencia del plan, el cliente consulta los movimientos, la barra de progreso y el porcentaje de cumplimiento. El historial inmutable permite reconstruir el saldo, mientras que las notificaciones informan los resultados de los débitos y los cambios del plan. El proceso concluye cuando el saldo alcanza el monto objetivo y los fondos se liquidan al cliente. También puede finalizar por cancelación anticipada, caso en el que los fondos regresan a la cuenta principal. Si el plan se encontraba bloqueado, se pierden los intereses devengados.</w:t>
       </w:r>
     </w:p>
     <w:p>
@@ -3572,6 +3644,7 @@
           </w:tcPr>
           <w:p>
             <w:pPr>
+              <w:keepNext/>
               <w:spacing w:after="160" w:line="278" w:lineRule="auto"/>
               <w:rPr>
                 <w:rFonts w:ascii="Times New Roman" w:hAnsi="Times New Roman" w:cs="Times New Roman"/>
@@ -3589,13 +3662,73 @@
     </w:tbl>
     <w:p>
       <w:pPr>
-        <w:tabs>
-          <w:tab w:val="left" w:pos="1206"/>
-        </w:tabs>
-        <w:rPr>
-          <w:rFonts w:ascii="Times New Roman" w:hAnsi="Times New Roman" w:cs="Times New Roman"/>
-        </w:rPr>
-      </w:pPr>
+        <w:pStyle w:val="Descripcin"/>
+        <w:jc w:val="center"/>
+        <w:rPr>
+          <w:rFonts w:ascii="Times New Roman" w:hAnsi="Times New Roman" w:cs="Times New Roman"/>
+          <w:color w:val="auto"/>
+        </w:rPr>
+      </w:pPr>
+      <w:r>
+        <w:rPr>
+          <w:rFonts w:ascii="Times New Roman" w:hAnsi="Times New Roman" w:cs="Times New Roman"/>
+          <w:color w:val="auto"/>
+        </w:rPr>
+        <w:t xml:space="preserve">Tabla </w:t>
+      </w:r>
+      <w:r>
+        <w:rPr>
+          <w:rFonts w:ascii="Times New Roman" w:hAnsi="Times New Roman" w:cs="Times New Roman"/>
+          <w:color w:val="auto"/>
+        </w:rPr>
+        <w:fldChar w:fldCharType="begin"/>
+      </w:r>
+      <w:r>
+        <w:rPr>
+          <w:rFonts w:ascii="Times New Roman" w:hAnsi="Times New Roman" w:cs="Times New Roman"/>
+          <w:color w:val="auto"/>
+        </w:rPr>
+        <w:instrText xml:space="preserve"> SEQ Tabla \* ARABIC </w:instrText>
+      </w:r>
+      <w:r>
+        <w:rPr>
+          <w:rFonts w:ascii="Times New Roman" w:hAnsi="Times New Roman" w:cs="Times New Roman"/>
+          <w:color w:val="auto"/>
+        </w:rPr>
+        <w:fldChar w:fldCharType="separate"/>
+      </w:r>
+      <w:r>
+        <w:rPr>
+          <w:rFonts w:ascii="Times New Roman" w:hAnsi="Times New Roman" w:cs="Times New Roman"/>
+          <w:noProof/>
+          <w:color w:val="auto"/>
+        </w:rPr>
+        <w:t>3</w:t>
+      </w:r>
+      <w:r>
+        <w:rPr>
+          <w:rFonts w:ascii="Times New Roman" w:hAnsi="Times New Roman" w:cs="Times New Roman"/>
+          <w:color w:val="auto"/>
+        </w:rPr>
+        <w:fldChar w:fldCharType="end"/>
+      </w:r>
+      <w:r>
+        <w:rPr>
+          <w:rFonts w:ascii="Times New Roman" w:hAnsi="Times New Roman" w:cs="Times New Roman"/>
+          <w:color w:val="auto"/>
+        </w:rPr>
+        <w:t>.</w:t>
+      </w:r>
+      <w:r>
+        <w:t xml:space="preserve"> </w:t>
+      </w:r>
+      <w:r>
+        <w:rPr>
+          <w:rFonts w:ascii="Times New Roman" w:hAnsi="Times New Roman" w:cs="Times New Roman"/>
+          <w:color w:val="auto"/>
+        </w:rPr>
+        <w:t>Resultados esperados por etapa.</w:t>
+      </w:r>
     </w:p>
     <w:p>
       <w:pPr>
@@ -3619,40 +3752,7 @@
           <w:sz w:val="24"/>
           <w:szCs w:val="24"/>
         </w:rPr>
-        <w:t>4.</w:t>
-      </w:r>
-      <w:r>
-        <w:rPr>
-          <w:rFonts w:ascii="Times New Roman" w:hAnsi="Times New Roman" w:cs="Times New Roman"/>
-          <w:b/>
-          <w:bCs/>
-          <w:color w:val="auto"/>
-          <w:sz w:val="24"/>
-          <w:szCs w:val="24"/>
-        </w:rPr>
-        <w:t>4</w:t>
-      </w:r>
-      <w:r>
-        <w:rPr>
-          <w:rFonts w:ascii="Times New Roman" w:hAnsi="Times New Roman" w:cs="Times New Roman"/>
-          <w:b/>
-          <w:bCs/>
-          <w:color w:val="auto"/>
-          <w:sz w:val="24"/>
-          <w:szCs w:val="24"/>
-        </w:rPr>
-        <w:t xml:space="preserve"> </w:t>
-      </w:r>
-      <w:r>
-        <w:rPr>
-          <w:rFonts w:ascii="Times New Roman" w:hAnsi="Times New Roman" w:cs="Times New Roman"/>
-          <w:b/>
-          <w:bCs/>
-          <w:color w:val="auto"/>
-          <w:sz w:val="24"/>
-          <w:szCs w:val="24"/>
-        </w:rPr>
-        <w:t>Niveles de valor de la API</w:t>
+        <w:t>4.4 Niveles de valor de la API</w:t>
       </w:r>
     </w:p>
     <w:tbl>
@@ -3757,6 +3857,7 @@
               <w:rPr>
                 <w:rFonts w:ascii="Times New Roman" w:hAnsi="Times New Roman" w:cs="Times New Roman"/>
               </w:rPr>
+              <w:lastRenderedPageBreak/>
               <w:t>Conectividad de sistemas</w:t>
             </w:r>
           </w:p>
@@ -3831,7 +3932,6 @@
               <w:rPr>
                 <w:rFonts w:ascii="Times New Roman" w:hAnsi="Times New Roman" w:cs="Times New Roman"/>
               </w:rPr>
-              <w:lastRenderedPageBreak/>
               <w:t>Habilitación omnicanal</w:t>
             </w:r>
           </w:p>
@@ -3987,6 +4087,7 @@
           </w:tcPr>
           <w:p>
             <w:pPr>
+              <w:keepNext/>
               <w:spacing w:after="160" w:line="278" w:lineRule="auto"/>
               <w:rPr>
                 <w:rFonts w:ascii="Times New Roman" w:hAnsi="Times New Roman" w:cs="Times New Roman"/>
@@ -4002,6 +4103,73 @@
         </w:tc>
       </w:tr>
     </w:tbl>
+    <w:p>
+      <w:pPr>
+        <w:pStyle w:val="Descripcin"/>
+        <w:jc w:val="center"/>
+        <w:rPr>
+          <w:rFonts w:ascii="Times New Roman" w:hAnsi="Times New Roman" w:cs="Times New Roman"/>
+          <w:color w:val="auto"/>
+        </w:rPr>
+      </w:pPr>
+      <w:r>
+        <w:rPr>
+          <w:rFonts w:ascii="Times New Roman" w:hAnsi="Times New Roman" w:cs="Times New Roman"/>
+          <w:color w:val="auto"/>
+        </w:rPr>
+        <w:t xml:space="preserve">Tabla </w:t>
+      </w:r>
+      <w:r>
+        <w:rPr>
+          <w:rFonts w:ascii="Times New Roman" w:hAnsi="Times New Roman" w:cs="Times New Roman"/>
+          <w:color w:val="auto"/>
+        </w:rPr>
+        <w:fldChar w:fldCharType="begin"/>
+      </w:r>
+      <w:r>
+        <w:rPr>
+          <w:rFonts w:ascii="Times New Roman" w:hAnsi="Times New Roman" w:cs="Times New Roman"/>
+          <w:color w:val="auto"/>
+        </w:rPr>
+        <w:instrText xml:space="preserve"> SEQ Tabla \* ARABIC </w:instrText>
+      </w:r>
+      <w:r>
+        <w:rPr>
+          <w:rFonts w:ascii="Times New Roman" w:hAnsi="Times New Roman" w:cs="Times New Roman"/>
+          <w:color w:val="auto"/>
+        </w:rPr>
+        <w:fldChar w:fldCharType="separate"/>
+      </w:r>
+      <w:r>
+        <w:rPr>
+          <w:rFonts w:ascii="Times New Roman" w:hAnsi="Times New Roman" w:cs="Times New Roman"/>
+          <w:noProof/>
+          <w:color w:val="auto"/>
+        </w:rPr>
+        <w:t>4</w:t>
+      </w:r>
+      <w:r>
+        <w:rPr>
+          <w:rFonts w:ascii="Times New Roman" w:hAnsi="Times New Roman" w:cs="Times New Roman"/>
+          <w:color w:val="auto"/>
+        </w:rPr>
+        <w:fldChar w:fldCharType="end"/>
+      </w:r>
+      <w:r>
+        <w:rPr>
+          <w:rFonts w:ascii="Times New Roman" w:hAnsi="Times New Roman" w:cs="Times New Roman"/>
+          <w:color w:val="auto"/>
+        </w:rPr>
+        <w:t xml:space="preserve">. </w:t>
+      </w:r>
+      <w:r>
+        <w:rPr>
+          <w:rFonts w:ascii="Times New Roman" w:hAnsi="Times New Roman" w:cs="Times New Roman"/>
+          <w:color w:val="auto"/>
+        </w:rPr>
+        <w:t>Niveles de valor de la API</w:t>
+      </w:r>
+    </w:p>
     <w:p>
       <w:pPr>
         <w:tabs>
@@ -4050,18 +4218,7 @@
           <w:sz w:val="28"/>
           <w:szCs w:val="28"/>
         </w:rPr>
-        <w:t>5.</w:t>
-      </w:r>
-      <w:r>
-        <w:rPr>
-          <w:rFonts w:ascii="Times New Roman" w:hAnsi="Times New Roman" w:cs="Times New Roman"/>
-          <w:b/>
-          <w:bCs/>
-          <w:color w:val="auto"/>
-          <w:sz w:val="28"/>
-          <w:szCs w:val="28"/>
-        </w:rPr>
-        <w:t xml:space="preserve"> Modelo de negocio y monetización</w:t>
+        <w:t>5. Modelo de negocio y monetización</w:t>
       </w:r>
     </w:p>
     <w:p>
@@ -4413,6 +4570,7 @@
               <w:rPr>
                 <w:rFonts w:ascii="Times New Roman" w:hAnsi="Times New Roman" w:cs="Times New Roman"/>
               </w:rPr>
+              <w:lastRenderedPageBreak/>
               <w:t>Lógica económica</w:t>
             </w:r>
           </w:p>
@@ -4423,6 +4581,7 @@
           </w:tcPr>
           <w:p>
             <w:pPr>
+              <w:keepNext/>
               <w:jc w:val="both"/>
               <w:rPr>
                 <w:rFonts w:ascii="Times New Roman" w:hAnsi="Times New Roman" w:cs="Times New Roman"/>
@@ -4440,11 +4599,63 @@
     </w:tbl>
     <w:p>
       <w:pPr>
-        <w:jc w:val="both"/>
-        <w:rPr>
-          <w:rFonts w:ascii="Times New Roman" w:hAnsi="Times New Roman" w:cs="Times New Roman"/>
-        </w:rPr>
-      </w:pPr>
+        <w:pStyle w:val="Descripcin"/>
+        <w:jc w:val="center"/>
+        <w:rPr>
+          <w:rFonts w:ascii="Times New Roman" w:hAnsi="Times New Roman" w:cs="Times New Roman"/>
+          <w:color w:val="auto"/>
+        </w:rPr>
+      </w:pPr>
+      <w:r>
+        <w:rPr>
+          <w:rFonts w:ascii="Times New Roman" w:hAnsi="Times New Roman" w:cs="Times New Roman"/>
+          <w:color w:val="auto"/>
+        </w:rPr>
+        <w:t xml:space="preserve">Tabla </w:t>
+      </w:r>
+      <w:r>
+        <w:rPr>
+          <w:rFonts w:ascii="Times New Roman" w:hAnsi="Times New Roman" w:cs="Times New Roman"/>
+          <w:color w:val="auto"/>
+        </w:rPr>
+        <w:fldChar w:fldCharType="begin"/>
+      </w:r>
+      <w:r>
+        <w:rPr>
+          <w:rFonts w:ascii="Times New Roman" w:hAnsi="Times New Roman" w:cs="Times New Roman"/>
+          <w:color w:val="auto"/>
+        </w:rPr>
+        <w:instrText xml:space="preserve"> SEQ Tabla \* ARABIC </w:instrText>
+      </w:r>
+      <w:r>
+        <w:rPr>
+          <w:rFonts w:ascii="Times New Roman" w:hAnsi="Times New Roman" w:cs="Times New Roman"/>
+          <w:color w:val="auto"/>
+        </w:rPr>
+        <w:fldChar w:fldCharType="separate"/>
+      </w:r>
+      <w:r>
+        <w:rPr>
+          <w:rFonts w:ascii="Times New Roman" w:hAnsi="Times New Roman" w:cs="Times New Roman"/>
+          <w:noProof/>
+          <w:color w:val="auto"/>
+        </w:rPr>
+        <w:t>5</w:t>
+      </w:r>
+      <w:r>
+        <w:rPr>
+          <w:rFonts w:ascii="Times New Roman" w:hAnsi="Times New Roman" w:cs="Times New Roman"/>
+          <w:color w:val="auto"/>
+        </w:rPr>
+        <w:fldChar w:fldCharType="end"/>
+      </w:r>
+      <w:r>
+        <w:rPr>
+          <w:rFonts w:ascii="Times New Roman" w:hAnsi="Times New Roman" w:cs="Times New Roman"/>
+          <w:color w:val="auto"/>
+        </w:rPr>
+        <w:t>. Elementos del modelo de negocio</w:t>
+      </w:r>
     </w:p>
     <w:p>
       <w:pPr>
@@ -4467,7 +4678,6 @@
           <w:sz w:val="24"/>
           <w:szCs w:val="24"/>
         </w:rPr>
-        <w:lastRenderedPageBreak/>
         <w:t>5.2 Mecanismos de monetización</w:t>
       </w:r>
     </w:p>
@@ -4659,7 +4869,14 @@
         <w:rPr>
           <w:rFonts w:ascii="Times New Roman" w:hAnsi="Times New Roman" w:cs="Times New Roman"/>
         </w:rPr>
-        <w:t>La API de planes de ahorro constituye una capacidad de negocio integrada al ecosistema tecnológico del banco. Su función es exponer y coordinar las operaciones relacionadas con los planes de ahorro, manteniendo separados este dominio y las responsabilidades propias de los sistemas bancarios existentes.</w:t>
+        <w:t xml:space="preserve">La API de planes de ahorro constituye una capacidad de negocio integrada al ecosistema tecnológico del banco. Su función es exponer y coordinar las operaciones relacionadas </w:t>
+      </w:r>
+      <w:r>
+        <w:rPr>
+          <w:rFonts w:ascii="Times New Roman" w:hAnsi="Times New Roman" w:cs="Times New Roman"/>
+        </w:rPr>
+        <w:lastRenderedPageBreak/>
+        <w:t>con los planes de ahorro, manteniendo separados este dominio y las responsabilidades propias de los sistemas bancarios existentes.</w:t>
       </w:r>
     </w:p>
     <w:p>
@@ -4683,7 +4900,6 @@
           <w:sz w:val="24"/>
           <w:szCs w:val="24"/>
         </w:rPr>
-        <w:lastRenderedPageBreak/>
         <w:t>6.1 Clasificación</w:t>
       </w:r>
     </w:p>
@@ -4776,14 +4992,12 @@
         </w:rPr>
         <w:t xml:space="preserve">Integrada, porque depende del </w:t>
       </w:r>
-      <w:proofErr w:type="spellStart"/>
-      <w:r>
-        <w:rPr>
-          <w:rFonts w:ascii="Times New Roman" w:hAnsi="Times New Roman" w:cs="Times New Roman"/>
-        </w:rPr>
-        <w:t>core</w:t>
-      </w:r>
-      <w:proofErr w:type="spellEnd"/>
+      <w:r>
+        <w:rPr>
+          <w:rFonts w:ascii="Times New Roman" w:hAnsi="Times New Roman" w:cs="Times New Roman"/>
+        </w:rPr>
+        <w:t>Core</w:t>
+      </w:r>
       <w:r>
         <w:rPr>
           <w:rFonts w:ascii="Times New Roman" w:hAnsi="Times New Roman" w:cs="Times New Roman"/>
@@ -5184,6 +5398,7 @@
         <w:rPr>
           <w:rFonts w:ascii="Times New Roman" w:hAnsi="Times New Roman" w:cs="Times New Roman"/>
         </w:rPr>
+        <w:lastRenderedPageBreak/>
         <w:t>Calcular y mostrar la barra de progreso y el porcentaje de cumplimiento.</w:t>
       </w:r>
     </w:p>
@@ -5238,7 +5453,6 @@
         <w:rPr>
           <w:rFonts w:ascii="Times New Roman" w:hAnsi="Times New Roman" w:cs="Times New Roman"/>
         </w:rPr>
-        <w:lastRenderedPageBreak/>
         <w:t>Generar eventos relacionados con débitos y cambios del plan.</w:t>
       </w:r>
     </w:p>
@@ -5272,14 +5486,12 @@
         </w:rPr>
         <w:t xml:space="preserve">La API no ejecutará directamente las operaciones contables sobre las cuentas bancarias. El proceso de cobros solicitará las operaciones al </w:t>
       </w:r>
-      <w:proofErr w:type="spellStart"/>
-      <w:r>
-        <w:rPr>
-          <w:rFonts w:ascii="Times New Roman" w:hAnsi="Times New Roman" w:cs="Times New Roman"/>
-        </w:rPr>
-        <w:t>core</w:t>
-      </w:r>
-      <w:proofErr w:type="spellEnd"/>
+      <w:r>
+        <w:rPr>
+          <w:rFonts w:ascii="Times New Roman" w:hAnsi="Times New Roman" w:cs="Times New Roman"/>
+        </w:rPr>
+        <w:t>Core</w:t>
+      </w:r>
       <w:r>
         <w:rPr>
           <w:rFonts w:ascii="Times New Roman" w:hAnsi="Times New Roman" w:cs="Times New Roman"/>
@@ -5587,6 +5799,7 @@
           </w:tcPr>
           <w:p>
             <w:pPr>
+              <w:keepNext/>
               <w:spacing w:after="160" w:line="278" w:lineRule="auto"/>
               <w:rPr>
                 <w:rFonts w:ascii="Times New Roman" w:hAnsi="Times New Roman" w:cs="Times New Roman"/>
@@ -5602,6 +5815,73 @@
         </w:tc>
       </w:tr>
     </w:tbl>
+    <w:p>
+      <w:pPr>
+        <w:pStyle w:val="Descripcin"/>
+        <w:jc w:val="center"/>
+        <w:rPr>
+          <w:rFonts w:ascii="Times New Roman" w:hAnsi="Times New Roman" w:cs="Times New Roman"/>
+          <w:color w:val="auto"/>
+        </w:rPr>
+      </w:pPr>
+      <w:r>
+        <w:rPr>
+          <w:rFonts w:ascii="Times New Roman" w:hAnsi="Times New Roman" w:cs="Times New Roman"/>
+          <w:color w:val="auto"/>
+        </w:rPr>
+        <w:t xml:space="preserve">Tabla </w:t>
+      </w:r>
+      <w:r>
+        <w:rPr>
+          <w:rFonts w:ascii="Times New Roman" w:hAnsi="Times New Roman" w:cs="Times New Roman"/>
+          <w:color w:val="auto"/>
+        </w:rPr>
+        <w:fldChar w:fldCharType="begin"/>
+      </w:r>
+      <w:r>
+        <w:rPr>
+          <w:rFonts w:ascii="Times New Roman" w:hAnsi="Times New Roman" w:cs="Times New Roman"/>
+          <w:color w:val="auto"/>
+        </w:rPr>
+        <w:instrText xml:space="preserve"> SEQ Tabla \* ARABIC </w:instrText>
+      </w:r>
+      <w:r>
+        <w:rPr>
+          <w:rFonts w:ascii="Times New Roman" w:hAnsi="Times New Roman" w:cs="Times New Roman"/>
+          <w:color w:val="auto"/>
+        </w:rPr>
+        <w:fldChar w:fldCharType="separate"/>
+      </w:r>
+      <w:r>
+        <w:rPr>
+          <w:rFonts w:ascii="Times New Roman" w:hAnsi="Times New Roman" w:cs="Times New Roman"/>
+          <w:noProof/>
+          <w:color w:val="auto"/>
+        </w:rPr>
+        <w:t>6</w:t>
+      </w:r>
+      <w:r>
+        <w:rPr>
+          <w:rFonts w:ascii="Times New Roman" w:hAnsi="Times New Roman" w:cs="Times New Roman"/>
+          <w:color w:val="auto"/>
+        </w:rPr>
+        <w:fldChar w:fldCharType="end"/>
+      </w:r>
+      <w:r>
+        <w:rPr>
+          <w:rFonts w:ascii="Times New Roman" w:hAnsi="Times New Roman" w:cs="Times New Roman"/>
+          <w:color w:val="auto"/>
+        </w:rPr>
+        <w:t xml:space="preserve">. </w:t>
+      </w:r>
+      <w:r>
+        <w:rPr>
+          <w:rFonts w:ascii="Times New Roman" w:hAnsi="Times New Roman" w:cs="Times New Roman"/>
+          <w:color w:val="auto"/>
+        </w:rPr>
+        <w:t>Responsabilidades de los sistemas participantes</w:t>
+      </w:r>
+    </w:p>
     <w:p>
       <w:pPr>
         <w:spacing w:before="240"/>
@@ -5786,43 +6066,14 @@
               <w:rPr>
                 <w:rFonts w:ascii="Times New Roman" w:hAnsi="Times New Roman" w:cs="Times New Roman"/>
               </w:rPr>
-              <w:t xml:space="preserve">La interfaz, la API, el proceso de cobros y el </w:t>
-            </w:r>
-            <w:r>
-              <w:rPr>
-                <w:rFonts w:ascii="Times New Roman" w:hAnsi="Times New Roman" w:cs="Times New Roman"/>
-              </w:rPr>
-              <w:t>Core</w:t>
-            </w:r>
-            <w:r>
-              <w:rPr>
-                <w:rFonts w:ascii="Times New Roman" w:hAnsi="Times New Roman" w:cs="Times New Roman"/>
-              </w:rPr>
-              <w:t xml:space="preserve"> bancario mantienen responsabilidades separadas. El contrato OpenAPI permite que </w:t>
-            </w:r>
-            <w:r>
-              <w:rPr>
-                <w:rFonts w:ascii="Times New Roman" w:hAnsi="Times New Roman" w:cs="Times New Roman"/>
-              </w:rPr>
-              <w:t>Frontend</w:t>
-            </w:r>
-            <w:r>
-              <w:rPr>
-                <w:rFonts w:ascii="Times New Roman" w:hAnsi="Times New Roman" w:cs="Times New Roman"/>
-              </w:rPr>
-              <w:t xml:space="preserve"> y </w:t>
-            </w:r>
-            <w:r>
-              <w:rPr>
-                <w:rFonts w:ascii="Times New Roman" w:hAnsi="Times New Roman" w:cs="Times New Roman"/>
-              </w:rPr>
-              <w:t>Backend</w:t>
-            </w:r>
-            <w:r>
-              <w:rPr>
-                <w:rFonts w:ascii="Times New Roman" w:hAnsi="Times New Roman" w:cs="Times New Roman"/>
-              </w:rPr>
-              <w:t xml:space="preserve"> evolucionen de manera independiente.</w:t>
+              <w:t xml:space="preserve">La interfaz, la API, el proceso de cobros y el Core bancario mantienen responsabilidades separadas. El contrato OpenAPI </w:t>
+            </w:r>
+            <w:r>
+              <w:rPr>
+                <w:rFonts w:ascii="Times New Roman" w:hAnsi="Times New Roman" w:cs="Times New Roman"/>
+              </w:rPr>
+              <w:lastRenderedPageBreak/>
+              <w:t>permite que Frontend y Backend evolucionen de manera independiente.</w:t>
             </w:r>
           </w:p>
         </w:tc>
@@ -5844,6 +6095,7 @@
               <w:rPr>
                 <w:rFonts w:ascii="Times New Roman" w:hAnsi="Times New Roman" w:cs="Times New Roman"/>
               </w:rPr>
+              <w:lastRenderedPageBreak/>
               <w:t>Escalabilidad</w:t>
             </w:r>
           </w:p>
@@ -5886,7 +6138,6 @@
               <w:rPr>
                 <w:rFonts w:ascii="Times New Roman" w:hAnsi="Times New Roman" w:cs="Times New Roman"/>
               </w:rPr>
-              <w:lastRenderedPageBreak/>
               <w:t>Estandarización</w:t>
             </w:r>
           </w:p>
@@ -5940,6 +6191,7 @@
           </w:tcPr>
           <w:p>
             <w:pPr>
+              <w:keepNext/>
               <w:spacing w:after="160" w:line="278" w:lineRule="auto"/>
               <w:rPr>
                 <w:rFonts w:ascii="Times New Roman" w:hAnsi="Times New Roman" w:cs="Times New Roman"/>
@@ -5957,6 +6209,66 @@
     </w:tbl>
     <w:p>
       <w:pPr>
+        <w:pStyle w:val="Descripcin"/>
+        <w:jc w:val="center"/>
+        <w:rPr>
+          <w:rFonts w:ascii="Times New Roman" w:hAnsi="Times New Roman" w:cs="Times New Roman"/>
+          <w:color w:val="auto"/>
+        </w:rPr>
+      </w:pPr>
+      <w:r>
+        <w:rPr>
+          <w:rFonts w:ascii="Times New Roman" w:hAnsi="Times New Roman" w:cs="Times New Roman"/>
+          <w:color w:val="auto"/>
+        </w:rPr>
+        <w:t xml:space="preserve">Tabla </w:t>
+      </w:r>
+      <w:r>
+        <w:rPr>
+          <w:rFonts w:ascii="Times New Roman" w:hAnsi="Times New Roman" w:cs="Times New Roman"/>
+          <w:color w:val="auto"/>
+        </w:rPr>
+        <w:fldChar w:fldCharType="begin"/>
+      </w:r>
+      <w:r>
+        <w:rPr>
+          <w:rFonts w:ascii="Times New Roman" w:hAnsi="Times New Roman" w:cs="Times New Roman"/>
+          <w:color w:val="auto"/>
+        </w:rPr>
+        <w:instrText xml:space="preserve"> SEQ Tabla \* ARABIC </w:instrText>
+      </w:r>
+      <w:r>
+        <w:rPr>
+          <w:rFonts w:ascii="Times New Roman" w:hAnsi="Times New Roman" w:cs="Times New Roman"/>
+          <w:color w:val="auto"/>
+        </w:rPr>
+        <w:fldChar w:fldCharType="separate"/>
+      </w:r>
+      <w:r>
+        <w:rPr>
+          <w:rFonts w:ascii="Times New Roman" w:hAnsi="Times New Roman" w:cs="Times New Roman"/>
+          <w:noProof/>
+          <w:color w:val="auto"/>
+        </w:rPr>
+        <w:t>7</w:t>
+      </w:r>
+      <w:r>
+        <w:rPr>
+          <w:rFonts w:ascii="Times New Roman" w:hAnsi="Times New Roman" w:cs="Times New Roman"/>
+          <w:color w:val="auto"/>
+        </w:rPr>
+        <w:fldChar w:fldCharType="end"/>
+      </w:r>
+      <w:r>
+        <w:rPr>
+          <w:rFonts w:ascii="Times New Roman" w:hAnsi="Times New Roman" w:cs="Times New Roman"/>
+          <w:color w:val="auto"/>
+        </w:rPr>
+        <w:t>. Dimensiones de la API</w:t>
+      </w:r>
+    </w:p>
+    <w:p>
+      <w:pPr>
         <w:spacing w:before="240"/>
         <w:rPr>
           <w:rFonts w:ascii="Times New Roman" w:hAnsi="Times New Roman" w:cs="Times New Roman"/>
@@ -5966,19 +6278,7 @@
         <w:rPr>
           <w:rFonts w:ascii="Times New Roman" w:hAnsi="Times New Roman" w:cs="Times New Roman"/>
         </w:rPr>
-        <w:t xml:space="preserve">Estas dimensiones </w:t>
-      </w:r>
-      <w:r>
-        <w:rPr>
-          <w:rFonts w:ascii="Times New Roman" w:hAnsi="Times New Roman" w:cs="Times New Roman"/>
-        </w:rPr>
-        <w:t>establecen</w:t>
-      </w:r>
-      <w:r>
-        <w:rPr>
-          <w:rFonts w:ascii="Times New Roman" w:hAnsi="Times New Roman" w:cs="Times New Roman"/>
-        </w:rPr>
-        <w:t xml:space="preserve"> los principios generales del diseño. La selección detallada del estilo arquitectónico, los patrones y la infraestructura corresponde a la fase de arquitectura.</w:t>
+        <w:t>Estas dimensiones establecen los principios generales del diseño. La selección detallada del estilo arquitectónico, los patrones y la infraestructura corresponde a la fase de arquitectura.</w:t>
       </w:r>
     </w:p>
     <w:p>
@@ -6156,6 +6456,7 @@
         <w:rPr>
           <w:rFonts w:ascii="Times New Roman" w:hAnsi="Times New Roman" w:cs="Times New Roman"/>
         </w:rPr>
+        <w:lastRenderedPageBreak/>
         <w:t>Resultado esperado: disponer de un producto mínimo viable que pueda utilizarse, medirse y operarse dentro del ecosistema bancario.</w:t>
       </w:r>
     </w:p>
@@ -6189,14 +6490,7 @@
         <w:rPr>
           <w:rFonts w:ascii="Times New Roman" w:hAnsi="Times New Roman" w:cs="Times New Roman"/>
         </w:rPr>
-        <w:t xml:space="preserve">En la capa de negocio, el cliente desempeña el rol de ahorrador y utiliza el servicio de planes de ahorro digital. Este servicio comprende los procesos de simulación, </w:t>
-      </w:r>
-      <w:r>
-        <w:rPr>
-          <w:rFonts w:ascii="Times New Roman" w:hAnsi="Times New Roman" w:cs="Times New Roman"/>
-        </w:rPr>
-        <w:lastRenderedPageBreak/>
-        <w:t>configuración y creación del plan, cobro de aportes programados, consulta del progreso e historial, notificación de eventos y cancelación del plan.</w:t>
+        <w:t>En la capa de negocio, el cliente desempeña el rol de ahorrador y utiliza el servicio de planes de ahorro digital. Este servicio comprende los procesos de simulación, configuración y creación del plan, cobro de aportes programados, consulta del progreso e historial, notificación de eventos y cancelación del plan.</w:t>
       </w:r>
     </w:p>
     <w:p>
@@ -6213,7 +6507,13 @@
         <w:t>El objeto central del negocio es el plan de ahorro, cuyas condiciones deben ser aceptadas por el cliente. La fecha de débito funciona como el evento que inicia periódicamente el proceso de cobro del aporte programado.</w:t>
       </w:r>
     </w:p>
-    <w:p/>
+    <w:p>
+      <w:pPr>
+        <w:rPr>
+          <w:rFonts w:ascii="Times New Roman" w:hAnsi="Times New Roman" w:cs="Times New Roman"/>
+        </w:rPr>
+      </w:pPr>
+    </w:p>
     <w:p>
       <w:pPr>
         <w:pStyle w:val="Ttulo3"/>
@@ -6243,15 +6543,11 @@
         <w:jc w:val="both"/>
         <w:rPr>
           <w:rFonts w:ascii="Times New Roman" w:hAnsi="Times New Roman" w:cs="Times New Roman"/>
-          <w:sz w:val="22"/>
-          <w:szCs w:val="22"/>
-        </w:rPr>
-      </w:pPr>
-      <w:r>
-        <w:rPr>
-          <w:rFonts w:ascii="Times New Roman" w:hAnsi="Times New Roman" w:cs="Times New Roman"/>
-          <w:sz w:val="22"/>
-          <w:szCs w:val="22"/>
+        </w:rPr>
+      </w:pPr>
+      <w:r>
+        <w:rPr>
+          <w:rFonts w:ascii="Times New Roman" w:hAnsi="Times New Roman" w:cs="Times New Roman"/>
         </w:rPr>
         <w:t>La vista de aplicaciones muestra los componentes que participan en la prestación del servicio. El cliente accede mediante la aplicación bancaria web o móvil y utiliza un proceso guiado para simular y configurar el plan.</w:t>
       </w:r>
@@ -6261,15 +6557,11 @@
         <w:jc w:val="both"/>
         <w:rPr>
           <w:rFonts w:ascii="Times New Roman" w:hAnsi="Times New Roman" w:cs="Times New Roman"/>
-          <w:sz w:val="22"/>
-          <w:szCs w:val="22"/>
-        </w:rPr>
-      </w:pPr>
-      <w:r>
-        <w:rPr>
-          <w:rFonts w:ascii="Times New Roman" w:hAnsi="Times New Roman" w:cs="Times New Roman"/>
-          <w:sz w:val="22"/>
-          <w:szCs w:val="22"/>
+        </w:rPr>
+      </w:pPr>
+      <w:r>
+        <w:rPr>
+          <w:rFonts w:ascii="Times New Roman" w:hAnsi="Times New Roman" w:cs="Times New Roman"/>
         </w:rPr>
         <w:t>Las solicitudes son recibidas por el API Gateway, que controla el acceso y dirige las operaciones hacia el servicio de planes de ahorro. La simulación podrá ejecutarse sin autenticación, bajo las restricciones correspondientes, mientras que la creación y administración de planes requerirán la validación del cliente mediante el servicio institucional de identidad y acceso.</w:t>
       </w:r>
@@ -6279,15 +6571,11 @@
         <w:jc w:val="both"/>
         <w:rPr>
           <w:rFonts w:ascii="Times New Roman" w:hAnsi="Times New Roman" w:cs="Times New Roman"/>
-          <w:sz w:val="22"/>
-          <w:szCs w:val="22"/>
-        </w:rPr>
-      </w:pPr>
-      <w:r>
-        <w:rPr>
-          <w:rFonts w:ascii="Times New Roman" w:hAnsi="Times New Roman" w:cs="Times New Roman"/>
-          <w:sz w:val="22"/>
-          <w:szCs w:val="22"/>
+        </w:rPr>
+      </w:pPr>
+      <w:r>
+        <w:rPr>
+          <w:rFonts w:ascii="Times New Roman" w:hAnsi="Times New Roman" w:cs="Times New Roman"/>
         </w:rPr>
         <w:t>El servicio de planes de ahorro administra la lógica correspondiente a:</w:t>
       </w:r>
@@ -6302,33 +6590,13 @@
         <w:jc w:val="both"/>
         <w:rPr>
           <w:rFonts w:ascii="Times New Roman" w:hAnsi="Times New Roman" w:cs="Times New Roman"/>
-          <w:sz w:val="22"/>
-          <w:szCs w:val="22"/>
-        </w:rPr>
-      </w:pPr>
-      <w:r>
-        <w:rPr>
-          <w:rFonts w:ascii="Times New Roman" w:hAnsi="Times New Roman" w:cs="Times New Roman"/>
-          <w:sz w:val="22"/>
-          <w:szCs w:val="22"/>
-        </w:rPr>
-        <w:t>S</w:t>
-      </w:r>
-      <w:r>
-        <w:rPr>
-          <w:rFonts w:ascii="Times New Roman" w:hAnsi="Times New Roman" w:cs="Times New Roman"/>
-          <w:sz w:val="22"/>
-          <w:szCs w:val="22"/>
-        </w:rPr>
-        <w:t>imulación del ahorro</w:t>
-      </w:r>
-      <w:r>
-        <w:rPr>
-          <w:rFonts w:ascii="Times New Roman" w:hAnsi="Times New Roman" w:cs="Times New Roman"/>
-          <w:sz w:val="22"/>
-          <w:szCs w:val="22"/>
-        </w:rPr>
-        <w:t>.</w:t>
+        </w:rPr>
+      </w:pPr>
+      <w:r>
+        <w:rPr>
+          <w:rFonts w:ascii="Times New Roman" w:hAnsi="Times New Roman" w:cs="Times New Roman"/>
+        </w:rPr>
+        <w:t>Simulación del ahorro.</w:t>
       </w:r>
     </w:p>
     <w:p>
@@ -6341,33 +6609,13 @@
         <w:jc w:val="both"/>
         <w:rPr>
           <w:rFonts w:ascii="Times New Roman" w:hAnsi="Times New Roman" w:cs="Times New Roman"/>
-          <w:sz w:val="22"/>
-          <w:szCs w:val="22"/>
-        </w:rPr>
-      </w:pPr>
-      <w:r>
-        <w:rPr>
-          <w:rFonts w:ascii="Times New Roman" w:hAnsi="Times New Roman" w:cs="Times New Roman"/>
-          <w:sz w:val="22"/>
-          <w:szCs w:val="22"/>
-        </w:rPr>
-        <w:t>C</w:t>
-      </w:r>
-      <w:r>
-        <w:rPr>
-          <w:rFonts w:ascii="Times New Roman" w:hAnsi="Times New Roman" w:cs="Times New Roman"/>
-          <w:sz w:val="22"/>
-          <w:szCs w:val="22"/>
-        </w:rPr>
-        <w:t>reación y configuración de planes</w:t>
-      </w:r>
-      <w:r>
-        <w:rPr>
-          <w:rFonts w:ascii="Times New Roman" w:hAnsi="Times New Roman" w:cs="Times New Roman"/>
-          <w:sz w:val="22"/>
-          <w:szCs w:val="22"/>
-        </w:rPr>
-        <w:t>.</w:t>
+        </w:rPr>
+      </w:pPr>
+      <w:r>
+        <w:rPr>
+          <w:rFonts w:ascii="Times New Roman" w:hAnsi="Times New Roman" w:cs="Times New Roman"/>
+        </w:rPr>
+        <w:t>Creación y configuración de planes.</w:t>
       </w:r>
     </w:p>
     <w:p>
@@ -6380,33 +6628,13 @@
         <w:jc w:val="both"/>
         <w:rPr>
           <w:rFonts w:ascii="Times New Roman" w:hAnsi="Times New Roman" w:cs="Times New Roman"/>
-          <w:sz w:val="22"/>
-          <w:szCs w:val="22"/>
-        </w:rPr>
-      </w:pPr>
-      <w:r>
-        <w:rPr>
-          <w:rFonts w:ascii="Times New Roman" w:hAnsi="Times New Roman" w:cs="Times New Roman"/>
-          <w:sz w:val="22"/>
-          <w:szCs w:val="22"/>
-        </w:rPr>
-        <w:t>A</w:t>
-      </w:r>
-      <w:r>
-        <w:rPr>
-          <w:rFonts w:ascii="Times New Roman" w:hAnsi="Times New Roman" w:cs="Times New Roman"/>
-          <w:sz w:val="22"/>
-          <w:szCs w:val="22"/>
-        </w:rPr>
-        <w:t>dministración del bloqueo</w:t>
-      </w:r>
-      <w:r>
-        <w:rPr>
-          <w:rFonts w:ascii="Times New Roman" w:hAnsi="Times New Roman" w:cs="Times New Roman"/>
-          <w:sz w:val="22"/>
-          <w:szCs w:val="22"/>
-        </w:rPr>
-        <w:t>.</w:t>
+        </w:rPr>
+      </w:pPr>
+      <w:r>
+        <w:rPr>
+          <w:rFonts w:ascii="Times New Roman" w:hAnsi="Times New Roman" w:cs="Times New Roman"/>
+        </w:rPr>
+        <w:t>Administración del bloqueo.</w:t>
       </w:r>
     </w:p>
     <w:p>
@@ -6419,33 +6647,13 @@
         <w:jc w:val="both"/>
         <w:rPr>
           <w:rFonts w:ascii="Times New Roman" w:hAnsi="Times New Roman" w:cs="Times New Roman"/>
-          <w:sz w:val="22"/>
-          <w:szCs w:val="22"/>
-        </w:rPr>
-      </w:pPr>
-      <w:r>
-        <w:rPr>
-          <w:rFonts w:ascii="Times New Roman" w:hAnsi="Times New Roman" w:cs="Times New Roman"/>
-          <w:sz w:val="22"/>
-          <w:szCs w:val="22"/>
-        </w:rPr>
-        <w:t>S</w:t>
-      </w:r>
-      <w:r>
-        <w:rPr>
-          <w:rFonts w:ascii="Times New Roman" w:hAnsi="Times New Roman" w:cs="Times New Roman"/>
-          <w:sz w:val="22"/>
-          <w:szCs w:val="22"/>
-        </w:rPr>
-        <w:t>eguimiento del progreso</w:t>
-      </w:r>
-      <w:r>
-        <w:rPr>
-          <w:rFonts w:ascii="Times New Roman" w:hAnsi="Times New Roman" w:cs="Times New Roman"/>
-          <w:sz w:val="22"/>
-          <w:szCs w:val="22"/>
-        </w:rPr>
-        <w:t>.</w:t>
+        </w:rPr>
+      </w:pPr>
+      <w:r>
+        <w:rPr>
+          <w:rFonts w:ascii="Times New Roman" w:hAnsi="Times New Roman" w:cs="Times New Roman"/>
+        </w:rPr>
+        <w:t>Seguimiento del progreso.</w:t>
       </w:r>
     </w:p>
     <w:p>
@@ -6458,33 +6666,13 @@
         <w:jc w:val="both"/>
         <w:rPr>
           <w:rFonts w:ascii="Times New Roman" w:hAnsi="Times New Roman" w:cs="Times New Roman"/>
-          <w:sz w:val="22"/>
-          <w:szCs w:val="22"/>
-        </w:rPr>
-      </w:pPr>
-      <w:r>
-        <w:rPr>
-          <w:rFonts w:ascii="Times New Roman" w:hAnsi="Times New Roman" w:cs="Times New Roman"/>
-          <w:sz w:val="22"/>
-          <w:szCs w:val="22"/>
-        </w:rPr>
-        <w:t>C</w:t>
-      </w:r>
-      <w:r>
-        <w:rPr>
-          <w:rFonts w:ascii="Times New Roman" w:hAnsi="Times New Roman" w:cs="Times New Roman"/>
-          <w:sz w:val="22"/>
-          <w:szCs w:val="22"/>
-        </w:rPr>
-        <w:t>onsulta del historial</w:t>
-      </w:r>
-      <w:r>
-        <w:rPr>
-          <w:rFonts w:ascii="Times New Roman" w:hAnsi="Times New Roman" w:cs="Times New Roman"/>
-          <w:sz w:val="22"/>
-          <w:szCs w:val="22"/>
-        </w:rPr>
-        <w:t>.</w:t>
+        </w:rPr>
+      </w:pPr>
+      <w:r>
+        <w:rPr>
+          <w:rFonts w:ascii="Times New Roman" w:hAnsi="Times New Roman" w:cs="Times New Roman"/>
+        </w:rPr>
+        <w:t>Consulta del historial.</w:t>
       </w:r>
     </w:p>
     <w:p>
@@ -6497,33 +6685,13 @@
         <w:jc w:val="both"/>
         <w:rPr>
           <w:rFonts w:ascii="Times New Roman" w:hAnsi="Times New Roman" w:cs="Times New Roman"/>
-          <w:sz w:val="22"/>
-          <w:szCs w:val="22"/>
-        </w:rPr>
-      </w:pPr>
-      <w:r>
-        <w:rPr>
-          <w:rFonts w:ascii="Times New Roman" w:hAnsi="Times New Roman" w:cs="Times New Roman"/>
-          <w:sz w:val="22"/>
-          <w:szCs w:val="22"/>
-        </w:rPr>
-        <w:t>C</w:t>
-      </w:r>
-      <w:r>
-        <w:rPr>
-          <w:rFonts w:ascii="Times New Roman" w:hAnsi="Times New Roman" w:cs="Times New Roman"/>
-          <w:sz w:val="22"/>
-          <w:szCs w:val="22"/>
-        </w:rPr>
-        <w:t>oordinación de los aportes programados</w:t>
-      </w:r>
-      <w:r>
-        <w:rPr>
-          <w:rFonts w:ascii="Times New Roman" w:hAnsi="Times New Roman" w:cs="Times New Roman"/>
-          <w:sz w:val="22"/>
-          <w:szCs w:val="22"/>
-        </w:rPr>
-        <w:t>.</w:t>
+        </w:rPr>
+      </w:pPr>
+      <w:r>
+        <w:rPr>
+          <w:rFonts w:ascii="Times New Roman" w:hAnsi="Times New Roman" w:cs="Times New Roman"/>
+        </w:rPr>
+        <w:t>Coordinación de los aportes programados.</w:t>
       </w:r>
     </w:p>
     <w:p>
@@ -6536,33 +6704,13 @@
         <w:jc w:val="both"/>
         <w:rPr>
           <w:rFonts w:ascii="Times New Roman" w:hAnsi="Times New Roman" w:cs="Times New Roman"/>
-          <w:sz w:val="22"/>
-          <w:szCs w:val="22"/>
-        </w:rPr>
-      </w:pPr>
-      <w:r>
-        <w:rPr>
-          <w:rFonts w:ascii="Times New Roman" w:hAnsi="Times New Roman" w:cs="Times New Roman"/>
-          <w:sz w:val="22"/>
-          <w:szCs w:val="22"/>
-        </w:rPr>
-        <w:t>C</w:t>
-      </w:r>
-      <w:r>
-        <w:rPr>
-          <w:rFonts w:ascii="Times New Roman" w:hAnsi="Times New Roman" w:cs="Times New Roman"/>
-          <w:sz w:val="22"/>
-          <w:szCs w:val="22"/>
-        </w:rPr>
-        <w:t>ancelación de planes</w:t>
-      </w:r>
-      <w:r>
-        <w:rPr>
-          <w:rFonts w:ascii="Times New Roman" w:hAnsi="Times New Roman" w:cs="Times New Roman"/>
-          <w:sz w:val="22"/>
-          <w:szCs w:val="22"/>
-        </w:rPr>
-        <w:t>.</w:t>
+        </w:rPr>
+      </w:pPr>
+      <w:r>
+        <w:rPr>
+          <w:rFonts w:ascii="Times New Roman" w:hAnsi="Times New Roman" w:cs="Times New Roman"/>
+        </w:rPr>
+        <w:t>Cancelación de planes.</w:t>
       </w:r>
     </w:p>
     <w:p>
@@ -6575,25 +6723,13 @@
         <w:jc w:val="both"/>
         <w:rPr>
           <w:rFonts w:ascii="Times New Roman" w:hAnsi="Times New Roman" w:cs="Times New Roman"/>
-          <w:sz w:val="22"/>
-          <w:szCs w:val="22"/>
-        </w:rPr>
-      </w:pPr>
-      <w:r>
-        <w:rPr>
-          <w:rFonts w:ascii="Times New Roman" w:hAnsi="Times New Roman" w:cs="Times New Roman"/>
-          <w:sz w:val="22"/>
-          <w:szCs w:val="22"/>
-        </w:rPr>
-        <w:t>G</w:t>
-      </w:r>
-      <w:r>
-        <w:rPr>
-          <w:rFonts w:ascii="Times New Roman" w:hAnsi="Times New Roman" w:cs="Times New Roman"/>
-          <w:sz w:val="22"/>
-          <w:szCs w:val="22"/>
-        </w:rPr>
-        <w:t>eneración de eventos de notificación.</w:t>
+        </w:rPr>
+      </w:pPr>
+      <w:r>
+        <w:rPr>
+          <w:rFonts w:ascii="Times New Roman" w:hAnsi="Times New Roman" w:cs="Times New Roman"/>
+        </w:rPr>
+        <w:t>Generación de eventos de notificación.</w:t>
       </w:r>
     </w:p>
     <w:p>
@@ -6601,33 +6737,13 @@
         <w:jc w:val="both"/>
         <w:rPr>
           <w:rFonts w:ascii="Times New Roman" w:hAnsi="Times New Roman" w:cs="Times New Roman"/>
-          <w:sz w:val="22"/>
-          <w:szCs w:val="22"/>
-        </w:rPr>
-      </w:pPr>
-      <w:r>
-        <w:rPr>
-          <w:rFonts w:ascii="Times New Roman" w:hAnsi="Times New Roman" w:cs="Times New Roman"/>
-          <w:sz w:val="22"/>
-          <w:szCs w:val="22"/>
-        </w:rPr>
-        <w:t xml:space="preserve">El trabajador de débitos ejecuta las tareas programadas y solicita al </w:t>
-      </w:r>
-      <w:r>
-        <w:rPr>
-          <w:rFonts w:ascii="Times New Roman" w:hAnsi="Times New Roman" w:cs="Times New Roman"/>
-          <w:sz w:val="22"/>
-          <w:szCs w:val="22"/>
-        </w:rPr>
-        <w:t>Core</w:t>
-      </w:r>
-      <w:r>
-        <w:rPr>
-          <w:rFonts w:ascii="Times New Roman" w:hAnsi="Times New Roman" w:cs="Times New Roman"/>
-          <w:sz w:val="22"/>
-          <w:szCs w:val="22"/>
-        </w:rPr>
-        <w:t xml:space="preserve"> bancario el cobro de cada aporte. Cuando un débito no puede completarse, se aplicará la política de hasta cinco intentos, separados por periodos de 24 horas. Si el quinto intento falla, la cuota se cancela y el plazo del plan se extiende un mes, sin generar deuda acumulada.</w:t>
+        </w:rPr>
+      </w:pPr>
+      <w:r>
+        <w:rPr>
+          <w:rFonts w:ascii="Times New Roman" w:hAnsi="Times New Roman" w:cs="Times New Roman"/>
+        </w:rPr>
+        <w:t>El trabajador de débitos ejecuta las tareas programadas y solicita al Core bancario el cobro de cada aporte. Cuando un débito no puede completarse, se aplicará la política de hasta cinco intentos, separados por periodos de 24 horas. Si el quinto intento falla, la cuota se cancela y el plazo del plan se extiende un mes, sin generar deuda acumulada.</w:t>
       </w:r>
     </w:p>
     <w:p>
@@ -6635,33 +6751,13 @@
         <w:jc w:val="both"/>
         <w:rPr>
           <w:rFonts w:ascii="Times New Roman" w:hAnsi="Times New Roman" w:cs="Times New Roman"/>
-          <w:sz w:val="22"/>
-          <w:szCs w:val="22"/>
-        </w:rPr>
-      </w:pPr>
-      <w:r>
-        <w:rPr>
-          <w:rFonts w:ascii="Times New Roman" w:hAnsi="Times New Roman" w:cs="Times New Roman"/>
-          <w:sz w:val="22"/>
-          <w:szCs w:val="22"/>
-        </w:rPr>
-        <w:t xml:space="preserve">El </w:t>
-      </w:r>
-      <w:r>
-        <w:rPr>
-          <w:rFonts w:ascii="Times New Roman" w:hAnsi="Times New Roman" w:cs="Times New Roman"/>
-          <w:sz w:val="22"/>
-          <w:szCs w:val="22"/>
-        </w:rPr>
-        <w:t>Core</w:t>
-      </w:r>
-      <w:r>
-        <w:rPr>
-          <w:rFonts w:ascii="Times New Roman" w:hAnsi="Times New Roman" w:cs="Times New Roman"/>
-          <w:sz w:val="22"/>
-          <w:szCs w:val="22"/>
-        </w:rPr>
-        <w:t xml:space="preserve"> bancario mantiene la responsabilidad sobre las cuentas, los saldos, los movimientos contables, los débitos y el bloqueo efectivo de los fondos. El servicio institucional de notificaciones entrega los avisos generados por los eventos del plan.</w:t>
+        </w:rPr>
+      </w:pPr>
+      <w:r>
+        <w:rPr>
+          <w:rFonts w:ascii="Times New Roman" w:hAnsi="Times New Roman" w:cs="Times New Roman"/>
+        </w:rPr>
+        <w:t>El Core bancario mantiene la responsabilidad sobre las cuentas, los saldos, los movimientos contables, los débitos y el bloqueo efectivo de los fondos. El servicio institucional de notificaciones entrega los avisos generados por los eventos del plan.</w:t>
       </w:r>
     </w:p>
     <w:p>
@@ -6669,33 +6765,14 @@
         <w:jc w:val="both"/>
         <w:rPr>
           <w:rFonts w:ascii="Times New Roman" w:hAnsi="Times New Roman" w:cs="Times New Roman"/>
-          <w:sz w:val="22"/>
-          <w:szCs w:val="22"/>
-        </w:rPr>
-      </w:pPr>
-      <w:r>
-        <w:rPr>
-          <w:rFonts w:ascii="Times New Roman" w:hAnsi="Times New Roman" w:cs="Times New Roman"/>
-          <w:sz w:val="22"/>
-          <w:szCs w:val="22"/>
-        </w:rPr>
-        <w:t xml:space="preserve">La información propia del dominio se organiza en los registros del plan, el calendario de aportes y el historial inmutable de movimientos. Esta separación permite que la API administre el ciclo de vida del plan sin asumir las responsabilidades financieras y contables del </w:t>
-      </w:r>
-      <w:r>
-        <w:rPr>
-          <w:rFonts w:ascii="Times New Roman" w:hAnsi="Times New Roman" w:cs="Times New Roman"/>
-          <w:sz w:val="22"/>
-          <w:szCs w:val="22"/>
-        </w:rPr>
-        <w:t>Core</w:t>
-      </w:r>
-      <w:r>
-        <w:rPr>
-          <w:rFonts w:ascii="Times New Roman" w:hAnsi="Times New Roman" w:cs="Times New Roman"/>
-          <w:sz w:val="22"/>
-          <w:szCs w:val="22"/>
-        </w:rPr>
-        <w:t xml:space="preserve"> bancario.</w:t>
+        </w:rPr>
+      </w:pPr>
+      <w:r>
+        <w:rPr>
+          <w:rFonts w:ascii="Times New Roman" w:hAnsi="Times New Roman" w:cs="Times New Roman"/>
+        </w:rPr>
+        <w:lastRenderedPageBreak/>
+        <w:t>La información propia del dominio se organiza en los registros del plan, el calendario de aportes y el historial inmutable de movimientos. Esta separación permite que la API administre el ciclo de vida del plan sin asumir las responsabilidades financieras y contables del Core bancario.</w:t>
       </w:r>
     </w:p>
     <w:p>
@@ -6703,8 +6780,6 @@
         <w:jc w:val="both"/>
         <w:rPr>
           <w:rFonts w:ascii="Times New Roman" w:hAnsi="Times New Roman" w:cs="Times New Roman"/>
-          <w:sz w:val="22"/>
-          <w:szCs w:val="22"/>
         </w:rPr>
       </w:pPr>
     </w:p>
@@ -6729,40 +6804,7 @@
           <w:sz w:val="24"/>
           <w:szCs w:val="24"/>
         </w:rPr>
-        <w:t>7.</w:t>
-      </w:r>
-      <w:r>
-        <w:rPr>
-          <w:rFonts w:ascii="Times New Roman" w:hAnsi="Times New Roman" w:cs="Times New Roman"/>
-          <w:b/>
-          <w:bCs/>
-          <w:color w:val="auto"/>
-          <w:sz w:val="24"/>
-          <w:szCs w:val="24"/>
-        </w:rPr>
-        <w:t>3</w:t>
-      </w:r>
-      <w:r>
-        <w:rPr>
-          <w:rFonts w:ascii="Times New Roman" w:hAnsi="Times New Roman" w:cs="Times New Roman"/>
-          <w:b/>
-          <w:bCs/>
-          <w:color w:val="auto"/>
-          <w:sz w:val="24"/>
-          <w:szCs w:val="24"/>
-        </w:rPr>
-        <w:t xml:space="preserve"> Vista de </w:t>
-      </w:r>
-      <w:r>
-        <w:rPr>
-          <w:rFonts w:ascii="Times New Roman" w:hAnsi="Times New Roman" w:cs="Times New Roman"/>
-          <w:b/>
-          <w:bCs/>
-          <w:color w:val="auto"/>
-          <w:sz w:val="24"/>
-          <w:szCs w:val="24"/>
-        </w:rPr>
-        <w:t>infraestructura</w:t>
+        <w:t>7.3 Vista de infraestructura</w:t>
       </w:r>
     </w:p>
     <w:p>
@@ -6770,83 +6812,173 @@
         <w:jc w:val="both"/>
         <w:rPr>
           <w:rFonts w:ascii="Times New Roman" w:hAnsi="Times New Roman" w:cs="Times New Roman"/>
+        </w:rPr>
+      </w:pPr>
+      <w:r>
+        <w:rPr>
+          <w:rFonts w:ascii="Times New Roman" w:hAnsi="Times New Roman" w:cs="Times New Roman"/>
+        </w:rPr>
+        <w:t>La vista de infraestructura presenta los recursos necesarios para ejecutar los componentes de la nueva funcionalidad. La API y el trabajador de débitos se desplegarán en una plataforma de ejecución basada en contenedores.</w:t>
+      </w:r>
+    </w:p>
+    <w:p>
+      <w:pPr>
+        <w:jc w:val="both"/>
+        <w:rPr>
+          <w:rFonts w:ascii="Times New Roman" w:hAnsi="Times New Roman" w:cs="Times New Roman"/>
+        </w:rPr>
+      </w:pPr>
+      <w:r>
+        <w:rPr>
+          <w:rFonts w:ascii="Times New Roman" w:hAnsi="Times New Roman" w:cs="Times New Roman"/>
+        </w:rPr>
+        <w:t>La solución utilizará una base de datos relacional para almacenar los planes, calendarios de aportes y movimientos. También contará con mecanismos de mensajería o eventos para coordinar procesos como las notificaciones, además de servicios de gestión de secretos, cifrado, registros, métricas y trazas.</w:t>
+      </w:r>
+    </w:p>
+    <w:p>
+      <w:pPr>
+        <w:jc w:val="both"/>
+        <w:rPr>
+          <w:rFonts w:ascii="Times New Roman" w:hAnsi="Times New Roman" w:cs="Times New Roman"/>
+        </w:rPr>
+      </w:pPr>
+      <w:r>
+        <w:rPr>
+          <w:rFonts w:ascii="Times New Roman" w:hAnsi="Times New Roman" w:cs="Times New Roman"/>
+        </w:rPr>
+        <w:t xml:space="preserve">La infraestructura reutilizará los servicios existentes de identidad, </w:t>
+      </w:r>
+      <w:r>
+        <w:rPr>
+          <w:rFonts w:ascii="Times New Roman" w:hAnsi="Times New Roman" w:cs="Times New Roman"/>
+        </w:rPr>
+        <w:t>Core</w:t>
+      </w:r>
+      <w:r>
+        <w:rPr>
+          <w:rFonts w:ascii="Times New Roman" w:hAnsi="Times New Roman" w:cs="Times New Roman"/>
+        </w:rPr>
+        <w:t xml:space="preserve"> bancario y notificaciones. Por tanto, el nuevo despliegue se concentrará en la API, el trabajador de débitos y el almacenamiento correspondiente al dominio de planes de ahorro.</w:t>
+      </w:r>
+    </w:p>
+    <w:p>
+      <w:pPr>
+        <w:keepNext/>
+        <w:jc w:val="center"/>
+        <w:rPr>
+          <w:rFonts w:ascii="Times New Roman" w:hAnsi="Times New Roman" w:cs="Times New Roman"/>
+        </w:rPr>
+      </w:pPr>
+      <w:r>
+        <w:rPr>
+          <w:rFonts w:ascii="Times New Roman" w:hAnsi="Times New Roman" w:cs="Times New Roman"/>
+          <w:noProof/>
           <w:sz w:val="22"/>
           <w:szCs w:val="22"/>
         </w:rPr>
-      </w:pPr>
-      <w:r>
+        <w:drawing>
+          <wp:inline distT="0" distB="0" distL="0" distR="0" wp14:anchorId="2D361329" wp14:editId="5C76CA98">
+            <wp:extent cx="5192637" cy="4784140"/>
+            <wp:effectExtent l="0" t="0" r="8255" b="0"/>
+            <wp:docPr id="1645839346" name="Imagen 2"/>
+            <wp:cNvGraphicFramePr>
+              <a:graphicFrameLocks xmlns:a="http://schemas.openxmlformats.org/drawingml/2006/main" noChangeAspect="1"/>
+            </wp:cNvGraphicFramePr>
+            <a:graphic xmlns:a="http://schemas.openxmlformats.org/drawingml/2006/main">
+              <a:graphicData uri="http://schemas.openxmlformats.org/drawingml/2006/picture">
+                <pic:pic xmlns:pic="http://schemas.openxmlformats.org/drawingml/2006/picture">
+                  <pic:nvPicPr>
+                    <pic:cNvPr id="0" name="Picture 6"/>
+                    <pic:cNvPicPr>
+                      <a:picLocks noChangeAspect="1" noChangeArrowheads="1"/>
+                    </pic:cNvPicPr>
+                  </pic:nvPicPr>
+                  <pic:blipFill>
+                    <a:blip r:embed="rId6" cstate="print">
+                      <a:extLst>
+                        <a:ext uri="{28A0092B-C50C-407E-A947-70E740481C1C}">
+                          <a14:useLocalDpi xmlns:a14="http://schemas.microsoft.com/office/drawing/2010/main" val="0"/>
+                        </a:ext>
+                      </a:extLst>
+                    </a:blip>
+                    <a:srcRect/>
+                    <a:stretch>
+                      <a:fillRect/>
+                    </a:stretch>
+                  </pic:blipFill>
+                  <pic:spPr bwMode="auto">
+                    <a:xfrm>
+                      <a:off x="0" y="0"/>
+                      <a:ext cx="5198417" cy="4789466"/>
+                    </a:xfrm>
+                    <a:prstGeom prst="rect">
+                      <a:avLst/>
+                    </a:prstGeom>
+                    <a:noFill/>
+                    <a:ln>
+                      <a:noFill/>
+                    </a:ln>
+                  </pic:spPr>
+                </pic:pic>
+              </a:graphicData>
+            </a:graphic>
+          </wp:inline>
+        </w:drawing>
+      </w:r>
+    </w:p>
+    <w:p>
+      <w:pPr>
+        <w:pStyle w:val="Descripcin"/>
+        <w:jc w:val="center"/>
         <w:rPr>
           <w:rFonts w:ascii="Times New Roman" w:hAnsi="Times New Roman" w:cs="Times New Roman"/>
           <w:sz w:val="22"/>
           <w:szCs w:val="22"/>
         </w:rPr>
-        <w:t>La vista de infraestructura presenta los recursos necesarios para ejecutar los componentes de la nueva funcionalidad. La API y el trabajador de débitos se desplegarán en una plataforma de ejecución basada en contenedores.</w:t>
-      </w:r>
-    </w:p>
-    <w:p>
-      <w:pPr>
-        <w:jc w:val="both"/>
-        <w:rPr>
-          <w:rFonts w:ascii="Times New Roman" w:hAnsi="Times New Roman" w:cs="Times New Roman"/>
-          <w:sz w:val="22"/>
-          <w:szCs w:val="22"/>
-        </w:rPr>
-      </w:pPr>
-      <w:r>
-        <w:rPr>
-          <w:rFonts w:ascii="Times New Roman" w:hAnsi="Times New Roman" w:cs="Times New Roman"/>
-          <w:sz w:val="22"/>
-          <w:szCs w:val="22"/>
-        </w:rPr>
-        <w:lastRenderedPageBreak/>
-        <w:t>La solución utilizará una base de datos relacional para almacenar los planes, calendarios de aportes y movimientos. También contará con mecanismos de mensajería o eventos para coordinar procesos como las notificaciones, además de servicios de gestión de secretos, cifrado, registros, métricas y trazas.</w:t>
-      </w:r>
-    </w:p>
-    <w:p>
-      <w:pPr>
-        <w:jc w:val="both"/>
-        <w:rPr>
-          <w:rFonts w:ascii="Times New Roman" w:hAnsi="Times New Roman" w:cs="Times New Roman"/>
-          <w:sz w:val="22"/>
-          <w:szCs w:val="22"/>
-        </w:rPr>
-      </w:pPr>
-      <w:r>
-        <w:rPr>
-          <w:rFonts w:ascii="Times New Roman" w:hAnsi="Times New Roman" w:cs="Times New Roman"/>
-          <w:sz w:val="22"/>
-          <w:szCs w:val="22"/>
-        </w:rPr>
-        <w:t xml:space="preserve">La infraestructura reutilizará los servicios existentes de identidad, </w:t>
-      </w:r>
-      <w:proofErr w:type="spellStart"/>
-      <w:r>
-        <w:rPr>
-          <w:rFonts w:ascii="Times New Roman" w:hAnsi="Times New Roman" w:cs="Times New Roman"/>
-          <w:sz w:val="22"/>
-          <w:szCs w:val="22"/>
-        </w:rPr>
-        <w:t>core</w:t>
-      </w:r>
-      <w:proofErr w:type="spellEnd"/>
-      <w:r>
-        <w:rPr>
-          <w:rFonts w:ascii="Times New Roman" w:hAnsi="Times New Roman" w:cs="Times New Roman"/>
-          <w:sz w:val="22"/>
-          <w:szCs w:val="22"/>
-        </w:rPr>
-        <w:t xml:space="preserve"> bancario y notificaciones. Por tanto, el nuevo despliegue se concentrará en la API, el trabajador de débitos y el almacenamiento correspondiente al dominio de planes de ahorro.</w:t>
-      </w:r>
-    </w:p>
-    <w:p>
-      <w:pPr>
-        <w:jc w:val="both"/>
-        <w:rPr>
-          <w:rFonts w:ascii="Times New Roman" w:hAnsi="Times New Roman" w:cs="Times New Roman"/>
-          <w:sz w:val="22"/>
-          <w:szCs w:val="22"/>
-        </w:rPr>
-      </w:pPr>
+      </w:pPr>
+      <w:r>
+        <w:rPr>
+          <w:rFonts w:ascii="Times New Roman" w:hAnsi="Times New Roman" w:cs="Times New Roman"/>
+        </w:rPr>
+        <w:t xml:space="preserve">Ilustración </w:t>
+      </w:r>
+      <w:r>
+        <w:rPr>
+          <w:rFonts w:ascii="Times New Roman" w:hAnsi="Times New Roman" w:cs="Times New Roman"/>
+        </w:rPr>
+        <w:fldChar w:fldCharType="begin"/>
+      </w:r>
+      <w:r>
+        <w:rPr>
+          <w:rFonts w:ascii="Times New Roman" w:hAnsi="Times New Roman" w:cs="Times New Roman"/>
+        </w:rPr>
+        <w:instrText xml:space="preserve"> SEQ Ilustración \* ARABIC </w:instrText>
+      </w:r>
+      <w:r>
+        <w:rPr>
+          <w:rFonts w:ascii="Times New Roman" w:hAnsi="Times New Roman" w:cs="Times New Roman"/>
+        </w:rPr>
+        <w:fldChar w:fldCharType="separate"/>
+      </w:r>
+      <w:r>
+        <w:rPr>
+          <w:rFonts w:ascii="Times New Roman" w:hAnsi="Times New Roman" w:cs="Times New Roman"/>
+          <w:noProof/>
+        </w:rPr>
+        <w:t>1</w:t>
+      </w:r>
+      <w:r>
+        <w:rPr>
+          <w:rFonts w:ascii="Times New Roman" w:hAnsi="Times New Roman" w:cs="Times New Roman"/>
+        </w:rPr>
+        <w:fldChar w:fldCharType="end"/>
+      </w:r>
+      <w:r>
+        <w:rPr>
+          <w:rFonts w:ascii="Times New Roman" w:hAnsi="Times New Roman" w:cs="Times New Roman"/>
+        </w:rPr>
+        <w:t>. Vista ArchiMate integrada de la API de planes de ahorro bancario</w:t>
+      </w:r>
     </w:p>
     <w:p>
       <w:pPr>
@@ -6884,56 +7016,42 @@
     </w:p>
     <w:p>
       <w:pPr>
-        <w:rPr>
-          <w:rFonts w:ascii="Times New Roman" w:hAnsi="Times New Roman" w:cs="Times New Roman"/>
-          <w:sz w:val="22"/>
-          <w:szCs w:val="22"/>
-        </w:rPr>
-      </w:pPr>
-      <w:r>
-        <w:rPr>
-          <w:rFonts w:ascii="Times New Roman" w:hAnsi="Times New Roman" w:cs="Times New Roman"/>
-          <w:sz w:val="22"/>
-          <w:szCs w:val="22"/>
-        </w:rPr>
-        <w:t>Una tabla compacta:</w:t>
+        <w:jc w:val="both"/>
+        <w:rPr>
+          <w:rFonts w:ascii="Times New Roman" w:hAnsi="Times New Roman" w:cs="Times New Roman"/>
+        </w:rPr>
+      </w:pPr>
+      <w:r>
+        <w:rPr>
+          <w:rFonts w:ascii="Times New Roman" w:hAnsi="Times New Roman" w:cs="Times New Roman"/>
+        </w:rPr>
+        <w:t>La implementación de la API depende de condiciones operativas y capacidades existentes dentro del ecosistema bancario. La siguiente tabla presenta los principales supuestos, dependencias, riesgos y restricciones considerados para el alcance del producto.</w:t>
       </w:r>
     </w:p>
     <w:tbl>
       <w:tblPr>
+        <w:tblStyle w:val="Tablaconcuadrcula"/>
         <w:tblW w:w="0" w:type="auto"/>
-        <w:tblCellSpacing w:w="15" w:type="dxa"/>
-        <w:tblCellMar>
-          <w:top w:w="15" w:type="dxa"/>
-          <w:left w:w="15" w:type="dxa"/>
-          <w:bottom w:w="15" w:type="dxa"/>
-          <w:right w:w="15" w:type="dxa"/>
-        </w:tblCellMar>
         <w:tblLook w:val="04A0" w:firstRow="1" w:lastRow="0" w:firstColumn="1" w:lastColumn="0" w:noHBand="0" w:noVBand="1"/>
       </w:tblPr>
       <w:tblGrid>
-        <w:gridCol w:w="1224"/>
-        <w:gridCol w:w="6776"/>
+        <w:gridCol w:w="1469"/>
+        <w:gridCol w:w="7025"/>
       </w:tblGrid>
       <w:tr>
-        <w:trPr>
-          <w:tblHeader/>
-          <w:tblCellSpacing w:w="15" w:type="dxa"/>
-        </w:trPr>
         <w:tc>
           <w:tcPr>
             <w:tcW w:w="0" w:type="auto"/>
-            <w:vAlign w:val="center"/>
             <w:hideMark/>
           </w:tcPr>
           <w:p>
             <w:pPr>
+              <w:spacing w:after="160" w:line="278" w:lineRule="auto"/>
+              <w:jc w:val="both"/>
               <w:rPr>
                 <w:rFonts w:ascii="Times New Roman" w:hAnsi="Times New Roman" w:cs="Times New Roman"/>
                 <w:b/>
                 <w:bCs/>
-                <w:sz w:val="22"/>
-                <w:szCs w:val="22"/>
               </w:rPr>
             </w:pPr>
             <w:r>
@@ -6941,8 +7059,6 @@
                 <w:rFonts w:ascii="Times New Roman" w:hAnsi="Times New Roman" w:cs="Times New Roman"/>
                 <w:b/>
                 <w:bCs/>
-                <w:sz w:val="22"/>
-                <w:szCs w:val="22"/>
               </w:rPr>
               <w:t>Tipo</w:t>
             </w:r>
@@ -6951,17 +7067,16 @@
         <w:tc>
           <w:tcPr>
             <w:tcW w:w="0" w:type="auto"/>
-            <w:vAlign w:val="center"/>
             <w:hideMark/>
           </w:tcPr>
           <w:p>
             <w:pPr>
+              <w:spacing w:after="160" w:line="278" w:lineRule="auto"/>
+              <w:jc w:val="both"/>
               <w:rPr>
                 <w:rFonts w:ascii="Times New Roman" w:hAnsi="Times New Roman" w:cs="Times New Roman"/>
                 <w:b/>
                 <w:bCs/>
-                <w:sz w:val="22"/>
-                <w:szCs w:val="22"/>
               </w:rPr>
             </w:pPr>
             <w:r>
@@ -6969,8 +7084,6 @@
                 <w:rFonts w:ascii="Times New Roman" w:hAnsi="Times New Roman" w:cs="Times New Roman"/>
                 <w:b/>
                 <w:bCs/>
-                <w:sz w:val="22"/>
-                <w:szCs w:val="22"/>
               </w:rPr>
               <w:t>Descripción</w:t>
             </w:r>
@@ -6978,28 +7091,22 @@
         </w:tc>
       </w:tr>
       <w:tr>
-        <w:trPr>
-          <w:tblCellSpacing w:w="15" w:type="dxa"/>
-        </w:trPr>
         <w:tc>
           <w:tcPr>
             <w:tcW w:w="0" w:type="auto"/>
-            <w:vAlign w:val="center"/>
             <w:hideMark/>
           </w:tcPr>
           <w:p>
             <w:pPr>
-              <w:rPr>
-                <w:rFonts w:ascii="Times New Roman" w:hAnsi="Times New Roman" w:cs="Times New Roman"/>
-                <w:sz w:val="22"/>
-                <w:szCs w:val="22"/>
+              <w:spacing w:after="160" w:line="278" w:lineRule="auto"/>
+              <w:jc w:val="both"/>
+              <w:rPr>
+                <w:rFonts w:ascii="Times New Roman" w:hAnsi="Times New Roman" w:cs="Times New Roman"/>
               </w:rPr>
             </w:pPr>
             <w:r>
               <w:rPr>
                 <w:rFonts w:ascii="Times New Roman" w:hAnsi="Times New Roman" w:cs="Times New Roman"/>
-                <w:sz w:val="22"/>
-                <w:szCs w:val="22"/>
               </w:rPr>
               <w:t>Supuesto</w:t>
             </w:r>
@@ -7008,51 +7115,42 @@
         <w:tc>
           <w:tcPr>
             <w:tcW w:w="0" w:type="auto"/>
-            <w:vAlign w:val="center"/>
             <w:hideMark/>
           </w:tcPr>
           <w:p>
             <w:pPr>
-              <w:rPr>
-                <w:rFonts w:ascii="Times New Roman" w:hAnsi="Times New Roman" w:cs="Times New Roman"/>
-                <w:sz w:val="22"/>
-                <w:szCs w:val="22"/>
+              <w:spacing w:after="160" w:line="278" w:lineRule="auto"/>
+              <w:jc w:val="both"/>
+              <w:rPr>
+                <w:rFonts w:ascii="Times New Roman" w:hAnsi="Times New Roman" w:cs="Times New Roman"/>
               </w:rPr>
             </w:pPr>
             <w:r>
               <w:rPr>
                 <w:rFonts w:ascii="Times New Roman" w:hAnsi="Times New Roman" w:cs="Times New Roman"/>
-                <w:sz w:val="22"/>
-                <w:szCs w:val="22"/>
-              </w:rPr>
-              <w:t>El cliente ya dispone de una cuenta bancaria activa</w:t>
+              </w:rPr>
+              <w:t>El cliente dispone de una cuenta bancaria activa y habilitada para crear un plan y realizar los aportes programados. Este requisito no aplica a la simulación pública y anónima.</w:t>
             </w:r>
           </w:p>
         </w:tc>
       </w:tr>
       <w:tr>
-        <w:trPr>
-          <w:tblCellSpacing w:w="15" w:type="dxa"/>
-        </w:trPr>
         <w:tc>
           <w:tcPr>
             <w:tcW w:w="0" w:type="auto"/>
-            <w:vAlign w:val="center"/>
             <w:hideMark/>
           </w:tcPr>
           <w:p>
             <w:pPr>
-              <w:rPr>
-                <w:rFonts w:ascii="Times New Roman" w:hAnsi="Times New Roman" w:cs="Times New Roman"/>
-                <w:sz w:val="22"/>
-                <w:szCs w:val="22"/>
+              <w:spacing w:after="160" w:line="278" w:lineRule="auto"/>
+              <w:jc w:val="both"/>
+              <w:rPr>
+                <w:rFonts w:ascii="Times New Roman" w:hAnsi="Times New Roman" w:cs="Times New Roman"/>
               </w:rPr>
             </w:pPr>
             <w:r>
               <w:rPr>
                 <w:rFonts w:ascii="Times New Roman" w:hAnsi="Times New Roman" w:cs="Times New Roman"/>
-                <w:sz w:val="22"/>
-                <w:szCs w:val="22"/>
               </w:rPr>
               <w:t>Supuesto</w:t>
             </w:r>
@@ -7061,318 +7159,682 @@
         <w:tc>
           <w:tcPr>
             <w:tcW w:w="0" w:type="auto"/>
-            <w:vAlign w:val="center"/>
             <w:hideMark/>
           </w:tcPr>
           <w:p>
             <w:pPr>
-              <w:rPr>
-                <w:rFonts w:ascii="Times New Roman" w:hAnsi="Times New Roman" w:cs="Times New Roman"/>
-                <w:sz w:val="22"/>
-                <w:szCs w:val="22"/>
+              <w:spacing w:after="160" w:line="278" w:lineRule="auto"/>
+              <w:jc w:val="both"/>
+              <w:rPr>
+                <w:rFonts w:ascii="Times New Roman" w:hAnsi="Times New Roman" w:cs="Times New Roman"/>
               </w:rPr>
             </w:pPr>
             <w:r>
               <w:rPr>
                 <w:rFonts w:ascii="Times New Roman" w:hAnsi="Times New Roman" w:cs="Times New Roman"/>
-                <w:sz w:val="22"/>
-                <w:szCs w:val="22"/>
-              </w:rPr>
-              <w:t xml:space="preserve">El </w:t>
-            </w:r>
-            <w:r>
-              <w:rPr>
-                <w:rFonts w:ascii="Times New Roman" w:hAnsi="Times New Roman" w:cs="Times New Roman"/>
-                <w:sz w:val="22"/>
-                <w:szCs w:val="22"/>
-              </w:rPr>
-              <w:t>Core</w:t>
-            </w:r>
-            <w:r>
-              <w:rPr>
-                <w:rFonts w:ascii="Times New Roman" w:hAnsi="Times New Roman" w:cs="Times New Roman"/>
-                <w:sz w:val="22"/>
-                <w:szCs w:val="22"/>
-              </w:rPr>
-              <w:t xml:space="preserve"> ofrece interfaces para consultar cuentas y ejecutar débitos</w:t>
+              </w:rPr>
+              <w:t>El Core bancario ofrece interfaces para consultar cuentas, ejecutar débitos, bloquear fondos y devolver el dinero cuando un plan sea cancelado o completado.</w:t>
             </w:r>
           </w:p>
         </w:tc>
       </w:tr>
       <w:tr>
-        <w:trPr>
-          <w:tblCellSpacing w:w="15" w:type="dxa"/>
-        </w:trPr>
         <w:tc>
           <w:tcPr>
             <w:tcW w:w="0" w:type="auto"/>
-            <w:vAlign w:val="center"/>
             <w:hideMark/>
           </w:tcPr>
           <w:p>
             <w:pPr>
-              <w:rPr>
-                <w:rFonts w:ascii="Times New Roman" w:hAnsi="Times New Roman" w:cs="Times New Roman"/>
-                <w:sz w:val="22"/>
-                <w:szCs w:val="22"/>
+              <w:spacing w:after="160" w:line="278" w:lineRule="auto"/>
+              <w:jc w:val="both"/>
+              <w:rPr>
+                <w:rFonts w:ascii="Times New Roman" w:hAnsi="Times New Roman" w:cs="Times New Roman"/>
               </w:rPr>
             </w:pPr>
             <w:r>
               <w:rPr>
                 <w:rFonts w:ascii="Times New Roman" w:hAnsi="Times New Roman" w:cs="Times New Roman"/>
-                <w:sz w:val="22"/>
-                <w:szCs w:val="22"/>
-              </w:rPr>
-              <w:t>Dependencia</w:t>
+              </w:rPr>
+              <w:t>Supuesto</w:t>
             </w:r>
           </w:p>
         </w:tc>
         <w:tc>
           <w:tcPr>
             <w:tcW w:w="0" w:type="auto"/>
-            <w:vAlign w:val="center"/>
             <w:hideMark/>
           </w:tcPr>
           <w:p>
             <w:pPr>
-              <w:rPr>
-                <w:rFonts w:ascii="Times New Roman" w:hAnsi="Times New Roman" w:cs="Times New Roman"/>
-                <w:sz w:val="22"/>
-                <w:szCs w:val="22"/>
+              <w:spacing w:after="160" w:line="278" w:lineRule="auto"/>
+              <w:jc w:val="both"/>
+              <w:rPr>
+                <w:rFonts w:ascii="Times New Roman" w:hAnsi="Times New Roman" w:cs="Times New Roman"/>
               </w:rPr>
             </w:pPr>
             <w:r>
               <w:rPr>
                 <w:rFonts w:ascii="Times New Roman" w:hAnsi="Times New Roman" w:cs="Times New Roman"/>
-                <w:sz w:val="22"/>
-                <w:szCs w:val="22"/>
-              </w:rPr>
-              <w:t>La API depende de servicios bancarios preexistentes</w:t>
+              </w:rPr>
+              <w:t>Las tasas y condiciones utilizadas por la simulación son proporcionadas y actualizadas por el banco.</w:t>
             </w:r>
           </w:p>
         </w:tc>
       </w:tr>
       <w:tr>
-        <w:trPr>
-          <w:tblCellSpacing w:w="15" w:type="dxa"/>
-        </w:trPr>
         <w:tc>
           <w:tcPr>
             <w:tcW w:w="0" w:type="auto"/>
-            <w:vAlign w:val="center"/>
             <w:hideMark/>
           </w:tcPr>
           <w:p>
             <w:pPr>
-              <w:rPr>
-                <w:rFonts w:ascii="Times New Roman" w:hAnsi="Times New Roman" w:cs="Times New Roman"/>
-                <w:sz w:val="22"/>
-                <w:szCs w:val="22"/>
+              <w:spacing w:after="160" w:line="278" w:lineRule="auto"/>
+              <w:jc w:val="both"/>
+              <w:rPr>
+                <w:rFonts w:ascii="Times New Roman" w:hAnsi="Times New Roman" w:cs="Times New Roman"/>
               </w:rPr>
             </w:pPr>
             <w:r>
               <w:rPr>
                 <w:rFonts w:ascii="Times New Roman" w:hAnsi="Times New Roman" w:cs="Times New Roman"/>
-                <w:sz w:val="22"/>
-                <w:szCs w:val="22"/>
-              </w:rPr>
-              <w:t>Riesgo</w:t>
+              </w:rPr>
+              <w:t>Dependencia</w:t>
             </w:r>
           </w:p>
         </w:tc>
         <w:tc>
           <w:tcPr>
             <w:tcW w:w="0" w:type="auto"/>
-            <w:vAlign w:val="center"/>
             <w:hideMark/>
           </w:tcPr>
           <w:p>
             <w:pPr>
-              <w:rPr>
-                <w:rFonts w:ascii="Times New Roman" w:hAnsi="Times New Roman" w:cs="Times New Roman"/>
-                <w:sz w:val="22"/>
-                <w:szCs w:val="22"/>
+              <w:spacing w:after="160" w:line="278" w:lineRule="auto"/>
+              <w:jc w:val="both"/>
+              <w:rPr>
+                <w:rFonts w:ascii="Times New Roman" w:hAnsi="Times New Roman" w:cs="Times New Roman"/>
               </w:rPr>
             </w:pPr>
             <w:r>
               <w:rPr>
                 <w:rFonts w:ascii="Times New Roman" w:hAnsi="Times New Roman" w:cs="Times New Roman"/>
-                <w:sz w:val="22"/>
-                <w:szCs w:val="22"/>
-              </w:rPr>
-              <w:t>Los débitos fallidos pueden afectar la continuidad del plan</w:t>
+              </w:rPr>
+              <w:t>La operación de los planes depende de la disponibilidad del Core bancario y del servicio institucional de identidad y acceso.</w:t>
             </w:r>
           </w:p>
         </w:tc>
       </w:tr>
       <w:tr>
-        <w:trPr>
-          <w:tblCellSpacing w:w="15" w:type="dxa"/>
-        </w:trPr>
         <w:tc>
           <w:tcPr>
             <w:tcW w:w="0" w:type="auto"/>
-            <w:vAlign w:val="center"/>
             <w:hideMark/>
           </w:tcPr>
           <w:p>
             <w:pPr>
-              <w:rPr>
-                <w:rFonts w:ascii="Times New Roman" w:hAnsi="Times New Roman" w:cs="Times New Roman"/>
-                <w:sz w:val="22"/>
-                <w:szCs w:val="22"/>
+              <w:spacing w:after="160" w:line="278" w:lineRule="auto"/>
+              <w:jc w:val="both"/>
+              <w:rPr>
+                <w:rFonts w:ascii="Times New Roman" w:hAnsi="Times New Roman" w:cs="Times New Roman"/>
               </w:rPr>
             </w:pPr>
             <w:r>
               <w:rPr>
                 <w:rFonts w:ascii="Times New Roman" w:hAnsi="Times New Roman" w:cs="Times New Roman"/>
-                <w:sz w:val="22"/>
-                <w:szCs w:val="22"/>
-              </w:rPr>
-              <w:t>Riesgo</w:t>
+              </w:rPr>
+              <w:t>Dependencia</w:t>
             </w:r>
           </w:p>
         </w:tc>
         <w:tc>
           <w:tcPr>
             <w:tcW w:w="0" w:type="auto"/>
-            <w:vAlign w:val="center"/>
             <w:hideMark/>
           </w:tcPr>
           <w:p>
             <w:pPr>
-              <w:rPr>
-                <w:rFonts w:ascii="Times New Roman" w:hAnsi="Times New Roman" w:cs="Times New Roman"/>
-                <w:sz w:val="22"/>
-                <w:szCs w:val="22"/>
+              <w:spacing w:after="160" w:line="278" w:lineRule="auto"/>
+              <w:jc w:val="both"/>
+              <w:rPr>
+                <w:rFonts w:ascii="Times New Roman" w:hAnsi="Times New Roman" w:cs="Times New Roman"/>
               </w:rPr>
             </w:pPr>
             <w:r>
               <w:rPr>
                 <w:rFonts w:ascii="Times New Roman" w:hAnsi="Times New Roman" w:cs="Times New Roman"/>
-                <w:sz w:val="22"/>
-                <w:szCs w:val="22"/>
-              </w:rPr>
-              <w:t>Una simulación incorrecta puede crear expectativas financieras equivocadas</w:t>
+              </w:rPr>
+              <w:t>La entrega de avisos depende del servicio institucional de notificaciones, aunque una falla en este servicio no debe impedir el registro de las operaciones del plan.</w:t>
             </w:r>
           </w:p>
         </w:tc>
       </w:tr>
       <w:tr>
-        <w:trPr>
-          <w:tblCellSpacing w:w="15" w:type="dxa"/>
-        </w:trPr>
         <w:tc>
           <w:tcPr>
             <w:tcW w:w="0" w:type="auto"/>
-            <w:vAlign w:val="center"/>
             <w:hideMark/>
           </w:tcPr>
           <w:p>
             <w:pPr>
-              <w:rPr>
-                <w:rFonts w:ascii="Times New Roman" w:hAnsi="Times New Roman" w:cs="Times New Roman"/>
-                <w:sz w:val="22"/>
-                <w:szCs w:val="22"/>
+              <w:spacing w:after="160" w:line="278" w:lineRule="auto"/>
+              <w:jc w:val="both"/>
+              <w:rPr>
+                <w:rFonts w:ascii="Times New Roman" w:hAnsi="Times New Roman" w:cs="Times New Roman"/>
               </w:rPr>
             </w:pPr>
             <w:r>
               <w:rPr>
                 <w:rFonts w:ascii="Times New Roman" w:hAnsi="Times New Roman" w:cs="Times New Roman"/>
-                <w:sz w:val="22"/>
-                <w:szCs w:val="22"/>
-              </w:rPr>
-              <w:t>Restricción</w:t>
+              </w:rPr>
+              <w:t>Riesgo</w:t>
             </w:r>
           </w:p>
         </w:tc>
         <w:tc>
           <w:tcPr>
             <w:tcW w:w="0" w:type="auto"/>
-            <w:vAlign w:val="center"/>
             <w:hideMark/>
           </w:tcPr>
           <w:p>
             <w:pPr>
-              <w:rPr>
-                <w:rFonts w:ascii="Times New Roman" w:hAnsi="Times New Roman" w:cs="Times New Roman"/>
-                <w:sz w:val="22"/>
-                <w:szCs w:val="22"/>
+              <w:spacing w:after="160" w:line="278" w:lineRule="auto"/>
+              <w:jc w:val="both"/>
+              <w:rPr>
+                <w:rFonts w:ascii="Times New Roman" w:hAnsi="Times New Roman" w:cs="Times New Roman"/>
               </w:rPr>
             </w:pPr>
             <w:r>
               <w:rPr>
                 <w:rFonts w:ascii="Times New Roman" w:hAnsi="Times New Roman" w:cs="Times New Roman"/>
-                <w:sz w:val="22"/>
-                <w:szCs w:val="22"/>
-              </w:rPr>
-              <w:t xml:space="preserve">La API no modifica directamente los datos del </w:t>
-            </w:r>
-            <w:r>
-              <w:rPr>
-                <w:rFonts w:ascii="Times New Roman" w:hAnsi="Times New Roman" w:cs="Times New Roman"/>
-                <w:sz w:val="22"/>
-                <w:szCs w:val="22"/>
-              </w:rPr>
-              <w:t>Core</w:t>
+              </w:rPr>
+              <w:t>Los débitos fallidos pueden extender repetidamente el plazo del plan y alejar la fecha estimada para alcanzar la meta.</w:t>
             </w:r>
           </w:p>
         </w:tc>
       </w:tr>
       <w:tr>
-        <w:trPr>
-          <w:tblCellSpacing w:w="15" w:type="dxa"/>
-        </w:trPr>
         <w:tc>
           <w:tcPr>
             <w:tcW w:w="0" w:type="auto"/>
-            <w:vAlign w:val="center"/>
             <w:hideMark/>
           </w:tcPr>
           <w:p>
             <w:pPr>
-              <w:rPr>
-                <w:rFonts w:ascii="Times New Roman" w:hAnsi="Times New Roman" w:cs="Times New Roman"/>
-                <w:sz w:val="22"/>
-                <w:szCs w:val="22"/>
+              <w:spacing w:after="160" w:line="278" w:lineRule="auto"/>
+              <w:jc w:val="both"/>
+              <w:rPr>
+                <w:rFonts w:ascii="Times New Roman" w:hAnsi="Times New Roman" w:cs="Times New Roman"/>
               </w:rPr>
             </w:pPr>
             <w:r>
               <w:rPr>
                 <w:rFonts w:ascii="Times New Roman" w:hAnsi="Times New Roman" w:cs="Times New Roman"/>
-                <w:sz w:val="22"/>
-                <w:szCs w:val="22"/>
-              </w:rPr>
-              <w:t>Restricción</w:t>
+              </w:rPr>
+              <w:t>Riesgo</w:t>
             </w:r>
           </w:p>
         </w:tc>
         <w:tc>
           <w:tcPr>
             <w:tcW w:w="0" w:type="auto"/>
-            <w:vAlign w:val="center"/>
             <w:hideMark/>
           </w:tcPr>
           <w:p>
             <w:pPr>
-              <w:rPr>
-                <w:rFonts w:ascii="Times New Roman" w:hAnsi="Times New Roman" w:cs="Times New Roman"/>
-                <w:sz w:val="22"/>
-                <w:szCs w:val="22"/>
+              <w:spacing w:after="160" w:line="278" w:lineRule="auto"/>
+              <w:jc w:val="both"/>
+              <w:rPr>
+                <w:rFonts w:ascii="Times New Roman" w:hAnsi="Times New Roman" w:cs="Times New Roman"/>
               </w:rPr>
             </w:pPr>
             <w:r>
               <w:rPr>
                 <w:rFonts w:ascii="Times New Roman" w:hAnsi="Times New Roman" w:cs="Times New Roman"/>
-                <w:sz w:val="22"/>
-                <w:szCs w:val="22"/>
-              </w:rPr>
-              <w:t>Las operaciones deben ser seguras, trazables e idempotentes</w:t>
+              </w:rPr>
+              <w:t>Una cuota definida por encima de la capacidad de ahorro del cliente puede provocar fallos recurrentes y afectar la continuidad del plan.</w:t>
+            </w:r>
+          </w:p>
+        </w:tc>
+      </w:tr>
+      <w:tr>
+        <w:tc>
+          <w:tcPr>
+            <w:tcW w:w="0" w:type="auto"/>
+            <w:hideMark/>
+          </w:tcPr>
+          <w:p>
+            <w:pPr>
+              <w:spacing w:after="160" w:line="278" w:lineRule="auto"/>
+              <w:jc w:val="both"/>
+              <w:rPr>
+                <w:rFonts w:ascii="Times New Roman" w:hAnsi="Times New Roman" w:cs="Times New Roman"/>
+              </w:rPr>
+            </w:pPr>
+            <w:r>
+              <w:rPr>
+                <w:rFonts w:ascii="Times New Roman" w:hAnsi="Times New Roman" w:cs="Times New Roman"/>
+              </w:rPr>
+              <w:t>Riesgo</w:t>
+            </w:r>
+          </w:p>
+        </w:tc>
+        <w:tc>
+          <w:tcPr>
+            <w:tcW w:w="0" w:type="auto"/>
+            <w:hideMark/>
+          </w:tcPr>
+          <w:p>
+            <w:pPr>
+              <w:spacing w:after="160" w:line="278" w:lineRule="auto"/>
+              <w:jc w:val="both"/>
+              <w:rPr>
+                <w:rFonts w:ascii="Times New Roman" w:hAnsi="Times New Roman" w:cs="Times New Roman"/>
+              </w:rPr>
+            </w:pPr>
+            <w:r>
+              <w:rPr>
+                <w:rFonts w:ascii="Times New Roman" w:hAnsi="Times New Roman" w:cs="Times New Roman"/>
+              </w:rPr>
+              <w:t>Una simulación basada en tasas o reglas desactualizadas puede generar expectativas incorrectas sobre el monto y los intereses proyectados.</w:t>
+            </w:r>
+          </w:p>
+        </w:tc>
+      </w:tr>
+      <w:tr>
+        <w:tc>
+          <w:tcPr>
+            <w:tcW w:w="0" w:type="auto"/>
+            <w:hideMark/>
+          </w:tcPr>
+          <w:p>
+            <w:pPr>
+              <w:spacing w:after="160" w:line="278" w:lineRule="auto"/>
+              <w:jc w:val="both"/>
+              <w:rPr>
+                <w:rFonts w:ascii="Times New Roman" w:hAnsi="Times New Roman" w:cs="Times New Roman"/>
+              </w:rPr>
+            </w:pPr>
+            <w:r>
+              <w:rPr>
+                <w:rFonts w:ascii="Times New Roman" w:hAnsi="Times New Roman" w:cs="Times New Roman"/>
+              </w:rPr>
+              <w:t>Riesgo</w:t>
+            </w:r>
+          </w:p>
+        </w:tc>
+        <w:tc>
+          <w:tcPr>
+            <w:tcW w:w="0" w:type="auto"/>
+            <w:hideMark/>
+          </w:tcPr>
+          <w:p>
+            <w:pPr>
+              <w:spacing w:after="160" w:line="278" w:lineRule="auto"/>
+              <w:jc w:val="both"/>
+              <w:rPr>
+                <w:rFonts w:ascii="Times New Roman" w:hAnsi="Times New Roman" w:cs="Times New Roman"/>
+              </w:rPr>
+            </w:pPr>
+            <w:r>
+              <w:rPr>
+                <w:rFonts w:ascii="Times New Roman" w:hAnsi="Times New Roman" w:cs="Times New Roman"/>
+              </w:rPr>
+              <w:t>La ausencia de un aporte mínimo puede ocasionar que el costo de procesar determinadas cuotas sea superior al beneficio económico obtenido por el banco.</w:t>
+            </w:r>
+          </w:p>
+        </w:tc>
+      </w:tr>
+      <w:tr>
+        <w:tc>
+          <w:tcPr>
+            <w:tcW w:w="0" w:type="auto"/>
+            <w:hideMark/>
+          </w:tcPr>
+          <w:p>
+            <w:pPr>
+              <w:spacing w:after="160" w:line="278" w:lineRule="auto"/>
+              <w:jc w:val="both"/>
+              <w:rPr>
+                <w:rFonts w:ascii="Times New Roman" w:hAnsi="Times New Roman" w:cs="Times New Roman"/>
+              </w:rPr>
+            </w:pPr>
+            <w:r>
+              <w:rPr>
+                <w:rFonts w:ascii="Times New Roman" w:hAnsi="Times New Roman" w:cs="Times New Roman"/>
+              </w:rPr>
+              <w:t>Riesgo</w:t>
+            </w:r>
+          </w:p>
+        </w:tc>
+        <w:tc>
+          <w:tcPr>
+            <w:tcW w:w="0" w:type="auto"/>
+            <w:hideMark/>
+          </w:tcPr>
+          <w:p>
+            <w:pPr>
+              <w:spacing w:after="160" w:line="278" w:lineRule="auto"/>
+              <w:jc w:val="both"/>
+              <w:rPr>
+                <w:rFonts w:ascii="Times New Roman" w:hAnsi="Times New Roman" w:cs="Times New Roman"/>
+              </w:rPr>
+            </w:pPr>
+            <w:r>
+              <w:rPr>
+                <w:rFonts w:ascii="Times New Roman" w:hAnsi="Times New Roman" w:cs="Times New Roman"/>
+              </w:rPr>
+              <w:t>Una interrupción o respuesta incierta del Core durante un débito puede producir inconsistencias o cobros duplicados si la operación no se controla adecuadamente.</w:t>
+            </w:r>
+          </w:p>
+        </w:tc>
+      </w:tr>
+      <w:tr>
+        <w:tc>
+          <w:tcPr>
+            <w:tcW w:w="0" w:type="auto"/>
+            <w:hideMark/>
+          </w:tcPr>
+          <w:p>
+            <w:pPr>
+              <w:spacing w:after="160" w:line="278" w:lineRule="auto"/>
+              <w:jc w:val="both"/>
+              <w:rPr>
+                <w:rFonts w:ascii="Times New Roman" w:hAnsi="Times New Roman" w:cs="Times New Roman"/>
+              </w:rPr>
+            </w:pPr>
+            <w:r>
+              <w:rPr>
+                <w:rFonts w:ascii="Times New Roman" w:hAnsi="Times New Roman" w:cs="Times New Roman"/>
+              </w:rPr>
+              <w:t>Restricción</w:t>
+            </w:r>
+          </w:p>
+        </w:tc>
+        <w:tc>
+          <w:tcPr>
+            <w:tcW w:w="0" w:type="auto"/>
+            <w:hideMark/>
+          </w:tcPr>
+          <w:p>
+            <w:pPr>
+              <w:spacing w:after="160" w:line="278" w:lineRule="auto"/>
+              <w:jc w:val="both"/>
+              <w:rPr>
+                <w:rFonts w:ascii="Times New Roman" w:hAnsi="Times New Roman" w:cs="Times New Roman"/>
+              </w:rPr>
+            </w:pPr>
+            <w:r>
+              <w:rPr>
+                <w:rFonts w:ascii="Times New Roman" w:hAnsi="Times New Roman" w:cs="Times New Roman"/>
+              </w:rPr>
+              <w:t>La API no accede directamente a la base de datos del Core ni ejecuta movimientos contables por cuenta propia; estas operaciones se solicitan mediante las interfaces autorizadas.</w:t>
+            </w:r>
+          </w:p>
+        </w:tc>
+      </w:tr>
+      <w:tr>
+        <w:tc>
+          <w:tcPr>
+            <w:tcW w:w="0" w:type="auto"/>
+            <w:hideMark/>
+          </w:tcPr>
+          <w:p>
+            <w:pPr>
+              <w:spacing w:after="160" w:line="278" w:lineRule="auto"/>
+              <w:jc w:val="both"/>
+              <w:rPr>
+                <w:rFonts w:ascii="Times New Roman" w:hAnsi="Times New Roman" w:cs="Times New Roman"/>
+              </w:rPr>
+            </w:pPr>
+            <w:r>
+              <w:rPr>
+                <w:rFonts w:ascii="Times New Roman" w:hAnsi="Times New Roman" w:cs="Times New Roman"/>
+              </w:rPr>
+              <w:lastRenderedPageBreak/>
+              <w:t>Restricción</w:t>
+            </w:r>
+          </w:p>
+        </w:tc>
+        <w:tc>
+          <w:tcPr>
+            <w:tcW w:w="0" w:type="auto"/>
+            <w:hideMark/>
+          </w:tcPr>
+          <w:p>
+            <w:pPr>
+              <w:spacing w:after="160" w:line="278" w:lineRule="auto"/>
+              <w:jc w:val="both"/>
+              <w:rPr>
+                <w:rFonts w:ascii="Times New Roman" w:hAnsi="Times New Roman" w:cs="Times New Roman"/>
+              </w:rPr>
+            </w:pPr>
+            <w:r>
+              <w:rPr>
+                <w:rFonts w:ascii="Times New Roman" w:hAnsi="Times New Roman" w:cs="Times New Roman"/>
+              </w:rPr>
+              <w:t>Los débitos fallidos se reintentan cada 24 horas hasta un máximo de cinco intentos. Si el último intento falla, la cuota se cancela y el plazo se extiende un mes, sin acumular deuda ni cobrar dos cuotas juntas.</w:t>
+            </w:r>
+          </w:p>
+        </w:tc>
+      </w:tr>
+      <w:tr>
+        <w:tc>
+          <w:tcPr>
+            <w:tcW w:w="0" w:type="auto"/>
+            <w:hideMark/>
+          </w:tcPr>
+          <w:p>
+            <w:pPr>
+              <w:spacing w:after="160" w:line="278" w:lineRule="auto"/>
+              <w:jc w:val="both"/>
+              <w:rPr>
+                <w:rFonts w:ascii="Times New Roman" w:hAnsi="Times New Roman" w:cs="Times New Roman"/>
+              </w:rPr>
+            </w:pPr>
+            <w:r>
+              <w:rPr>
+                <w:rFonts w:ascii="Times New Roman" w:hAnsi="Times New Roman" w:cs="Times New Roman"/>
+              </w:rPr>
+              <w:t>Restricción</w:t>
+            </w:r>
+          </w:p>
+        </w:tc>
+        <w:tc>
+          <w:tcPr>
+            <w:tcW w:w="0" w:type="auto"/>
+            <w:hideMark/>
+          </w:tcPr>
+          <w:p>
+            <w:pPr>
+              <w:spacing w:after="160" w:line="278" w:lineRule="auto"/>
+              <w:jc w:val="both"/>
+              <w:rPr>
+                <w:rFonts w:ascii="Times New Roman" w:hAnsi="Times New Roman" w:cs="Times New Roman"/>
+              </w:rPr>
+            </w:pPr>
+            <w:r>
+              <w:rPr>
+                <w:rFonts w:ascii="Times New Roman" w:hAnsi="Times New Roman" w:cs="Times New Roman"/>
+              </w:rPr>
+              <w:t>La cancelación de un plan bloqueado implica la pérdida de los intereses generados, mientras que los fondos aportados se devuelven a la cuenta principal.</w:t>
+            </w:r>
+          </w:p>
+        </w:tc>
+      </w:tr>
+      <w:tr>
+        <w:tc>
+          <w:tcPr>
+            <w:tcW w:w="0" w:type="auto"/>
+            <w:hideMark/>
+          </w:tcPr>
+          <w:p>
+            <w:pPr>
+              <w:spacing w:after="160" w:line="278" w:lineRule="auto"/>
+              <w:jc w:val="both"/>
+              <w:rPr>
+                <w:rFonts w:ascii="Times New Roman" w:hAnsi="Times New Roman" w:cs="Times New Roman"/>
+              </w:rPr>
+            </w:pPr>
+            <w:r>
+              <w:rPr>
+                <w:rFonts w:ascii="Times New Roman" w:hAnsi="Times New Roman" w:cs="Times New Roman"/>
+              </w:rPr>
+              <w:t>Restricción</w:t>
+            </w:r>
+          </w:p>
+        </w:tc>
+        <w:tc>
+          <w:tcPr>
+            <w:tcW w:w="0" w:type="auto"/>
+            <w:hideMark/>
+          </w:tcPr>
+          <w:p>
+            <w:pPr>
+              <w:spacing w:after="160" w:line="278" w:lineRule="auto"/>
+              <w:jc w:val="both"/>
+              <w:rPr>
+                <w:rFonts w:ascii="Times New Roman" w:hAnsi="Times New Roman" w:cs="Times New Roman"/>
+              </w:rPr>
+            </w:pPr>
+            <w:r>
+              <w:rPr>
+                <w:rFonts w:ascii="Times New Roman" w:hAnsi="Times New Roman" w:cs="Times New Roman"/>
+              </w:rPr>
+              <w:t>Las operaciones financieras deben mantener seguridad, consistencia, trazabilidad y protección contra el procesamiento duplicado.</w:t>
+            </w:r>
+          </w:p>
+        </w:tc>
+      </w:tr>
+      <w:tr>
+        <w:tc>
+          <w:tcPr>
+            <w:tcW w:w="0" w:type="auto"/>
+            <w:hideMark/>
+          </w:tcPr>
+          <w:p>
+            <w:pPr>
+              <w:spacing w:after="160" w:line="278" w:lineRule="auto"/>
+              <w:jc w:val="both"/>
+              <w:rPr>
+                <w:rFonts w:ascii="Times New Roman" w:hAnsi="Times New Roman" w:cs="Times New Roman"/>
+              </w:rPr>
+            </w:pPr>
+            <w:r>
+              <w:rPr>
+                <w:rFonts w:ascii="Times New Roman" w:hAnsi="Times New Roman" w:cs="Times New Roman"/>
+              </w:rPr>
+              <w:t>Restricción</w:t>
+            </w:r>
+          </w:p>
+        </w:tc>
+        <w:tc>
+          <w:tcPr>
+            <w:tcW w:w="0" w:type="auto"/>
+            <w:hideMark/>
+          </w:tcPr>
+          <w:p>
+            <w:pPr>
+              <w:keepNext/>
+              <w:spacing w:after="160" w:line="278" w:lineRule="auto"/>
+              <w:jc w:val="both"/>
+              <w:rPr>
+                <w:rFonts w:ascii="Times New Roman" w:hAnsi="Times New Roman" w:cs="Times New Roman"/>
+              </w:rPr>
+            </w:pPr>
+            <w:r>
+              <w:rPr>
+                <w:rFonts w:ascii="Times New Roman" w:hAnsi="Times New Roman" w:cs="Times New Roman"/>
+              </w:rPr>
+              <w:t>Los movimientos financieros deben conservarse en un historial inmutable y no pueden eliminarse mediante operaciones de borrado.</w:t>
             </w:r>
           </w:p>
         </w:tc>
       </w:tr>
     </w:tbl>
+    <w:p>
+      <w:pPr>
+        <w:pStyle w:val="Descripcin"/>
+        <w:jc w:val="center"/>
+        <w:rPr>
+          <w:rFonts w:ascii="Times New Roman" w:hAnsi="Times New Roman" w:cs="Times New Roman"/>
+          <w:color w:val="auto"/>
+        </w:rPr>
+      </w:pPr>
+      <w:r>
+        <w:rPr>
+          <w:rFonts w:ascii="Times New Roman" w:hAnsi="Times New Roman" w:cs="Times New Roman"/>
+          <w:color w:val="auto"/>
+        </w:rPr>
+        <w:t xml:space="preserve">Tabla </w:t>
+      </w:r>
+      <w:r>
+        <w:rPr>
+          <w:rFonts w:ascii="Times New Roman" w:hAnsi="Times New Roman" w:cs="Times New Roman"/>
+          <w:color w:val="auto"/>
+        </w:rPr>
+        <w:fldChar w:fldCharType="begin"/>
+      </w:r>
+      <w:r>
+        <w:rPr>
+          <w:rFonts w:ascii="Times New Roman" w:hAnsi="Times New Roman" w:cs="Times New Roman"/>
+          <w:color w:val="auto"/>
+        </w:rPr>
+        <w:instrText xml:space="preserve"> SEQ Tabla \* ARABIC </w:instrText>
+      </w:r>
+      <w:r>
+        <w:rPr>
+          <w:rFonts w:ascii="Times New Roman" w:hAnsi="Times New Roman" w:cs="Times New Roman"/>
+          <w:color w:val="auto"/>
+        </w:rPr>
+        <w:fldChar w:fldCharType="separate"/>
+      </w:r>
+      <w:r>
+        <w:rPr>
+          <w:rFonts w:ascii="Times New Roman" w:hAnsi="Times New Roman" w:cs="Times New Roman"/>
+          <w:noProof/>
+          <w:color w:val="auto"/>
+        </w:rPr>
+        <w:t>8</w:t>
+      </w:r>
+      <w:r>
+        <w:rPr>
+          <w:rFonts w:ascii="Times New Roman" w:hAnsi="Times New Roman" w:cs="Times New Roman"/>
+          <w:color w:val="auto"/>
+        </w:rPr>
+        <w:fldChar w:fldCharType="end"/>
+      </w:r>
+      <w:r>
+        <w:rPr>
+          <w:rFonts w:ascii="Times New Roman" w:hAnsi="Times New Roman" w:cs="Times New Roman"/>
+          <w:color w:val="auto"/>
+        </w:rPr>
+        <w:t>. Riesgos, supuestos y restricciones de la API</w:t>
+      </w:r>
+    </w:p>
+    <w:p>
+      <w:pPr>
+        <w:spacing w:before="240"/>
+        <w:jc w:val="both"/>
+        <w:rPr>
+          <w:rFonts w:ascii="Times New Roman" w:hAnsi="Times New Roman" w:cs="Times New Roman"/>
+        </w:rPr>
+      </w:pPr>
+      <w:r>
+        <w:rPr>
+          <w:rFonts w:ascii="Times New Roman" w:hAnsi="Times New Roman" w:cs="Times New Roman"/>
+        </w:rPr>
+        <w:t>Estos elementos delimitan las condiciones bajo las cuales funcionará la API y permiten identificar aspectos que deberán controlarse durante el diseño, la implementación y la operación del producto.</w:t>
+      </w:r>
+    </w:p>
+    <w:p>
+      <w:pPr>
+        <w:rPr>
+          <w:rFonts w:ascii="Times New Roman" w:hAnsi="Times New Roman" w:cs="Times New Roman"/>
+        </w:rPr>
+      </w:pPr>
+    </w:p>
     <w:p>
       <w:pPr>
         <w:pStyle w:val="Ttulo2"/>
@@ -7399,125 +7861,68 @@
     </w:p>
     <w:p>
       <w:pPr>
+        <w:jc w:val="both"/>
+        <w:rPr>
+          <w:rFonts w:ascii="Times New Roman" w:hAnsi="Times New Roman" w:cs="Times New Roman"/>
+        </w:rPr>
+      </w:pPr>
+      <w:r>
+        <w:rPr>
+          <w:rFonts w:ascii="Times New Roman" w:hAnsi="Times New Roman" w:cs="Times New Roman"/>
+        </w:rPr>
+        <w:t>La API de planes de ahorro responde a la dificultad de establecer objetivos financieros, calcular los aportes necesarios y mantener un seguimiento constante. La simulación, la programación autónoma de aportes y la consulta del progreso permiten organizar el ahorro dentro de los canales digitales que el cliente ya utiliza.</w:t>
+      </w:r>
+    </w:p>
+    <w:p>
+      <w:pPr>
+        <w:jc w:val="both"/>
+        <w:rPr>
+          <w:rFonts w:ascii="Times New Roman" w:hAnsi="Times New Roman" w:cs="Times New Roman"/>
+        </w:rPr>
+      </w:pPr>
+      <w:r>
+        <w:rPr>
+          <w:rFonts w:ascii="Times New Roman" w:hAnsi="Times New Roman" w:cs="Times New Roman"/>
+        </w:rPr>
+        <w:t>La viabilidad del producto se sustenta en su integración con las capacidades existentes del banco. La nueva solución administra el dominio de los planes de ahorro, mientras que el Core y los servicios institucionales conservan la responsabilidad sobre las cuentas, la autentificación, los movimientos contables, el bloqueo de fondos y las notificaciones. Esta distribución evita reconstruir funciones existentes y delimita las responsabilidades de cada componente.</w:t>
+      </w:r>
+    </w:p>
+    <w:p>
+      <w:pPr>
+        <w:jc w:val="both"/>
+        <w:rPr>
+          <w:rFonts w:ascii="Times New Roman" w:hAnsi="Times New Roman" w:cs="Times New Roman"/>
+        </w:rPr>
+      </w:pPr>
+      <w:r>
+        <w:rPr>
+          <w:rFonts w:ascii="Times New Roman" w:hAnsi="Times New Roman" w:cs="Times New Roman"/>
+        </w:rPr>
+        <w:t>Para el banco, el producto permite incrementar la captación recurrente y favorece la permanencia de los fondos. Su monetización es principalmente indirecta, debido a que no se cobra por consumir la API. EL benéfico económico se obtiene mediante la disponibilidad de fondos para la intermediación financiera y, de forma complementaria, por la contratación de productos relacionados.</w:t>
+      </w:r>
+    </w:p>
+    <w:p>
+      <w:pPr>
+        <w:jc w:val="both"/>
+        <w:rPr>
+          <w:rFonts w:ascii="Times New Roman" w:hAnsi="Times New Roman" w:cs="Times New Roman"/>
+        </w:rPr>
+      </w:pPr>
+      <w:r>
+        <w:rPr>
+          <w:rFonts w:ascii="Times New Roman" w:hAnsi="Times New Roman" w:cs="Times New Roman"/>
+        </w:rPr>
+        <w:t>La implementación mediante una API permite separar la lógica de los planes de ahorro del Core bancario y exponerla de forma controlada a la aplicación web, móvil y otros sistemas internos autorizados. Además facilita la integración, evolución y escalabilidad de la funcionalidad sin trasladar a la nueva solución las responsabilidades centrales de la institución.</w:t>
+      </w:r>
+    </w:p>
+    <w:p>
+      <w:pPr>
         <w:rPr>
           <w:rFonts w:ascii="Times New Roman" w:hAnsi="Times New Roman" w:cs="Times New Roman"/>
           <w:sz w:val="22"/>
           <w:szCs w:val="22"/>
         </w:rPr>
       </w:pPr>
-      <w:r>
-        <w:rPr>
-          <w:rFonts w:ascii="Times New Roman" w:hAnsi="Times New Roman" w:cs="Times New Roman"/>
-          <w:sz w:val="22"/>
-          <w:szCs w:val="22"/>
-        </w:rPr>
-        <w:t>La conclusión debe responder brevemente:</w:t>
-      </w:r>
-    </w:p>
-    <w:p>
-      <w:pPr>
-        <w:numPr>
-          <w:ilvl w:val="0"/>
-          <w:numId w:val="20"/>
-        </w:numPr>
-        <w:rPr>
-          <w:rFonts w:ascii="Times New Roman" w:hAnsi="Times New Roman" w:cs="Times New Roman"/>
-          <w:sz w:val="22"/>
-          <w:szCs w:val="22"/>
-        </w:rPr>
-      </w:pPr>
-      <w:r>
-        <w:rPr>
-          <w:rFonts w:ascii="Times New Roman" w:hAnsi="Times New Roman" w:cs="Times New Roman"/>
-          <w:sz w:val="22"/>
-          <w:szCs w:val="22"/>
-        </w:rPr>
-        <w:t>por qué el producto es viable;</w:t>
-      </w:r>
-    </w:p>
-    <w:p>
-      <w:pPr>
-        <w:numPr>
-          <w:ilvl w:val="0"/>
-          <w:numId w:val="20"/>
-        </w:numPr>
-        <w:rPr>
-          <w:rFonts w:ascii="Times New Roman" w:hAnsi="Times New Roman" w:cs="Times New Roman"/>
-          <w:sz w:val="22"/>
-          <w:szCs w:val="22"/>
-        </w:rPr>
-      </w:pPr>
-      <w:r>
-        <w:rPr>
-          <w:rFonts w:ascii="Times New Roman" w:hAnsi="Times New Roman" w:cs="Times New Roman"/>
-          <w:sz w:val="22"/>
-          <w:szCs w:val="22"/>
-        </w:rPr>
-        <w:t>qué problema resuelve;</w:t>
-      </w:r>
-    </w:p>
-    <w:p>
-      <w:pPr>
-        <w:numPr>
-          <w:ilvl w:val="0"/>
-          <w:numId w:val="20"/>
-        </w:numPr>
-        <w:rPr>
-          <w:rFonts w:ascii="Times New Roman" w:hAnsi="Times New Roman" w:cs="Times New Roman"/>
-          <w:sz w:val="22"/>
-          <w:szCs w:val="22"/>
-        </w:rPr>
-      </w:pPr>
-      <w:r>
-        <w:rPr>
-          <w:rFonts w:ascii="Times New Roman" w:hAnsi="Times New Roman" w:cs="Times New Roman"/>
-          <w:sz w:val="22"/>
-          <w:szCs w:val="22"/>
-        </w:rPr>
-        <w:t>cómo beneficia al banco;</w:t>
-      </w:r>
-    </w:p>
-    <w:p>
-      <w:pPr>
-        <w:numPr>
-          <w:ilvl w:val="0"/>
-          <w:numId w:val="20"/>
-        </w:numPr>
-        <w:rPr>
-          <w:rFonts w:ascii="Times New Roman" w:hAnsi="Times New Roman" w:cs="Times New Roman"/>
-          <w:sz w:val="22"/>
-          <w:szCs w:val="22"/>
-        </w:rPr>
-      </w:pPr>
-      <w:r>
-        <w:rPr>
-          <w:rFonts w:ascii="Times New Roman" w:hAnsi="Times New Roman" w:cs="Times New Roman"/>
-          <w:sz w:val="22"/>
-          <w:szCs w:val="22"/>
-        </w:rPr>
-        <w:t>cuál es el modelo de monetización;</w:t>
-      </w:r>
-    </w:p>
-    <w:p>
-      <w:pPr>
-        <w:numPr>
-          <w:ilvl w:val="0"/>
-          <w:numId w:val="20"/>
-        </w:numPr>
-        <w:rPr>
-          <w:rFonts w:ascii="Times New Roman" w:hAnsi="Times New Roman" w:cs="Times New Roman"/>
-          <w:sz w:val="22"/>
-          <w:szCs w:val="22"/>
-        </w:rPr>
-      </w:pPr>
-      <w:r>
-        <w:rPr>
-          <w:rFonts w:ascii="Times New Roman" w:hAnsi="Times New Roman" w:cs="Times New Roman"/>
-          <w:sz w:val="22"/>
-          <w:szCs w:val="22"/>
-        </w:rPr>
-        <w:t>por qué una API resulta adecuada para implementarlo.</w:t>
-      </w:r>
     </w:p>
     <w:p>
       <w:pPr>
@@ -7540,7 +7945,219 @@
           <w:sz w:val="28"/>
           <w:szCs w:val="28"/>
         </w:rPr>
+        <w:lastRenderedPageBreak/>
         <w:t>10. Referencias</w:t>
+      </w:r>
+    </w:p>
+    <w:p>
+      <w:pPr>
+        <w:pStyle w:val="Prrafodelista"/>
+        <w:numPr>
+          <w:ilvl w:val="0"/>
+          <w:numId w:val="48"/>
+        </w:numPr>
+        <w:jc w:val="both"/>
+        <w:rPr>
+          <w:rFonts w:ascii="Times New Roman" w:hAnsi="Times New Roman" w:cs="Times New Roman"/>
+        </w:rPr>
+      </w:pPr>
+      <w:r>
+        <w:rPr>
+          <w:rFonts w:ascii="Times New Roman" w:hAnsi="Times New Roman" w:cs="Times New Roman"/>
+        </w:rPr>
+        <w:t xml:space="preserve">Universidad Politécnica Salesiana. (2026). </w:t>
+      </w:r>
+      <w:r>
+        <w:rPr>
+          <w:rFonts w:ascii="Times New Roman" w:hAnsi="Times New Roman" w:cs="Times New Roman"/>
+          <w:i/>
+          <w:iCs/>
+        </w:rPr>
+        <w:t>Unidad 1: Introducción a las APIs</w:t>
+      </w:r>
+      <w:r>
+        <w:rPr>
+          <w:rFonts w:ascii="Times New Roman" w:hAnsi="Times New Roman" w:cs="Times New Roman"/>
+        </w:rPr>
+        <w:t>. Material académico de la asignatura Arquitectura de APIs.</w:t>
+      </w:r>
+    </w:p>
+    <w:p>
+      <w:pPr>
+        <w:pStyle w:val="Prrafodelista"/>
+        <w:numPr>
+          <w:ilvl w:val="0"/>
+          <w:numId w:val="48"/>
+        </w:numPr>
+        <w:jc w:val="both"/>
+        <w:rPr>
+          <w:rFonts w:ascii="Times New Roman" w:hAnsi="Times New Roman" w:cs="Times New Roman"/>
+        </w:rPr>
+      </w:pPr>
+      <w:r>
+        <w:rPr>
+          <w:rFonts w:ascii="Times New Roman" w:hAnsi="Times New Roman" w:cs="Times New Roman"/>
+          <w:lang w:val="de-DE"/>
+        </w:rPr>
+        <w:t xml:space="preserve">The Open Group. (2022). </w:t>
+      </w:r>
+      <w:r>
+        <w:rPr>
+          <w:rFonts w:ascii="Times New Roman" w:hAnsi="Times New Roman" w:cs="Times New Roman"/>
+          <w:i/>
+          <w:iCs/>
+          <w:lang w:val="de-DE"/>
+        </w:rPr>
+        <w:t>ArchiMate 3.2 Specification</w:t>
+      </w:r>
+      <w:r>
+        <w:rPr>
+          <w:rFonts w:ascii="Times New Roman" w:hAnsi="Times New Roman" w:cs="Times New Roman"/>
+          <w:lang w:val="de-DE"/>
+        </w:rPr>
+        <w:t xml:space="preserve">. </w:t>
+      </w:r>
+      <w:r>
+        <w:rPr>
+          <w:rFonts w:ascii="Times New Roman" w:hAnsi="Times New Roman" w:cs="Times New Roman"/>
+        </w:rPr>
+        <w:t>The Open Group.</w:t>
+      </w:r>
+    </w:p>
+    <w:p>
+      <w:pPr>
+        <w:pStyle w:val="Prrafodelista"/>
+        <w:numPr>
+          <w:ilvl w:val="0"/>
+          <w:numId w:val="48"/>
+        </w:numPr>
+        <w:jc w:val="both"/>
+        <w:rPr>
+          <w:rFonts w:ascii="Times New Roman" w:hAnsi="Times New Roman" w:cs="Times New Roman"/>
+        </w:rPr>
+      </w:pPr>
+      <w:r>
+        <w:rPr>
+          <w:rFonts w:ascii="Times New Roman" w:hAnsi="Times New Roman" w:cs="Times New Roman"/>
+        </w:rPr>
+        <w:t xml:space="preserve">OpenAPI Initiative. (s. f.). </w:t>
+      </w:r>
+      <w:r>
+        <w:rPr>
+          <w:rFonts w:ascii="Times New Roman" w:hAnsi="Times New Roman" w:cs="Times New Roman"/>
+          <w:i/>
+          <w:iCs/>
+        </w:rPr>
+        <w:t>OpenAPI Specification, versión 3.1</w:t>
+      </w:r>
+      <w:r>
+        <w:rPr>
+          <w:rFonts w:ascii="Times New Roman" w:hAnsi="Times New Roman" w:cs="Times New Roman"/>
+        </w:rPr>
+        <w:t>.</w:t>
+      </w:r>
+    </w:p>
+    <w:p>
+      <w:pPr>
+        <w:pStyle w:val="Prrafodelista"/>
+        <w:numPr>
+          <w:ilvl w:val="0"/>
+          <w:numId w:val="48"/>
+        </w:numPr>
+        <w:jc w:val="both"/>
+        <w:rPr>
+          <w:rFonts w:ascii="Times New Roman" w:hAnsi="Times New Roman" w:cs="Times New Roman"/>
+          <w:lang w:val="de-DE"/>
+        </w:rPr>
+      </w:pPr>
+      <w:r>
+        <w:rPr>
+          <w:rFonts w:ascii="Times New Roman" w:hAnsi="Times New Roman" w:cs="Times New Roman"/>
+          <w:lang w:val="de-DE"/>
+        </w:rPr>
+        <w:t xml:space="preserve">Hardt, D. (2012). </w:t>
+      </w:r>
+      <w:r>
+        <w:rPr>
+          <w:rFonts w:ascii="Times New Roman" w:hAnsi="Times New Roman" w:cs="Times New Roman"/>
+          <w:i/>
+          <w:iCs/>
+          <w:lang w:val="de-DE"/>
+        </w:rPr>
+        <w:t>The OAuth 2.0 Authorization Framework</w:t>
+      </w:r>
+      <w:r>
+        <w:rPr>
+          <w:rFonts w:ascii="Times New Roman" w:hAnsi="Times New Roman" w:cs="Times New Roman"/>
+          <w:lang w:val="de-DE"/>
+        </w:rPr>
+        <w:t>. RFC 6749. Internet Engineering Task Force.</w:t>
+      </w:r>
+    </w:p>
+    <w:p>
+      <w:pPr>
+        <w:pStyle w:val="Prrafodelista"/>
+        <w:numPr>
+          <w:ilvl w:val="0"/>
+          <w:numId w:val="48"/>
+        </w:numPr>
+        <w:jc w:val="both"/>
+        <w:rPr>
+          <w:rFonts w:ascii="Times New Roman" w:hAnsi="Times New Roman" w:cs="Times New Roman"/>
+        </w:rPr>
+      </w:pPr>
+      <w:r>
+        <w:rPr>
+          <w:rFonts w:ascii="Times New Roman" w:hAnsi="Times New Roman" w:cs="Times New Roman"/>
+        </w:rPr>
+        <w:t xml:space="preserve">Equipo del proyecto. (2026). </w:t>
+      </w:r>
+      <w:r>
+        <w:rPr>
+          <w:rFonts w:ascii="Times New Roman" w:hAnsi="Times New Roman" w:cs="Times New Roman"/>
+          <w:i/>
+          <w:iCs/>
+        </w:rPr>
+        <w:t>Visión y negocio de la billetera de ahorro</w:t>
+      </w:r>
+      <w:r>
+        <w:rPr>
+          <w:rFonts w:ascii="Times New Roman" w:hAnsi="Times New Roman" w:cs="Times New Roman"/>
+        </w:rPr>
+        <w:t>. Documento interno.</w:t>
+      </w:r>
+    </w:p>
+    <w:p>
+      <w:pPr>
+        <w:pStyle w:val="Prrafodelista"/>
+        <w:numPr>
+          <w:ilvl w:val="0"/>
+          <w:numId w:val="48"/>
+        </w:numPr>
+        <w:jc w:val="both"/>
+        <w:rPr>
+          <w:rFonts w:ascii="Times New Roman" w:hAnsi="Times New Roman" w:cs="Times New Roman"/>
+        </w:rPr>
+      </w:pPr>
+      <w:r>
+        <w:rPr>
+          <w:rFonts w:ascii="Times New Roman" w:hAnsi="Times New Roman" w:cs="Times New Roman"/>
+        </w:rPr>
+        <w:t xml:space="preserve">Equipo del proyecto. (2026). </w:t>
+      </w:r>
+      <w:r>
+        <w:rPr>
+          <w:rFonts w:ascii="Times New Roman" w:hAnsi="Times New Roman" w:cs="Times New Roman"/>
+          <w:i/>
+          <w:iCs/>
+        </w:rPr>
+        <w:t>Requerimientos de la billetera de ahorro</w:t>
+      </w:r>
+      <w:r>
+        <w:rPr>
+          <w:rFonts w:ascii="Times New Roman" w:hAnsi="Times New Roman" w:cs="Times New Roman"/>
+        </w:rPr>
+        <w:t>. Documento interno.</w:t>
       </w:r>
     </w:p>
     <w:sectPr>
@@ -7678,6 +8295,268 @@
     </w:lvl>
   </w:abstractNum>
   <w:abstractNum w:abstractNumId="1" w15:restartNumberingAfterBreak="0">
+    <w:nsid w:val="001C500B"/>
+    <w:multiLevelType w:val="multilevel"/>
+    <w:tmpl w:val="EA1CBCAC"/>
+    <w:lvl w:ilvl="0">
+      <w:start w:val="1"/>
+      <w:numFmt w:val="bullet"/>
+      <w:lvlText w:val=""/>
+      <w:lvlJc w:val="left"/>
+      <w:pPr>
+        <w:tabs>
+          <w:tab w:val="num" w:pos="720"/>
+        </w:tabs>
+        <w:ind w:left="720" w:hanging="360"/>
+      </w:pPr>
+      <w:rPr>
+        <w:rFonts w:ascii="Symbol" w:hAnsi="Symbol" w:hint="default"/>
+        <w:sz w:val="20"/>
+      </w:rPr>
+    </w:lvl>
+    <w:lvl w:ilvl="1" w:tentative="1">
+      <w:start w:val="1"/>
+      <w:numFmt w:val="bullet"/>
+      <w:lvlText w:val="o"/>
+      <w:lvlJc w:val="left"/>
+      <w:pPr>
+        <w:tabs>
+          <w:tab w:val="num" w:pos="1440"/>
+        </w:tabs>
+        <w:ind w:left="1440" w:hanging="360"/>
+      </w:pPr>
+      <w:rPr>
+        <w:rFonts w:ascii="Courier New" w:hAnsi="Courier New" w:hint="default"/>
+        <w:sz w:val="20"/>
+      </w:rPr>
+    </w:lvl>
+    <w:lvl w:ilvl="2" w:tentative="1">
+      <w:start w:val="1"/>
+      <w:numFmt w:val="bullet"/>
+      <w:lvlText w:val=""/>
+      <w:lvlJc w:val="left"/>
+      <w:pPr>
+        <w:tabs>
+          <w:tab w:val="num" w:pos="2160"/>
+        </w:tabs>
+        <w:ind w:left="2160" w:hanging="360"/>
+      </w:pPr>
+      <w:rPr>
+        <w:rFonts w:ascii="Wingdings" w:hAnsi="Wingdings" w:hint="default"/>
+        <w:sz w:val="20"/>
+      </w:rPr>
+    </w:lvl>
+    <w:lvl w:ilvl="3" w:tentative="1">
+      <w:start w:val="1"/>
+      <w:numFmt w:val="bullet"/>
+      <w:lvlText w:val=""/>
+      <w:lvlJc w:val="left"/>
+      <w:pPr>
+        <w:tabs>
+          <w:tab w:val="num" w:pos="2880"/>
+        </w:tabs>
+        <w:ind w:left="2880" w:hanging="360"/>
+      </w:pPr>
+      <w:rPr>
+        <w:rFonts w:ascii="Wingdings" w:hAnsi="Wingdings" w:hint="default"/>
+        <w:sz w:val="20"/>
+      </w:rPr>
+    </w:lvl>
+    <w:lvl w:ilvl="4" w:tentative="1">
+      <w:start w:val="1"/>
+      <w:numFmt w:val="bullet"/>
+      <w:lvlText w:val=""/>
+      <w:lvlJc w:val="left"/>
+      <w:pPr>
+        <w:tabs>
+          <w:tab w:val="num" w:pos="3600"/>
+        </w:tabs>
+        <w:ind w:left="3600" w:hanging="360"/>
+      </w:pPr>
+      <w:rPr>
+        <w:rFonts w:ascii="Wingdings" w:hAnsi="Wingdings" w:hint="default"/>
+        <w:sz w:val="20"/>
+      </w:rPr>
+    </w:lvl>
+    <w:lvl w:ilvl="5" w:tentative="1">
+      <w:start w:val="1"/>
+      <w:numFmt w:val="bullet"/>
+      <w:lvlText w:val=""/>
+      <w:lvlJc w:val="left"/>
+      <w:pPr>
+        <w:tabs>
+          <w:tab w:val="num" w:pos="4320"/>
+        </w:tabs>
+        <w:ind w:left="4320" w:hanging="360"/>
+      </w:pPr>
+      <w:rPr>
+        <w:rFonts w:ascii="Wingdings" w:hAnsi="Wingdings" w:hint="default"/>
+        <w:sz w:val="20"/>
+      </w:rPr>
+    </w:lvl>
+    <w:lvl w:ilvl="6" w:tentative="1">
+      <w:start w:val="1"/>
+      <w:numFmt w:val="bullet"/>
+      <w:lvlText w:val=""/>
+      <w:lvlJc w:val="left"/>
+      <w:pPr>
+        <w:tabs>
+          <w:tab w:val="num" w:pos="5040"/>
+        </w:tabs>
+        <w:ind w:left="5040" w:hanging="360"/>
+      </w:pPr>
+      <w:rPr>
+        <w:rFonts w:ascii="Wingdings" w:hAnsi="Wingdings" w:hint="default"/>
+        <w:sz w:val="20"/>
+      </w:rPr>
+    </w:lvl>
+    <w:lvl w:ilvl="7" w:tentative="1">
+      <w:start w:val="1"/>
+      <w:numFmt w:val="bullet"/>
+      <w:lvlText w:val=""/>
+      <w:lvlJc w:val="left"/>
+      <w:pPr>
+        <w:tabs>
+          <w:tab w:val="num" w:pos="5760"/>
+        </w:tabs>
+        <w:ind w:left="5760" w:hanging="360"/>
+      </w:pPr>
+      <w:rPr>
+        <w:rFonts w:ascii="Wingdings" w:hAnsi="Wingdings" w:hint="default"/>
+        <w:sz w:val="20"/>
+      </w:rPr>
+    </w:lvl>
+    <w:lvl w:ilvl="8" w:tentative="1">
+      <w:start w:val="1"/>
+      <w:numFmt w:val="bullet"/>
+      <w:lvlText w:val=""/>
+      <w:lvlJc w:val="left"/>
+      <w:pPr>
+        <w:tabs>
+          <w:tab w:val="num" w:pos="6480"/>
+        </w:tabs>
+        <w:ind w:left="6480" w:hanging="360"/>
+      </w:pPr>
+      <w:rPr>
+        <w:rFonts w:ascii="Wingdings" w:hAnsi="Wingdings" w:hint="default"/>
+        <w:sz w:val="20"/>
+      </w:rPr>
+    </w:lvl>
+  </w:abstractNum>
+  <w:abstractNum w:abstractNumId="2" w15:restartNumberingAfterBreak="0">
+    <w:nsid w:val="01C465CD"/>
+    <w:multiLevelType w:val="hybridMultilevel"/>
+    <w:tmpl w:val="6706B88C"/>
+    <w:lvl w:ilvl="0" w:tplc="300A0001">
+      <w:start w:val="1"/>
+      <w:numFmt w:val="bullet"/>
+      <w:lvlText w:val=""/>
+      <w:lvlJc w:val="left"/>
+      <w:pPr>
+        <w:ind w:left="720" w:hanging="360"/>
+      </w:pPr>
+      <w:rPr>
+        <w:rFonts w:ascii="Symbol" w:hAnsi="Symbol" w:hint="default"/>
+      </w:rPr>
+    </w:lvl>
+    <w:lvl w:ilvl="1" w:tplc="300A0003" w:tentative="1">
+      <w:start w:val="1"/>
+      <w:numFmt w:val="bullet"/>
+      <w:lvlText w:val="o"/>
+      <w:lvlJc w:val="left"/>
+      <w:pPr>
+        <w:ind w:left="1440" w:hanging="360"/>
+      </w:pPr>
+      <w:rPr>
+        <w:rFonts w:ascii="Courier New" w:hAnsi="Courier New" w:cs="Courier New" w:hint="default"/>
+      </w:rPr>
+    </w:lvl>
+    <w:lvl w:ilvl="2" w:tplc="300A0005" w:tentative="1">
+      <w:start w:val="1"/>
+      <w:numFmt w:val="bullet"/>
+      <w:lvlText w:val=""/>
+      <w:lvlJc w:val="left"/>
+      <w:pPr>
+        <w:ind w:left="2160" w:hanging="360"/>
+      </w:pPr>
+      <w:rPr>
+        <w:rFonts w:ascii="Wingdings" w:hAnsi="Wingdings" w:hint="default"/>
+      </w:rPr>
+    </w:lvl>
+    <w:lvl w:ilvl="3" w:tplc="300A0001" w:tentative="1">
+      <w:start w:val="1"/>
+      <w:numFmt w:val="bullet"/>
+      <w:lvlText w:val=""/>
+      <w:lvlJc w:val="left"/>
+      <w:pPr>
+        <w:ind w:left="2880" w:hanging="360"/>
+      </w:pPr>
+      <w:rPr>
+        <w:rFonts w:ascii="Symbol" w:hAnsi="Symbol" w:hint="default"/>
+      </w:rPr>
+    </w:lvl>
+    <w:lvl w:ilvl="4" w:tplc="300A0003" w:tentative="1">
+      <w:start w:val="1"/>
+      <w:numFmt w:val="bullet"/>
+      <w:lvlText w:val="o"/>
+      <w:lvlJc w:val="left"/>
+      <w:pPr>
+        <w:ind w:left="3600" w:hanging="360"/>
+      </w:pPr>
+      <w:rPr>
+        <w:rFonts w:ascii="Courier New" w:hAnsi="Courier New" w:cs="Courier New" w:hint="default"/>
+      </w:rPr>
+    </w:lvl>
+    <w:lvl w:ilvl="5" w:tplc="300A0005" w:tentative="1">
+      <w:start w:val="1"/>
+      <w:numFmt w:val="bullet"/>
+      <w:lvlText w:val=""/>
+      <w:lvlJc w:val="left"/>
+      <w:pPr>
+        <w:ind w:left="4320" w:hanging="360"/>
+      </w:pPr>
+      <w:rPr>
+        <w:rFonts w:ascii="Wingdings" w:hAnsi="Wingdings" w:hint="default"/>
+      </w:rPr>
+    </w:lvl>
+    <w:lvl w:ilvl="6" w:tplc="300A0001" w:tentative="1">
+      <w:start w:val="1"/>
+      <w:numFmt w:val="bullet"/>
+      <w:lvlText w:val=""/>
+      <w:lvlJc w:val="left"/>
+      <w:pPr>
+        <w:ind w:left="5040" w:hanging="360"/>
+      </w:pPr>
+      <w:rPr>
+        <w:rFonts w:ascii="Symbol" w:hAnsi="Symbol" w:hint="default"/>
+      </w:rPr>
+    </w:lvl>
+    <w:lvl w:ilvl="7" w:tplc="300A0003" w:tentative="1">
+      <w:start w:val="1"/>
+      <w:numFmt w:val="bullet"/>
+      <w:lvlText w:val="o"/>
+      <w:lvlJc w:val="left"/>
+      <w:pPr>
+        <w:ind w:left="5760" w:hanging="360"/>
+      </w:pPr>
+      <w:rPr>
+        <w:rFonts w:ascii="Courier New" w:hAnsi="Courier New" w:cs="Courier New" w:hint="default"/>
+      </w:rPr>
+    </w:lvl>
+    <w:lvl w:ilvl="8" w:tplc="300A0005" w:tentative="1">
+      <w:start w:val="1"/>
+      <w:numFmt w:val="bullet"/>
+      <w:lvlText w:val=""/>
+      <w:lvlJc w:val="left"/>
+      <w:pPr>
+        <w:ind w:left="6480" w:hanging="360"/>
+      </w:pPr>
+      <w:rPr>
+        <w:rFonts w:ascii="Wingdings" w:hAnsi="Wingdings" w:hint="default"/>
+      </w:rPr>
+    </w:lvl>
+  </w:abstractNum>
+  <w:abstractNum w:abstractNumId="3" w15:restartNumberingAfterBreak="0">
     <w:nsid w:val="01CD4DEB"/>
     <w:multiLevelType w:val="hybridMultilevel"/>
     <w:tmpl w:val="D1E6EACA"/>
@@ -7790,7 +8669,7 @@
       </w:rPr>
     </w:lvl>
   </w:abstractNum>
-  <w:abstractNum w:abstractNumId="2" w15:restartNumberingAfterBreak="0">
+  <w:abstractNum w:abstractNumId="4" w15:restartNumberingAfterBreak="0">
     <w:nsid w:val="03806976"/>
     <w:multiLevelType w:val="multilevel"/>
     <w:tmpl w:val="67A8F5CE"/>
@@ -7903,7 +8782,7 @@
       </w:rPr>
     </w:lvl>
   </w:abstractNum>
-  <w:abstractNum w:abstractNumId="3" w15:restartNumberingAfterBreak="0">
+  <w:abstractNum w:abstractNumId="5" w15:restartNumberingAfterBreak="0">
     <w:nsid w:val="04DE6868"/>
     <w:multiLevelType w:val="hybridMultilevel"/>
     <w:tmpl w:val="724C3ACA"/>
@@ -8016,7 +8895,7 @@
       </w:rPr>
     </w:lvl>
   </w:abstractNum>
-  <w:abstractNum w:abstractNumId="4" w15:restartNumberingAfterBreak="0">
+  <w:abstractNum w:abstractNumId="6" w15:restartNumberingAfterBreak="0">
     <w:nsid w:val="05A535E3"/>
     <w:multiLevelType w:val="hybridMultilevel"/>
     <w:tmpl w:val="1AA6BA08"/>
@@ -8129,7 +9008,7 @@
       </w:rPr>
     </w:lvl>
   </w:abstractNum>
-  <w:abstractNum w:abstractNumId="5" w15:restartNumberingAfterBreak="0">
+  <w:abstractNum w:abstractNumId="7" w15:restartNumberingAfterBreak="0">
     <w:nsid w:val="0AC42EE2"/>
     <w:multiLevelType w:val="hybridMultilevel"/>
     <w:tmpl w:val="C33A4044"/>
@@ -8242,7 +9121,7 @@
       </w:rPr>
     </w:lvl>
   </w:abstractNum>
-  <w:abstractNum w:abstractNumId="6" w15:restartNumberingAfterBreak="0">
+  <w:abstractNum w:abstractNumId="8" w15:restartNumberingAfterBreak="0">
     <w:nsid w:val="0C973C29"/>
     <w:multiLevelType w:val="hybridMultilevel"/>
     <w:tmpl w:val="7250F2CA"/>
@@ -8355,7 +9234,7 @@
       </w:rPr>
     </w:lvl>
   </w:abstractNum>
-  <w:abstractNum w:abstractNumId="7" w15:restartNumberingAfterBreak="0">
+  <w:abstractNum w:abstractNumId="9" w15:restartNumberingAfterBreak="0">
     <w:nsid w:val="0FC24043"/>
     <w:multiLevelType w:val="hybridMultilevel"/>
     <w:tmpl w:val="2976200A"/>
@@ -8468,7 +9347,120 @@
       </w:rPr>
     </w:lvl>
   </w:abstractNum>
-  <w:abstractNum w:abstractNumId="8" w15:restartNumberingAfterBreak="0">
+  <w:abstractNum w:abstractNumId="10" w15:restartNumberingAfterBreak="0">
+    <w:nsid w:val="12B14FC0"/>
+    <w:multiLevelType w:val="hybridMultilevel"/>
+    <w:tmpl w:val="825C693A"/>
+    <w:lvl w:ilvl="0" w:tplc="300A0001">
+      <w:start w:val="1"/>
+      <w:numFmt w:val="bullet"/>
+      <w:lvlText w:val=""/>
+      <w:lvlJc w:val="left"/>
+      <w:pPr>
+        <w:ind w:left="720" w:hanging="360"/>
+      </w:pPr>
+      <w:rPr>
+        <w:rFonts w:ascii="Symbol" w:hAnsi="Symbol" w:hint="default"/>
+      </w:rPr>
+    </w:lvl>
+    <w:lvl w:ilvl="1" w:tplc="300A0003" w:tentative="1">
+      <w:start w:val="1"/>
+      <w:numFmt w:val="bullet"/>
+      <w:lvlText w:val="o"/>
+      <w:lvlJc w:val="left"/>
+      <w:pPr>
+        <w:ind w:left="1440" w:hanging="360"/>
+      </w:pPr>
+      <w:rPr>
+        <w:rFonts w:ascii="Courier New" w:hAnsi="Courier New" w:cs="Courier New" w:hint="default"/>
+      </w:rPr>
+    </w:lvl>
+    <w:lvl w:ilvl="2" w:tplc="300A0005" w:tentative="1">
+      <w:start w:val="1"/>
+      <w:numFmt w:val="bullet"/>
+      <w:lvlText w:val=""/>
+      <w:lvlJc w:val="left"/>
+      <w:pPr>
+        <w:ind w:left="2160" w:hanging="360"/>
+      </w:pPr>
+      <w:rPr>
+        <w:rFonts w:ascii="Wingdings" w:hAnsi="Wingdings" w:hint="default"/>
+      </w:rPr>
+    </w:lvl>
+    <w:lvl w:ilvl="3" w:tplc="300A0001" w:tentative="1">
+      <w:start w:val="1"/>
+      <w:numFmt w:val="bullet"/>
+      <w:lvlText w:val=""/>
+      <w:lvlJc w:val="left"/>
+      <w:pPr>
+        <w:ind w:left="2880" w:hanging="360"/>
+      </w:pPr>
+      <w:rPr>
+        <w:rFonts w:ascii="Symbol" w:hAnsi="Symbol" w:hint="default"/>
+      </w:rPr>
+    </w:lvl>
+    <w:lvl w:ilvl="4" w:tplc="300A0003" w:tentative="1">
+      <w:start w:val="1"/>
+      <w:numFmt w:val="bullet"/>
+      <w:lvlText w:val="o"/>
+      <w:lvlJc w:val="left"/>
+      <w:pPr>
+        <w:ind w:left="3600" w:hanging="360"/>
+      </w:pPr>
+      <w:rPr>
+        <w:rFonts w:ascii="Courier New" w:hAnsi="Courier New" w:cs="Courier New" w:hint="default"/>
+      </w:rPr>
+    </w:lvl>
+    <w:lvl w:ilvl="5" w:tplc="300A0005" w:tentative="1">
+      <w:start w:val="1"/>
+      <w:numFmt w:val="bullet"/>
+      <w:lvlText w:val=""/>
+      <w:lvlJc w:val="left"/>
+      <w:pPr>
+        <w:ind w:left="4320" w:hanging="360"/>
+      </w:pPr>
+      <w:rPr>
+        <w:rFonts w:ascii="Wingdings" w:hAnsi="Wingdings" w:hint="default"/>
+      </w:rPr>
+    </w:lvl>
+    <w:lvl w:ilvl="6" w:tplc="300A0001" w:tentative="1">
+      <w:start w:val="1"/>
+      <w:numFmt w:val="bullet"/>
+      <w:lvlText w:val=""/>
+      <w:lvlJc w:val="left"/>
+      <w:pPr>
+        <w:ind w:left="5040" w:hanging="360"/>
+      </w:pPr>
+      <w:rPr>
+        <w:rFonts w:ascii="Symbol" w:hAnsi="Symbol" w:hint="default"/>
+      </w:rPr>
+    </w:lvl>
+    <w:lvl w:ilvl="7" w:tplc="300A0003" w:tentative="1">
+      <w:start w:val="1"/>
+      <w:numFmt w:val="bullet"/>
+      <w:lvlText w:val="o"/>
+      <w:lvlJc w:val="left"/>
+      <w:pPr>
+        <w:ind w:left="5760" w:hanging="360"/>
+      </w:pPr>
+      <w:rPr>
+        <w:rFonts w:ascii="Courier New" w:hAnsi="Courier New" w:cs="Courier New" w:hint="default"/>
+      </w:rPr>
+    </w:lvl>
+    <w:lvl w:ilvl="8" w:tplc="300A0005" w:tentative="1">
+      <w:start w:val="1"/>
+      <w:numFmt w:val="bullet"/>
+      <w:lvlText w:val=""/>
+      <w:lvlJc w:val="left"/>
+      <w:pPr>
+        <w:ind w:left="6480" w:hanging="360"/>
+      </w:pPr>
+      <w:rPr>
+        <w:rFonts w:ascii="Wingdings" w:hAnsi="Wingdings" w:hint="default"/>
+      </w:rPr>
+    </w:lvl>
+  </w:abstractNum>
+  <w:abstractNum w:abstractNumId="11" w15:restartNumberingAfterBreak="0">
     <w:nsid w:val="15977EA7"/>
     <w:multiLevelType w:val="multilevel"/>
     <w:tmpl w:val="2436AB26"/>
@@ -8617,7 +9609,7 @@
       </w:rPr>
     </w:lvl>
   </w:abstractNum>
-  <w:abstractNum w:abstractNumId="9" w15:restartNumberingAfterBreak="0">
+  <w:abstractNum w:abstractNumId="12" w15:restartNumberingAfterBreak="0">
     <w:nsid w:val="17827996"/>
     <w:multiLevelType w:val="hybridMultilevel"/>
     <w:tmpl w:val="DECA7528"/>
@@ -8706,7 +9698,7 @@
       </w:pPr>
     </w:lvl>
   </w:abstractNum>
-  <w:abstractNum w:abstractNumId="10" w15:restartNumberingAfterBreak="0">
+  <w:abstractNum w:abstractNumId="13" w15:restartNumberingAfterBreak="0">
     <w:nsid w:val="17D20D30"/>
     <w:multiLevelType w:val="multilevel"/>
     <w:tmpl w:val="3D509930"/>
@@ -8855,7 +9847,7 @@
       </w:rPr>
     </w:lvl>
   </w:abstractNum>
-  <w:abstractNum w:abstractNumId="11" w15:restartNumberingAfterBreak="0">
+  <w:abstractNum w:abstractNumId="14" w15:restartNumberingAfterBreak="0">
     <w:nsid w:val="1A7E1CAD"/>
     <w:multiLevelType w:val="hybridMultilevel"/>
     <w:tmpl w:val="C31ED4EA"/>
@@ -8968,7 +9960,7 @@
       </w:rPr>
     </w:lvl>
   </w:abstractNum>
-  <w:abstractNum w:abstractNumId="12" w15:restartNumberingAfterBreak="0">
+  <w:abstractNum w:abstractNumId="15" w15:restartNumberingAfterBreak="0">
     <w:nsid w:val="1BAD045F"/>
     <w:multiLevelType w:val="multilevel"/>
     <w:tmpl w:val="B09C02F2"/>
@@ -9090,7 +10082,7 @@
       </w:rPr>
     </w:lvl>
   </w:abstractNum>
-  <w:abstractNum w:abstractNumId="13" w15:restartNumberingAfterBreak="0">
+  <w:abstractNum w:abstractNumId="16" w15:restartNumberingAfterBreak="0">
     <w:nsid w:val="1D405065"/>
     <w:multiLevelType w:val="hybridMultilevel"/>
     <w:tmpl w:val="16564EEC"/>
@@ -9203,7 +10195,7 @@
       </w:rPr>
     </w:lvl>
   </w:abstractNum>
-  <w:abstractNum w:abstractNumId="14" w15:restartNumberingAfterBreak="0">
+  <w:abstractNum w:abstractNumId="17" w15:restartNumberingAfterBreak="0">
     <w:nsid w:val="1F8269FD"/>
     <w:multiLevelType w:val="multilevel"/>
     <w:tmpl w:val="9D380F4E"/>
@@ -9352,7 +10344,7 @@
       </w:rPr>
     </w:lvl>
   </w:abstractNum>
-  <w:abstractNum w:abstractNumId="15" w15:restartNumberingAfterBreak="0">
+  <w:abstractNum w:abstractNumId="18" w15:restartNumberingAfterBreak="0">
     <w:nsid w:val="229D23E6"/>
     <w:multiLevelType w:val="multilevel"/>
     <w:tmpl w:val="BF604106"/>
@@ -9501,7 +10493,7 @@
       </w:rPr>
     </w:lvl>
   </w:abstractNum>
-  <w:abstractNum w:abstractNumId="16" w15:restartNumberingAfterBreak="0">
+  <w:abstractNum w:abstractNumId="19" w15:restartNumberingAfterBreak="0">
     <w:nsid w:val="269E3CC5"/>
     <w:multiLevelType w:val="multilevel"/>
     <w:tmpl w:val="3092B7C8"/>
@@ -9650,7 +10642,7 @@
       </w:rPr>
     </w:lvl>
   </w:abstractNum>
-  <w:abstractNum w:abstractNumId="17" w15:restartNumberingAfterBreak="0">
+  <w:abstractNum w:abstractNumId="20" w15:restartNumberingAfterBreak="0">
     <w:nsid w:val="283F3B33"/>
     <w:multiLevelType w:val="hybridMultilevel"/>
     <w:tmpl w:val="B9EE6F76"/>
@@ -9763,7 +10755,7 @@
       </w:rPr>
     </w:lvl>
   </w:abstractNum>
-  <w:abstractNum w:abstractNumId="18" w15:restartNumberingAfterBreak="0">
+  <w:abstractNum w:abstractNumId="21" w15:restartNumberingAfterBreak="0">
     <w:nsid w:val="287307A0"/>
     <w:multiLevelType w:val="multilevel"/>
     <w:tmpl w:val="884417AE"/>
@@ -9912,7 +10904,7 @@
       </w:rPr>
     </w:lvl>
   </w:abstractNum>
-  <w:abstractNum w:abstractNumId="19" w15:restartNumberingAfterBreak="0">
+  <w:abstractNum w:abstractNumId="22" w15:restartNumberingAfterBreak="0">
     <w:nsid w:val="29DB7AFE"/>
     <w:multiLevelType w:val="multilevel"/>
     <w:tmpl w:val="6A2CBC38"/>
@@ -10061,7 +11053,7 @@
       </w:rPr>
     </w:lvl>
   </w:abstractNum>
-  <w:abstractNum w:abstractNumId="20" w15:restartNumberingAfterBreak="0">
+  <w:abstractNum w:abstractNumId="23" w15:restartNumberingAfterBreak="0">
     <w:nsid w:val="2BB902A1"/>
     <w:multiLevelType w:val="multilevel"/>
     <w:tmpl w:val="B09C02F2"/>
@@ -10183,7 +11175,7 @@
       </w:rPr>
     </w:lvl>
   </w:abstractNum>
-  <w:abstractNum w:abstractNumId="21" w15:restartNumberingAfterBreak="0">
+  <w:abstractNum w:abstractNumId="24" w15:restartNumberingAfterBreak="0">
     <w:nsid w:val="2D431C04"/>
     <w:multiLevelType w:val="multilevel"/>
     <w:tmpl w:val="0B8E8EE6"/>
@@ -10332,7 +11324,7 @@
       </w:rPr>
     </w:lvl>
   </w:abstractNum>
-  <w:abstractNum w:abstractNumId="22" w15:restartNumberingAfterBreak="0">
+  <w:abstractNum w:abstractNumId="25" w15:restartNumberingAfterBreak="0">
     <w:nsid w:val="2E6F066D"/>
     <w:multiLevelType w:val="multilevel"/>
     <w:tmpl w:val="6548ED6A"/>
@@ -10481,7 +11473,7 @@
       </w:rPr>
     </w:lvl>
   </w:abstractNum>
-  <w:abstractNum w:abstractNumId="23" w15:restartNumberingAfterBreak="0">
+  <w:abstractNum w:abstractNumId="26" w15:restartNumberingAfterBreak="0">
     <w:nsid w:val="2E715935"/>
     <w:multiLevelType w:val="multilevel"/>
     <w:tmpl w:val="1E980F2E"/>
@@ -10630,7 +11622,7 @@
       </w:rPr>
     </w:lvl>
   </w:abstractNum>
-  <w:abstractNum w:abstractNumId="24" w15:restartNumberingAfterBreak="0">
+  <w:abstractNum w:abstractNumId="27" w15:restartNumberingAfterBreak="0">
     <w:nsid w:val="30B0116D"/>
     <w:multiLevelType w:val="multilevel"/>
     <w:tmpl w:val="821AA752"/>
@@ -10779,7 +11771,7 @@
       </w:rPr>
     </w:lvl>
   </w:abstractNum>
-  <w:abstractNum w:abstractNumId="25" w15:restartNumberingAfterBreak="0">
+  <w:abstractNum w:abstractNumId="28" w15:restartNumberingAfterBreak="0">
     <w:nsid w:val="3109649C"/>
     <w:multiLevelType w:val="multilevel"/>
     <w:tmpl w:val="0D8C363E"/>
@@ -10892,7 +11884,7 @@
       </w:pPr>
     </w:lvl>
   </w:abstractNum>
-  <w:abstractNum w:abstractNumId="26" w15:restartNumberingAfterBreak="0">
+  <w:abstractNum w:abstractNumId="29" w15:restartNumberingAfterBreak="0">
     <w:nsid w:val="3C0554AC"/>
     <w:multiLevelType w:val="multilevel"/>
     <w:tmpl w:val="33C8EE3C"/>
@@ -11005,7 +11997,7 @@
       </w:rPr>
     </w:lvl>
   </w:abstractNum>
-  <w:abstractNum w:abstractNumId="27" w15:restartNumberingAfterBreak="0">
+  <w:abstractNum w:abstractNumId="30" w15:restartNumberingAfterBreak="0">
     <w:nsid w:val="3FCA6C35"/>
     <w:multiLevelType w:val="multilevel"/>
     <w:tmpl w:val="F364F25E"/>
@@ -11154,7 +12146,7 @@
       </w:rPr>
     </w:lvl>
   </w:abstractNum>
-  <w:abstractNum w:abstractNumId="28" w15:restartNumberingAfterBreak="0">
+  <w:abstractNum w:abstractNumId="31" w15:restartNumberingAfterBreak="0">
     <w:nsid w:val="44397DC8"/>
     <w:multiLevelType w:val="hybridMultilevel"/>
     <w:tmpl w:val="5B30D914"/>
@@ -11267,7 +12259,7 @@
       </w:rPr>
     </w:lvl>
   </w:abstractNum>
-  <w:abstractNum w:abstractNumId="29" w15:restartNumberingAfterBreak="0">
+  <w:abstractNum w:abstractNumId="32" w15:restartNumberingAfterBreak="0">
     <w:nsid w:val="488C5FA5"/>
     <w:multiLevelType w:val="multilevel"/>
     <w:tmpl w:val="04102514"/>
@@ -11416,7 +12408,7 @@
       </w:rPr>
     </w:lvl>
   </w:abstractNum>
-  <w:abstractNum w:abstractNumId="30" w15:restartNumberingAfterBreak="0">
+  <w:abstractNum w:abstractNumId="33" w15:restartNumberingAfterBreak="0">
     <w:nsid w:val="49701FB9"/>
     <w:multiLevelType w:val="multilevel"/>
     <w:tmpl w:val="7FA68A28"/>
@@ -11565,7 +12557,7 @@
       </w:rPr>
     </w:lvl>
   </w:abstractNum>
-  <w:abstractNum w:abstractNumId="31" w15:restartNumberingAfterBreak="0">
+  <w:abstractNum w:abstractNumId="34" w15:restartNumberingAfterBreak="0">
     <w:nsid w:val="4AFF4C94"/>
     <w:multiLevelType w:val="multilevel"/>
     <w:tmpl w:val="10387C4E"/>
@@ -11714,7 +12706,7 @@
       </w:rPr>
     </w:lvl>
   </w:abstractNum>
-  <w:abstractNum w:abstractNumId="32" w15:restartNumberingAfterBreak="0">
+  <w:abstractNum w:abstractNumId="35" w15:restartNumberingAfterBreak="0">
     <w:nsid w:val="51DD60E7"/>
     <w:multiLevelType w:val="multilevel"/>
     <w:tmpl w:val="79E00146"/>
@@ -11863,7 +12855,7 @@
       </w:rPr>
     </w:lvl>
   </w:abstractNum>
-  <w:abstractNum w:abstractNumId="33" w15:restartNumberingAfterBreak="0">
+  <w:abstractNum w:abstractNumId="36" w15:restartNumberingAfterBreak="0">
     <w:nsid w:val="52717091"/>
     <w:multiLevelType w:val="multilevel"/>
     <w:tmpl w:val="988A7B10"/>
@@ -11976,7 +12968,7 @@
       </w:pPr>
     </w:lvl>
   </w:abstractNum>
-  <w:abstractNum w:abstractNumId="34" w15:restartNumberingAfterBreak="0">
+  <w:abstractNum w:abstractNumId="37" w15:restartNumberingAfterBreak="0">
     <w:nsid w:val="53C152FF"/>
     <w:multiLevelType w:val="hybridMultilevel"/>
     <w:tmpl w:val="861A110C"/>
@@ -12089,7 +13081,7 @@
       </w:rPr>
     </w:lvl>
   </w:abstractNum>
-  <w:abstractNum w:abstractNumId="35" w15:restartNumberingAfterBreak="0">
+  <w:abstractNum w:abstractNumId="38" w15:restartNumberingAfterBreak="0">
     <w:nsid w:val="56CF1B97"/>
     <w:multiLevelType w:val="hybridMultilevel"/>
     <w:tmpl w:val="5E042A0A"/>
@@ -12202,7 +13194,7 @@
       </w:rPr>
     </w:lvl>
   </w:abstractNum>
-  <w:abstractNum w:abstractNumId="36" w15:restartNumberingAfterBreak="0">
+  <w:abstractNum w:abstractNumId="39" w15:restartNumberingAfterBreak="0">
     <w:nsid w:val="5F725F4E"/>
     <w:multiLevelType w:val="multilevel"/>
     <w:tmpl w:val="2092CE58"/>
@@ -12351,7 +13343,7 @@
       </w:rPr>
     </w:lvl>
   </w:abstractNum>
-  <w:abstractNum w:abstractNumId="37" w15:restartNumberingAfterBreak="0">
+  <w:abstractNum w:abstractNumId="40" w15:restartNumberingAfterBreak="0">
     <w:nsid w:val="5F8D6E8F"/>
     <w:multiLevelType w:val="hybridMultilevel"/>
     <w:tmpl w:val="7D56B80A"/>
@@ -12464,7 +13456,7 @@
       </w:rPr>
     </w:lvl>
   </w:abstractNum>
-  <w:abstractNum w:abstractNumId="38" w15:restartNumberingAfterBreak="0">
+  <w:abstractNum w:abstractNumId="41" w15:restartNumberingAfterBreak="0">
     <w:nsid w:val="611705C2"/>
     <w:multiLevelType w:val="multilevel"/>
     <w:tmpl w:val="32346F9A"/>
@@ -12613,7 +13605,7 @@
       </w:rPr>
     </w:lvl>
   </w:abstractNum>
-  <w:abstractNum w:abstractNumId="39" w15:restartNumberingAfterBreak="0">
+  <w:abstractNum w:abstractNumId="42" w15:restartNumberingAfterBreak="0">
     <w:nsid w:val="6A6A2A5E"/>
     <w:multiLevelType w:val="multilevel"/>
     <w:tmpl w:val="2262929C"/>
@@ -12762,7 +13754,7 @@
       </w:rPr>
     </w:lvl>
   </w:abstractNum>
-  <w:abstractNum w:abstractNumId="40" w15:restartNumberingAfterBreak="0">
+  <w:abstractNum w:abstractNumId="43" w15:restartNumberingAfterBreak="0">
     <w:nsid w:val="6A9E1020"/>
     <w:multiLevelType w:val="multilevel"/>
     <w:tmpl w:val="787ED8D0"/>
@@ -12911,7 +13903,7 @@
       </w:rPr>
     </w:lvl>
   </w:abstractNum>
-  <w:abstractNum w:abstractNumId="41" w15:restartNumberingAfterBreak="0">
+  <w:abstractNum w:abstractNumId="44" w15:restartNumberingAfterBreak="0">
     <w:nsid w:val="74EF39A5"/>
     <w:multiLevelType w:val="hybridMultilevel"/>
     <w:tmpl w:val="52A8843A"/>
@@ -13024,7 +14016,7 @@
       </w:rPr>
     </w:lvl>
   </w:abstractNum>
-  <w:abstractNum w:abstractNumId="42" w15:restartNumberingAfterBreak="0">
+  <w:abstractNum w:abstractNumId="45" w15:restartNumberingAfterBreak="0">
     <w:nsid w:val="7538491D"/>
     <w:multiLevelType w:val="multilevel"/>
     <w:tmpl w:val="45C05FD4"/>
@@ -13173,7 +14165,7 @@
       </w:rPr>
     </w:lvl>
   </w:abstractNum>
-  <w:abstractNum w:abstractNumId="43" w15:restartNumberingAfterBreak="0">
+  <w:abstractNum w:abstractNumId="46" w15:restartNumberingAfterBreak="0">
     <w:nsid w:val="7D201A14"/>
     <w:multiLevelType w:val="hybridMultilevel"/>
     <w:tmpl w:val="311A2460"/>
@@ -13286,7 +14278,7 @@
       </w:rPr>
     </w:lvl>
   </w:abstractNum>
-  <w:abstractNum w:abstractNumId="44" w15:restartNumberingAfterBreak="0">
+  <w:abstractNum w:abstractNumId="47" w15:restartNumberingAfterBreak="0">
     <w:nsid w:val="7EFD7FF8"/>
     <w:multiLevelType w:val="multilevel"/>
     <w:tmpl w:val="1D04A5AE"/>
@@ -13436,139 +14428,148 @@
     </w:lvl>
   </w:abstractNum>
   <w:num w:numId="1" w16cid:durableId="813066296">
-    <w:abstractNumId w:val="9"/>
+    <w:abstractNumId w:val="12"/>
   </w:num>
   <w:num w:numId="2" w16cid:durableId="1605846589">
-    <w:abstractNumId w:val="12"/>
+    <w:abstractNumId w:val="15"/>
   </w:num>
   <w:num w:numId="3" w16cid:durableId="1542670812">
     <w:abstractNumId w:val="0"/>
   </w:num>
   <w:num w:numId="4" w16cid:durableId="105009469">
+    <w:abstractNumId w:val="23"/>
+  </w:num>
+  <w:num w:numId="5" w16cid:durableId="1959794845">
+    <w:abstractNumId w:val="41"/>
+  </w:num>
+  <w:num w:numId="6" w16cid:durableId="1054306068">
+    <w:abstractNumId w:val="47"/>
+  </w:num>
+  <w:num w:numId="7" w16cid:durableId="75826173">
+    <w:abstractNumId w:val="19"/>
+  </w:num>
+  <w:num w:numId="8" w16cid:durableId="973488736">
+    <w:abstractNumId w:val="24"/>
+  </w:num>
+  <w:num w:numId="9" w16cid:durableId="894243252">
+    <w:abstractNumId w:val="22"/>
+  </w:num>
+  <w:num w:numId="10" w16cid:durableId="1581711934">
+    <w:abstractNumId w:val="39"/>
+  </w:num>
+  <w:num w:numId="11" w16cid:durableId="1053314773">
+    <w:abstractNumId w:val="27"/>
+  </w:num>
+  <w:num w:numId="12" w16cid:durableId="982082801">
+    <w:abstractNumId w:val="11"/>
+  </w:num>
+  <w:num w:numId="13" w16cid:durableId="1942642195">
+    <w:abstractNumId w:val="32"/>
+  </w:num>
+  <w:num w:numId="14" w16cid:durableId="1521892649">
+    <w:abstractNumId w:val="30"/>
+  </w:num>
+  <w:num w:numId="15" w16cid:durableId="471140940">
+    <w:abstractNumId w:val="13"/>
+  </w:num>
+  <w:num w:numId="16" w16cid:durableId="1053582004">
+    <w:abstractNumId w:val="25"/>
+  </w:num>
+  <w:num w:numId="17" w16cid:durableId="835223349">
+    <w:abstractNumId w:val="43"/>
+  </w:num>
+  <w:num w:numId="18" w16cid:durableId="1779255702">
+    <w:abstractNumId w:val="45"/>
+  </w:num>
+  <w:num w:numId="19" w16cid:durableId="1259371244">
+    <w:abstractNumId w:val="36"/>
+  </w:num>
+  <w:num w:numId="20" w16cid:durableId="1247959597">
+    <w:abstractNumId w:val="17"/>
+  </w:num>
+  <w:num w:numId="21" w16cid:durableId="623586829">
+    <w:abstractNumId w:val="28"/>
+  </w:num>
+  <w:num w:numId="22" w16cid:durableId="444547677">
+    <w:abstractNumId w:val="35"/>
+  </w:num>
+  <w:num w:numId="23" w16cid:durableId="1435632158">
+    <w:abstractNumId w:val="26"/>
+  </w:num>
+  <w:num w:numId="24" w16cid:durableId="1338846850">
+    <w:abstractNumId w:val="46"/>
+  </w:num>
+  <w:num w:numId="25" w16cid:durableId="513811019">
+    <w:abstractNumId w:val="31"/>
+  </w:num>
+  <w:num w:numId="26" w16cid:durableId="2108496299">
+    <w:abstractNumId w:val="42"/>
+  </w:num>
+  <w:num w:numId="27" w16cid:durableId="938222797">
+    <w:abstractNumId w:val="3"/>
+  </w:num>
+  <w:num w:numId="28" w16cid:durableId="743795105">
+    <w:abstractNumId w:val="6"/>
+  </w:num>
+  <w:num w:numId="29" w16cid:durableId="2037920253">
+    <w:abstractNumId w:val="29"/>
+  </w:num>
+  <w:num w:numId="30" w16cid:durableId="2061441317">
+    <w:abstractNumId w:val="21"/>
+  </w:num>
+  <w:num w:numId="31" w16cid:durableId="558830361">
+    <w:abstractNumId w:val="40"/>
+  </w:num>
+  <w:num w:numId="32" w16cid:durableId="2042048426">
+    <w:abstractNumId w:val="18"/>
+  </w:num>
+  <w:num w:numId="33" w16cid:durableId="291717604">
+    <w:abstractNumId w:val="8"/>
+  </w:num>
+  <w:num w:numId="34" w16cid:durableId="348530602">
+    <w:abstractNumId w:val="34"/>
+  </w:num>
+  <w:num w:numId="35" w16cid:durableId="223106676">
+    <w:abstractNumId w:val="38"/>
+  </w:num>
+  <w:num w:numId="36" w16cid:durableId="1212182648">
+    <w:abstractNumId w:val="5"/>
+  </w:num>
+  <w:num w:numId="37" w16cid:durableId="2094204862">
     <w:abstractNumId w:val="20"/>
   </w:num>
-  <w:num w:numId="5" w16cid:durableId="1959794845">
-    <w:abstractNumId w:val="38"/>
+  <w:num w:numId="38" w16cid:durableId="867450613">
+    <w:abstractNumId w:val="4"/>
   </w:num>
-  <w:num w:numId="6" w16cid:durableId="1054306068">
+  <w:num w:numId="39" w16cid:durableId="1263999416">
+    <w:abstractNumId w:val="33"/>
+  </w:num>
+  <w:num w:numId="40" w16cid:durableId="129056618">
     <w:abstractNumId w:val="44"/>
   </w:num>
-  <w:num w:numId="7" w16cid:durableId="75826173">
+  <w:num w:numId="41" w16cid:durableId="1062679952">
+    <w:abstractNumId w:val="14"/>
+  </w:num>
+  <w:num w:numId="42" w16cid:durableId="1076393173">
+    <w:abstractNumId w:val="37"/>
+  </w:num>
+  <w:num w:numId="43" w16cid:durableId="1803692851">
+    <w:abstractNumId w:val="7"/>
+  </w:num>
+  <w:num w:numId="44" w16cid:durableId="1892419007">
+    <w:abstractNumId w:val="9"/>
+  </w:num>
+  <w:num w:numId="45" w16cid:durableId="1101411171">
     <w:abstractNumId w:val="16"/>
   </w:num>
-  <w:num w:numId="8" w16cid:durableId="973488736">
-    <w:abstractNumId w:val="21"/>
-  </w:num>
-  <w:num w:numId="9" w16cid:durableId="894243252">
-    <w:abstractNumId w:val="19"/>
-  </w:num>
-  <w:num w:numId="10" w16cid:durableId="1581711934">
-    <w:abstractNumId w:val="36"/>
-  </w:num>
-  <w:num w:numId="11" w16cid:durableId="1053314773">
-    <w:abstractNumId w:val="24"/>
-  </w:num>
-  <w:num w:numId="12" w16cid:durableId="982082801">
-    <w:abstractNumId w:val="8"/>
-  </w:num>
-  <w:num w:numId="13" w16cid:durableId="1942642195">
-    <w:abstractNumId w:val="29"/>
-  </w:num>
-  <w:num w:numId="14" w16cid:durableId="1521892649">
-    <w:abstractNumId w:val="27"/>
-  </w:num>
-  <w:num w:numId="15" w16cid:durableId="471140940">
+  <w:num w:numId="46" w16cid:durableId="822815479">
     <w:abstractNumId w:val="10"/>
   </w:num>
-  <w:num w:numId="16" w16cid:durableId="1053582004">
-    <w:abstractNumId w:val="22"/>
-  </w:num>
-  <w:num w:numId="17" w16cid:durableId="835223349">
-    <w:abstractNumId w:val="40"/>
-  </w:num>
-  <w:num w:numId="18" w16cid:durableId="1779255702">
-    <w:abstractNumId w:val="42"/>
-  </w:num>
-  <w:num w:numId="19" w16cid:durableId="1259371244">
-    <w:abstractNumId w:val="33"/>
-  </w:num>
-  <w:num w:numId="20" w16cid:durableId="1247959597">
-    <w:abstractNumId w:val="14"/>
-  </w:num>
-  <w:num w:numId="21" w16cid:durableId="623586829">
-    <w:abstractNumId w:val="25"/>
-  </w:num>
-  <w:num w:numId="22" w16cid:durableId="444547677">
-    <w:abstractNumId w:val="32"/>
-  </w:num>
-  <w:num w:numId="23" w16cid:durableId="1435632158">
-    <w:abstractNumId w:val="23"/>
-  </w:num>
-  <w:num w:numId="24" w16cid:durableId="1338846850">
-    <w:abstractNumId w:val="43"/>
-  </w:num>
-  <w:num w:numId="25" w16cid:durableId="513811019">
-    <w:abstractNumId w:val="28"/>
-  </w:num>
-  <w:num w:numId="26" w16cid:durableId="2108496299">
-    <w:abstractNumId w:val="39"/>
-  </w:num>
-  <w:num w:numId="27" w16cid:durableId="938222797">
+  <w:num w:numId="47" w16cid:durableId="1552034066">
     <w:abstractNumId w:val="1"/>
   </w:num>
-  <w:num w:numId="28" w16cid:durableId="743795105">
-    <w:abstractNumId w:val="4"/>
-  </w:num>
-  <w:num w:numId="29" w16cid:durableId="2037920253">
-    <w:abstractNumId w:val="26"/>
-  </w:num>
-  <w:num w:numId="30" w16cid:durableId="2061441317">
-    <w:abstractNumId w:val="18"/>
-  </w:num>
-  <w:num w:numId="31" w16cid:durableId="558830361">
-    <w:abstractNumId w:val="37"/>
-  </w:num>
-  <w:num w:numId="32" w16cid:durableId="2042048426">
-    <w:abstractNumId w:val="15"/>
-  </w:num>
-  <w:num w:numId="33" w16cid:durableId="291717604">
-    <w:abstractNumId w:val="6"/>
-  </w:num>
-  <w:num w:numId="34" w16cid:durableId="348530602">
-    <w:abstractNumId w:val="31"/>
-  </w:num>
-  <w:num w:numId="35" w16cid:durableId="223106676">
-    <w:abstractNumId w:val="35"/>
-  </w:num>
-  <w:num w:numId="36" w16cid:durableId="1212182648">
-    <w:abstractNumId w:val="3"/>
-  </w:num>
-  <w:num w:numId="37" w16cid:durableId="2094204862">
-    <w:abstractNumId w:val="17"/>
-  </w:num>
-  <w:num w:numId="38" w16cid:durableId="867450613">
+  <w:num w:numId="48" w16cid:durableId="843394347">
     <w:abstractNumId w:val="2"/>
-  </w:num>
-  <w:num w:numId="39" w16cid:durableId="1263999416">
-    <w:abstractNumId w:val="30"/>
-  </w:num>
-  <w:num w:numId="40" w16cid:durableId="129056618">
-    <w:abstractNumId w:val="41"/>
-  </w:num>
-  <w:num w:numId="41" w16cid:durableId="1062679952">
-    <w:abstractNumId w:val="11"/>
-  </w:num>
-  <w:num w:numId="42" w16cid:durableId="1076393173">
-    <w:abstractNumId w:val="34"/>
-  </w:num>
-  <w:num w:numId="43" w16cid:durableId="1803692851">
-    <w:abstractNumId w:val="5"/>
-  </w:num>
-  <w:num w:numId="44" w16cid:durableId="1892419007">
-    <w:abstractNumId w:val="7"/>
-  </w:num>
-  <w:num w:numId="45" w16cid:durableId="1101411171">
-    <w:abstractNumId w:val="13"/>
   </w:num>
 </w:numbering>
 </file>
@@ -14518,6 +15519,25 @@
       </w:tblBorders>
     </w:tblPr>
   </w:style>
+  <w:style w:type="paragraph" w:styleId="Descripcin">
+    <w:name w:val="caption"/>
+    <w:basedOn w:val="Normal"/>
+    <w:next w:val="Normal"/>
+    <w:uiPriority w:val="35"/>
+    <w:unhideWhenUsed/>
+    <w:qFormat/>
+    <w:rsid w:val="0065433A"/>
+    <w:pPr>
+      <w:spacing w:after="200" w:line="240" w:lineRule="auto"/>
+    </w:pPr>
+    <w:rPr>
+      <w:i/>
+      <w:iCs/>
+      <w:color w:val="0E2841" w:themeColor="text2"/>
+      <w:sz w:val="18"/>
+      <w:szCs w:val="18"/>
+    </w:rPr>
+  </w:style>
 </w:styles>
 </file>
 
@@ -14834,4 +15854,16 @@
     </a:ext>
   </a:extLst>
 </a:theme>
+</file>
+
+<file path=customXml/item1.xml><?xml version="1.0" encoding="utf-8"?>
+<b:Sources xmlns:b="http://schemas.openxmlformats.org/officeDocument/2006/bibliography" xmlns="http://schemas.openxmlformats.org/officeDocument/2006/bibliography" SelectedStyle="\APASixthEditionOfficeOnline.xsl" StyleName="APA" Version="6"/>
+</file>
+
+<file path=customXml/itemProps1.xml><?xml version="1.0" encoding="utf-8"?>
+<ds:datastoreItem xmlns:ds="http://schemas.openxmlformats.org/officeDocument/2006/customXml" ds:itemID="{E16E1C0D-5439-4350-9A35-995F0FB47A10}">
+  <ds:schemaRefs>
+    <ds:schemaRef ds:uri="http://schemas.openxmlformats.org/officeDocument/2006/bibliography"/>
+  </ds:schemaRefs>
+</ds:datastoreItem>
 </file>
--- a/API de planes de ahorro bancario.docx
+++ b/API de planes de ahorro bancario.docx
@@ -233,7 +233,7 @@
         <w:rPr>
           <w:rFonts w:ascii="Times New Roman" w:hAnsi="Times New Roman" w:cs="Times New Roman"/>
         </w:rPr>
-        <w:t xml:space="preserve"> bancario, el servicio de identidad y el servicio de notificaciones. Su responsabilidad se concentrará en la simulación, creación, configuración y seguimiento de los planes de ahorro, mientras que el </w:t>
+        <w:t xml:space="preserve"> bancario y el servicio de notificaciones; la autenticación la resolverá un servicio propio que emite tokens JWT. Su responsabilidad se concentrará en la simulación, creación, configuración y seguimiento de los planes de ahorro, mientras que el </w:t>
       </w:r>
       <w:r>
         <w:rPr>
@@ -1674,7 +1674,7 @@
         <w:rPr>
           <w:rFonts w:ascii="Times New Roman" w:hAnsi="Times New Roman" w:cs="Times New Roman"/>
         </w:rPr>
-        <w:t xml:space="preserve"> bancario, el servicio de identidad y el servicio de notificaciones, sin duplicar las responsabilidades de estos sistemas.</w:t>
+        <w:t xml:space="preserve"> bancario y el servicio de notificaciones, sin duplicar las responsabilidades de estos sistemas.</w:t>
       </w:r>
     </w:p>
     <w:p>
@@ -2432,7 +2432,7 @@
         <w:rPr>
           <w:rFonts w:ascii="Times New Roman" w:hAnsi="Times New Roman" w:cs="Times New Roman"/>
         </w:rPr>
-        <w:t xml:space="preserve"> bancario, el servicio de identidad, el proceso de cobros y el servicio de notificaciones, sin duplicar sus responsabilidades</w:t>
+        <w:t xml:space="preserve"> bancario, el proceso de cobros y el servicio de notificaciones, sin duplicar sus responsabilidades</w:t>
       </w:r>
       <w:r>
         <w:rPr>
@@ -2792,7 +2792,7 @@
               <w:rPr>
                 <w:rFonts w:ascii="Times New Roman" w:hAnsi="Times New Roman" w:cs="Times New Roman"/>
               </w:rPr>
-              <w:t>Servicio de identidad y acceso</w:t>
+              <w:t>Servicio de autenticación JWT</w:t>
             </w:r>
           </w:p>
         </w:tc>
@@ -2811,7 +2811,7 @@
               <w:rPr>
                 <w:rFonts w:ascii="Times New Roman" w:hAnsi="Times New Roman" w:cs="Times New Roman"/>
               </w:rPr>
-              <w:t>Autentica al cliente y controla los permisos de acceso a los recursos.</w:t>
+              <w:t>Autentica al cliente, emite tokens JWT y controla los permisos de acceso a los recursos.</w:t>
             </w:r>
           </w:p>
         </w:tc>
@@ -3890,7 +3890,7 @@
               <w:rPr>
                 <w:rFonts w:ascii="Times New Roman" w:hAnsi="Times New Roman" w:cs="Times New Roman"/>
               </w:rPr>
-              <w:t xml:space="preserve"> bancario, identidad, cobros y notificaciones.</w:t>
+              <w:t xml:space="preserve"> bancario, cobros y notificaciones.</w:t>
             </w:r>
           </w:p>
         </w:tc>
@@ -4549,7 +4549,7 @@
               <w:rPr>
                 <w:rFonts w:ascii="Times New Roman" w:hAnsi="Times New Roman" w:cs="Times New Roman"/>
               </w:rPr>
-              <w:t>Core bancario, identidad y acceso, crédito, notificaciones y analítica</w:t>
+              <w:t>Core bancario, crédito, notificaciones y analítica</w:t>
             </w:r>
           </w:p>
         </w:tc>
@@ -5002,7 +5002,7 @@
         <w:rPr>
           <w:rFonts w:ascii="Times New Roman" w:hAnsi="Times New Roman" w:cs="Times New Roman"/>
         </w:rPr>
-        <w:t xml:space="preserve"> bancario, el servicio de identidad y el servicio de notificaciones.</w:t>
+        <w:t xml:space="preserve"> bancario y el servicio de notificaciones.</w:t>
       </w:r>
     </w:p>
     <w:p>
@@ -5436,6 +5436,24 @@
           <w:rFonts w:ascii="Times New Roman" w:hAnsi="Times New Roman" w:cs="Times New Roman"/>
         </w:rPr>
         <w:t>Aplicar la pérdida de intereses cuando se cancele un plan bloqueado.</w:t>
+      </w:r>
+    </w:p>
+    <w:p>
+      <w:pPr>
+        <w:pStyle w:val="Prrafodelista"/>
+        <w:numPr>
+          <w:ilvl w:val="0"/>
+          <w:numId w:val="43"/>
+        </w:numPr>
+        <w:rPr>
+          <w:rFonts w:ascii="Times New Roman" w:hAnsi="Times New Roman" w:cs="Times New Roman"/>
+        </w:rPr>
+      </w:pPr>
+      <w:r>
+        <w:rPr>
+          <w:rFonts w:ascii="Times New Roman" w:hAnsi="Times New Roman" w:cs="Times New Roman"/>
+        </w:rPr>
+        <w:t>Autenticar al cliente y emitir tokens JWT de corta duración mediante un servicio de autenticación propio.</w:t>
       </w:r>
     </w:p>
     <w:p>
@@ -5704,48 +5722,6 @@
               <w:rPr>
                 <w:rFonts w:ascii="Times New Roman" w:hAnsi="Times New Roman" w:cs="Times New Roman"/>
               </w:rPr>
-              <w:t>Servicio de identidad y acceso</w:t>
-            </w:r>
-          </w:p>
-        </w:tc>
-        <w:tc>
-          <w:tcPr>
-            <w:tcW w:w="0" w:type="auto"/>
-            <w:hideMark/>
-          </w:tcPr>
-          <w:p>
-            <w:pPr>
-              <w:spacing w:after="160" w:line="278" w:lineRule="auto"/>
-              <w:rPr>
-                <w:rFonts w:ascii="Times New Roman" w:hAnsi="Times New Roman" w:cs="Times New Roman"/>
-              </w:rPr>
-            </w:pPr>
-            <w:r>
-              <w:rPr>
-                <w:rFonts w:ascii="Times New Roman" w:hAnsi="Times New Roman" w:cs="Times New Roman"/>
-              </w:rPr>
-              <w:t>Autenticar al cliente, emitir los tokens y proporcionar la información necesaria para autorizar las operaciones.</w:t>
-            </w:r>
-          </w:p>
-        </w:tc>
-      </w:tr>
-      <w:tr>
-        <w:tc>
-          <w:tcPr>
-            <w:tcW w:w="0" w:type="auto"/>
-            <w:hideMark/>
-          </w:tcPr>
-          <w:p>
-            <w:pPr>
-              <w:spacing w:after="160" w:line="278" w:lineRule="auto"/>
-              <w:rPr>
-                <w:rFonts w:ascii="Times New Roman" w:hAnsi="Times New Roman" w:cs="Times New Roman"/>
-              </w:rPr>
-            </w:pPr>
-            <w:r>
-              <w:rPr>
-                <w:rFonts w:ascii="Times New Roman" w:hAnsi="Times New Roman" w:cs="Times New Roman"/>
-              </w:rPr>
               <w:t>Core bancario</w:t>
             </w:r>
           </w:p>
@@ -6158,7 +6134,7 @@
               <w:rPr>
                 <w:rFonts w:ascii="Times New Roman" w:hAnsi="Times New Roman" w:cs="Times New Roman"/>
               </w:rPr>
-              <w:t>Se utilizarán REST, OpenAPI 3.1, JSON, OAuth 2.0 y formatos estandarizados para fechas, montos y errores.</w:t>
+              <w:t>Se utilizarán REST, OpenAPI 3.1, JSON, JWT y formatos estandarizados para fechas, montos y errores.</w:t>
             </w:r>
           </w:p>
         </w:tc>
@@ -6201,7 +6177,7 @@
               <w:rPr>
                 <w:rFonts w:ascii="Times New Roman" w:hAnsi="Times New Roman" w:cs="Times New Roman"/>
               </w:rPr>
-              <w:t>El acceso utilizará OAuth 2.0 y tokens JWT de corta duración. También se aplicarán permisos por rol, validación de titularidad, cifrado y auditoría inmutable de los movimientos.</w:t>
+              <w:t>El acceso utilizará tokens JWT firmados y de corta duración, emitidos por un servicio de autenticación interno. También se aplicarán permisos por rol, validación de titularidad, cifrado y auditoría inmutable de los movimientos.</w:t>
             </w:r>
           </w:p>
         </w:tc>
@@ -6563,7 +6539,7 @@
         <w:rPr>
           <w:rFonts w:ascii="Times New Roman" w:hAnsi="Times New Roman" w:cs="Times New Roman"/>
         </w:rPr>
-        <w:t>Las solicitudes son recibidas por el API Gateway, que controla el acceso y dirige las operaciones hacia el servicio de planes de ahorro. La simulación podrá ejecutarse sin autenticación, bajo las restricciones correspondientes, mientras que la creación y administración de planes requerirán la validación del cliente mediante el servicio institucional de identidad y acceso.</w:t>
+        <w:t>Las solicitudes son recibidas por el API Gateway, que controla el acceso y dirige las operaciones hacia el servicio de planes de ahorro. La simulación podrá ejecutarse sin autenticación, bajo las restricciones correspondientes, mientras que la creación y administración de planes requerirán la validación del token JWT emitido por el servicio de autenticación interno.</w:t>
       </w:r>
     </w:p>
     <w:p>
@@ -6846,7 +6822,7 @@
         <w:rPr>
           <w:rFonts w:ascii="Times New Roman" w:hAnsi="Times New Roman" w:cs="Times New Roman"/>
         </w:rPr>
-        <w:t xml:space="preserve">La infraestructura reutilizará los servicios existentes de identidad, </w:t>
+        <w:t xml:space="preserve">La infraestructura reutilizará los servicios existentes de </w:t>
       </w:r>
       <w:r>
         <w:rPr>
@@ -6858,7 +6834,7 @@
         <w:rPr>
           <w:rFonts w:ascii="Times New Roman" w:hAnsi="Times New Roman" w:cs="Times New Roman"/>
         </w:rPr>
-        <w:t xml:space="preserve"> bancario y notificaciones. Por tanto, el nuevo despliegue se concentrará en la API, el trabajador de débitos y el almacenamiento correspondiente al dominio de planes de ahorro.</w:t>
+        <w:t xml:space="preserve"> bancario y notificaciones. Por tanto, el nuevo despliegue se concentrará en la API, el servicio de autenticación, el trabajador de débitos y el almacenamiento correspondiente al dominio de planes de ahorro.</w:t>
       </w:r>
     </w:p>
     <w:p>
@@ -7261,7 +7237,7 @@
               <w:rPr>
                 <w:rFonts w:ascii="Times New Roman" w:hAnsi="Times New Roman" w:cs="Times New Roman"/>
               </w:rPr>
-              <w:t>La operación de los planes depende de la disponibilidad del Core bancario y del servicio institucional de identidad y acceso.</w:t>
+              <w:t>La operación de los planes depende de la disponibilidad del Core bancario.</w:t>
             </w:r>
           </w:p>
         </w:tc>
@@ -8075,7 +8051,7 @@
           <w:rFonts w:ascii="Times New Roman" w:hAnsi="Times New Roman" w:cs="Times New Roman"/>
           <w:lang w:val="de-DE"/>
         </w:rPr>
-        <w:t xml:space="preserve">Hardt, D. (2012). </w:t>
+        <w:t xml:space="preserve">Jones, M., Bradley, J., &amp; Sakimura, N. (2015). </w:t>
       </w:r>
       <w:r>
         <w:rPr>
@@ -8084,14 +8060,14 @@
           <w:iCs/>
           <w:lang w:val="de-DE"/>
         </w:rPr>
-        <w:t>The OAuth 2.0 Authorization Framework</w:t>
+        <w:t>JSON Web Token (JWT)</w:t>
       </w:r>
       <w:r>
         <w:rPr>
           <w:rFonts w:ascii="Times New Roman" w:hAnsi="Times New Roman" w:cs="Times New Roman"/>
           <w:lang w:val="de-DE"/>
         </w:rPr>
-        <w:t>. RFC 6749. Internet Engineering Task Force.</w:t>
+        <w:t>. RFC 7519. Internet Engineering Task Force.</w:t>
       </w:r>
     </w:p>
     <w:p>
